--- a/BCLVTN/BC_LVTN_HoangNhatTruong_PhamAnhDung.docx
+++ b/BCLVTN/BC_LVTN_HoangNhatTruong_PhamAnhDung.docx
@@ -869,29 +869,13 @@
         </w:rPr>
         <w:fldChar w:fldCharType="separate"/>
       </w:r>
-      <w:hyperlink w:anchor="_Toc227451136" w:history="1">
+      <w:hyperlink w:anchor="_Toc227645823" w:history="1">
         <w:r>
           <w:rPr>
             <w:rStyle w:val="Hyperlink"/>
             <w:noProof/>
           </w:rPr>
-          <w:t>Chương 1.</w:t>
-        </w:r>
-        <w:r>
-          <w:rPr>
-            <w:rStyle w:val="Hyperlink"/>
-            <w:noProof/>
-            <w:lang/>
-          </w:rPr>
-          <w:t xml:space="preserve"> Giới thiệ</w:t>
-        </w:r>
-        <w:r>
-          <w:rPr>
-            <w:rStyle w:val="Hyperlink"/>
-            <w:noProof/>
-            <w:lang/>
-          </w:rPr>
-          <w:t>u</w:t>
+          <w:t>Chương 1. Giới thiệu</w:t>
         </w:r>
         <w:r>
           <w:rPr>
@@ -912,7 +896,7 @@
             <w:noProof/>
             <w:webHidden/>
           </w:rPr>
-          <w:instrText xml:space="preserve"> PAGEREF _Toc227451136 \h </w:instrText>
+          <w:instrText xml:space="preserve"> PAGEREF _Toc227645823 \h </w:instrText>
         </w:r>
         <w:r>
           <w:rPr>
@@ -953,23 +937,14 @@
           <w:szCs w:val="24"/>
         </w:rPr>
       </w:pPr>
-      <w:hyperlink w:anchor="_Toc227451137" w:history="1">
+      <w:hyperlink w:anchor="_Toc227645824" w:history="1">
         <w:r>
           <w:rPr>
             <w:rStyle w:val="Hyperlink"/>
             <w:rFonts w:eastAsia="Times New Roman"/>
             <w:noProof/>
           </w:rPr>
-          <w:t>1.1</w:t>
-        </w:r>
-        <w:r>
-          <w:rPr>
-            <w:rStyle w:val="Hyperlink"/>
-            <w:rFonts w:eastAsia="Times New Roman"/>
-            <w:noProof/>
-            <w:lang/>
-          </w:rPr>
-          <w:t xml:space="preserve"> Đặt vấn đề, mục tiêu luận văn</w:t>
+          <w:t>1.1 Đặt vấn đề, mục tiêu luận văn</w:t>
         </w:r>
         <w:r>
           <w:rPr>
@@ -990,7 +965,7 @@
             <w:noProof/>
             <w:webHidden/>
           </w:rPr>
-          <w:instrText xml:space="preserve"> PAGEREF _Toc227451137 \h </w:instrText>
+          <w:instrText xml:space="preserve"> PAGEREF _Toc227645824 \h </w:instrText>
         </w:r>
         <w:r>
           <w:rPr>
@@ -1031,7 +1006,7 @@
           <w:szCs w:val="24"/>
         </w:rPr>
       </w:pPr>
-      <w:hyperlink w:anchor="_Toc227451138" w:history="1">
+      <w:hyperlink w:anchor="_Toc227645825" w:history="1">
         <w:r>
           <w:rPr>
             <w:rStyle w:val="Hyperlink"/>
@@ -1066,7 +1041,7 @@
             <w:noProof/>
             <w:webHidden/>
           </w:rPr>
-          <w:instrText xml:space="preserve"> PAGEREF _Toc227451138 \h </w:instrText>
+          <w:instrText xml:space="preserve"> PAGEREF _Toc227645825 \h </w:instrText>
         </w:r>
         <w:r>
           <w:rPr>
@@ -1107,7 +1082,7 @@
           <w:szCs w:val="24"/>
         </w:rPr>
       </w:pPr>
-      <w:hyperlink w:anchor="_Toc227451139" w:history="1">
+      <w:hyperlink w:anchor="_Toc227645826" w:history="1">
         <w:r>
           <w:rPr>
             <w:rStyle w:val="Hyperlink"/>
@@ -1134,7 +1109,7 @@
             <w:noProof/>
             <w:webHidden/>
           </w:rPr>
-          <w:instrText xml:space="preserve"> PAGEREF _Toc227451139 \h </w:instrText>
+          <w:instrText xml:space="preserve"> PAGEREF _Toc227645826 \h </w:instrText>
         </w:r>
         <w:r>
           <w:rPr>
@@ -1175,23 +1150,14 @@
           <w:szCs w:val="24"/>
         </w:rPr>
       </w:pPr>
-      <w:hyperlink w:anchor="_Toc227451140" w:history="1">
+      <w:hyperlink w:anchor="_Toc227645827" w:history="1">
         <w:r>
           <w:rPr>
             <w:rStyle w:val="Hyperlink"/>
             <w:rFonts w:eastAsia="Times New Roman"/>
             <w:noProof/>
           </w:rPr>
-          <w:t>1.2</w:t>
-        </w:r>
-        <w:r>
-          <w:rPr>
-            <w:rStyle w:val="Hyperlink"/>
-            <w:rFonts w:eastAsia="Times New Roman"/>
-            <w:noProof/>
-            <w:lang/>
-          </w:rPr>
-          <w:t xml:space="preserve"> Những thách thức cần giải quyết</w:t>
+          <w:t>1.2 Những thách thức cần giải quyết</w:t>
         </w:r>
         <w:r>
           <w:rPr>
@@ -1212,7 +1178,7 @@
             <w:noProof/>
             <w:webHidden/>
           </w:rPr>
-          <w:instrText xml:space="preserve"> PAGEREF _Toc227451140 \h </w:instrText>
+          <w:instrText xml:space="preserve"> PAGEREF _Toc227645827 \h </w:instrText>
         </w:r>
         <w:r>
           <w:rPr>
@@ -1253,7 +1219,7 @@
           <w:szCs w:val="24"/>
         </w:rPr>
       </w:pPr>
-      <w:hyperlink w:anchor="_Toc227451141" w:history="1">
+      <w:hyperlink w:anchor="_Toc227645828" w:history="1">
         <w:r>
           <w:rPr>
             <w:rStyle w:val="Hyperlink"/>
@@ -1280,7 +1246,7 @@
             <w:noProof/>
             <w:webHidden/>
           </w:rPr>
-          <w:instrText xml:space="preserve"> PAGEREF _Toc227451141 \h </w:instrText>
+          <w:instrText xml:space="preserve"> PAGEREF _Toc227645828 \h </w:instrText>
         </w:r>
         <w:r>
           <w:rPr>
@@ -1300,7 +1266,7 @@
             <w:noProof/>
             <w:webHidden/>
           </w:rPr>
-          <w:t>2</w:t>
+          <w:t>3</w:t>
         </w:r>
         <w:r>
           <w:rPr>
@@ -1321,7 +1287,7 @@
           <w:szCs w:val="24"/>
         </w:rPr>
       </w:pPr>
-      <w:hyperlink w:anchor="_Toc227451142" w:history="1">
+      <w:hyperlink w:anchor="_Toc227645829" w:history="1">
         <w:r>
           <w:rPr>
             <w:rStyle w:val="Hyperlink"/>
@@ -1348,7 +1314,7 @@
             <w:noProof/>
             <w:webHidden/>
           </w:rPr>
-          <w:instrText xml:space="preserve"> PAGEREF _Toc227451142 \h </w:instrText>
+          <w:instrText xml:space="preserve"> PAGEREF _Toc227645829 \h </w:instrText>
         </w:r>
         <w:r>
           <w:rPr>
@@ -1389,23 +1355,14 @@
           <w:szCs w:val="24"/>
         </w:rPr>
       </w:pPr>
-      <w:hyperlink w:anchor="_Toc227451143" w:history="1">
+      <w:hyperlink w:anchor="_Toc227645830" w:history="1">
         <w:r>
           <w:rPr>
             <w:rStyle w:val="Hyperlink"/>
             <w:rFonts w:eastAsia="Times New Roman"/>
             <w:noProof/>
           </w:rPr>
-          <w:t>1.3</w:t>
-        </w:r>
-        <w:r>
-          <w:rPr>
-            <w:rStyle w:val="Hyperlink"/>
-            <w:rFonts w:eastAsia="Times New Roman"/>
-            <w:noProof/>
-            <w:lang/>
-          </w:rPr>
-          <w:t xml:space="preserve"> Nội dung, phạm vi thực hiện</w:t>
+          <w:t>1.3 Nội dung, phạm vi thực hiện</w:t>
         </w:r>
         <w:r>
           <w:rPr>
@@ -1426,7 +1383,7 @@
             <w:noProof/>
             <w:webHidden/>
           </w:rPr>
-          <w:instrText xml:space="preserve"> PAGEREF _Toc227451143 \h </w:instrText>
+          <w:instrText xml:space="preserve"> PAGEREF _Toc227645830 \h </w:instrText>
         </w:r>
         <w:r>
           <w:rPr>
@@ -1467,7 +1424,7 @@
           <w:szCs w:val="24"/>
         </w:rPr>
       </w:pPr>
-      <w:hyperlink w:anchor="_Toc227451144" w:history="1">
+      <w:hyperlink w:anchor="_Toc227645831" w:history="1">
         <w:r>
           <w:rPr>
             <w:rStyle w:val="Hyperlink"/>
@@ -1494,7 +1451,7 @@
             <w:noProof/>
             <w:webHidden/>
           </w:rPr>
-          <w:instrText xml:space="preserve"> PAGEREF _Toc227451144 \h </w:instrText>
+          <w:instrText xml:space="preserve"> PAGEREF _Toc227645831 \h </w:instrText>
         </w:r>
         <w:r>
           <w:rPr>
@@ -1535,7 +1492,7 @@
           <w:szCs w:val="24"/>
         </w:rPr>
       </w:pPr>
-      <w:hyperlink w:anchor="_Toc227451145" w:history="1">
+      <w:hyperlink w:anchor="_Toc227645832" w:history="1">
         <w:r>
           <w:rPr>
             <w:rStyle w:val="Hyperlink"/>
@@ -1562,7 +1519,7 @@
             <w:noProof/>
             <w:webHidden/>
           </w:rPr>
-          <w:instrText xml:space="preserve"> PAGEREF _Toc227451145 \h </w:instrText>
+          <w:instrText xml:space="preserve"> PAGEREF _Toc227645832 \h </w:instrText>
         </w:r>
         <w:r>
           <w:rPr>
@@ -1603,23 +1560,14 @@
           <w:szCs w:val="24"/>
         </w:rPr>
       </w:pPr>
-      <w:hyperlink w:anchor="_Toc227451146" w:history="1">
+      <w:hyperlink w:anchor="_Toc227645833" w:history="1">
         <w:r>
           <w:rPr>
             <w:rStyle w:val="Hyperlink"/>
             <w:rFonts w:eastAsia="Times New Roman"/>
             <w:noProof/>
           </w:rPr>
-          <w:t>1.4</w:t>
-        </w:r>
-        <w:r>
-          <w:rPr>
-            <w:rStyle w:val="Hyperlink"/>
-            <w:rFonts w:eastAsia="Times New Roman"/>
-            <w:noProof/>
-            <w:lang/>
-          </w:rPr>
-          <w:t xml:space="preserve"> Kết quả cần đạt</w:t>
+          <w:t>1.4 Kết quả cần đạt</w:t>
         </w:r>
         <w:r>
           <w:rPr>
@@ -1640,7 +1588,7 @@
             <w:noProof/>
             <w:webHidden/>
           </w:rPr>
-          <w:instrText xml:space="preserve"> PAGEREF _Toc227451146 \h </w:instrText>
+          <w:instrText xml:space="preserve"> PAGEREF _Toc227645833 \h </w:instrText>
         </w:r>
         <w:r>
           <w:rPr>
@@ -1681,7 +1629,7 @@
           <w:szCs w:val="24"/>
         </w:rPr>
       </w:pPr>
-      <w:hyperlink w:anchor="_Toc227451147" w:history="1">
+      <w:hyperlink w:anchor="_Toc227645834" w:history="1">
         <w:r>
           <w:rPr>
             <w:rStyle w:val="Hyperlink"/>
@@ -1709,7 +1657,7 @@
             <w:noProof/>
             <w:webHidden/>
           </w:rPr>
-          <w:instrText xml:space="preserve"> PAGEREF _Toc227451147 \h </w:instrText>
+          <w:instrText xml:space="preserve"> PAGEREF _Toc227645834 \h </w:instrText>
         </w:r>
         <w:r>
           <w:rPr>
@@ -1729,7 +1677,7 @@
             <w:noProof/>
             <w:webHidden/>
           </w:rPr>
-          <w:t>7</w:t>
+          <w:t>6</w:t>
         </w:r>
         <w:r>
           <w:rPr>
@@ -1750,7 +1698,7 @@
           <w:szCs w:val="24"/>
         </w:rPr>
       </w:pPr>
-      <w:hyperlink w:anchor="_Toc227451148" w:history="1">
+      <w:hyperlink w:anchor="_Toc227645835" w:history="1">
         <w:r>
           <w:rPr>
             <w:rStyle w:val="Hyperlink"/>
@@ -1778,7 +1726,7 @@
             <w:noProof/>
             <w:webHidden/>
           </w:rPr>
-          <w:instrText xml:space="preserve"> PAGEREF _Toc227451148 \h </w:instrText>
+          <w:instrText xml:space="preserve"> PAGEREF _Toc227645835 \h </w:instrText>
         </w:r>
         <w:r>
           <w:rPr>
@@ -1822,7 +1770,7 @@
           <w:szCs w:val="24"/>
         </w:rPr>
       </w:pPr>
-      <w:hyperlink w:anchor="_Toc227451149" w:history="1">
+      <w:hyperlink w:anchor="_Toc227645836" w:history="1">
         <w:r>
           <w:rPr>
             <w:rStyle w:val="Hyperlink"/>
@@ -1849,7 +1797,7 @@
             <w:noProof/>
             <w:webHidden/>
           </w:rPr>
-          <w:instrText xml:space="preserve"> PAGEREF _Toc227451149 \h </w:instrText>
+          <w:instrText xml:space="preserve"> PAGEREF _Toc227645836 \h </w:instrText>
         </w:r>
         <w:r>
           <w:rPr>
@@ -1869,7 +1817,7 @@
             <w:noProof/>
             <w:webHidden/>
           </w:rPr>
-          <w:t>9</w:t>
+          <w:t>10</w:t>
         </w:r>
         <w:r>
           <w:rPr>
@@ -1890,15 +1838,14 @@
           <w:szCs w:val="24"/>
         </w:rPr>
       </w:pPr>
-      <w:hyperlink w:anchor="_Toc227451150" w:history="1">
+      <w:hyperlink w:anchor="_Toc227645837" w:history="1">
         <w:r>
           <w:rPr>
             <w:rStyle w:val="Hyperlink"/>
             <w:rFonts w:eastAsia="Times New Roman"/>
             <w:noProof/>
-            <w:lang/>
-          </w:rPr>
-          <w:t>2.1 Các hệ thống tương tự (khảo sát vài hệ thống có sẵn, đánh giá ưu/nhược điểm)</w:t>
+          </w:rPr>
+          <w:t>2.1 Các hệ thống tương tự</w:t>
         </w:r>
         <w:r>
           <w:rPr>
@@ -1919,7 +1866,7 @@
             <w:noProof/>
             <w:webHidden/>
           </w:rPr>
-          <w:instrText xml:space="preserve"> PAGEREF _Toc227451150 \h </w:instrText>
+          <w:instrText xml:space="preserve"> PAGEREF _Toc227645837 \h </w:instrText>
         </w:r>
         <w:r>
           <w:rPr>
@@ -1939,7 +1886,7 @@
             <w:noProof/>
             <w:webHidden/>
           </w:rPr>
-          <w:t>9</w:t>
+          <w:t>10</w:t>
         </w:r>
         <w:r>
           <w:rPr>
@@ -1952,7 +1899,7 @@
     </w:p>
     <w:p>
       <w:pPr>
-        <w:pStyle w:val="TOC2"/>
+        <w:pStyle w:val="TOC3"/>
         <w:rPr>
           <w:rFonts w:asciiTheme="minorHAnsi" w:eastAsiaTheme="minorEastAsia" w:hAnsiTheme="minorHAnsi"/>
           <w:noProof/>
@@ -1960,15 +1907,13 @@
           <w:szCs w:val="24"/>
         </w:rPr>
       </w:pPr>
-      <w:hyperlink w:anchor="_Toc227451151" w:history="1">
+      <w:hyperlink w:anchor="_Toc227645838" w:history="1">
         <w:r>
           <w:rPr>
             <w:rStyle w:val="Hyperlink"/>
-            <w:rFonts w:eastAsia="Times New Roman"/>
-            <w:noProof/>
-            <w:lang/>
-          </w:rPr>
-          <w:t>2.2 Cơ sở lý thuyết (nếu làm nghiên cứu, còn làm ứng dụng thì bỏ phần này)</w:t>
+            <w:noProof/>
+          </w:rPr>
+          <w:t>2.1.1 Khảo sát nền tảng nội bộ của DOL English</w:t>
         </w:r>
         <w:r>
           <w:rPr>
@@ -1989,7 +1934,7 @@
             <w:noProof/>
             <w:webHidden/>
           </w:rPr>
-          <w:instrText xml:space="preserve"> PAGEREF _Toc227451151 \h </w:instrText>
+          <w:instrText xml:space="preserve"> PAGEREF _Toc227645838 \h </w:instrText>
         </w:r>
         <w:r>
           <w:rPr>
@@ -2009,7 +1954,7 @@
             <w:noProof/>
             <w:webHidden/>
           </w:rPr>
-          <w:t>9</w:t>
+          <w:t>10</w:t>
         </w:r>
         <w:r>
           <w:rPr>
@@ -2022,7 +1967,202 @@
     </w:p>
     <w:p>
       <w:pPr>
-        <w:pStyle w:val="TOC2"/>
+        <w:pStyle w:val="TOC4"/>
+        <w:rPr>
+          <w:noProof/>
+        </w:rPr>
+      </w:pPr>
+      <w:hyperlink w:anchor="_Toc227645839" w:history="1">
+        <w:r>
+          <w:rPr>
+            <w:rStyle w:val="Hyperlink"/>
+            <w:noProof/>
+          </w:rPr>
+          <w:t>2.1.1.1 Mô tả sơ lược</w:t>
+        </w:r>
+        <w:r>
+          <w:rPr>
+            <w:noProof/>
+            <w:webHidden/>
+          </w:rPr>
+          <w:tab/>
+        </w:r>
+        <w:r>
+          <w:rPr>
+            <w:noProof/>
+            <w:webHidden/>
+          </w:rPr>
+          <w:fldChar w:fldCharType="begin"/>
+        </w:r>
+        <w:r>
+          <w:rPr>
+            <w:noProof/>
+            <w:webHidden/>
+          </w:rPr>
+          <w:instrText xml:space="preserve"> PAGEREF _Toc227645839 \h </w:instrText>
+        </w:r>
+        <w:r>
+          <w:rPr>
+            <w:noProof/>
+            <w:webHidden/>
+          </w:rPr>
+        </w:r>
+        <w:r>
+          <w:rPr>
+            <w:noProof/>
+            <w:webHidden/>
+          </w:rPr>
+          <w:fldChar w:fldCharType="separate"/>
+        </w:r>
+        <w:r>
+          <w:rPr>
+            <w:noProof/>
+            <w:webHidden/>
+          </w:rPr>
+          <w:t>10</w:t>
+        </w:r>
+        <w:r>
+          <w:rPr>
+            <w:noProof/>
+            <w:webHidden/>
+          </w:rPr>
+          <w:fldChar w:fldCharType="end"/>
+        </w:r>
+      </w:hyperlink>
+    </w:p>
+    <w:p>
+      <w:pPr>
+        <w:pStyle w:val="TOC4"/>
+        <w:rPr>
+          <w:noProof/>
+        </w:rPr>
+      </w:pPr>
+      <w:hyperlink w:anchor="_Toc227645840" w:history="1">
+        <w:r>
+          <w:rPr>
+            <w:rStyle w:val="Hyperlink"/>
+            <w:noProof/>
+          </w:rPr>
+          <w:t>2.1.1.2 Ưu điểm</w:t>
+        </w:r>
+        <w:r>
+          <w:rPr>
+            <w:noProof/>
+            <w:webHidden/>
+          </w:rPr>
+          <w:tab/>
+        </w:r>
+        <w:r>
+          <w:rPr>
+            <w:noProof/>
+            <w:webHidden/>
+          </w:rPr>
+          <w:fldChar w:fldCharType="begin"/>
+        </w:r>
+        <w:r>
+          <w:rPr>
+            <w:noProof/>
+            <w:webHidden/>
+          </w:rPr>
+          <w:instrText xml:space="preserve"> PAGEREF _Toc227645840 \h </w:instrText>
+        </w:r>
+        <w:r>
+          <w:rPr>
+            <w:noProof/>
+            <w:webHidden/>
+          </w:rPr>
+        </w:r>
+        <w:r>
+          <w:rPr>
+            <w:noProof/>
+            <w:webHidden/>
+          </w:rPr>
+          <w:fldChar w:fldCharType="separate"/>
+        </w:r>
+        <w:r>
+          <w:rPr>
+            <w:noProof/>
+            <w:webHidden/>
+          </w:rPr>
+          <w:t>10</w:t>
+        </w:r>
+        <w:r>
+          <w:rPr>
+            <w:noProof/>
+            <w:webHidden/>
+          </w:rPr>
+          <w:fldChar w:fldCharType="end"/>
+        </w:r>
+      </w:hyperlink>
+    </w:p>
+    <w:p>
+      <w:pPr>
+        <w:pStyle w:val="TOC4"/>
+        <w:rPr>
+          <w:noProof/>
+        </w:rPr>
+      </w:pPr>
+      <w:hyperlink w:anchor="_Toc227645841" w:history="1">
+        <w:r>
+          <w:rPr>
+            <w:rStyle w:val="Hyperlink"/>
+            <w:noProof/>
+          </w:rPr>
+          <w:t>2.1.1.3 Nhược điểm</w:t>
+        </w:r>
+        <w:r>
+          <w:rPr>
+            <w:noProof/>
+            <w:webHidden/>
+          </w:rPr>
+          <w:tab/>
+        </w:r>
+        <w:r>
+          <w:rPr>
+            <w:noProof/>
+            <w:webHidden/>
+          </w:rPr>
+          <w:fldChar w:fldCharType="begin"/>
+        </w:r>
+        <w:r>
+          <w:rPr>
+            <w:noProof/>
+            <w:webHidden/>
+          </w:rPr>
+          <w:instrText xml:space="preserve"> PAGEREF _Toc227645841 \h </w:instrText>
+        </w:r>
+        <w:r>
+          <w:rPr>
+            <w:noProof/>
+            <w:webHidden/>
+          </w:rPr>
+        </w:r>
+        <w:r>
+          <w:rPr>
+            <w:noProof/>
+            <w:webHidden/>
+          </w:rPr>
+          <w:fldChar w:fldCharType="separate"/>
+        </w:r>
+        <w:r>
+          <w:rPr>
+            <w:noProof/>
+            <w:webHidden/>
+          </w:rPr>
+          <w:t>10</w:t>
+        </w:r>
+        <w:r>
+          <w:rPr>
+            <w:noProof/>
+            <w:webHidden/>
+          </w:rPr>
+          <w:fldChar w:fldCharType="end"/>
+        </w:r>
+      </w:hyperlink>
+    </w:p>
+    <w:p>
+      <w:pPr>
+        <w:pStyle w:val="TOC3"/>
         <w:rPr>
           <w:rFonts w:asciiTheme="minorHAnsi" w:eastAsiaTheme="minorEastAsia" w:hAnsiTheme="minorHAnsi"/>
           <w:noProof/>
@@ -2030,15 +2170,13 @@
           <w:szCs w:val="24"/>
         </w:rPr>
       </w:pPr>
-      <w:hyperlink w:anchor="_Toc227451152" w:history="1">
+      <w:hyperlink w:anchor="_Toc227645842" w:history="1">
         <w:r>
           <w:rPr>
             <w:rStyle w:val="Hyperlink"/>
-            <w:rFonts w:eastAsia="Times New Roman"/>
-            <w:noProof/>
-            <w:lang/>
-          </w:rPr>
-          <w:t>2.3 Công nghệ sử dụng (liệt kê có kèm mô tả sơ lược các công nghệ sử dụng trong luận văn)</w:t>
+            <w:noProof/>
+          </w:rPr>
+          <w:t>2.1.2 Khảo sát phần mềm VnResource EBM Pro</w:t>
         </w:r>
         <w:r>
           <w:rPr>
@@ -2059,7 +2197,7 @@
             <w:noProof/>
             <w:webHidden/>
           </w:rPr>
-          <w:instrText xml:space="preserve"> PAGEREF _Toc227451152 \h </w:instrText>
+          <w:instrText xml:space="preserve"> PAGEREF _Toc227645842 \h </w:instrText>
         </w:r>
         <w:r>
           <w:rPr>
@@ -2079,7 +2217,7 @@
             <w:noProof/>
             <w:webHidden/>
           </w:rPr>
-          <w:t>9</w:t>
+          <w:t>11</w:t>
         </w:r>
         <w:r>
           <w:rPr>
@@ -2092,7 +2230,202 @@
     </w:p>
     <w:p>
       <w:pPr>
-        <w:pStyle w:val="TOC2"/>
+        <w:pStyle w:val="TOC4"/>
+        <w:rPr>
+          <w:noProof/>
+        </w:rPr>
+      </w:pPr>
+      <w:hyperlink w:anchor="_Toc227645843" w:history="1">
+        <w:r>
+          <w:rPr>
+            <w:rStyle w:val="Hyperlink"/>
+            <w:noProof/>
+          </w:rPr>
+          <w:t>2.1.2.1 Mô tả sơ lược</w:t>
+        </w:r>
+        <w:r>
+          <w:rPr>
+            <w:noProof/>
+            <w:webHidden/>
+          </w:rPr>
+          <w:tab/>
+        </w:r>
+        <w:r>
+          <w:rPr>
+            <w:noProof/>
+            <w:webHidden/>
+          </w:rPr>
+          <w:fldChar w:fldCharType="begin"/>
+        </w:r>
+        <w:r>
+          <w:rPr>
+            <w:noProof/>
+            <w:webHidden/>
+          </w:rPr>
+          <w:instrText xml:space="preserve"> PAGEREF _Toc227645843 \h </w:instrText>
+        </w:r>
+        <w:r>
+          <w:rPr>
+            <w:noProof/>
+            <w:webHidden/>
+          </w:rPr>
+        </w:r>
+        <w:r>
+          <w:rPr>
+            <w:noProof/>
+            <w:webHidden/>
+          </w:rPr>
+          <w:fldChar w:fldCharType="separate"/>
+        </w:r>
+        <w:r>
+          <w:rPr>
+            <w:noProof/>
+            <w:webHidden/>
+          </w:rPr>
+          <w:t>11</w:t>
+        </w:r>
+        <w:r>
+          <w:rPr>
+            <w:noProof/>
+            <w:webHidden/>
+          </w:rPr>
+          <w:fldChar w:fldCharType="end"/>
+        </w:r>
+      </w:hyperlink>
+    </w:p>
+    <w:p>
+      <w:pPr>
+        <w:pStyle w:val="TOC4"/>
+        <w:rPr>
+          <w:noProof/>
+        </w:rPr>
+      </w:pPr>
+      <w:hyperlink w:anchor="_Toc227645844" w:history="1">
+        <w:r>
+          <w:rPr>
+            <w:rStyle w:val="Hyperlink"/>
+            <w:noProof/>
+          </w:rPr>
+          <w:t>2.1.2.2 Ưu điểm</w:t>
+        </w:r>
+        <w:r>
+          <w:rPr>
+            <w:noProof/>
+            <w:webHidden/>
+          </w:rPr>
+          <w:tab/>
+        </w:r>
+        <w:r>
+          <w:rPr>
+            <w:noProof/>
+            <w:webHidden/>
+          </w:rPr>
+          <w:fldChar w:fldCharType="begin"/>
+        </w:r>
+        <w:r>
+          <w:rPr>
+            <w:noProof/>
+            <w:webHidden/>
+          </w:rPr>
+          <w:instrText xml:space="preserve"> PAGEREF _Toc227645844 \h </w:instrText>
+        </w:r>
+        <w:r>
+          <w:rPr>
+            <w:noProof/>
+            <w:webHidden/>
+          </w:rPr>
+        </w:r>
+        <w:r>
+          <w:rPr>
+            <w:noProof/>
+            <w:webHidden/>
+          </w:rPr>
+          <w:fldChar w:fldCharType="separate"/>
+        </w:r>
+        <w:r>
+          <w:rPr>
+            <w:noProof/>
+            <w:webHidden/>
+          </w:rPr>
+          <w:t>11</w:t>
+        </w:r>
+        <w:r>
+          <w:rPr>
+            <w:noProof/>
+            <w:webHidden/>
+          </w:rPr>
+          <w:fldChar w:fldCharType="end"/>
+        </w:r>
+      </w:hyperlink>
+    </w:p>
+    <w:p>
+      <w:pPr>
+        <w:pStyle w:val="TOC4"/>
+        <w:rPr>
+          <w:noProof/>
+        </w:rPr>
+      </w:pPr>
+      <w:hyperlink w:anchor="_Toc227645845" w:history="1">
+        <w:r>
+          <w:rPr>
+            <w:rStyle w:val="Hyperlink"/>
+            <w:noProof/>
+          </w:rPr>
+          <w:t>2.1.2.3 Nhược điểm</w:t>
+        </w:r>
+        <w:r>
+          <w:rPr>
+            <w:noProof/>
+            <w:webHidden/>
+          </w:rPr>
+          <w:tab/>
+        </w:r>
+        <w:r>
+          <w:rPr>
+            <w:noProof/>
+            <w:webHidden/>
+          </w:rPr>
+          <w:fldChar w:fldCharType="begin"/>
+        </w:r>
+        <w:r>
+          <w:rPr>
+            <w:noProof/>
+            <w:webHidden/>
+          </w:rPr>
+          <w:instrText xml:space="preserve"> PAGEREF _Toc227645845 \h </w:instrText>
+        </w:r>
+        <w:r>
+          <w:rPr>
+            <w:noProof/>
+            <w:webHidden/>
+          </w:rPr>
+        </w:r>
+        <w:r>
+          <w:rPr>
+            <w:noProof/>
+            <w:webHidden/>
+          </w:rPr>
+          <w:fldChar w:fldCharType="separate"/>
+        </w:r>
+        <w:r>
+          <w:rPr>
+            <w:noProof/>
+            <w:webHidden/>
+          </w:rPr>
+          <w:t>11</w:t>
+        </w:r>
+        <w:r>
+          <w:rPr>
+            <w:noProof/>
+            <w:webHidden/>
+          </w:rPr>
+          <w:fldChar w:fldCharType="end"/>
+        </w:r>
+      </w:hyperlink>
+    </w:p>
+    <w:p>
+      <w:pPr>
+        <w:pStyle w:val="TOC3"/>
         <w:rPr>
           <w:rFonts w:asciiTheme="minorHAnsi" w:eastAsiaTheme="minorEastAsia" w:hAnsiTheme="minorHAnsi"/>
           <w:noProof/>
@@ -2100,15 +2433,13 @@
           <w:szCs w:val="24"/>
         </w:rPr>
       </w:pPr>
-      <w:hyperlink w:anchor="_Toc227451153" w:history="1">
+      <w:hyperlink w:anchor="_Toc227645846" w:history="1">
         <w:r>
           <w:rPr>
             <w:rStyle w:val="Hyperlink"/>
-            <w:rFonts w:eastAsia="Times New Roman"/>
-            <w:noProof/>
-            <w:lang/>
-          </w:rPr>
-          <w:t>2.4 Phân tích yêu cầu</w:t>
+            <w:noProof/>
+          </w:rPr>
+          <w:t>2.1.3 Khảo sát hệ thống Moodle</w:t>
         </w:r>
         <w:r>
           <w:rPr>
@@ -2129,7 +2460,7 @@
             <w:noProof/>
             <w:webHidden/>
           </w:rPr>
-          <w:instrText xml:space="preserve"> PAGEREF _Toc227451153 \h </w:instrText>
+          <w:instrText xml:space="preserve"> PAGEREF _Toc227645846 \h </w:instrText>
         </w:r>
         <w:r>
           <w:rPr>
@@ -2149,7 +2480,202 @@
             <w:noProof/>
             <w:webHidden/>
           </w:rPr>
-          <w:t>9</w:t>
+          <w:t>11</w:t>
+        </w:r>
+        <w:r>
+          <w:rPr>
+            <w:noProof/>
+            <w:webHidden/>
+          </w:rPr>
+          <w:fldChar w:fldCharType="end"/>
+        </w:r>
+      </w:hyperlink>
+    </w:p>
+    <w:p>
+      <w:pPr>
+        <w:pStyle w:val="TOC4"/>
+        <w:rPr>
+          <w:noProof/>
+        </w:rPr>
+      </w:pPr>
+      <w:hyperlink w:anchor="_Toc227645847" w:history="1">
+        <w:r>
+          <w:rPr>
+            <w:rStyle w:val="Hyperlink"/>
+            <w:noProof/>
+          </w:rPr>
+          <w:t>2.1.3.1 Mô tả sơ lược</w:t>
+        </w:r>
+        <w:r>
+          <w:rPr>
+            <w:noProof/>
+            <w:webHidden/>
+          </w:rPr>
+          <w:tab/>
+        </w:r>
+        <w:r>
+          <w:rPr>
+            <w:noProof/>
+            <w:webHidden/>
+          </w:rPr>
+          <w:fldChar w:fldCharType="begin"/>
+        </w:r>
+        <w:r>
+          <w:rPr>
+            <w:noProof/>
+            <w:webHidden/>
+          </w:rPr>
+          <w:instrText xml:space="preserve"> PAGEREF _Toc227645847 \h </w:instrText>
+        </w:r>
+        <w:r>
+          <w:rPr>
+            <w:noProof/>
+            <w:webHidden/>
+          </w:rPr>
+        </w:r>
+        <w:r>
+          <w:rPr>
+            <w:noProof/>
+            <w:webHidden/>
+          </w:rPr>
+          <w:fldChar w:fldCharType="separate"/>
+        </w:r>
+        <w:r>
+          <w:rPr>
+            <w:noProof/>
+            <w:webHidden/>
+          </w:rPr>
+          <w:t>11</w:t>
+        </w:r>
+        <w:r>
+          <w:rPr>
+            <w:noProof/>
+            <w:webHidden/>
+          </w:rPr>
+          <w:fldChar w:fldCharType="end"/>
+        </w:r>
+      </w:hyperlink>
+    </w:p>
+    <w:p>
+      <w:pPr>
+        <w:pStyle w:val="TOC4"/>
+        <w:rPr>
+          <w:noProof/>
+        </w:rPr>
+      </w:pPr>
+      <w:hyperlink w:anchor="_Toc227645848" w:history="1">
+        <w:r>
+          <w:rPr>
+            <w:rStyle w:val="Hyperlink"/>
+            <w:noProof/>
+          </w:rPr>
+          <w:t>2.1.3.2 Ưu điểm</w:t>
+        </w:r>
+        <w:r>
+          <w:rPr>
+            <w:noProof/>
+            <w:webHidden/>
+          </w:rPr>
+          <w:tab/>
+        </w:r>
+        <w:r>
+          <w:rPr>
+            <w:noProof/>
+            <w:webHidden/>
+          </w:rPr>
+          <w:fldChar w:fldCharType="begin"/>
+        </w:r>
+        <w:r>
+          <w:rPr>
+            <w:noProof/>
+            <w:webHidden/>
+          </w:rPr>
+          <w:instrText xml:space="preserve"> PAGEREF _Toc227645848 \h </w:instrText>
+        </w:r>
+        <w:r>
+          <w:rPr>
+            <w:noProof/>
+            <w:webHidden/>
+          </w:rPr>
+        </w:r>
+        <w:r>
+          <w:rPr>
+            <w:noProof/>
+            <w:webHidden/>
+          </w:rPr>
+          <w:fldChar w:fldCharType="separate"/>
+        </w:r>
+        <w:r>
+          <w:rPr>
+            <w:noProof/>
+            <w:webHidden/>
+          </w:rPr>
+          <w:t>11</w:t>
+        </w:r>
+        <w:r>
+          <w:rPr>
+            <w:noProof/>
+            <w:webHidden/>
+          </w:rPr>
+          <w:fldChar w:fldCharType="end"/>
+        </w:r>
+      </w:hyperlink>
+    </w:p>
+    <w:p>
+      <w:pPr>
+        <w:pStyle w:val="TOC4"/>
+        <w:rPr>
+          <w:noProof/>
+        </w:rPr>
+      </w:pPr>
+      <w:hyperlink w:anchor="_Toc227645849" w:history="1">
+        <w:r>
+          <w:rPr>
+            <w:rStyle w:val="Hyperlink"/>
+            <w:noProof/>
+          </w:rPr>
+          <w:t>2.1.3.3 Nhược điểm</w:t>
+        </w:r>
+        <w:r>
+          <w:rPr>
+            <w:noProof/>
+            <w:webHidden/>
+          </w:rPr>
+          <w:tab/>
+        </w:r>
+        <w:r>
+          <w:rPr>
+            <w:noProof/>
+            <w:webHidden/>
+          </w:rPr>
+          <w:fldChar w:fldCharType="begin"/>
+        </w:r>
+        <w:r>
+          <w:rPr>
+            <w:noProof/>
+            <w:webHidden/>
+          </w:rPr>
+          <w:instrText xml:space="preserve"> PAGEREF _Toc227645849 \h </w:instrText>
+        </w:r>
+        <w:r>
+          <w:rPr>
+            <w:noProof/>
+            <w:webHidden/>
+          </w:rPr>
+        </w:r>
+        <w:r>
+          <w:rPr>
+            <w:noProof/>
+            <w:webHidden/>
+          </w:rPr>
+          <w:fldChar w:fldCharType="separate"/>
+        </w:r>
+        <w:r>
+          <w:rPr>
+            <w:noProof/>
+            <w:webHidden/>
+          </w:rPr>
+          <w:t>11</w:t>
         </w:r>
         <w:r>
           <w:rPr>
@@ -2170,15 +2696,13 @@
           <w:szCs w:val="24"/>
         </w:rPr>
       </w:pPr>
-      <w:hyperlink w:anchor="_Toc227451154" w:history="1">
+      <w:hyperlink w:anchor="_Toc227645850" w:history="1">
         <w:r>
           <w:rPr>
             <w:rStyle w:val="Hyperlink"/>
-            <w:rFonts w:eastAsia="Times New Roman"/>
-            <w:noProof/>
-            <w:lang/>
-          </w:rPr>
-          <w:t>2.4.1 Các quy trình, nghiệp vụ (nên mô tả cụ thể các quy trình, nghiệp vụ trong ứng dụng,nên kèm theo các sơ đồ minh họa)</w:t>
+            <w:noProof/>
+          </w:rPr>
+          <w:t>2.1.4 Đánh giá chung và hướng tiếp cận của đề tài</w:t>
         </w:r>
         <w:r>
           <w:rPr>
@@ -2199,7 +2723,7 @@
             <w:noProof/>
             <w:webHidden/>
           </w:rPr>
-          <w:instrText xml:space="preserve"> PAGEREF _Toc227451154 \h </w:instrText>
+          <w:instrText xml:space="preserve"> PAGEREF _Toc227645850 \h </w:instrText>
         </w:r>
         <w:r>
           <w:rPr>
@@ -2219,7 +2743,7 @@
             <w:noProof/>
             <w:webHidden/>
           </w:rPr>
-          <w:t>9</w:t>
+          <w:t>12</w:t>
         </w:r>
         <w:r>
           <w:rPr>
@@ -2232,7 +2756,7 @@
     </w:p>
     <w:p>
       <w:pPr>
-        <w:pStyle w:val="TOC3"/>
+        <w:pStyle w:val="TOC2"/>
         <w:rPr>
           <w:rFonts w:asciiTheme="minorHAnsi" w:eastAsiaTheme="minorEastAsia" w:hAnsiTheme="minorHAnsi"/>
           <w:noProof/>
@@ -2240,15 +2764,14 @@
           <w:szCs w:val="24"/>
         </w:rPr>
       </w:pPr>
-      <w:hyperlink w:anchor="_Toc227451155" w:history="1">
+      <w:hyperlink w:anchor="_Toc227645851" w:history="1">
         <w:r>
           <w:rPr>
             <w:rStyle w:val="Hyperlink"/>
             <w:rFonts w:eastAsia="Times New Roman"/>
             <w:noProof/>
-            <w:lang/>
-          </w:rPr>
-          <w:t>2.4.2 Sơ đồ chức năng</w:t>
+          </w:rPr>
+          <w:t>2.2 Cơ sở lý thuyết</w:t>
         </w:r>
         <w:r>
           <w:rPr>
@@ -2269,7 +2792,7 @@
             <w:noProof/>
             <w:webHidden/>
           </w:rPr>
-          <w:instrText xml:space="preserve"> PAGEREF _Toc227451155 \h </w:instrText>
+          <w:instrText xml:space="preserve"> PAGEREF _Toc227645851 \h </w:instrText>
         </w:r>
         <w:r>
           <w:rPr>
@@ -2289,7 +2812,7 @@
             <w:noProof/>
             <w:webHidden/>
           </w:rPr>
-          <w:t>9</w:t>
+          <w:t>12</w:t>
         </w:r>
         <w:r>
           <w:rPr>
@@ -2302,7 +2825,7 @@
     </w:p>
     <w:p>
       <w:pPr>
-        <w:pStyle w:val="TOC3"/>
+        <w:pStyle w:val="TOC2"/>
         <w:rPr>
           <w:rFonts w:asciiTheme="minorHAnsi" w:eastAsiaTheme="minorEastAsia" w:hAnsiTheme="minorHAnsi"/>
           <w:noProof/>
@@ -2310,39 +2833,14 @@
           <w:szCs w:val="24"/>
         </w:rPr>
       </w:pPr>
-      <w:hyperlink w:anchor="_Toc227451156" w:history="1">
+      <w:hyperlink w:anchor="_Toc227645852" w:history="1">
         <w:r>
           <w:rPr>
             <w:rStyle w:val="Hyperlink"/>
             <w:rFonts w:eastAsia="Times New Roman"/>
             <w:noProof/>
           </w:rPr>
-          <w:t>2.4.3</w:t>
-        </w:r>
-        <w:r>
-          <w:rPr>
-            <w:rStyle w:val="Hyperlink"/>
-            <w:rFonts w:eastAsia="Times New Roman"/>
-            <w:noProof/>
-            <w:lang/>
-          </w:rPr>
-          <w:t xml:space="preserve"> Sơ đồ Use case tổng quát (nhớ kèm theo mô tả các Actor, mô tả sơ lược các Use</w:t>
-        </w:r>
-        <w:r>
-          <w:rPr>
-            <w:rStyle w:val="Hyperlink"/>
-            <w:noProof/>
-          </w:rPr>
-          <w:t xml:space="preserve"> </w:t>
-        </w:r>
-        <w:r>
-          <w:rPr>
-            <w:rStyle w:val="Hyperlink"/>
-            <w:rFonts w:eastAsia="Times New Roman"/>
-            <w:noProof/>
-            <w:lang/>
-          </w:rPr>
-          <w:t>case)</w:t>
+          <w:t>2.3 Công nghệ sử dụng (liệt kê có kèm mô tả sơ lược các công nghệ sử dụng trong luận văn)</w:t>
         </w:r>
         <w:r>
           <w:rPr>
@@ -2363,7 +2861,7 @@
             <w:noProof/>
             <w:webHidden/>
           </w:rPr>
-          <w:instrText xml:space="preserve"> PAGEREF _Toc227451156 \h </w:instrText>
+          <w:instrText xml:space="preserve"> PAGEREF _Toc227645852 \h </w:instrText>
         </w:r>
         <w:r>
           <w:rPr>
@@ -2383,7 +2881,7 @@
             <w:noProof/>
             <w:webHidden/>
           </w:rPr>
-          <w:t>9</w:t>
+          <w:t>12</w:t>
         </w:r>
         <w:r>
           <w:rPr>
@@ -2396,10 +2894,7 @@
     </w:p>
     <w:p>
       <w:pPr>
-        <w:pStyle w:val="TOC1"/>
-        <w:tabs>
-          <w:tab w:val="right" w:leader="dot" w:pos="9061"/>
-        </w:tabs>
+        <w:pStyle w:val="TOC3"/>
         <w:rPr>
           <w:rFonts w:asciiTheme="minorHAnsi" w:eastAsiaTheme="minorEastAsia" w:hAnsiTheme="minorHAnsi"/>
           <w:noProof/>
@@ -2407,14 +2902,13 @@
           <w:szCs w:val="24"/>
         </w:rPr>
       </w:pPr>
-      <w:hyperlink w:anchor="_Toc227451157" w:history="1">
+      <w:hyperlink w:anchor="_Toc227645853" w:history="1">
         <w:r>
           <w:rPr>
             <w:rStyle w:val="Hyperlink"/>
             <w:noProof/>
-            <w:lang/>
-          </w:rPr>
-          <w:t>Chương 3. Thiết kế</w:t>
+          </w:rPr>
+          <w:t>2.3.1 Công nghệ phía máy khách (Frontend)</w:t>
         </w:r>
         <w:r>
           <w:rPr>
@@ -2435,7 +2929,7 @@
             <w:noProof/>
             <w:webHidden/>
           </w:rPr>
-          <w:instrText xml:space="preserve"> PAGEREF _Toc227451157 \h </w:instrText>
+          <w:instrText xml:space="preserve"> PAGEREF _Toc227645853 \h </w:instrText>
         </w:r>
         <w:r>
           <w:rPr>
@@ -2455,7 +2949,7 @@
             <w:noProof/>
             <w:webHidden/>
           </w:rPr>
-          <w:t>10</w:t>
+          <w:t>12</w:t>
         </w:r>
         <w:r>
           <w:rPr>
@@ -2468,7 +2962,7 @@
     </w:p>
     <w:p>
       <w:pPr>
-        <w:pStyle w:val="TOC2"/>
+        <w:pStyle w:val="TOC3"/>
         <w:rPr>
           <w:rFonts w:asciiTheme="minorHAnsi" w:eastAsiaTheme="minorEastAsia" w:hAnsiTheme="minorHAnsi"/>
           <w:noProof/>
@@ -2476,15 +2970,13 @@
           <w:szCs w:val="24"/>
         </w:rPr>
       </w:pPr>
-      <w:hyperlink w:anchor="_Toc227451158" w:history="1">
+      <w:hyperlink w:anchor="_Toc227645854" w:history="1">
         <w:r>
           <w:rPr>
             <w:rStyle w:val="Hyperlink"/>
-            <w:rFonts w:eastAsia="Times New Roman"/>
-            <w:noProof/>
-            <w:lang/>
-          </w:rPr>
-          <w:t>3.1 Mô hình dữ liệu (mức ý niệm, mức luận lý, mức vật lý)</w:t>
+            <w:noProof/>
+          </w:rPr>
+          <w:t>2.3.2 Công nghệ phía máy chủ (Backend)</w:t>
         </w:r>
         <w:r>
           <w:rPr>
@@ -2505,7 +2997,7 @@
             <w:noProof/>
             <w:webHidden/>
           </w:rPr>
-          <w:instrText xml:space="preserve"> PAGEREF _Toc227451158 \h </w:instrText>
+          <w:instrText xml:space="preserve"> PAGEREF _Toc227645854 \h </w:instrText>
         </w:r>
         <w:r>
           <w:rPr>
@@ -2525,7 +3017,7 @@
             <w:noProof/>
             <w:webHidden/>
           </w:rPr>
-          <w:t>10</w:t>
+          <w:t>13</w:t>
         </w:r>
         <w:r>
           <w:rPr>
@@ -2538,7 +3030,7 @@
     </w:p>
     <w:p>
       <w:pPr>
-        <w:pStyle w:val="TOC2"/>
+        <w:pStyle w:val="TOC3"/>
         <w:rPr>
           <w:rFonts w:asciiTheme="minorHAnsi" w:eastAsiaTheme="minorEastAsia" w:hAnsiTheme="minorHAnsi"/>
           <w:noProof/>
@@ -2546,15 +3038,13 @@
           <w:szCs w:val="24"/>
         </w:rPr>
       </w:pPr>
-      <w:hyperlink w:anchor="_Toc227451159" w:history="1">
+      <w:hyperlink w:anchor="_Toc227645855" w:history="1">
         <w:r>
           <w:rPr>
             <w:rStyle w:val="Hyperlink"/>
-            <w:rFonts w:eastAsia="Times New Roman"/>
-            <w:noProof/>
-            <w:lang/>
-          </w:rPr>
-          <w:t>3.2 Mô hình xử lý</w:t>
+            <w:noProof/>
+          </w:rPr>
+          <w:t>2.3.3 Hệ quản trị cơ sở dữ liệu</w:t>
         </w:r>
         <w:r>
           <w:rPr>
@@ -2575,7 +3065,7 @@
             <w:noProof/>
             <w:webHidden/>
           </w:rPr>
-          <w:instrText xml:space="preserve"> PAGEREF _Toc227451159 \h </w:instrText>
+          <w:instrText xml:space="preserve"> PAGEREF _Toc227645855 \h </w:instrText>
         </w:r>
         <w:r>
           <w:rPr>
@@ -2595,7 +3085,7 @@
             <w:noProof/>
             <w:webHidden/>
           </w:rPr>
-          <w:t>10</w:t>
+          <w:t>14</w:t>
         </w:r>
         <w:r>
           <w:rPr>
@@ -2616,15 +3106,13 @@
           <w:szCs w:val="24"/>
         </w:rPr>
       </w:pPr>
-      <w:hyperlink w:anchor="_Toc227451160" w:history="1">
+      <w:hyperlink w:anchor="_Toc227645856" w:history="1">
         <w:r>
           <w:rPr>
             <w:rStyle w:val="Hyperlink"/>
-            <w:rFonts w:eastAsia="Times New Roman"/>
-            <w:noProof/>
-            <w:lang/>
-          </w:rPr>
-          <w:t>3.2.1 Use case chi tiết (kèm các bảng mô tả)</w:t>
+            <w:noProof/>
+          </w:rPr>
+          <w:t>2.3.4 Các công cụ hỗ trợ phát triển khác</w:t>
         </w:r>
         <w:r>
           <w:rPr>
@@ -2645,7 +3133,7 @@
             <w:noProof/>
             <w:webHidden/>
           </w:rPr>
-          <w:instrText xml:space="preserve"> PAGEREF _Toc227451160 \h </w:instrText>
+          <w:instrText xml:space="preserve"> PAGEREF _Toc227645856 \h </w:instrText>
         </w:r>
         <w:r>
           <w:rPr>
@@ -2665,7 +3153,7 @@
             <w:noProof/>
             <w:webHidden/>
           </w:rPr>
-          <w:t>10</w:t>
+          <w:t>14</w:t>
         </w:r>
         <w:r>
           <w:rPr>
@@ -2678,7 +3166,7 @@
     </w:p>
     <w:p>
       <w:pPr>
-        <w:pStyle w:val="TOC3"/>
+        <w:pStyle w:val="TOC2"/>
         <w:rPr>
           <w:rFonts w:asciiTheme="minorHAnsi" w:eastAsiaTheme="minorEastAsia" w:hAnsiTheme="minorHAnsi"/>
           <w:noProof/>
@@ -2686,15 +3174,14 @@
           <w:szCs w:val="24"/>
         </w:rPr>
       </w:pPr>
-      <w:hyperlink w:anchor="_Toc227451161" w:history="1">
+      <w:hyperlink w:anchor="_Toc227645857" w:history="1">
         <w:r>
           <w:rPr>
             <w:rStyle w:val="Hyperlink"/>
             <w:rFonts w:eastAsia="Times New Roman"/>
             <w:noProof/>
-            <w:lang/>
-          </w:rPr>
-          <w:t>3.2.2 Sơ đồ tuần tự</w:t>
+          </w:rPr>
+          <w:t>2.4 Phân tích yêu cầu</w:t>
         </w:r>
         <w:r>
           <w:rPr>
@@ -2715,7 +3202,7 @@
             <w:noProof/>
             <w:webHidden/>
           </w:rPr>
-          <w:instrText xml:space="preserve"> PAGEREF _Toc227451161 \h </w:instrText>
+          <w:instrText xml:space="preserve"> PAGEREF _Toc227645857 \h </w:instrText>
         </w:r>
         <w:r>
           <w:rPr>
@@ -2735,7 +3222,7 @@
             <w:noProof/>
             <w:webHidden/>
           </w:rPr>
-          <w:t>10</w:t>
+          <w:t>15</w:t>
         </w:r>
         <w:r>
           <w:rPr>
@@ -2756,15 +3243,14 @@
           <w:szCs w:val="24"/>
         </w:rPr>
       </w:pPr>
-      <w:hyperlink w:anchor="_Toc227451162" w:history="1">
+      <w:hyperlink w:anchor="_Toc227645858" w:history="1">
         <w:r>
           <w:rPr>
             <w:rStyle w:val="Hyperlink"/>
             <w:rFonts w:eastAsia="Times New Roman"/>
             <w:noProof/>
-            <w:lang/>
-          </w:rPr>
-          <w:t>3.2.3 Sơ đồ hoạt động (activity)</w:t>
+          </w:rPr>
+          <w:t>2.4.1 Các quy trình, nghiệp vụ (nên mô tả cụ thể các quy trình, nghiệp vụ trong ứng dụng,nên kèm theo các sơ đồ minh họa)</w:t>
         </w:r>
         <w:r>
           <w:rPr>
@@ -2785,7 +3271,7 @@
             <w:noProof/>
             <w:webHidden/>
           </w:rPr>
-          <w:instrText xml:space="preserve"> PAGEREF _Toc227451162 \h </w:instrText>
+          <w:instrText xml:space="preserve"> PAGEREF _Toc227645858 \h </w:instrText>
         </w:r>
         <w:r>
           <w:rPr>
@@ -2805,7 +3291,7 @@
             <w:noProof/>
             <w:webHidden/>
           </w:rPr>
-          <w:t>10</w:t>
+          <w:t>15</w:t>
         </w:r>
         <w:r>
           <w:rPr>
@@ -2818,7 +3304,281 @@
     </w:p>
     <w:p>
       <w:pPr>
-        <w:pStyle w:val="TOC2"/>
+        <w:pStyle w:val="TOC4"/>
+        <w:rPr>
+          <w:noProof/>
+        </w:rPr>
+      </w:pPr>
+      <w:hyperlink w:anchor="_Toc227645859" w:history="1">
+        <w:r>
+          <w:rPr>
+            <w:rStyle w:val="Hyperlink"/>
+            <w:noProof/>
+          </w:rPr>
+          <w:t>2.4.1.1 Nhóm nghiệp vụ công khai</w:t>
+        </w:r>
+        <w:r>
+          <w:rPr>
+            <w:noProof/>
+            <w:webHidden/>
+          </w:rPr>
+          <w:tab/>
+        </w:r>
+        <w:r>
+          <w:rPr>
+            <w:noProof/>
+            <w:webHidden/>
+          </w:rPr>
+          <w:fldChar w:fldCharType="begin"/>
+        </w:r>
+        <w:r>
+          <w:rPr>
+            <w:noProof/>
+            <w:webHidden/>
+          </w:rPr>
+          <w:instrText xml:space="preserve"> PAGEREF _Toc227645859 \h </w:instrText>
+        </w:r>
+        <w:r>
+          <w:rPr>
+            <w:noProof/>
+            <w:webHidden/>
+          </w:rPr>
+        </w:r>
+        <w:r>
+          <w:rPr>
+            <w:noProof/>
+            <w:webHidden/>
+          </w:rPr>
+          <w:fldChar w:fldCharType="separate"/>
+        </w:r>
+        <w:r>
+          <w:rPr>
+            <w:noProof/>
+            <w:webHidden/>
+          </w:rPr>
+          <w:t>15</w:t>
+        </w:r>
+        <w:r>
+          <w:rPr>
+            <w:noProof/>
+            <w:webHidden/>
+          </w:rPr>
+          <w:fldChar w:fldCharType="end"/>
+        </w:r>
+      </w:hyperlink>
+    </w:p>
+    <w:p>
+      <w:pPr>
+        <w:pStyle w:val="TOC4"/>
+        <w:rPr>
+          <w:noProof/>
+        </w:rPr>
+      </w:pPr>
+      <w:hyperlink w:anchor="_Toc227645860" w:history="1">
+        <w:r>
+          <w:rPr>
+            <w:rStyle w:val="Hyperlink"/>
+            <w:noProof/>
+          </w:rPr>
+          <w:t>2.4.1.2 Nhóm nghiệp vụ họ</w:t>
+        </w:r>
+        <w:r>
+          <w:rPr>
+            <w:rStyle w:val="Hyperlink"/>
+            <w:noProof/>
+          </w:rPr>
+          <w:t>c</w:t>
+        </w:r>
+        <w:r>
+          <w:rPr>
+            <w:rStyle w:val="Hyperlink"/>
+            <w:noProof/>
+          </w:rPr>
+          <w:t xml:space="preserve"> viên</w:t>
+        </w:r>
+        <w:r>
+          <w:rPr>
+            <w:noProof/>
+            <w:webHidden/>
+          </w:rPr>
+          <w:tab/>
+        </w:r>
+        <w:r>
+          <w:rPr>
+            <w:noProof/>
+            <w:webHidden/>
+          </w:rPr>
+          <w:fldChar w:fldCharType="begin"/>
+        </w:r>
+        <w:r>
+          <w:rPr>
+            <w:noProof/>
+            <w:webHidden/>
+          </w:rPr>
+          <w:instrText xml:space="preserve"> PAGEREF _Toc227645860 \h </w:instrText>
+        </w:r>
+        <w:r>
+          <w:rPr>
+            <w:noProof/>
+            <w:webHidden/>
+          </w:rPr>
+        </w:r>
+        <w:r>
+          <w:rPr>
+            <w:noProof/>
+            <w:webHidden/>
+          </w:rPr>
+          <w:fldChar w:fldCharType="separate"/>
+        </w:r>
+        <w:r>
+          <w:rPr>
+            <w:noProof/>
+            <w:webHidden/>
+          </w:rPr>
+          <w:t>16</w:t>
+        </w:r>
+        <w:r>
+          <w:rPr>
+            <w:noProof/>
+            <w:webHidden/>
+          </w:rPr>
+          <w:fldChar w:fldCharType="end"/>
+        </w:r>
+      </w:hyperlink>
+    </w:p>
+    <w:p>
+      <w:pPr>
+        <w:pStyle w:val="TOC4"/>
+        <w:rPr>
+          <w:noProof/>
+        </w:rPr>
+      </w:pPr>
+      <w:hyperlink w:anchor="_Toc227645861" w:history="1">
+        <w:r>
+          <w:rPr>
+            <w:rStyle w:val="Hyperlink"/>
+            <w:noProof/>
+          </w:rPr>
+          <w:t>2.4.1.3 Nhóm nghiệp vụ giáo viên</w:t>
+        </w:r>
+        <w:r>
+          <w:rPr>
+            <w:noProof/>
+            <w:webHidden/>
+          </w:rPr>
+          <w:tab/>
+        </w:r>
+        <w:r>
+          <w:rPr>
+            <w:noProof/>
+            <w:webHidden/>
+          </w:rPr>
+          <w:fldChar w:fldCharType="begin"/>
+        </w:r>
+        <w:r>
+          <w:rPr>
+            <w:noProof/>
+            <w:webHidden/>
+          </w:rPr>
+          <w:instrText xml:space="preserve"> PAGEREF _Toc227645861 \h </w:instrText>
+        </w:r>
+        <w:r>
+          <w:rPr>
+            <w:noProof/>
+            <w:webHidden/>
+          </w:rPr>
+        </w:r>
+        <w:r>
+          <w:rPr>
+            <w:noProof/>
+            <w:webHidden/>
+          </w:rPr>
+          <w:fldChar w:fldCharType="separate"/>
+        </w:r>
+        <w:r>
+          <w:rPr>
+            <w:noProof/>
+            <w:webHidden/>
+          </w:rPr>
+          <w:t>18</w:t>
+        </w:r>
+        <w:r>
+          <w:rPr>
+            <w:noProof/>
+            <w:webHidden/>
+          </w:rPr>
+          <w:fldChar w:fldCharType="end"/>
+        </w:r>
+      </w:hyperlink>
+    </w:p>
+    <w:p>
+      <w:pPr>
+        <w:pStyle w:val="TOC4"/>
+        <w:rPr>
+          <w:noProof/>
+        </w:rPr>
+      </w:pPr>
+      <w:hyperlink w:anchor="_Toc227645862" w:history="1">
+        <w:r>
+          <w:rPr>
+            <w:rStyle w:val="Hyperlink"/>
+            <w:noProof/>
+          </w:rPr>
+          <w:t>2.4.1.4 Nhóm nghiệp vụ quản trị</w:t>
+        </w:r>
+        <w:r>
+          <w:rPr>
+            <w:noProof/>
+            <w:webHidden/>
+          </w:rPr>
+          <w:tab/>
+        </w:r>
+        <w:r>
+          <w:rPr>
+            <w:noProof/>
+            <w:webHidden/>
+          </w:rPr>
+          <w:fldChar w:fldCharType="begin"/>
+        </w:r>
+        <w:r>
+          <w:rPr>
+            <w:noProof/>
+            <w:webHidden/>
+          </w:rPr>
+          <w:instrText xml:space="preserve"> PAGEREF _Toc227645862 \h </w:instrText>
+        </w:r>
+        <w:r>
+          <w:rPr>
+            <w:noProof/>
+            <w:webHidden/>
+          </w:rPr>
+        </w:r>
+        <w:r>
+          <w:rPr>
+            <w:noProof/>
+            <w:webHidden/>
+          </w:rPr>
+          <w:fldChar w:fldCharType="separate"/>
+        </w:r>
+        <w:r>
+          <w:rPr>
+            <w:noProof/>
+            <w:webHidden/>
+          </w:rPr>
+          <w:t>19</w:t>
+        </w:r>
+        <w:r>
+          <w:rPr>
+            <w:noProof/>
+            <w:webHidden/>
+          </w:rPr>
+          <w:fldChar w:fldCharType="end"/>
+        </w:r>
+      </w:hyperlink>
+    </w:p>
+    <w:p>
+      <w:pPr>
+        <w:pStyle w:val="TOC3"/>
         <w:rPr>
           <w:rFonts w:asciiTheme="minorHAnsi" w:eastAsiaTheme="minorEastAsia" w:hAnsiTheme="minorHAnsi"/>
           <w:noProof/>
@@ -2826,32 +3586,13 @@
           <w:szCs w:val="24"/>
         </w:rPr>
       </w:pPr>
-      <w:hyperlink w:anchor="_Toc227451163" w:history="1">
+      <w:hyperlink w:anchor="_Toc227645863" w:history="1">
         <w:r>
           <w:rPr>
             <w:rStyle w:val="Hyperlink"/>
-            <w:rFonts w:eastAsia="Times New Roman"/>
-            <w:noProof/>
-            <w:lang/>
-          </w:rPr>
-          <w:t>3.3 Hệ thống màn hình (thiết kế giao diện, yêu cầu sử dụng công cụ để thiết kế chứ không vẽ</w:t>
-        </w:r>
-        <w:r>
-          <w:rPr>
-            <w:rStyle w:val="Hyperlink"/>
-            <w:rFonts w:eastAsia="Times New Roman"/>
-            <w:noProof/>
-          </w:rPr>
-          <w:t xml:space="preserve"> </w:t>
-        </w:r>
-        <w:r>
-          <w:rPr>
-            <w:rStyle w:val="Hyperlink"/>
-            <w:rFonts w:eastAsia="Times New Roman"/>
-            <w:noProof/>
-            <w:lang/>
-          </w:rPr>
-          <w:t>tay hay chụp màn hình)</w:t>
+            <w:noProof/>
+          </w:rPr>
+          <w:t>2.4.2 Sơ đồ chức năng</w:t>
         </w:r>
         <w:r>
           <w:rPr>
@@ -2872,7 +3613,7 @@
             <w:noProof/>
             <w:webHidden/>
           </w:rPr>
-          <w:instrText xml:space="preserve"> PAGEREF _Toc227451163 \h </w:instrText>
+          <w:instrText xml:space="preserve"> PAGEREF _Toc227645863 \h </w:instrText>
         </w:r>
         <w:r>
           <w:rPr>
@@ -2892,7 +3633,7 @@
             <w:noProof/>
             <w:webHidden/>
           </w:rPr>
-          <w:t>10</w:t>
+          <w:t>22</w:t>
         </w:r>
         <w:r>
           <w:rPr>
@@ -2905,7 +3646,7 @@
     </w:p>
     <w:p>
       <w:pPr>
-        <w:pStyle w:val="TOC2"/>
+        <w:pStyle w:val="TOC3"/>
         <w:rPr>
           <w:rFonts w:asciiTheme="minorHAnsi" w:eastAsiaTheme="minorEastAsia" w:hAnsiTheme="minorHAnsi"/>
           <w:noProof/>
@@ -2913,15 +3654,29 @@
           <w:szCs w:val="24"/>
         </w:rPr>
       </w:pPr>
-      <w:hyperlink w:anchor="_Toc227451164" w:history="1">
+      <w:hyperlink w:anchor="_Toc227645864" w:history="1">
         <w:r>
           <w:rPr>
             <w:rStyle w:val="Hyperlink"/>
             <w:rFonts w:eastAsia="Times New Roman"/>
             <w:noProof/>
-            <w:lang/>
-          </w:rPr>
-          <w:t>3.4 Hệ thống báo biểu (có thể có ở một số ứng dụng quản lý, nếu không có thì thôi)</w:t>
+          </w:rPr>
+          <w:t>2.4.3 Sơ đồ Use case tổng quát (nhớ kèm theo mô tả các Actor, mô tả sơ lược các Use</w:t>
+        </w:r>
+        <w:r>
+          <w:rPr>
+            <w:rStyle w:val="Hyperlink"/>
+            <w:noProof/>
+          </w:rPr>
+          <w:t xml:space="preserve"> </w:t>
+        </w:r>
+        <w:r>
+          <w:rPr>
+            <w:rStyle w:val="Hyperlink"/>
+            <w:rFonts w:eastAsia="Times New Roman"/>
+            <w:noProof/>
+          </w:rPr>
+          <w:t>cas</w:t>
         </w:r>
         <w:r>
           <w:rPr>
@@ -2942,7 +3697,7 @@
             <w:noProof/>
             <w:webHidden/>
           </w:rPr>
-          <w:instrText xml:space="preserve"> PAGEREF _Toc227451164 \h </w:instrText>
+          <w:instrText xml:space="preserve"> PAGEREF _Toc227645864 \h </w:instrText>
         </w:r>
         <w:r>
           <w:rPr>
@@ -2962,7 +3717,7 @@
             <w:noProof/>
             <w:webHidden/>
           </w:rPr>
-          <w:t>10</w:t>
+          <w:t>23</w:t>
         </w:r>
         <w:r>
           <w:rPr>
@@ -2986,29 +3741,13 @@
           <w:szCs w:val="24"/>
         </w:rPr>
       </w:pPr>
-      <w:hyperlink w:anchor="_Toc227451165" w:history="1">
+      <w:hyperlink w:anchor="_Toc227645865" w:history="1">
         <w:r>
           <w:rPr>
             <w:rStyle w:val="Hyperlink"/>
             <w:noProof/>
-            <w:lang/>
-          </w:rPr>
-          <w:t>Chương 4. Thử nghiệm (khuyến khích sinh viên làm thêm phần này nếu có thời gian, sẽ là</w:t>
-        </w:r>
-        <w:r>
-          <w:rPr>
-            <w:rStyle w:val="Hyperlink"/>
-            <w:noProof/>
-          </w:rPr>
-          <w:t xml:space="preserve"> </w:t>
-        </w:r>
-        <w:r>
-          <w:rPr>
-            <w:rStyle w:val="Hyperlink"/>
-            <w:noProof/>
-            <w:lang/>
-          </w:rPr>
-          <w:t>điểm cộng)</w:t>
+          </w:rPr>
+          <w:t>Chương 3. Thiết kế</w:t>
         </w:r>
         <w:r>
           <w:rPr>
@@ -3029,7 +3768,7 @@
             <w:noProof/>
             <w:webHidden/>
           </w:rPr>
-          <w:instrText xml:space="preserve"> PAGEREF _Toc227451165 \h </w:instrText>
+          <w:instrText xml:space="preserve"> PAGEREF _Toc227645865 \h </w:instrText>
         </w:r>
         <w:r>
           <w:rPr>
@@ -3049,7 +3788,7 @@
             <w:noProof/>
             <w:webHidden/>
           </w:rPr>
-          <w:t>11</w:t>
+          <w:t>24</w:t>
         </w:r>
         <w:r>
           <w:rPr>
@@ -3070,15 +3809,14 @@
           <w:szCs w:val="24"/>
         </w:rPr>
       </w:pPr>
-      <w:hyperlink w:anchor="_Toc227451166" w:history="1">
+      <w:hyperlink w:anchor="_Toc227645866" w:history="1">
         <w:r>
           <w:rPr>
             <w:rStyle w:val="Hyperlink"/>
             <w:rFonts w:eastAsia="Times New Roman"/>
             <w:noProof/>
-            <w:lang/>
-          </w:rPr>
-          <w:t>4.1 Các kịch bản thử nghiệm</w:t>
+          </w:rPr>
+          <w:t>3.1 Mô hình dữ liệu (mức ý niệm, mức luận lý, mức vật lý)</w:t>
         </w:r>
         <w:r>
           <w:rPr>
@@ -3099,7 +3837,7 @@
             <w:noProof/>
             <w:webHidden/>
           </w:rPr>
-          <w:instrText xml:space="preserve"> PAGEREF _Toc227451166 \h </w:instrText>
+          <w:instrText xml:space="preserve"> PAGEREF _Toc227645866 \h </w:instrText>
         </w:r>
         <w:r>
           <w:rPr>
@@ -3119,7 +3857,7 @@
             <w:noProof/>
             <w:webHidden/>
           </w:rPr>
-          <w:t>11</w:t>
+          <w:t>24</w:t>
         </w:r>
         <w:r>
           <w:rPr>
@@ -3140,15 +3878,14 @@
           <w:szCs w:val="24"/>
         </w:rPr>
       </w:pPr>
-      <w:hyperlink w:anchor="_Toc227451167" w:history="1">
+      <w:hyperlink w:anchor="_Toc227645867" w:history="1">
         <w:r>
           <w:rPr>
             <w:rStyle w:val="Hyperlink"/>
             <w:rFonts w:eastAsia="Times New Roman"/>
             <w:noProof/>
-            <w:lang/>
-          </w:rPr>
-          <w:t>4.2 Kết quả thử nghiệm các kịch bản</w:t>
+          </w:rPr>
+          <w:t>3.2 Mô hình xử lý</w:t>
         </w:r>
         <w:r>
           <w:rPr>
@@ -3169,7 +3906,7 @@
             <w:noProof/>
             <w:webHidden/>
           </w:rPr>
-          <w:instrText xml:space="preserve"> PAGEREF _Toc227451167 \h </w:instrText>
+          <w:instrText xml:space="preserve"> PAGEREF _Toc227645867 \h </w:instrText>
         </w:r>
         <w:r>
           <w:rPr>
@@ -3189,7 +3926,7 @@
             <w:noProof/>
             <w:webHidden/>
           </w:rPr>
-          <w:t>11</w:t>
+          <w:t>24</w:t>
         </w:r>
         <w:r>
           <w:rPr>
@@ -3202,7 +3939,7 @@
     </w:p>
     <w:p>
       <w:pPr>
-        <w:pStyle w:val="TOC2"/>
+        <w:pStyle w:val="TOC3"/>
         <w:rPr>
           <w:rFonts w:asciiTheme="minorHAnsi" w:eastAsiaTheme="minorEastAsia" w:hAnsiTheme="minorHAnsi"/>
           <w:noProof/>
@@ -3210,15 +3947,14 @@
           <w:szCs w:val="24"/>
         </w:rPr>
       </w:pPr>
-      <w:hyperlink w:anchor="_Toc227451168" w:history="1">
+      <w:hyperlink w:anchor="_Toc227645868" w:history="1">
         <w:r>
           <w:rPr>
             <w:rStyle w:val="Hyperlink"/>
             <w:rFonts w:eastAsia="Times New Roman"/>
             <w:noProof/>
-            <w:lang/>
-          </w:rPr>
-          <w:t>4.3 Xử lý các trường hợp ngoại lệ</w:t>
+          </w:rPr>
+          <w:t>3.2.1 Use case chi tiết (kèm các bảng mô tả)</w:t>
         </w:r>
         <w:r>
           <w:rPr>
@@ -3239,7 +3975,7 @@
             <w:noProof/>
             <w:webHidden/>
           </w:rPr>
-          <w:instrText xml:space="preserve"> PAGEREF _Toc227451168 \h </w:instrText>
+          <w:instrText xml:space="preserve"> PAGEREF _Toc227645868 \h </w:instrText>
         </w:r>
         <w:r>
           <w:rPr>
@@ -3259,7 +3995,7 @@
             <w:noProof/>
             <w:webHidden/>
           </w:rPr>
-          <w:t>11</w:t>
+          <w:t>24</w:t>
         </w:r>
         <w:r>
           <w:rPr>
@@ -3272,10 +4008,7 @@
     </w:p>
     <w:p>
       <w:pPr>
-        <w:pStyle w:val="TOC1"/>
-        <w:tabs>
-          <w:tab w:val="right" w:leader="dot" w:pos="9061"/>
-        </w:tabs>
+        <w:pStyle w:val="TOC3"/>
         <w:rPr>
           <w:rFonts w:asciiTheme="minorHAnsi" w:eastAsiaTheme="minorEastAsia" w:hAnsiTheme="minorHAnsi"/>
           <w:noProof/>
@@ -3283,14 +4016,14 @@
           <w:szCs w:val="24"/>
         </w:rPr>
       </w:pPr>
-      <w:hyperlink w:anchor="_Toc227451169" w:history="1">
+      <w:hyperlink w:anchor="_Toc227645869" w:history="1">
         <w:r>
           <w:rPr>
             <w:rStyle w:val="Hyperlink"/>
-            <w:noProof/>
-            <w:lang/>
-          </w:rPr>
-          <w:t>Chương 5. Kết luận</w:t>
+            <w:rFonts w:eastAsia="Times New Roman"/>
+            <w:noProof/>
+          </w:rPr>
+          <w:t>3.2.2 Sơ đồ tuần tự</w:t>
         </w:r>
         <w:r>
           <w:rPr>
@@ -3311,7 +4044,7 @@
             <w:noProof/>
             <w:webHidden/>
           </w:rPr>
-          <w:instrText xml:space="preserve"> PAGEREF _Toc227451169 \h </w:instrText>
+          <w:instrText xml:space="preserve"> PAGEREF _Toc227645869 \h </w:instrText>
         </w:r>
         <w:r>
           <w:rPr>
@@ -3331,7 +4064,7 @@
             <w:noProof/>
             <w:webHidden/>
           </w:rPr>
-          <w:t>12</w:t>
+          <w:t>24</w:t>
         </w:r>
         <w:r>
           <w:rPr>
@@ -3344,7 +4077,7 @@
     </w:p>
     <w:p>
       <w:pPr>
-        <w:pStyle w:val="TOC2"/>
+        <w:pStyle w:val="TOC3"/>
         <w:rPr>
           <w:rFonts w:asciiTheme="minorHAnsi" w:eastAsiaTheme="minorEastAsia" w:hAnsiTheme="minorHAnsi"/>
           <w:noProof/>
@@ -3352,32 +4085,14 @@
           <w:szCs w:val="24"/>
         </w:rPr>
       </w:pPr>
-      <w:hyperlink w:anchor="_Toc227451170" w:history="1">
+      <w:hyperlink w:anchor="_Toc227645870" w:history="1">
         <w:r>
           <w:rPr>
             <w:rStyle w:val="Hyperlink"/>
             <w:rFonts w:eastAsia="Times New Roman"/>
             <w:noProof/>
-            <w:lang/>
-          </w:rPr>
-          <w:t>5.1 Kết quả đối chiếu với mục tiêu (lập bảng dựa theo mục 1.4 và có thêm kết quả đánh giá</w:t>
-        </w:r>
-        <w:r>
-          <w:rPr>
-            <w:rStyle w:val="Hyperlink"/>
-            <w:rFonts w:eastAsia="Times New Roman"/>
-            <w:noProof/>
-          </w:rPr>
-          <w:t xml:space="preserve"> </w:t>
-        </w:r>
-        <w:r>
-          <w:rPr>
-            <w:rStyle w:val="Hyperlink"/>
-            <w:rFonts w:eastAsia="Times New Roman"/>
-            <w:noProof/>
-            <w:lang/>
-          </w:rPr>
-          <w:t>đạt/không đạt, giải thích nếu không đạt)</w:t>
+          </w:rPr>
+          <w:t>3.2.3 Sơ đồ hoạt động (activity)</w:t>
         </w:r>
         <w:r>
           <w:rPr>
@@ -3398,7 +4113,7 @@
             <w:noProof/>
             <w:webHidden/>
           </w:rPr>
-          <w:instrText xml:space="preserve"> PAGEREF _Toc227451170 \h </w:instrText>
+          <w:instrText xml:space="preserve"> PAGEREF _Toc227645870 \h </w:instrText>
         </w:r>
         <w:r>
           <w:rPr>
@@ -3418,7 +4133,7 @@
             <w:noProof/>
             <w:webHidden/>
           </w:rPr>
-          <w:t>12</w:t>
+          <w:t>24</w:t>
         </w:r>
         <w:r>
           <w:rPr>
@@ -3439,15 +4154,14 @@
           <w:szCs w:val="24"/>
         </w:rPr>
       </w:pPr>
-      <w:hyperlink w:anchor="_Toc227451171" w:history="1">
+      <w:hyperlink w:anchor="_Toc227645871" w:history="1">
         <w:r>
           <w:rPr>
             <w:rStyle w:val="Hyperlink"/>
             <w:rFonts w:eastAsia="Times New Roman"/>
             <w:noProof/>
-            <w:lang/>
-          </w:rPr>
-          <w:t>5.2 Các vấn đề còn tồn đọng</w:t>
+          </w:rPr>
+          <w:t>3.3 Hệ thống màn hình (thiết kế giao diện, yêu cầu sử dụng công cụ để thiết kế chứ không vẽ tay hay chụp màn hình)</w:t>
         </w:r>
         <w:r>
           <w:rPr>
@@ -3468,7 +4182,7 @@
             <w:noProof/>
             <w:webHidden/>
           </w:rPr>
-          <w:instrText xml:space="preserve"> PAGEREF _Toc227451171 \h </w:instrText>
+          <w:instrText xml:space="preserve"> PAGEREF _Toc227645871 \h </w:instrText>
         </w:r>
         <w:r>
           <w:rPr>
@@ -3488,7 +4202,7 @@
             <w:noProof/>
             <w:webHidden/>
           </w:rPr>
-          <w:t>12</w:t>
+          <w:t>24</w:t>
         </w:r>
         <w:r>
           <w:rPr>
@@ -3509,13 +4223,568 @@
           <w:szCs w:val="24"/>
         </w:rPr>
       </w:pPr>
-      <w:hyperlink w:anchor="_Toc227451172" w:history="1">
+      <w:hyperlink w:anchor="_Toc227645872" w:history="1">
         <w:r>
           <w:rPr>
             <w:rStyle w:val="Hyperlink"/>
             <w:rFonts w:eastAsia="Times New Roman"/>
             <w:noProof/>
-            <w:lang/>
+          </w:rPr>
+          <w:t>3.4 Hệ thống báo biểu (có thể có ở một số ứng dụng quản lý, nếu không có thì thôi)</w:t>
+        </w:r>
+        <w:r>
+          <w:rPr>
+            <w:noProof/>
+            <w:webHidden/>
+          </w:rPr>
+          <w:tab/>
+        </w:r>
+        <w:r>
+          <w:rPr>
+            <w:noProof/>
+            <w:webHidden/>
+          </w:rPr>
+          <w:fldChar w:fldCharType="begin"/>
+        </w:r>
+        <w:r>
+          <w:rPr>
+            <w:noProof/>
+            <w:webHidden/>
+          </w:rPr>
+          <w:instrText xml:space="preserve"> PAGEREF _Toc227645872 \h </w:instrText>
+        </w:r>
+        <w:r>
+          <w:rPr>
+            <w:noProof/>
+            <w:webHidden/>
+          </w:rPr>
+        </w:r>
+        <w:r>
+          <w:rPr>
+            <w:noProof/>
+            <w:webHidden/>
+          </w:rPr>
+          <w:fldChar w:fldCharType="separate"/>
+        </w:r>
+        <w:r>
+          <w:rPr>
+            <w:noProof/>
+            <w:webHidden/>
+          </w:rPr>
+          <w:t>24</w:t>
+        </w:r>
+        <w:r>
+          <w:rPr>
+            <w:noProof/>
+            <w:webHidden/>
+          </w:rPr>
+          <w:fldChar w:fldCharType="end"/>
+        </w:r>
+      </w:hyperlink>
+    </w:p>
+    <w:p>
+      <w:pPr>
+        <w:pStyle w:val="TOC1"/>
+        <w:tabs>
+          <w:tab w:val="right" w:leader="dot" w:pos="9061"/>
+        </w:tabs>
+        <w:rPr>
+          <w:rFonts w:asciiTheme="minorHAnsi" w:eastAsiaTheme="minorEastAsia" w:hAnsiTheme="minorHAnsi"/>
+          <w:noProof/>
+          <w:sz w:val="24"/>
+          <w:szCs w:val="24"/>
+        </w:rPr>
+      </w:pPr>
+      <w:hyperlink w:anchor="_Toc227645873" w:history="1">
+        <w:r>
+          <w:rPr>
+            <w:rStyle w:val="Hyperlink"/>
+            <w:noProof/>
+          </w:rPr>
+          <w:t>Chương 4. Thử nghiệm (khuyến khích sinh viên làm thêm phần này nếu có thời gian, sẽ là điểm cộng)</w:t>
+        </w:r>
+        <w:r>
+          <w:rPr>
+            <w:noProof/>
+            <w:webHidden/>
+          </w:rPr>
+          <w:tab/>
+        </w:r>
+        <w:r>
+          <w:rPr>
+            <w:noProof/>
+            <w:webHidden/>
+          </w:rPr>
+          <w:fldChar w:fldCharType="begin"/>
+        </w:r>
+        <w:r>
+          <w:rPr>
+            <w:noProof/>
+            <w:webHidden/>
+          </w:rPr>
+          <w:instrText xml:space="preserve"> PAGEREF _Toc227645873 \h </w:instrText>
+        </w:r>
+        <w:r>
+          <w:rPr>
+            <w:noProof/>
+            <w:webHidden/>
+          </w:rPr>
+        </w:r>
+        <w:r>
+          <w:rPr>
+            <w:noProof/>
+            <w:webHidden/>
+          </w:rPr>
+          <w:fldChar w:fldCharType="separate"/>
+        </w:r>
+        <w:r>
+          <w:rPr>
+            <w:noProof/>
+            <w:webHidden/>
+          </w:rPr>
+          <w:t>25</w:t>
+        </w:r>
+        <w:r>
+          <w:rPr>
+            <w:noProof/>
+            <w:webHidden/>
+          </w:rPr>
+          <w:fldChar w:fldCharType="end"/>
+        </w:r>
+      </w:hyperlink>
+    </w:p>
+    <w:p>
+      <w:pPr>
+        <w:pStyle w:val="TOC2"/>
+        <w:rPr>
+          <w:rFonts w:asciiTheme="minorHAnsi" w:eastAsiaTheme="minorEastAsia" w:hAnsiTheme="minorHAnsi"/>
+          <w:noProof/>
+          <w:sz w:val="24"/>
+          <w:szCs w:val="24"/>
+        </w:rPr>
+      </w:pPr>
+      <w:hyperlink w:anchor="_Toc227645874" w:history="1">
+        <w:r>
+          <w:rPr>
+            <w:rStyle w:val="Hyperlink"/>
+            <w:rFonts w:eastAsia="Times New Roman"/>
+            <w:noProof/>
+          </w:rPr>
+          <w:t>4.1 Các kịch bản thử nghiệm</w:t>
+        </w:r>
+        <w:r>
+          <w:rPr>
+            <w:noProof/>
+            <w:webHidden/>
+          </w:rPr>
+          <w:tab/>
+        </w:r>
+        <w:r>
+          <w:rPr>
+            <w:noProof/>
+            <w:webHidden/>
+          </w:rPr>
+          <w:fldChar w:fldCharType="begin"/>
+        </w:r>
+        <w:r>
+          <w:rPr>
+            <w:noProof/>
+            <w:webHidden/>
+          </w:rPr>
+          <w:instrText xml:space="preserve"> PAGEREF _Toc227645874 \h </w:instrText>
+        </w:r>
+        <w:r>
+          <w:rPr>
+            <w:noProof/>
+            <w:webHidden/>
+          </w:rPr>
+        </w:r>
+        <w:r>
+          <w:rPr>
+            <w:noProof/>
+            <w:webHidden/>
+          </w:rPr>
+          <w:fldChar w:fldCharType="separate"/>
+        </w:r>
+        <w:r>
+          <w:rPr>
+            <w:noProof/>
+            <w:webHidden/>
+          </w:rPr>
+          <w:t>25</w:t>
+        </w:r>
+        <w:r>
+          <w:rPr>
+            <w:noProof/>
+            <w:webHidden/>
+          </w:rPr>
+          <w:fldChar w:fldCharType="end"/>
+        </w:r>
+      </w:hyperlink>
+    </w:p>
+    <w:p>
+      <w:pPr>
+        <w:pStyle w:val="TOC2"/>
+        <w:rPr>
+          <w:rFonts w:asciiTheme="minorHAnsi" w:eastAsiaTheme="minorEastAsia" w:hAnsiTheme="minorHAnsi"/>
+          <w:noProof/>
+          <w:sz w:val="24"/>
+          <w:szCs w:val="24"/>
+        </w:rPr>
+      </w:pPr>
+      <w:hyperlink w:anchor="_Toc227645875" w:history="1">
+        <w:r>
+          <w:rPr>
+            <w:rStyle w:val="Hyperlink"/>
+            <w:rFonts w:eastAsia="Times New Roman"/>
+            <w:noProof/>
+          </w:rPr>
+          <w:t>4.2 Kết quả thử nghiệm các kịch bản</w:t>
+        </w:r>
+        <w:r>
+          <w:rPr>
+            <w:noProof/>
+            <w:webHidden/>
+          </w:rPr>
+          <w:tab/>
+        </w:r>
+        <w:r>
+          <w:rPr>
+            <w:noProof/>
+            <w:webHidden/>
+          </w:rPr>
+          <w:fldChar w:fldCharType="begin"/>
+        </w:r>
+        <w:r>
+          <w:rPr>
+            <w:noProof/>
+            <w:webHidden/>
+          </w:rPr>
+          <w:instrText xml:space="preserve"> PAGEREF _Toc227645875 \h </w:instrText>
+        </w:r>
+        <w:r>
+          <w:rPr>
+            <w:noProof/>
+            <w:webHidden/>
+          </w:rPr>
+        </w:r>
+        <w:r>
+          <w:rPr>
+            <w:noProof/>
+            <w:webHidden/>
+          </w:rPr>
+          <w:fldChar w:fldCharType="separate"/>
+        </w:r>
+        <w:r>
+          <w:rPr>
+            <w:noProof/>
+            <w:webHidden/>
+          </w:rPr>
+          <w:t>25</w:t>
+        </w:r>
+        <w:r>
+          <w:rPr>
+            <w:noProof/>
+            <w:webHidden/>
+          </w:rPr>
+          <w:fldChar w:fldCharType="end"/>
+        </w:r>
+      </w:hyperlink>
+    </w:p>
+    <w:p>
+      <w:pPr>
+        <w:pStyle w:val="TOC2"/>
+        <w:rPr>
+          <w:rFonts w:asciiTheme="minorHAnsi" w:eastAsiaTheme="minorEastAsia" w:hAnsiTheme="minorHAnsi"/>
+          <w:noProof/>
+          <w:sz w:val="24"/>
+          <w:szCs w:val="24"/>
+        </w:rPr>
+      </w:pPr>
+      <w:hyperlink w:anchor="_Toc227645876" w:history="1">
+        <w:r>
+          <w:rPr>
+            <w:rStyle w:val="Hyperlink"/>
+            <w:rFonts w:eastAsia="Times New Roman"/>
+            <w:noProof/>
+          </w:rPr>
+          <w:t>4.3 Xử lý các trường hợp ngoại lệ</w:t>
+        </w:r>
+        <w:r>
+          <w:rPr>
+            <w:noProof/>
+            <w:webHidden/>
+          </w:rPr>
+          <w:tab/>
+        </w:r>
+        <w:r>
+          <w:rPr>
+            <w:noProof/>
+            <w:webHidden/>
+          </w:rPr>
+          <w:fldChar w:fldCharType="begin"/>
+        </w:r>
+        <w:r>
+          <w:rPr>
+            <w:noProof/>
+            <w:webHidden/>
+          </w:rPr>
+          <w:instrText xml:space="preserve"> PAGEREF _Toc227645876 \h </w:instrText>
+        </w:r>
+        <w:r>
+          <w:rPr>
+            <w:noProof/>
+            <w:webHidden/>
+          </w:rPr>
+        </w:r>
+        <w:r>
+          <w:rPr>
+            <w:noProof/>
+            <w:webHidden/>
+          </w:rPr>
+          <w:fldChar w:fldCharType="separate"/>
+        </w:r>
+        <w:r>
+          <w:rPr>
+            <w:noProof/>
+            <w:webHidden/>
+          </w:rPr>
+          <w:t>25</w:t>
+        </w:r>
+        <w:r>
+          <w:rPr>
+            <w:noProof/>
+            <w:webHidden/>
+          </w:rPr>
+          <w:fldChar w:fldCharType="end"/>
+        </w:r>
+      </w:hyperlink>
+    </w:p>
+    <w:p>
+      <w:pPr>
+        <w:pStyle w:val="TOC1"/>
+        <w:tabs>
+          <w:tab w:val="right" w:leader="dot" w:pos="9061"/>
+        </w:tabs>
+        <w:rPr>
+          <w:rFonts w:asciiTheme="minorHAnsi" w:eastAsiaTheme="minorEastAsia" w:hAnsiTheme="minorHAnsi"/>
+          <w:noProof/>
+          <w:sz w:val="24"/>
+          <w:szCs w:val="24"/>
+        </w:rPr>
+      </w:pPr>
+      <w:hyperlink w:anchor="_Toc227645877" w:history="1">
+        <w:r>
+          <w:rPr>
+            <w:rStyle w:val="Hyperlink"/>
+            <w:noProof/>
+          </w:rPr>
+          <w:t>Chương 5. Kết luận</w:t>
+        </w:r>
+        <w:r>
+          <w:rPr>
+            <w:noProof/>
+            <w:webHidden/>
+          </w:rPr>
+          <w:tab/>
+        </w:r>
+        <w:r>
+          <w:rPr>
+            <w:noProof/>
+            <w:webHidden/>
+          </w:rPr>
+          <w:fldChar w:fldCharType="begin"/>
+        </w:r>
+        <w:r>
+          <w:rPr>
+            <w:noProof/>
+            <w:webHidden/>
+          </w:rPr>
+          <w:instrText xml:space="preserve"> PAGEREF _Toc227645877 \h </w:instrText>
+        </w:r>
+        <w:r>
+          <w:rPr>
+            <w:noProof/>
+            <w:webHidden/>
+          </w:rPr>
+        </w:r>
+        <w:r>
+          <w:rPr>
+            <w:noProof/>
+            <w:webHidden/>
+          </w:rPr>
+          <w:fldChar w:fldCharType="separate"/>
+        </w:r>
+        <w:r>
+          <w:rPr>
+            <w:noProof/>
+            <w:webHidden/>
+          </w:rPr>
+          <w:t>26</w:t>
+        </w:r>
+        <w:r>
+          <w:rPr>
+            <w:noProof/>
+            <w:webHidden/>
+          </w:rPr>
+          <w:fldChar w:fldCharType="end"/>
+        </w:r>
+      </w:hyperlink>
+    </w:p>
+    <w:p>
+      <w:pPr>
+        <w:pStyle w:val="TOC2"/>
+        <w:rPr>
+          <w:rFonts w:asciiTheme="minorHAnsi" w:eastAsiaTheme="minorEastAsia" w:hAnsiTheme="minorHAnsi"/>
+          <w:noProof/>
+          <w:sz w:val="24"/>
+          <w:szCs w:val="24"/>
+        </w:rPr>
+      </w:pPr>
+      <w:hyperlink w:anchor="_Toc227645878" w:history="1">
+        <w:r>
+          <w:rPr>
+            <w:rStyle w:val="Hyperlink"/>
+            <w:rFonts w:eastAsia="Times New Roman"/>
+            <w:noProof/>
+          </w:rPr>
+          <w:t>5.1 Kết quả đối chiếu với mục tiêu (lập bảng dựa theo mục 1.4 và có thêm kết quả đánh giá đạt/không đạt, giải thích nếu không đạt)</w:t>
+        </w:r>
+        <w:r>
+          <w:rPr>
+            <w:noProof/>
+            <w:webHidden/>
+          </w:rPr>
+          <w:tab/>
+        </w:r>
+        <w:r>
+          <w:rPr>
+            <w:noProof/>
+            <w:webHidden/>
+          </w:rPr>
+          <w:fldChar w:fldCharType="begin"/>
+        </w:r>
+        <w:r>
+          <w:rPr>
+            <w:noProof/>
+            <w:webHidden/>
+          </w:rPr>
+          <w:instrText xml:space="preserve"> PAGEREF _Toc227645878 \h </w:instrText>
+        </w:r>
+        <w:r>
+          <w:rPr>
+            <w:noProof/>
+            <w:webHidden/>
+          </w:rPr>
+        </w:r>
+        <w:r>
+          <w:rPr>
+            <w:noProof/>
+            <w:webHidden/>
+          </w:rPr>
+          <w:fldChar w:fldCharType="separate"/>
+        </w:r>
+        <w:r>
+          <w:rPr>
+            <w:noProof/>
+            <w:webHidden/>
+          </w:rPr>
+          <w:t>26</w:t>
+        </w:r>
+        <w:r>
+          <w:rPr>
+            <w:noProof/>
+            <w:webHidden/>
+          </w:rPr>
+          <w:fldChar w:fldCharType="end"/>
+        </w:r>
+      </w:hyperlink>
+    </w:p>
+    <w:p>
+      <w:pPr>
+        <w:pStyle w:val="TOC2"/>
+        <w:rPr>
+          <w:rFonts w:asciiTheme="minorHAnsi" w:eastAsiaTheme="minorEastAsia" w:hAnsiTheme="minorHAnsi"/>
+          <w:noProof/>
+          <w:sz w:val="24"/>
+          <w:szCs w:val="24"/>
+        </w:rPr>
+      </w:pPr>
+      <w:hyperlink w:anchor="_Toc227645879" w:history="1">
+        <w:r>
+          <w:rPr>
+            <w:rStyle w:val="Hyperlink"/>
+            <w:rFonts w:eastAsia="Times New Roman"/>
+            <w:noProof/>
+          </w:rPr>
+          <w:t>5.2 Các vấn đề còn tồn đọng</w:t>
+        </w:r>
+        <w:r>
+          <w:rPr>
+            <w:noProof/>
+            <w:webHidden/>
+          </w:rPr>
+          <w:tab/>
+        </w:r>
+        <w:r>
+          <w:rPr>
+            <w:noProof/>
+            <w:webHidden/>
+          </w:rPr>
+          <w:fldChar w:fldCharType="begin"/>
+        </w:r>
+        <w:r>
+          <w:rPr>
+            <w:noProof/>
+            <w:webHidden/>
+          </w:rPr>
+          <w:instrText xml:space="preserve"> PAGEREF _Toc227645879 \h </w:instrText>
+        </w:r>
+        <w:r>
+          <w:rPr>
+            <w:noProof/>
+            <w:webHidden/>
+          </w:rPr>
+        </w:r>
+        <w:r>
+          <w:rPr>
+            <w:noProof/>
+            <w:webHidden/>
+          </w:rPr>
+          <w:fldChar w:fldCharType="separate"/>
+        </w:r>
+        <w:r>
+          <w:rPr>
+            <w:noProof/>
+            <w:webHidden/>
+          </w:rPr>
+          <w:t>26</w:t>
+        </w:r>
+        <w:r>
+          <w:rPr>
+            <w:noProof/>
+            <w:webHidden/>
+          </w:rPr>
+          <w:fldChar w:fldCharType="end"/>
+        </w:r>
+      </w:hyperlink>
+    </w:p>
+    <w:p>
+      <w:pPr>
+        <w:pStyle w:val="TOC2"/>
+        <w:rPr>
+          <w:rFonts w:asciiTheme="minorHAnsi" w:eastAsiaTheme="minorEastAsia" w:hAnsiTheme="minorHAnsi"/>
+          <w:noProof/>
+          <w:sz w:val="24"/>
+          <w:szCs w:val="24"/>
+        </w:rPr>
+      </w:pPr>
+      <w:hyperlink w:anchor="_Toc227645880" w:history="1">
+        <w:r>
+          <w:rPr>
+            <w:rStyle w:val="Hyperlink"/>
+            <w:rFonts w:eastAsia="Times New Roman"/>
+            <w:noProof/>
           </w:rPr>
           <w:t>5.3 Mở rộng (hướng phát triển)</w:t>
         </w:r>
@@ -3538,7 +4807,7 @@
             <w:noProof/>
             <w:webHidden/>
           </w:rPr>
-          <w:instrText xml:space="preserve"> PAGEREF _Toc227451172 \h </w:instrText>
+          <w:instrText xml:space="preserve"> PAGEREF _Toc227645880 \h </w:instrText>
         </w:r>
         <w:r>
           <w:rPr>
@@ -3558,7 +4827,7 @@
             <w:noProof/>
             <w:webHidden/>
           </w:rPr>
-          <w:t>12</w:t>
+          <w:t>26</w:t>
         </w:r>
         <w:r>
           <w:rPr>
@@ -3720,8 +4989,19 @@
           <w:szCs w:val="36"/>
         </w:rPr>
         <w:lastRenderedPageBreak/>
-        <w:t xml:space="preserve">MỤC LỤC CÁC </w:t>
-      </w:r>
+        <w:t>MỤC LỤC CÁC BẢNG</w:t>
+      </w:r>
+    </w:p>
+    <w:p>
+      <w:pPr>
+        <w:pStyle w:val="TableofFigures"/>
+        <w:tabs>
+          <w:tab w:val="right" w:leader="dot" w:pos="9061"/>
+        </w:tabs>
+        <w:rPr>
+          <w:noProof/>
+        </w:rPr>
+      </w:pPr>
       <w:r>
         <w:rPr>
           <w:rFonts w:cs="Times New Roman"/>
@@ -3730,19 +5010,8 @@
           <w:sz w:val="36"/>
           <w:szCs w:val="36"/>
         </w:rPr>
-        <w:t>BẢNG</w:t>
-      </w:r>
-    </w:p>
-    <w:p>
-      <w:pPr>
-        <w:pStyle w:val="TableofFigures"/>
-        <w:tabs>
-          <w:tab w:val="right" w:leader="dot" w:pos="9061"/>
-        </w:tabs>
-        <w:rPr>
-          <w:noProof/>
-        </w:rPr>
-      </w:pPr>
+        <w:fldChar w:fldCharType="begin"/>
+      </w:r>
       <w:r>
         <w:rPr>
           <w:rFonts w:cs="Times New Roman"/>
@@ -3751,7 +5020,7 @@
           <w:sz w:val="36"/>
           <w:szCs w:val="36"/>
         </w:rPr>
-        <w:fldChar w:fldCharType="begin"/>
+        <w:instrText xml:space="preserve"> TOC \h \z \c "Bảng" </w:instrText>
       </w:r>
       <w:r>
         <w:rPr>
@@ -3761,9 +5030,185 @@
           <w:sz w:val="36"/>
           <w:szCs w:val="36"/>
         </w:rPr>
-        <w:instrText xml:space="preserve"> TOC \h \z \c "Bảng" </w:instrText>
-      </w:r>
-      <w:r>
+        <w:fldChar w:fldCharType="separate"/>
+      </w:r>
+      <w:hyperlink w:anchor="_Toc227451783" w:history="1">
+        <w:r>
+          <w:rPr>
+            <w:rStyle w:val="Hyperlink"/>
+            <w:noProof/>
+          </w:rPr>
+          <w:t>Bảng 1</w:t>
+        </w:r>
+        <w:r>
+          <w:rPr>
+            <w:rStyle w:val="Hyperlink"/>
+            <w:noProof/>
+          </w:rPr>
+          <w:noBreakHyphen/>
+          <w:t>1</w:t>
+        </w:r>
+        <w:r>
+          <w:rPr>
+            <w:rStyle w:val="Hyperlink"/>
+            <w:bCs/>
+            <w:noProof/>
+          </w:rPr>
+          <w:t>: Các kết quả chức năng cần đạt và tiêu chí đánh giá</w:t>
+        </w:r>
+        <w:r>
+          <w:rPr>
+            <w:noProof/>
+            <w:webHidden/>
+          </w:rPr>
+          <w:tab/>
+        </w:r>
+        <w:r>
+          <w:rPr>
+            <w:noProof/>
+            <w:webHidden/>
+          </w:rPr>
+          <w:fldChar w:fldCharType="begin"/>
+        </w:r>
+        <w:r>
+          <w:rPr>
+            <w:noProof/>
+            <w:webHidden/>
+          </w:rPr>
+          <w:instrText xml:space="preserve"> PAGEREF _Toc227451783 \h </w:instrText>
+        </w:r>
+        <w:r>
+          <w:rPr>
+            <w:noProof/>
+            <w:webHidden/>
+          </w:rPr>
+        </w:r>
+        <w:r>
+          <w:rPr>
+            <w:noProof/>
+            <w:webHidden/>
+          </w:rPr>
+          <w:fldChar w:fldCharType="separate"/>
+        </w:r>
+        <w:r>
+          <w:rPr>
+            <w:noProof/>
+            <w:webHidden/>
+          </w:rPr>
+          <w:t>7</w:t>
+        </w:r>
+        <w:r>
+          <w:rPr>
+            <w:noProof/>
+            <w:webHidden/>
+          </w:rPr>
+          <w:fldChar w:fldCharType="end"/>
+        </w:r>
+      </w:hyperlink>
+    </w:p>
+    <w:p>
+      <w:pPr>
+        <w:pStyle w:val="TableofFigures"/>
+        <w:tabs>
+          <w:tab w:val="right" w:leader="dot" w:pos="9061"/>
+        </w:tabs>
+        <w:rPr>
+          <w:noProof/>
+        </w:rPr>
+      </w:pPr>
+      <w:hyperlink w:anchor="_Toc227451784" w:history="1">
+        <w:r>
+          <w:rPr>
+            <w:rStyle w:val="Hyperlink"/>
+            <w:noProof/>
+          </w:rPr>
+          <w:t>Bảng 1</w:t>
+        </w:r>
+        <w:r>
+          <w:rPr>
+            <w:rStyle w:val="Hyperlink"/>
+            <w:noProof/>
+          </w:rPr>
+          <w:noBreakHyphen/>
+          <w:t>2</w:t>
+        </w:r>
+        <w:r>
+          <w:rPr>
+            <w:rStyle w:val="Hyperlink"/>
+            <w:bCs/>
+            <w:noProof/>
+          </w:rPr>
+          <w:t>:</w:t>
+        </w:r>
+        <w:r>
+          <w:rPr>
+            <w:rStyle w:val="Hyperlink"/>
+            <w:bCs/>
+            <w:noProof/>
+          </w:rPr>
+          <w:t xml:space="preserve"> </w:t>
+        </w:r>
+        <w:r>
+          <w:rPr>
+            <w:rStyle w:val="Hyperlink"/>
+            <w:noProof/>
+          </w:rPr>
+          <w:t>Các kết quả phi chức năng cần đạt và tiêu chí đánh giá</w:t>
+        </w:r>
+        <w:r>
+          <w:rPr>
+            <w:noProof/>
+            <w:webHidden/>
+          </w:rPr>
+          <w:tab/>
+        </w:r>
+        <w:r>
+          <w:rPr>
+            <w:noProof/>
+            <w:webHidden/>
+          </w:rPr>
+          <w:fldChar w:fldCharType="begin"/>
+        </w:r>
+        <w:r>
+          <w:rPr>
+            <w:noProof/>
+            <w:webHidden/>
+          </w:rPr>
+          <w:instrText xml:space="preserve"> PAGEREF _Toc227451784 \h </w:instrText>
+        </w:r>
+        <w:r>
+          <w:rPr>
+            <w:noProof/>
+            <w:webHidden/>
+          </w:rPr>
+        </w:r>
+        <w:r>
+          <w:rPr>
+            <w:noProof/>
+            <w:webHidden/>
+          </w:rPr>
+          <w:fldChar w:fldCharType="separate"/>
+        </w:r>
+        <w:r>
+          <w:rPr>
+            <w:noProof/>
+            <w:webHidden/>
+          </w:rPr>
+          <w:t>8</w:t>
+        </w:r>
+        <w:r>
+          <w:rPr>
+            <w:noProof/>
+            <w:webHidden/>
+          </w:rPr>
+          <w:fldChar w:fldCharType="end"/>
+        </w:r>
+      </w:hyperlink>
+    </w:p>
+    <w:p>
+      <w:pPr>
+        <w:spacing w:before="0" w:after="160" w:line="360" w:lineRule="auto"/>
+        <w:jc w:val="center"/>
         <w:rPr>
           <w:rFonts w:cs="Times New Roman"/>
           <w:b/>
@@ -3771,177 +5216,8 @@
           <w:sz w:val="36"/>
           <w:szCs w:val="36"/>
         </w:rPr>
-        <w:fldChar w:fldCharType="separate"/>
-      </w:r>
-      <w:hyperlink w:anchor="_Toc227451783" w:history="1">
-        <w:r>
-          <w:rPr>
-            <w:rStyle w:val="Hyperlink"/>
-            <w:noProof/>
-          </w:rPr>
-          <w:t>Bảng 1</w:t>
-        </w:r>
-        <w:r>
-          <w:rPr>
-            <w:rStyle w:val="Hyperlink"/>
-            <w:noProof/>
-          </w:rPr>
-          <w:noBreakHyphen/>
-          <w:t>1</w:t>
-        </w:r>
-        <w:r>
-          <w:rPr>
-            <w:rStyle w:val="Hyperlink"/>
-            <w:bCs/>
-            <w:noProof/>
-          </w:rPr>
-          <w:t>: Các kết quả chức năng cần đạt và tiêu chí đánh giá</w:t>
-        </w:r>
-        <w:r>
-          <w:rPr>
-            <w:noProof/>
-            <w:webHidden/>
-          </w:rPr>
-          <w:tab/>
-        </w:r>
-        <w:r>
-          <w:rPr>
-            <w:noProof/>
-            <w:webHidden/>
-          </w:rPr>
-          <w:fldChar w:fldCharType="begin"/>
-        </w:r>
-        <w:r>
-          <w:rPr>
-            <w:noProof/>
-            <w:webHidden/>
-          </w:rPr>
-          <w:instrText xml:space="preserve"> PAGEREF _Toc227451783 \h </w:instrText>
-        </w:r>
-        <w:r>
-          <w:rPr>
-            <w:noProof/>
-            <w:webHidden/>
-          </w:rPr>
-        </w:r>
-        <w:r>
-          <w:rPr>
-            <w:noProof/>
-            <w:webHidden/>
-          </w:rPr>
-          <w:fldChar w:fldCharType="separate"/>
-        </w:r>
-        <w:r>
-          <w:rPr>
-            <w:noProof/>
-            <w:webHidden/>
-          </w:rPr>
-          <w:t>7</w:t>
-        </w:r>
-        <w:r>
-          <w:rPr>
-            <w:noProof/>
-            <w:webHidden/>
-          </w:rPr>
-          <w:fldChar w:fldCharType="end"/>
-        </w:r>
-      </w:hyperlink>
-    </w:p>
-    <w:p>
-      <w:pPr>
-        <w:pStyle w:val="TableofFigures"/>
-        <w:tabs>
-          <w:tab w:val="right" w:leader="dot" w:pos="9061"/>
-        </w:tabs>
-        <w:rPr>
-          <w:noProof/>
-        </w:rPr>
-      </w:pPr>
-      <w:hyperlink w:anchor="_Toc227451784" w:history="1">
-        <w:r>
-          <w:rPr>
-            <w:rStyle w:val="Hyperlink"/>
-            <w:noProof/>
-          </w:rPr>
-          <w:t>Bảng 1</w:t>
-        </w:r>
-        <w:r>
-          <w:rPr>
-            <w:rStyle w:val="Hyperlink"/>
-            <w:noProof/>
-          </w:rPr>
-          <w:noBreakHyphen/>
-          <w:t>2</w:t>
-        </w:r>
-        <w:r>
-          <w:rPr>
-            <w:rStyle w:val="Hyperlink"/>
-            <w:bCs/>
-            <w:noProof/>
-          </w:rPr>
-          <w:t xml:space="preserve">: </w:t>
-        </w:r>
-        <w:r>
-          <w:rPr>
-            <w:rStyle w:val="Hyperlink"/>
-            <w:noProof/>
-          </w:rPr>
-          <w:t>Các kết quả phi chức năng cần đạt và tiêu chí đánh giá</w:t>
-        </w:r>
-        <w:r>
-          <w:rPr>
-            <w:noProof/>
-            <w:webHidden/>
-          </w:rPr>
-          <w:tab/>
-        </w:r>
-        <w:r>
-          <w:rPr>
-            <w:noProof/>
-            <w:webHidden/>
-          </w:rPr>
-          <w:fldChar w:fldCharType="begin"/>
-        </w:r>
-        <w:r>
-          <w:rPr>
-            <w:noProof/>
-            <w:webHidden/>
-          </w:rPr>
-          <w:instrText xml:space="preserve"> PAGEREF _Toc227451784 \h </w:instrText>
-        </w:r>
-        <w:r>
-          <w:rPr>
-            <w:noProof/>
-            <w:webHidden/>
-          </w:rPr>
-        </w:r>
-        <w:r>
-          <w:rPr>
-            <w:noProof/>
-            <w:webHidden/>
-          </w:rPr>
-          <w:fldChar w:fldCharType="separate"/>
-        </w:r>
-        <w:r>
-          <w:rPr>
-            <w:noProof/>
-            <w:webHidden/>
-          </w:rPr>
-          <w:t>8</w:t>
-        </w:r>
-        <w:r>
-          <w:rPr>
-            <w:noProof/>
-            <w:webHidden/>
-          </w:rPr>
-          <w:fldChar w:fldCharType="end"/>
-        </w:r>
-      </w:hyperlink>
-    </w:p>
-    <w:p>
-      <w:pPr>
-        <w:spacing w:before="0" w:after="160" w:line="360" w:lineRule="auto"/>
-        <w:jc w:val="center"/>
+      </w:pPr>
+      <w:r>
         <w:rPr>
           <w:rFonts w:cs="Times New Roman"/>
           <w:b/>
@@ -3949,33 +5225,17 @@
           <w:sz w:val="36"/>
           <w:szCs w:val="36"/>
         </w:rPr>
-      </w:pPr>
-      <w:r>
-        <w:rPr>
-          <w:rFonts w:cs="Times New Roman"/>
-          <w:b/>
-          <w:bCs/>
-          <w:sz w:val="36"/>
-          <w:szCs w:val="36"/>
-        </w:rPr>
         <w:fldChar w:fldCharType="end"/>
       </w:r>
     </w:p>
     <w:p>
       <w:pPr>
-        <w:spacing w:before="0" w:after="160" w:line="259" w:lineRule="auto"/>
-        <w:jc w:val="left"/>
-        <w:rPr>
-          <w:rFonts w:cs="Times New Roman"/>
-          <w:sz w:val="28"/>
-          <w:szCs w:val="28"/>
-        </w:rPr>
+        <w:pStyle w:val="Heading1"/>
         <w:sectPr>
           <w:headerReference w:type="default" r:id="rId11"/>
           <w:footerReference w:type="default" r:id="rId12"/>
           <w:pgSz w:w="11906" w:h="16838" w:code="9"/>
           <w:pgMar w:top="1134" w:right="1134" w:bottom="1134" w:left="1701" w:header="720" w:footer="720" w:gutter="0"/>
-          <w:pgNumType w:start="1"/>
           <w:cols w:space="720"/>
           <w:docGrid w:linePitch="360"/>
         </w:sectPr>
@@ -3985,11 +5245,8 @@
       <w:pPr>
         <w:pStyle w:val="Heading1"/>
       </w:pPr>
-      <w:bookmarkStart w:id="0" w:name="_Toc227451136"/>
-      <w:r>
-        <w:rPr>
-          <w:lang/>
-        </w:rPr>
+      <w:bookmarkStart w:id="0" w:name="_Toc227645823"/>
+      <w:r>
         <w:lastRenderedPageBreak/>
         <w:t>Giới thiệu</w:t>
       </w:r>
@@ -4002,11 +5259,10 @@
           <w:rFonts w:eastAsia="Times New Roman"/>
         </w:rPr>
       </w:pPr>
-      <w:bookmarkStart w:id="1" w:name="_Toc227451137"/>
+      <w:bookmarkStart w:id="1" w:name="_Toc227645824"/>
       <w:r>
         <w:rPr>
           <w:rFonts w:eastAsia="Times New Roman"/>
-          <w:lang/>
         </w:rPr>
         <w:t>Đặt vấn đề, mục tiêu luận văn</w:t>
       </w:r>
@@ -4016,7 +5272,7 @@
       <w:pPr>
         <w:pStyle w:val="Heading3"/>
       </w:pPr>
-      <w:bookmarkStart w:id="2" w:name="_Toc227451138"/>
+      <w:bookmarkStart w:id="2" w:name="_Toc227645825"/>
       <w:r>
         <w:rPr>
           <w:bCs/>
@@ -4038,6 +5294,14 @@
         <w:ind w:firstLine="720"/>
       </w:pPr>
       <w:r>
+        <w:t>Khảo sát thực tế tại hệ thống trung tâm DOL English (DOL IELTS Đình Lực) cho thấy rõ yêu cầu cấp thiết của bài toán này. Hiện tại, với sự phát triển mạnh mẽ, trung tâm đang phục vụ hàng ngàn học viên tại nhiều cơ sở cùng đội ngũ giảng viên và nhân viên vận hành lớn. Mặc dù đã áp dụng công nghệ vào giảng dạy, nhưng ở khía cạnh quản lý lịch học, xử lý các yêu cầu linh hoạt của học viên (như xin nghỉ, đổi ca, học bù) và đồng bộ kết quả bài tập trực tuyến, hệ thống đôi khi vẫn cần nhiều thao tác xử lý thủ công hoặc thông qua các công cụ trung gian rời rạc. Điều này không chỉ tạo áp lực lớn lên bộ phận Giáo vụ trong việc tổng hợp dữ liệu, mà còn khiến giáo viên mất nhiều thời gian cho công tác hành chính thay vì tập trung vào chuyên môn giảng dạy.</w:t>
+      </w:r>
+    </w:p>
+    <w:p>
+      <w:pPr>
+        <w:ind w:firstLine="720"/>
+      </w:pPr>
+      <w:r>
         <w:t>Tuy nhiên, trên thực tế, tại nhiều trung tâm ngoại ngữ, công tác quản lý vẫn còn được thực hiện rời rạc hoặc bán thủ công. Thông tin về học viên, khóa học, lớp học, lịch học, điểm danh, bài tập, kết quả học tập, đơn xin nghỉ học hay đăng ký học bù thường được lưu trữ phân tán, khó đồng bộ và mất nhiều thời gian xử lý. Bên cạnh đó, việc trao đổi thông tin giữa trung tâm, giáo viên và học viên chưa thực sự thuận tiện; giáo viên gặp khó khăn khi theo dõi lớp học, chấm bài và quản lý chuyên cần, trong khi học viên cũng thiếu một môi trường trực tuyến tập trung để theo dõi tiến độ và thực hiện các hoạt động học tập.</w:t>
       </w:r>
     </w:p>
@@ -4046,7 +5310,11 @@
         <w:ind w:firstLine="720"/>
       </w:pPr>
       <w:r>
-        <w:t>Xuất phát từ những hạn chế đó, việc xây dựng một hệ thống quản lý và hỗ trợ học tiếng Anh trên nền tảng web là cần thiết. Hệ thống này không chỉ phục vụ công tác quản lý vận hành của trung tâm mà còn hỗ trợ trực tiếp cho quá trình dạy và học thông qua các chức năng như quản lý khóa học, quản lý lớp học, phân lịch giảng dạy, điểm danh, giao bài tập, làm bài trực tuyến, chấm điểm, theo dõi tiến độ học tập và xử lý các yêu cầu nghỉ học, học bù. Đây cũng là cơ sở để nâng cao tính chuyên nghiệp, giảm tải công việc thủ công và cải thiện trải nghiệm của người học.</w:t>
+        <w:t xml:space="preserve">Xuất phát từ những hạn chế đó, việc xây dựng một hệ thống quản lý và hỗ trợ học tiếng Anh trên nền tảng web là cần thiết. Hệ thống này không chỉ phục vụ công tác quản lý vận hành của trung tâm mà còn hỗ trợ trực tiếp cho quá trình dạy và học thông qua các chức năng như quản lý khóa học, quản lý lớp học, phân lịch giảng dạy, điểm danh, giao bài tập, làm bài trực tuyến, chấm điểm, theo dõi tiến độ học tập và xử lý các </w:t>
+      </w:r>
+      <w:r>
+        <w:lastRenderedPageBreak/>
+        <w:t>yêu cầu nghỉ học, học bù. Đây cũng là cơ sở để nâng cao tính chuyên nghiệp, giảm tải công việc thủ công và cải thiện trải nghiệm của người học.</w:t>
       </w:r>
     </w:p>
     <w:p>
@@ -4068,34 +5336,8 @@
     <w:p>
       <w:pPr>
         <w:pStyle w:val="Heading3"/>
-        <w:sectPr>
-          <w:headerReference w:type="default" r:id="rId13"/>
-          <w:footerReference w:type="default" r:id="rId14"/>
-          <w:pgSz w:w="11906" w:h="16838" w:code="9"/>
-          <w:pgMar w:top="1134" w:right="1134" w:bottom="1134" w:left="1701" w:header="720" w:footer="720" w:gutter="0"/>
-          <w:pgNumType w:start="1"/>
-          <w:cols w:space="720"/>
-          <w:docGrid w:linePitch="360"/>
-        </w:sectPr>
-      </w:pPr>
-    </w:p>
-    <w:p>
-      <w:pPr>
-        <w:sectPr>
-          <w:headerReference w:type="default" r:id="rId15"/>
-          <w:footerReference w:type="default" r:id="rId16"/>
-          <w:pgSz w:w="11906" w:h="16838" w:code="9"/>
-          <w:pgMar w:top="1134" w:right="1134" w:bottom="1134" w:left="1701" w:header="720" w:footer="720" w:gutter="0"/>
-          <w:cols w:space="720"/>
-          <w:docGrid w:linePitch="360"/>
-        </w:sectPr>
-      </w:pPr>
-    </w:p>
-    <w:p>
-      <w:pPr>
-        <w:pStyle w:val="Heading3"/>
-      </w:pPr>
-      <w:bookmarkStart w:id="3" w:name="_Toc227451139"/>
+      </w:pPr>
+      <w:bookmarkStart w:id="3" w:name="_Toc227645826"/>
       <w:r>
         <w:t>Mục tiêu luận văn</w:t>
       </w:r>
@@ -4201,11 +5443,10 @@
           <w:rFonts w:eastAsia="Times New Roman"/>
         </w:rPr>
       </w:pPr>
-      <w:bookmarkStart w:id="4" w:name="_Toc227451140"/>
+      <w:bookmarkStart w:id="4" w:name="_Toc227645827"/>
       <w:r>
         <w:rPr>
           <w:rFonts w:eastAsia="Times New Roman"/>
-          <w:lang/>
         </w:rPr>
         <w:t>Những thách thức cần giải quyết</w:t>
       </w:r>
@@ -4213,7 +5454,6 @@
       <w:r>
         <w:rPr>
           <w:rFonts w:eastAsia="Times New Roman"/>
-          <w:lang/>
         </w:rPr>
         <w:t xml:space="preserve"> </w:t>
       </w:r>
@@ -4223,14 +5463,18 @@
         <w:ind w:firstLine="720"/>
       </w:pPr>
       <w:r>
-        <w:t>Trong quá trình thực hiện luận văn, sinh viên không chỉ dừng lại ở việc xây dựng một website có giao diện sử dụng được, mà còn phải giải quyết nhiều bài toán liên quan đến mô hình nghiệp vụ, tổ chức dữ liệu, xử lý phân quyền và đảm bảo tính đúng đắn của hệ thống. Đối với đề tài xây dựng hệ thống quản lý và hỗ trợ học tiếng Anh trực tuyến, các thách thức chủ yếu có thể được xem xét trên hai phương diện là nghiệp vụ và kỹ thuật.</w:t>
+        <w:t xml:space="preserve">Trong quá trình thực hiện luận văn, sinh viên không chỉ dừng lại ở việc xây dựng một website có giao diện sử dụng được, mà còn phải giải quyết nhiều bài toán liên quan đến mô hình nghiệp vụ, tổ chức dữ liệu, xử lý phân quyền và đảm bảo tính đúng đắn của hệ thống. Đối với đề tài xây dựng hệ thống quản lý và hỗ trợ học tiếng Anh trực tuyến, </w:t>
+      </w:r>
+      <w:r>
+        <w:lastRenderedPageBreak/>
+        <w:t>các thách thức chủ yếu có thể được xem xét trên hai phương diện là nghiệp vụ và kỹ thuật.</w:t>
       </w:r>
     </w:p>
     <w:p>
       <w:pPr>
         <w:pStyle w:val="Heading3"/>
       </w:pPr>
-      <w:bookmarkStart w:id="5" w:name="_Toc227451141"/>
+      <w:bookmarkStart w:id="5" w:name="_Toc227645828"/>
       <w:r>
         <w:t>Thách thức về mặt nghiệp vụ</w:t>
       </w:r>
@@ -4241,11 +5485,61 @@
         <w:ind w:firstLine="720"/>
       </w:pPr>
       <w:r>
-        <w:t xml:space="preserve">Thách thức đầu tiên là chuẩn hóa quy trình hoạt động của trung tâm ngoại ngữ thành các chức năng cụ thể của hệ thống. Trong thực tế, các khái niệm như khóa học, lớp học, ca học, buổi học, bài học, bài tập, bài kiểm tra, đơn xin nghỉ và học bù thường </w:t>
+        <w:t>Thách thức đầu tiên là chuẩn hóa quy trình hoạt động của trung tâm ngoại ngữ thành các chức năng cụ thể của hệ thống. Trong thực tế, các khái niệm như khóa học, lớp học, ca học, buổi học, bài học, bài tập, bài kiểm tra, đơn xin nghỉ và học bù thường có mối liên hệ chặt chẽ với nhau. Nếu không phân tích kỹ ngay từ đầu, hệ thống rất dễ bị chồng chéo chức năng, khó mở rộng hoặc sai lệch so với quy trình vận hành thực tế.</w:t>
+      </w:r>
+    </w:p>
+    <w:p>
+      <w:pPr>
+        <w:ind w:firstLine="720"/>
+      </w:pPr>
+      <w:r>
+        <w:t>Một khó khăn khác là xác định rõ vai trò và quyền hạn của từng nhóm người dùng. Trong hệ thống này, quản trị viên, giáo viên và học viên có nhu cầu sử dụng rất khác nhau. Quản trị viên cần quản lý tổng thể trung tâm; giáo viên cần xem lịch dạy, điểm danh, chấm bài; học viên cần theo dõi khóa học, làm bài, xin nghỉ và đăng ký học bù. Do đó, bài toán phân quyền không chỉ là ẩn hoặc hiện giao diện, mà còn phải được kiểm soát chặt chẽ ở cấp dữ liệu và API.</w:t>
+      </w:r>
+    </w:p>
+    <w:p>
+      <w:pPr>
+        <w:ind w:firstLine="720"/>
+      </w:pPr>
+      <w:r>
+        <w:t>Bên cạnh đó, nghiệp vụ liên quan đến lịch học, nghỉ học và học bù cũng là một nội dung phức tạp. Hệ thống phải giải quyết được các trường hợp như trùng lịch giảng dạy, trùng giờ học, sức chứa của từng nhóm học, điều kiện duyệt đơn nghỉ, điều kiện đăng ký học bù và sự liên kết giữa buổi nghỉ với buổi học bù tương ứng. Đây là nhóm chức năng đòi hỏi sinh viên phải hiểu rõ logic quản lý đào tạo thay vì chỉ xây dựng biểu mẫu nhập liệu đơn thuần.</w:t>
+      </w:r>
+    </w:p>
+    <w:p>
+      <w:pPr>
+        <w:ind w:firstLine="720"/>
+      </w:pPr>
+      <w:r>
+        <w:t>Ngoài ra, việc theo dõi tiến độ và kết quả học tập của học viên cũng là một thách thức về nghiệp vụ. Hệ thống cần phản ánh được mức độ tham gia học tập, số bài đã nộp, kết quả bài kiểm tra, tình trạng chấm điểm và mức độ hoàn thành khóa học. Nếu mô hình nghiệp vụ không được thiết kế tốt, các thông tin này sẽ rời rạc và khó hỗ trợ cho giáo viên cũng như trung tâm trong việc đánh giá chất lượng đào tạo.</w:t>
+      </w:r>
+    </w:p>
+    <w:p>
+      <w:pPr>
+        <w:pStyle w:val="Heading3"/>
+      </w:pPr>
+      <w:bookmarkStart w:id="6" w:name="_Toc227645829"/>
+      <w:r>
+        <w:t>Thách thức về mặt kỹ thuật</w:t>
+      </w:r>
+      <w:bookmarkEnd w:id="6"/>
+    </w:p>
+    <w:p>
+      <w:pPr>
+        <w:ind w:firstLine="720"/>
+      </w:pPr>
+      <w:r>
+        <w:t>Về kỹ thuật, thách thức quan trọng nhất là thiết kế cơ sở dữ liệu hợp lý và nhất quán. Hệ thống cần lưu trữ đồng thời nhiều nhóm dữ liệu như người dùng, khóa học, bài học, lớp học, lịch học, ghi danh, bài tập, bài kiểm tra, điểm danh, đơn nghỉ học và học bù. Các bảng dữ liệu phải có quan hệ rõ ràng, tránh dư thừa, đồng thời vẫn đủ linh hoạt để mở rộng sau này. Nếu thiết kế cơ sở dữ liệu chưa tốt, việc truy vấn, thống kê và bảo trì hệ thống sẽ trở nên khó khăn.</w:t>
+      </w:r>
+    </w:p>
+    <w:p>
+      <w:pPr>
+        <w:ind w:firstLine="720"/>
+      </w:pPr>
+      <w:r>
+        <w:t xml:space="preserve">Một thách thức khác là xây dựng cơ chế giao tiếp ổn định giữa frontend và backend. Giao diện người dùng được phát triển theo hướng SPA, trong khi backend xử </w:t>
       </w:r>
       <w:r>
         <w:lastRenderedPageBreak/>
-        <w:t>có mối liên hệ chặt chẽ với nhau. Nếu không phân tích kỹ ngay từ đầu, hệ thống rất dễ bị chồng chéo chức năng, khó mở rộng hoặc sai lệch so với quy trình vận hành thực tế.</w:t>
+        <w:t>lý theo mô hình API. Do đó, sinh viên cần giải quyết tốt việc tổ chức endpoint, định dạng dữ liệu trả về, xử lý lỗi, đồng bộ trạng thái đăng nhập và phân quyền truy cập. Nếu không thống nhất được chuẩn trao đổi dữ liệu ngay từ đầu, quá trình tích hợp sẽ phát sinh nhiều lỗi khó kiểm soát.</w:t>
       </w:r>
     </w:p>
     <w:p>
@@ -4253,7 +5547,7 @@
         <w:ind w:firstLine="720"/>
       </w:pPr>
       <w:r>
-        <w:t>Một khó khăn khác là xác định rõ vai trò và quyền hạn của từng nhóm người dùng. Trong hệ thống này, quản trị viên, giáo viên và học viên có nhu cầu sử dụng rất khác nhau. Quản trị viên cần quản lý tổng thể trung tâm; giáo viên cần xem lịch dạy, điểm danh, chấm bài; học viên cần theo dõi khóa học, làm bài, xin nghỉ và đăng ký học bù. Do đó, bài toán phân quyền không chỉ là ẩn hoặc hiện giao diện, mà còn phải được kiểm soát chặt chẽ ở cấp dữ liệu và API.</w:t>
+        <w:t>Hệ thống bài tập và bài kiểm tra trực tuyến cũng đặt ra yêu cầu kỹ thuật tương đối cao. Khác với các biểu mẫu thông thường, hệ thống phải hỗ trợ nhiều loại câu hỏi như trắc nghiệm, điền từ, nối cặp, chép chính tả và tự luận. Trong đó, một số dạng có thể chấm tự động, còn dạng tự luận cần giáo viên chấm thủ công. Vì vậy, sinh viên cần giải quyết bài toán lưu cấu trúc đề, lưu đáp án, chấm điểm tự động, lưu kết quả làm bài và hiển thị phản hồi một cách chính xác.</w:t>
       </w:r>
     </w:p>
     <w:p>
@@ -4261,7 +5555,7 @@
         <w:ind w:firstLine="720"/>
       </w:pPr>
       <w:r>
-        <w:t>Bên cạnh đó, nghiệp vụ liên quan đến lịch học, nghỉ học và học bù cũng là một nội dung phức tạp. Hệ thống phải giải quyết được các trường hợp như trùng lịch giảng dạy, trùng giờ học, sức chứa của từng nhóm học, điều kiện duyệt đơn nghỉ, điều kiện đăng ký học bù và sự liên kết giữa buổi nghỉ với buổi học bù tương ứng. Đây là nhóm chức năng đòi hỏi sinh viên phải hiểu rõ logic quản lý đào tạo thay vì chỉ xây dựng biểu mẫu nhập liệu đơn thuần.</w:t>
+        <w:t>Bảo mật hệ thống cũng là một vấn đề không thể bỏ qua. Vì hệ thống có chức năng đăng nhập, lưu thông tin người dùng, phân quyền theo vai trò và xử lý dữ liệu học tập, nên sinh viên cần quan tâm đến các rủi ro như truy cập trái phép, giả mạo phiên đăng nhập, SQL Injection, dữ liệu đầu vào không hợp lệ và lộ thông tin nhạy cảm. Điều này đòi hỏi phải áp dụng các giải pháp như mã hóa mật khẩu, xác thực bằng token, kiểm tra đầu vào và kiểm soát quyền truy cập ở cả giao diện lẫn máy chủ.</w:t>
       </w:r>
     </w:p>
     <w:p>
@@ -4269,93 +5563,38 @@
         <w:ind w:firstLine="720"/>
       </w:pPr>
       <w:r>
-        <w:t>Ngoài ra, việc theo dõi tiến độ và kết quả học tập của học viên cũng là một thách thức về nghiệp vụ. Hệ thống cần phản ánh được mức độ tham gia học tập, số bài đã nộp, kết quả bài kiểm tra, tình trạng chấm điểm và mức độ hoàn thành khóa học. Nếu mô hình nghiệp vụ không được thiết kế tốt, các thông tin này sẽ rời rạc và khó hỗ trợ cho giáo viên cũng như trung tâm trong việc đánh giá chất lượng đào tạo.</w:t>
-      </w:r>
+        <w:t>Cuối cùng, bài toán triển khai và kiểm thử cũng là một thách thức thực tế. Hệ thống thường được phát triển trong môi trường cục bộ nhưng cần hoạt động ổn định khi triển khai lên máy chủ thật. Sự khác biệt giữa môi trường phát triển và môi trường triển khai có thể gây ra lỗi về đường dẫn, cấu hình API, phân quyền file hoặc kết nối cơ sở dữ liệu. Do đó, sinh viên cần chú trọng kiểm thử theo nhiều kịch bản sử dụng thực tế để đảm bảo hệ thống hoạt động đúng và ổn định.</w:t>
+      </w:r>
+    </w:p>
+    <w:p>
+      <w:pPr>
+        <w:ind w:firstLine="720"/>
+      </w:pPr>
+      <w:r>
+        <w:t>Tóm lại, để hoàn thành tốt luận văn, sinh viên cần giải quyết đồng thời các bài toán về chuẩn hóa nghiệp vụ, phân quyền người dùng, thiết kế dữ liệu, xử lý logic học tập, bảo mật và triển khai hệ thống. Việc nhận diện rõ các thách thức này ngay từ đầu sẽ giúp định hướng quá trình phân tích, thiết kế và xây dựng hệ thống một cách chặt chẽ, khả thi và phù hợp với mục tiêu của đề tài.</w:t>
+      </w:r>
+    </w:p>
+    <w:p>
+      <w:pPr>
+        <w:pStyle w:val="Heading2"/>
+        <w:rPr>
+          <w:rFonts w:eastAsia="Times New Roman"/>
+        </w:rPr>
+      </w:pPr>
+      <w:bookmarkStart w:id="7" w:name="_Toc227645830"/>
+      <w:r>
+        <w:rPr>
+          <w:rFonts w:eastAsia="Times New Roman"/>
+        </w:rPr>
+        <w:t>Nội dung, phạm vi thực hiện</w:t>
+      </w:r>
+      <w:bookmarkEnd w:id="7"/>
     </w:p>
     <w:p>
       <w:pPr>
         <w:pStyle w:val="Heading3"/>
       </w:pPr>
-      <w:bookmarkStart w:id="6" w:name="_Toc227451142"/>
-      <w:r>
-        <w:t>Thách thức về mặt kỹ thuật</w:t>
-      </w:r>
-      <w:bookmarkEnd w:id="6"/>
-    </w:p>
-    <w:p>
-      <w:pPr>
-        <w:ind w:firstLine="720"/>
-      </w:pPr>
-      <w:r>
-        <w:t>Về kỹ thuật, thách thức quan trọng nhất là thiết kế cơ sở dữ liệu hợp lý và nhất quán. Hệ thống cần lưu trữ đồng thời nhiều nhóm dữ liệu như người dùng, khóa học, bài học, lớp học, lịch học, ghi danh, bài tập, bài kiểm tra, điểm danh, đơn nghỉ học và học bù. Các bảng dữ liệu phải có quan hệ rõ ràng, tránh dư thừa, đồng thời vẫn đủ linh hoạt để mở rộng sau này. Nếu thiết kế cơ sở dữ liệu chưa tốt, việc truy vấn, thống kê và bảo trì hệ thống sẽ trở nên khó khăn.</w:t>
-      </w:r>
-    </w:p>
-    <w:p>
-      <w:pPr>
-        <w:ind w:firstLine="720"/>
-      </w:pPr>
-      <w:r>
-        <w:t>Một thách thức khác là xây dựng cơ chế giao tiếp ổn định giữa frontend và backend. Giao diện người dùng được phát triển theo hướng SPA, trong khi backend xử lý theo mô hình API. Do đó, sinh viên cần giải quyết tốt việc tổ chức endpoint, định dạng dữ liệu trả về, xử lý lỗi, đồng bộ trạng thái đăng nhập và phân quyền truy cập. Nếu không thống nhất được chuẩn trao đổi dữ liệu ngay từ đầu, quá trình tích hợp sẽ phát sinh nhiều lỗi khó kiểm soát.</w:t>
-      </w:r>
-    </w:p>
-    <w:p>
-      <w:pPr>
-        <w:ind w:firstLine="720"/>
-      </w:pPr>
-      <w:r>
-        <w:t xml:space="preserve">Hệ thống bài tập và bài kiểm tra trực tuyến cũng đặt ra yêu cầu kỹ thuật tương đối cao. Khác với các biểu mẫu thông thường, hệ thống phải hỗ trợ nhiều loại câu hỏi </w:t>
-      </w:r>
-      <w:r>
-        <w:lastRenderedPageBreak/>
-        <w:t>như trắc nghiệm, điền từ, nối cặp, chép chính tả và tự luận. Trong đó, một số dạng có thể chấm tự động, còn dạng tự luận cần giáo viên chấm thủ công. Vì vậy, sinh viên cần giải quyết bài toán lưu cấu trúc đề, lưu đáp án, chấm điểm tự động, lưu kết quả làm bài và hiển thị phản hồi một cách chính xác.</w:t>
-      </w:r>
-    </w:p>
-    <w:p>
-      <w:pPr>
-        <w:ind w:firstLine="720"/>
-      </w:pPr>
-      <w:r>
-        <w:t>Bảo mật hệ thống cũng là một vấn đề không thể bỏ qua. Vì hệ thống có chức năng đăng nhập, lưu thông tin người dùng, phân quyền theo vai trò và xử lý dữ liệu học tập, nên sinh viên cần quan tâm đến các rủi ro như truy cập trái phép, giả mạo phiên đăng nhập, SQL Injection, dữ liệu đầu vào không hợp lệ và lộ thông tin nhạy cảm. Điều này đòi hỏi phải áp dụng các giải pháp như mã hóa mật khẩu, xác thực bằng token, kiểm tra đầu vào và kiểm soát quyền truy cập ở cả giao diện lẫn máy chủ.</w:t>
-      </w:r>
-    </w:p>
-    <w:p>
-      <w:pPr>
-        <w:ind w:firstLine="720"/>
-      </w:pPr>
-      <w:r>
-        <w:t>Cuối cùng, bài toán triển khai và kiểm thử cũng là một thách thức thực tế. Hệ thống thường được phát triển trong môi trường cục bộ nhưng cần hoạt động ổn định khi triển khai lên máy chủ thật. Sự khác biệt giữa môi trường phát triển và môi trường triển khai có thể gây ra lỗi về đường dẫn, cấu hình API, phân quyền file hoặc kết nối cơ sở dữ liệu. Do đó, sinh viên cần chú trọng kiểm thử theo nhiều kịch bản sử dụng thực tế để đảm bảo hệ thống hoạt động đúng và ổn định.</w:t>
-      </w:r>
-    </w:p>
-    <w:p>
-      <w:pPr>
-        <w:ind w:firstLine="720"/>
-      </w:pPr>
-      <w:r>
-        <w:t>Tóm lại, để hoàn thành tốt luận văn, sinh viên cần giải quyết đồng thời các bài toán về chuẩn hóa nghiệp vụ, phân quyền người dùng, thiết kế dữ liệu, xử lý logic học tập, bảo mật và triển khai hệ thống. Việc nhận diện rõ các thách thức này ngay từ đầu sẽ giúp định hướng quá trình phân tích, thiết kế và xây dựng hệ thống một cách chặt chẽ, khả thi và phù hợp với mục tiêu của đề tài.</w:t>
-      </w:r>
-    </w:p>
-    <w:p>
-      <w:pPr>
-        <w:pStyle w:val="Heading2"/>
-        <w:rPr>
-          <w:rFonts w:eastAsia="Times New Roman"/>
-        </w:rPr>
-      </w:pPr>
-      <w:bookmarkStart w:id="7" w:name="_Toc227451143"/>
-      <w:r>
-        <w:rPr>
-          <w:rFonts w:eastAsia="Times New Roman"/>
-          <w:lang/>
-        </w:rPr>
-        <w:t>Nội dung, phạm vi thực hiện</w:t>
-      </w:r>
-      <w:bookmarkEnd w:id="7"/>
-    </w:p>
-    <w:p>
-      <w:pPr>
-        <w:pStyle w:val="Heading3"/>
-      </w:pPr>
-      <w:bookmarkStart w:id="8" w:name="_Toc227451144"/>
+      <w:bookmarkStart w:id="8" w:name="_Toc227645831"/>
       <w:r>
         <w:t>Nội dung thực hiện</w:t>
       </w:r>
@@ -4377,6 +5616,7 @@
         </w:numPr>
       </w:pPr>
       <w:r>
+        <w:lastRenderedPageBreak/>
         <w:t>Khảo sát bài toán quản lý đào tạo tiếng Anh tại trung tâm, xác định các đối tượng nghiệp vụ chính như người dùng, khóa học, lớp học, nhóm ca học, lịch học, bài học, bài tập, bài kiểm tra, điểm danh, đơn nghỉ học và học bù.</w:t>
       </w:r>
     </w:p>
@@ -4410,7 +5650,6 @@
         </w:numPr>
       </w:pPr>
       <w:r>
-        <w:lastRenderedPageBreak/>
         <w:t>Xây dựng giao diện website cho phần công khai như trang chủ, giới thiệu, khóa học, liên hệ, đăng ký tài khoản và đăng ký tư vấn.</w:t>
       </w:r>
     </w:p>
@@ -4462,7 +5701,7 @@
       <w:pPr>
         <w:pStyle w:val="Heading3"/>
       </w:pPr>
-      <w:bookmarkStart w:id="9" w:name="_Toc227451145"/>
+      <w:bookmarkStart w:id="9" w:name="_Toc227645832"/>
       <w:r>
         <w:t>Phạm vi thực hiện</w:t>
       </w:r>
@@ -4547,6 +5786,7 @@
         <w:ind w:firstLine="360"/>
       </w:pPr>
       <w:r>
+        <w:lastRenderedPageBreak/>
         <w:t>Bên cạnh đó, đề tài cũng xác định một số nội dung nằm ngoài phạm vi thực hiện để đảm bảo tính khả thi trong thời gian làm luận văn. Cụ thể, hệ thống chưa tập trung phát triển các chức năng như:</w:t>
       </w:r>
     </w:p>
@@ -4602,7 +5842,6 @@
         </w:numPr>
       </w:pPr>
       <w:r>
-        <w:lastRenderedPageBreak/>
         <w:t>Mở rộng hệ thống theo mô hình phân tán lớn như microservices hoặc triển khai đa chi nhánh quy mô lớn.</w:t>
       </w:r>
     </w:p>
@@ -4621,11 +5860,10 @@
           <w:rFonts w:eastAsia="Times New Roman"/>
         </w:rPr>
       </w:pPr>
-      <w:bookmarkStart w:id="10" w:name="_Toc227451146"/>
+      <w:bookmarkStart w:id="10" w:name="_Toc227645833"/>
       <w:r>
         <w:rPr>
           <w:rFonts w:eastAsia="Times New Roman"/>
-          <w:lang/>
         </w:rPr>
         <w:t>Kết quả cần đạt</w:t>
       </w:r>
@@ -4633,7 +5871,6 @@
       <w:r>
         <w:rPr>
           <w:rFonts w:eastAsia="Times New Roman"/>
-          <w:lang/>
         </w:rPr>
         <w:t xml:space="preserve"> </w:t>
       </w:r>
@@ -4668,26 +5905,16 @@
     </w:p>
     <w:p>
       <w:pPr>
-        <w:spacing w:before="0" w:after="160" w:line="259" w:lineRule="auto"/>
-        <w:jc w:val="left"/>
-      </w:pPr>
-      <w:r>
-        <w:br w:type="page"/>
-      </w:r>
-    </w:p>
-    <w:p>
-      <w:pPr>
         <w:pStyle w:val="Heading3"/>
         <w:rPr>
           <w:rFonts w:eastAsia="Times New Roman"/>
         </w:rPr>
       </w:pPr>
-      <w:bookmarkStart w:id="11" w:name="_Toc227451147"/>
+      <w:bookmarkStart w:id="11" w:name="_Toc227645834"/>
       <w:r>
         <w:rPr>
           <w:rFonts w:eastAsia="Times New Roman"/>
         </w:rPr>
-        <w:lastRenderedPageBreak/>
         <w:t>Kết quả chức năng cần đạt</w:t>
       </w:r>
       <w:bookmarkEnd w:id="11"/>
@@ -4785,10 +6012,10 @@
         <w:tblLook w:val="04A0" w:firstRow="1" w:lastRow="0" w:firstColumn="1" w:lastColumn="0" w:noHBand="0" w:noVBand="1"/>
       </w:tblPr>
       <w:tblGrid>
-        <w:gridCol w:w="536"/>
-        <w:gridCol w:w="1507"/>
-        <w:gridCol w:w="2976"/>
-        <w:gridCol w:w="4041"/>
+        <w:gridCol w:w="613"/>
+        <w:gridCol w:w="1619"/>
+        <w:gridCol w:w="2864"/>
+        <w:gridCol w:w="3964"/>
       </w:tblGrid>
       <w:tr>
         <w:trPr>
@@ -4823,7 +6050,7 @@
                 <w:bCs/>
                 <w:color w:val="1A1C1F"/>
                 <w:kern w:val="0"/>
-                <w:sz w:val="22"/>
+                <w:szCs w:val="26"/>
                 <w14:ligatures w14:val="none"/>
               </w:rPr>
             </w:pPr>
@@ -4834,7 +6061,7 @@
                 <w:bCs/>
                 <w:color w:val="1A1C1F"/>
                 <w:kern w:val="0"/>
-                <w:sz w:val="22"/>
+                <w:szCs w:val="26"/>
                 <w14:ligatures w14:val="none"/>
               </w:rPr>
               <w:t>STT</w:t>
@@ -4869,7 +6096,7 @@
                 <w:bCs/>
                 <w:color w:val="1A1C1F"/>
                 <w:kern w:val="0"/>
-                <w:sz w:val="22"/>
+                <w:szCs w:val="26"/>
                 <w14:ligatures w14:val="none"/>
               </w:rPr>
             </w:pPr>
@@ -4880,7 +6107,7 @@
                 <w:bCs/>
                 <w:color w:val="1A1C1F"/>
                 <w:kern w:val="0"/>
-                <w:sz w:val="22"/>
+                <w:szCs w:val="26"/>
                 <w14:ligatures w14:val="none"/>
               </w:rPr>
               <w:t>Nhóm kết quả</w:t>
@@ -4915,7 +6142,7 @@
                 <w:bCs/>
                 <w:color w:val="1A1C1F"/>
                 <w:kern w:val="0"/>
-                <w:sz w:val="22"/>
+                <w:szCs w:val="26"/>
                 <w14:ligatures w14:val="none"/>
               </w:rPr>
             </w:pPr>
@@ -4926,7 +6153,7 @@
                 <w:bCs/>
                 <w:color w:val="1A1C1F"/>
                 <w:kern w:val="0"/>
-                <w:sz w:val="22"/>
+                <w:szCs w:val="26"/>
                 <w14:ligatures w14:val="none"/>
               </w:rPr>
               <w:t>Kết quả cần đạt</w:t>
@@ -4961,7 +6188,7 @@
                 <w:bCs/>
                 <w:color w:val="1A1C1F"/>
                 <w:kern w:val="0"/>
-                <w:sz w:val="22"/>
+                <w:szCs w:val="26"/>
                 <w14:ligatures w14:val="none"/>
               </w:rPr>
             </w:pPr>
@@ -4972,7 +6199,7 @@
                 <w:bCs/>
                 <w:color w:val="1A1C1F"/>
                 <w:kern w:val="0"/>
-                <w:sz w:val="22"/>
+                <w:szCs w:val="26"/>
                 <w14:ligatures w14:val="none"/>
               </w:rPr>
               <w:t>Tiêu chí đánh giá</w:t>
@@ -5009,7 +6236,7 @@
               <w:rPr>
                 <w:rFonts w:eastAsia="Times New Roman" w:cs="Times New Roman"/>
                 <w:kern w:val="0"/>
-                <w:sz w:val="22"/>
+                <w:szCs w:val="26"/>
                 <w14:ligatures w14:val="none"/>
               </w:rPr>
             </w:pPr>
@@ -5017,7 +6244,7 @@
               <w:rPr>
                 <w:rFonts w:eastAsia="Times New Roman" w:cs="Times New Roman"/>
                 <w:kern w:val="0"/>
-                <w:sz w:val="22"/>
+                <w:szCs w:val="26"/>
                 <w14:ligatures w14:val="none"/>
               </w:rPr>
               <w:t>1</w:t>
@@ -5049,7 +6276,7 @@
               <w:rPr>
                 <w:rFonts w:eastAsia="Times New Roman" w:cs="Times New Roman"/>
                 <w:kern w:val="0"/>
-                <w:sz w:val="22"/>
+                <w:szCs w:val="26"/>
                 <w14:ligatures w14:val="none"/>
               </w:rPr>
             </w:pPr>
@@ -5057,7 +6284,7 @@
               <w:rPr>
                 <w:rFonts w:eastAsia="Times New Roman" w:cs="Times New Roman"/>
                 <w:kern w:val="0"/>
-                <w:sz w:val="22"/>
+                <w:szCs w:val="26"/>
                 <w14:ligatures w14:val="none"/>
               </w:rPr>
               <w:t>Website công khai</w:t>
@@ -5089,7 +6316,7 @@
               <w:rPr>
                 <w:rFonts w:eastAsia="Times New Roman" w:cs="Times New Roman"/>
                 <w:kern w:val="0"/>
-                <w:sz w:val="22"/>
+                <w:szCs w:val="26"/>
                 <w14:ligatures w14:val="none"/>
               </w:rPr>
             </w:pPr>
@@ -5097,7 +6324,7 @@
               <w:rPr>
                 <w:rFonts w:eastAsia="Times New Roman" w:cs="Times New Roman"/>
                 <w:kern w:val="0"/>
-                <w:sz w:val="22"/>
+                <w:szCs w:val="26"/>
                 <w14:ligatures w14:val="none"/>
               </w:rPr>
               <w:t>Xây dựng được website giới thiệu trung tâm gồm các trang như trang chủ, giới thiệu, khóa học, liên hệ, hỗ trợ</w:t>
@@ -5129,7 +6356,7 @@
               <w:rPr>
                 <w:rFonts w:eastAsia="Times New Roman" w:cs="Times New Roman"/>
                 <w:kern w:val="0"/>
-                <w:sz w:val="22"/>
+                <w:szCs w:val="26"/>
                 <w14:ligatures w14:val="none"/>
               </w:rPr>
             </w:pPr>
@@ -5137,7 +6364,7 @@
               <w:rPr>
                 <w:rFonts w:eastAsia="Times New Roman" w:cs="Times New Roman"/>
                 <w:kern w:val="0"/>
-                <w:sz w:val="22"/>
+                <w:szCs w:val="26"/>
                 <w14:ligatures w14:val="none"/>
               </w:rPr>
               <w:t>Các trang truy cập được bình thường; nội dung hiển thị đúng dữ liệu; người dùng có thể xem danh sách và chi tiết khóa học</w:t>
@@ -5174,7 +6401,7 @@
               <w:rPr>
                 <w:rFonts w:eastAsia="Times New Roman" w:cs="Times New Roman"/>
                 <w:kern w:val="0"/>
-                <w:sz w:val="22"/>
+                <w:szCs w:val="26"/>
                 <w14:ligatures w14:val="none"/>
               </w:rPr>
             </w:pPr>
@@ -5182,7 +6409,7 @@
               <w:rPr>
                 <w:rFonts w:eastAsia="Times New Roman" w:cs="Times New Roman"/>
                 <w:kern w:val="0"/>
-                <w:sz w:val="22"/>
+                <w:szCs w:val="26"/>
                 <w14:ligatures w14:val="none"/>
               </w:rPr>
               <w:t>2</w:t>
@@ -5214,7 +6441,7 @@
               <w:rPr>
                 <w:rFonts w:eastAsia="Times New Roman" w:cs="Times New Roman"/>
                 <w:kern w:val="0"/>
-                <w:sz w:val="22"/>
+                <w:szCs w:val="26"/>
                 <w14:ligatures w14:val="none"/>
               </w:rPr>
             </w:pPr>
@@ -5222,7 +6449,7 @@
               <w:rPr>
                 <w:rFonts w:eastAsia="Times New Roman" w:cs="Times New Roman"/>
                 <w:kern w:val="0"/>
-                <w:sz w:val="22"/>
+                <w:szCs w:val="26"/>
                 <w14:ligatures w14:val="none"/>
               </w:rPr>
               <w:t>Đăng ký, đăng nhập, phân quyền</w:t>
@@ -5254,7 +6481,7 @@
               <w:rPr>
                 <w:rFonts w:eastAsia="Times New Roman" w:cs="Times New Roman"/>
                 <w:kern w:val="0"/>
-                <w:sz w:val="22"/>
+                <w:szCs w:val="26"/>
                 <w14:ligatures w14:val="none"/>
               </w:rPr>
             </w:pPr>
@@ -5262,7 +6489,7 @@
               <w:rPr>
                 <w:rFonts w:eastAsia="Times New Roman" w:cs="Times New Roman"/>
                 <w:kern w:val="0"/>
-                <w:sz w:val="22"/>
+                <w:szCs w:val="26"/>
                 <w14:ligatures w14:val="none"/>
               </w:rPr>
               <w:t>Hệ thống cho phép đăng ký tài khoản, đăng nhập và phân quyền theo vai trò học viên, giáo viên, quản trị viên</w:t>
@@ -5294,7 +6521,7 @@
               <w:rPr>
                 <w:rFonts w:eastAsia="Times New Roman" w:cs="Times New Roman"/>
                 <w:kern w:val="0"/>
-                <w:sz w:val="22"/>
+                <w:szCs w:val="26"/>
                 <w14:ligatures w14:val="none"/>
               </w:rPr>
             </w:pPr>
@@ -5302,7 +6529,7 @@
               <w:rPr>
                 <w:rFonts w:eastAsia="Times New Roman" w:cs="Times New Roman"/>
                 <w:kern w:val="0"/>
-                <w:sz w:val="22"/>
+                <w:szCs w:val="26"/>
                 <w14:ligatures w14:val="none"/>
               </w:rPr>
               <w:t>Người dùng đăng ký và đăng nhập thành công; mỗi vai trò chỉ truy cập được đúng khu vực chức năng của mình; truy cập sai quyền bị từ chối</w:t>
@@ -5339,7 +6566,7 @@
               <w:rPr>
                 <w:rFonts w:eastAsia="Times New Roman" w:cs="Times New Roman"/>
                 <w:kern w:val="0"/>
-                <w:sz w:val="22"/>
+                <w:szCs w:val="26"/>
                 <w14:ligatures w14:val="none"/>
               </w:rPr>
             </w:pPr>
@@ -5347,9 +6574,10 @@
               <w:rPr>
                 <w:rFonts w:eastAsia="Times New Roman" w:cs="Times New Roman"/>
                 <w:kern w:val="0"/>
-                <w:sz w:val="22"/>
-                <w14:ligatures w14:val="none"/>
-              </w:rPr>
+                <w:szCs w:val="26"/>
+                <w14:ligatures w14:val="none"/>
+              </w:rPr>
+              <w:lastRenderedPageBreak/>
               <w:t>3</w:t>
             </w:r>
           </w:p>
@@ -5379,7 +6607,7 @@
               <w:rPr>
                 <w:rFonts w:eastAsia="Times New Roman" w:cs="Times New Roman"/>
                 <w:kern w:val="0"/>
-                <w:sz w:val="22"/>
+                <w:szCs w:val="26"/>
                 <w14:ligatures w14:val="none"/>
               </w:rPr>
             </w:pPr>
@@ -5387,7 +6615,7 @@
               <w:rPr>
                 <w:rFonts w:eastAsia="Times New Roman" w:cs="Times New Roman"/>
                 <w:kern w:val="0"/>
-                <w:sz w:val="22"/>
+                <w:szCs w:val="26"/>
                 <w14:ligatures w14:val="none"/>
               </w:rPr>
               <w:t>Quản lý người dùng</w:t>
@@ -5419,7 +6647,7 @@
               <w:rPr>
                 <w:rFonts w:eastAsia="Times New Roman" w:cs="Times New Roman"/>
                 <w:kern w:val="0"/>
-                <w:sz w:val="22"/>
+                <w:szCs w:val="26"/>
                 <w14:ligatures w14:val="none"/>
               </w:rPr>
             </w:pPr>
@@ -5427,7 +6655,7 @@
               <w:rPr>
                 <w:rFonts w:eastAsia="Times New Roman" w:cs="Times New Roman"/>
                 <w:kern w:val="0"/>
-                <w:sz w:val="22"/>
+                <w:szCs w:val="26"/>
                 <w14:ligatures w14:val="none"/>
               </w:rPr>
               <w:t>Quản trị viên quản lý được tài khoản học viên, giáo viên, quản trị viên</w:t>
@@ -5459,7 +6687,7 @@
               <w:rPr>
                 <w:rFonts w:eastAsia="Times New Roman" w:cs="Times New Roman"/>
                 <w:kern w:val="0"/>
-                <w:sz w:val="22"/>
+                <w:szCs w:val="26"/>
                 <w14:ligatures w14:val="none"/>
               </w:rPr>
             </w:pPr>
@@ -5467,7 +6695,7 @@
               <w:rPr>
                 <w:rFonts w:eastAsia="Times New Roman" w:cs="Times New Roman"/>
                 <w:kern w:val="0"/>
-                <w:sz w:val="22"/>
+                <w:szCs w:val="26"/>
                 <w14:ligatures w14:val="none"/>
               </w:rPr>
               <w:t>Thực hiện được thêm, sửa, khóa/mở khóa tài khoản; dữ liệu cập nhật đúng trong cơ sở dữ liệu</w:t>
@@ -5504,7 +6732,7 @@
               <w:rPr>
                 <w:rFonts w:eastAsia="Times New Roman" w:cs="Times New Roman"/>
                 <w:kern w:val="0"/>
-                <w:sz w:val="22"/>
+                <w:szCs w:val="26"/>
                 <w14:ligatures w14:val="none"/>
               </w:rPr>
             </w:pPr>
@@ -5512,7 +6740,7 @@
               <w:rPr>
                 <w:rFonts w:eastAsia="Times New Roman" w:cs="Times New Roman"/>
                 <w:kern w:val="0"/>
-                <w:sz w:val="22"/>
+                <w:szCs w:val="26"/>
                 <w14:ligatures w14:val="none"/>
               </w:rPr>
               <w:t>4</w:t>
@@ -5544,7 +6772,7 @@
               <w:rPr>
                 <w:rFonts w:eastAsia="Times New Roman" w:cs="Times New Roman"/>
                 <w:kern w:val="0"/>
-                <w:sz w:val="22"/>
+                <w:szCs w:val="26"/>
                 <w14:ligatures w14:val="none"/>
               </w:rPr>
             </w:pPr>
@@ -5552,7 +6780,7 @@
               <w:rPr>
                 <w:rFonts w:eastAsia="Times New Roman" w:cs="Times New Roman"/>
                 <w:kern w:val="0"/>
-                <w:sz w:val="22"/>
+                <w:szCs w:val="26"/>
                 <w14:ligatures w14:val="none"/>
               </w:rPr>
               <w:t>Quản lý đào tạo</w:t>
@@ -5584,7 +6812,7 @@
               <w:rPr>
                 <w:rFonts w:eastAsia="Times New Roman" w:cs="Times New Roman"/>
                 <w:kern w:val="0"/>
-                <w:sz w:val="22"/>
+                <w:szCs w:val="26"/>
                 <w14:ligatures w14:val="none"/>
               </w:rPr>
             </w:pPr>
@@ -5592,7 +6820,7 @@
               <w:rPr>
                 <w:rFonts w:eastAsia="Times New Roman" w:cs="Times New Roman"/>
                 <w:kern w:val="0"/>
-                <w:sz w:val="22"/>
+                <w:szCs w:val="26"/>
                 <w14:ligatures w14:val="none"/>
               </w:rPr>
               <w:t>Quản trị viên quản lý được khóa học, bài học, bài kiểm tra, lớp học, nhóm ca học và lịch học</w:t>
@@ -5624,7 +6852,7 @@
               <w:rPr>
                 <w:rFonts w:eastAsia="Times New Roman" w:cs="Times New Roman"/>
                 <w:kern w:val="0"/>
-                <w:sz w:val="22"/>
+                <w:szCs w:val="26"/>
                 <w14:ligatures w14:val="none"/>
               </w:rPr>
             </w:pPr>
@@ -5632,7 +6860,7 @@
               <w:rPr>
                 <w:rFonts w:eastAsia="Times New Roman" w:cs="Times New Roman"/>
                 <w:kern w:val="0"/>
-                <w:sz w:val="22"/>
+                <w:szCs w:val="26"/>
                 <w14:ligatures w14:val="none"/>
               </w:rPr>
               <w:t>Thực hiện được các thao tác thêm, sửa, xóa, tra cứu; dữ liệu liên kết đúng giữa khóa học, lớp học, bài học và lịch học</w:t>
@@ -5669,7 +6897,7 @@
               <w:rPr>
                 <w:rFonts w:eastAsia="Times New Roman" w:cs="Times New Roman"/>
                 <w:kern w:val="0"/>
-                <w:sz w:val="22"/>
+                <w:szCs w:val="26"/>
                 <w14:ligatures w14:val="none"/>
               </w:rPr>
             </w:pPr>
@@ -5677,7 +6905,7 @@
               <w:rPr>
                 <w:rFonts w:eastAsia="Times New Roman" w:cs="Times New Roman"/>
                 <w:kern w:val="0"/>
-                <w:sz w:val="22"/>
+                <w:szCs w:val="26"/>
                 <w14:ligatures w14:val="none"/>
               </w:rPr>
               <w:t>5</w:t>
@@ -5709,7 +6937,7 @@
               <w:rPr>
                 <w:rFonts w:eastAsia="Times New Roman" w:cs="Times New Roman"/>
                 <w:kern w:val="0"/>
-                <w:sz w:val="22"/>
+                <w:szCs w:val="26"/>
                 <w14:ligatures w14:val="none"/>
               </w:rPr>
             </w:pPr>
@@ -5717,7 +6945,7 @@
               <w:rPr>
                 <w:rFonts w:eastAsia="Times New Roman" w:cs="Times New Roman"/>
                 <w:kern w:val="0"/>
-                <w:sz w:val="22"/>
+                <w:szCs w:val="26"/>
                 <w14:ligatures w14:val="none"/>
               </w:rPr>
               <w:t>Ghi danh và xếp lớp</w:t>
@@ -5749,7 +6977,7 @@
               <w:rPr>
                 <w:rFonts w:eastAsia="Times New Roman" w:cs="Times New Roman"/>
                 <w:kern w:val="0"/>
-                <w:sz w:val="22"/>
+                <w:szCs w:val="26"/>
                 <w14:ligatures w14:val="none"/>
               </w:rPr>
             </w:pPr>
@@ -5757,7 +6985,7 @@
               <w:rPr>
                 <w:rFonts w:eastAsia="Times New Roman" w:cs="Times New Roman"/>
                 <w:kern w:val="0"/>
-                <w:sz w:val="22"/>
+                <w:szCs w:val="26"/>
                 <w14:ligatures w14:val="none"/>
               </w:rPr>
               <w:t>Quản trị viên ghi danh học viên vào lớp và nhóm ca học phù hợp</w:t>
@@ -5789,7 +7017,7 @@
               <w:rPr>
                 <w:rFonts w:eastAsia="Times New Roman" w:cs="Times New Roman"/>
                 <w:kern w:val="0"/>
-                <w:sz w:val="22"/>
+                <w:szCs w:val="26"/>
                 <w14:ligatures w14:val="none"/>
               </w:rPr>
             </w:pPr>
@@ -5797,7 +7025,7 @@
               <w:rPr>
                 <w:rFonts w:eastAsia="Times New Roman" w:cs="Times New Roman"/>
                 <w:kern w:val="0"/>
-                <w:sz w:val="22"/>
+                <w:szCs w:val="26"/>
                 <w14:ligatures w14:val="none"/>
               </w:rPr>
               <w:t>Không ghi danh trùng; không vượt quá sức chứa của nhóm học; thông tin ghi danh được lưu chính xác</w:t>
@@ -5834,7 +7062,7 @@
               <w:rPr>
                 <w:rFonts w:eastAsia="Times New Roman" w:cs="Times New Roman"/>
                 <w:kern w:val="0"/>
-                <w:sz w:val="22"/>
+                <w:szCs w:val="26"/>
                 <w14:ligatures w14:val="none"/>
               </w:rPr>
             </w:pPr>
@@ -5842,7 +7070,7 @@
               <w:rPr>
                 <w:rFonts w:eastAsia="Times New Roman" w:cs="Times New Roman"/>
                 <w:kern w:val="0"/>
-                <w:sz w:val="22"/>
+                <w:szCs w:val="26"/>
                 <w14:ligatures w14:val="none"/>
               </w:rPr>
               <w:t>6</w:t>
@@ -5874,7 +7102,7 @@
               <w:rPr>
                 <w:rFonts w:eastAsia="Times New Roman" w:cs="Times New Roman"/>
                 <w:kern w:val="0"/>
-                <w:sz w:val="22"/>
+                <w:szCs w:val="26"/>
                 <w14:ligatures w14:val="none"/>
               </w:rPr>
             </w:pPr>
@@ -5882,7 +7110,7 @@
               <w:rPr>
                 <w:rFonts w:eastAsia="Times New Roman" w:cs="Times New Roman"/>
                 <w:kern w:val="0"/>
-                <w:sz w:val="22"/>
+                <w:szCs w:val="26"/>
                 <w14:ligatures w14:val="none"/>
               </w:rPr>
               <w:t>Học tập trực tuyến cho học viên</w:t>
@@ -5914,7 +7142,7 @@
               <w:rPr>
                 <w:rFonts w:eastAsia="Times New Roman" w:cs="Times New Roman"/>
                 <w:kern w:val="0"/>
-                <w:sz w:val="22"/>
+                <w:szCs w:val="26"/>
                 <w14:ligatures w14:val="none"/>
               </w:rPr>
             </w:pPr>
@@ -5922,7 +7150,7 @@
               <w:rPr>
                 <w:rFonts w:eastAsia="Times New Roman" w:cs="Times New Roman"/>
                 <w:kern w:val="0"/>
-                <w:sz w:val="22"/>
+                <w:szCs w:val="26"/>
                 <w14:ligatures w14:val="none"/>
               </w:rPr>
               <w:t>Học viên xem được khóa học, bài học, bài tập, bài kiểm tra và tiến độ học tập</w:t>
@@ -5954,7 +7182,7 @@
               <w:rPr>
                 <w:rFonts w:eastAsia="Times New Roman" w:cs="Times New Roman"/>
                 <w:kern w:val="0"/>
-                <w:sz w:val="22"/>
+                <w:szCs w:val="26"/>
                 <w14:ligatures w14:val="none"/>
               </w:rPr>
             </w:pPr>
@@ -5962,7 +7190,7 @@
               <w:rPr>
                 <w:rFonts w:eastAsia="Times New Roman" w:cs="Times New Roman"/>
                 <w:kern w:val="0"/>
-                <w:sz w:val="22"/>
+                <w:szCs w:val="26"/>
                 <w14:ligatures w14:val="none"/>
               </w:rPr>
               <w:t>Học viên truy cập được dashboard cá nhân; xem được khóa học đang tham gia; làm bài và xem trạng thái hoàn thành</w:t>
@@ -5999,7 +7227,7 @@
               <w:rPr>
                 <w:rFonts w:eastAsia="Times New Roman" w:cs="Times New Roman"/>
                 <w:kern w:val="0"/>
-                <w:sz w:val="22"/>
+                <w:szCs w:val="26"/>
                 <w14:ligatures w14:val="none"/>
               </w:rPr>
             </w:pPr>
@@ -6007,7 +7235,7 @@
               <w:rPr>
                 <w:rFonts w:eastAsia="Times New Roman" w:cs="Times New Roman"/>
                 <w:kern w:val="0"/>
-                <w:sz w:val="22"/>
+                <w:szCs w:val="26"/>
                 <w14:ligatures w14:val="none"/>
               </w:rPr>
               <w:t>7</w:t>
@@ -6039,7 +7267,7 @@
               <w:rPr>
                 <w:rFonts w:eastAsia="Times New Roman" w:cs="Times New Roman"/>
                 <w:kern w:val="0"/>
-                <w:sz w:val="22"/>
+                <w:szCs w:val="26"/>
                 <w14:ligatures w14:val="none"/>
               </w:rPr>
             </w:pPr>
@@ -6047,7 +7275,7 @@
               <w:rPr>
                 <w:rFonts w:eastAsia="Times New Roman" w:cs="Times New Roman"/>
                 <w:kern w:val="0"/>
-                <w:sz w:val="22"/>
+                <w:szCs w:val="26"/>
                 <w14:ligatures w14:val="none"/>
               </w:rPr>
               <w:t>Làm bài và nộp bài</w:t>
@@ -6079,7 +7307,7 @@
               <w:rPr>
                 <w:rFonts w:eastAsia="Times New Roman" w:cs="Times New Roman"/>
                 <w:kern w:val="0"/>
-                <w:sz w:val="22"/>
+                <w:szCs w:val="26"/>
                 <w14:ligatures w14:val="none"/>
               </w:rPr>
             </w:pPr>
@@ -6087,7 +7315,7 @@
               <w:rPr>
                 <w:rFonts w:eastAsia="Times New Roman" w:cs="Times New Roman"/>
                 <w:kern w:val="0"/>
-                <w:sz w:val="22"/>
+                <w:szCs w:val="26"/>
                 <w14:ligatures w14:val="none"/>
               </w:rPr>
               <w:t>Học viên thực hiện được các dạng bài như trắc nghiệm, điền từ, nối cặp, chép chính tả, tự luận</w:t>
@@ -6119,7 +7347,7 @@
               <w:rPr>
                 <w:rFonts w:eastAsia="Times New Roman" w:cs="Times New Roman"/>
                 <w:kern w:val="0"/>
-                <w:sz w:val="22"/>
+                <w:szCs w:val="26"/>
                 <w14:ligatures w14:val="none"/>
               </w:rPr>
             </w:pPr>
@@ -6127,7 +7355,7 @@
               <w:rPr>
                 <w:rFonts w:eastAsia="Times New Roman" w:cs="Times New Roman"/>
                 <w:kern w:val="0"/>
-                <w:sz w:val="22"/>
+                <w:szCs w:val="26"/>
                 <w14:ligatures w14:val="none"/>
               </w:rPr>
               <w:t>Hệ thống lưu được đáp án; câu hỏi trắc nghiệm được chấm tự động; bài tự luận được lưu để giáo viên chấm</w:t>
@@ -6164,7 +7392,7 @@
               <w:rPr>
                 <w:rFonts w:eastAsia="Times New Roman" w:cs="Times New Roman"/>
                 <w:kern w:val="0"/>
-                <w:sz w:val="22"/>
+                <w:szCs w:val="26"/>
                 <w14:ligatures w14:val="none"/>
               </w:rPr>
             </w:pPr>
@@ -6172,7 +7400,7 @@
               <w:rPr>
                 <w:rFonts w:eastAsia="Times New Roman" w:cs="Times New Roman"/>
                 <w:kern w:val="0"/>
-                <w:sz w:val="22"/>
+                <w:szCs w:val="26"/>
                 <w14:ligatures w14:val="none"/>
               </w:rPr>
               <w:t>8</w:t>
@@ -6204,7 +7432,7 @@
               <w:rPr>
                 <w:rFonts w:eastAsia="Times New Roman" w:cs="Times New Roman"/>
                 <w:kern w:val="0"/>
-                <w:sz w:val="22"/>
+                <w:szCs w:val="26"/>
                 <w14:ligatures w14:val="none"/>
               </w:rPr>
             </w:pPr>
@@ -6212,7 +7440,7 @@
               <w:rPr>
                 <w:rFonts w:eastAsia="Times New Roman" w:cs="Times New Roman"/>
                 <w:kern w:val="0"/>
-                <w:sz w:val="22"/>
+                <w:szCs w:val="26"/>
                 <w14:ligatures w14:val="none"/>
               </w:rPr>
               <w:t>Quản lý lớp cho giáo viên</w:t>
@@ -6244,7 +7472,7 @@
               <w:rPr>
                 <w:rFonts w:eastAsia="Times New Roman" w:cs="Times New Roman"/>
                 <w:kern w:val="0"/>
-                <w:sz w:val="22"/>
+                <w:szCs w:val="26"/>
                 <w14:ligatures w14:val="none"/>
               </w:rPr>
             </w:pPr>
@@ -6252,7 +7480,7 @@
               <w:rPr>
                 <w:rFonts w:eastAsia="Times New Roman" w:cs="Times New Roman"/>
                 <w:kern w:val="0"/>
-                <w:sz w:val="22"/>
+                <w:szCs w:val="26"/>
                 <w14:ligatures w14:val="none"/>
               </w:rPr>
               <w:t>Giáo viên xem được lớp mình phụ trách, lịch dạy, danh sách học viên và tài liệu giảng dạy</w:t>
@@ -6284,7 +7512,7 @@
               <w:rPr>
                 <w:rFonts w:eastAsia="Times New Roman" w:cs="Times New Roman"/>
                 <w:kern w:val="0"/>
-                <w:sz w:val="22"/>
+                <w:szCs w:val="26"/>
                 <w14:ligatures w14:val="none"/>
               </w:rPr>
             </w:pPr>
@@ -6292,7 +7520,7 @@
               <w:rPr>
                 <w:rFonts w:eastAsia="Times New Roman" w:cs="Times New Roman"/>
                 <w:kern w:val="0"/>
-                <w:sz w:val="22"/>
+                <w:szCs w:val="26"/>
                 <w14:ligatures w14:val="none"/>
               </w:rPr>
               <w:t>Giáo viên truy cập được đúng lớp được phân công; xem được lịch dạy theo ngày/tuần/tháng; mở được danh sách lớp và tài liệu</w:t>
@@ -6329,7 +7557,7 @@
               <w:rPr>
                 <w:rFonts w:eastAsia="Times New Roman" w:cs="Times New Roman"/>
                 <w:kern w:val="0"/>
-                <w:sz w:val="22"/>
+                <w:szCs w:val="26"/>
                 <w14:ligatures w14:val="none"/>
               </w:rPr>
             </w:pPr>
@@ -6337,7 +7565,7 @@
               <w:rPr>
                 <w:rFonts w:eastAsia="Times New Roman" w:cs="Times New Roman"/>
                 <w:kern w:val="0"/>
-                <w:sz w:val="22"/>
+                <w:szCs w:val="26"/>
                 <w14:ligatures w14:val="none"/>
               </w:rPr>
               <w:t>9</w:t>
@@ -6369,7 +7597,7 @@
               <w:rPr>
                 <w:rFonts w:eastAsia="Times New Roman" w:cs="Times New Roman"/>
                 <w:kern w:val="0"/>
-                <w:sz w:val="22"/>
+                <w:szCs w:val="26"/>
                 <w14:ligatures w14:val="none"/>
               </w:rPr>
             </w:pPr>
@@ -6377,7 +7605,7 @@
               <w:rPr>
                 <w:rFonts w:eastAsia="Times New Roman" w:cs="Times New Roman"/>
                 <w:kern w:val="0"/>
-                <w:sz w:val="22"/>
+                <w:szCs w:val="26"/>
                 <w14:ligatures w14:val="none"/>
               </w:rPr>
               <w:t>Điểm danh và chấm điểm</w:t>
@@ -6409,7 +7637,7 @@
               <w:rPr>
                 <w:rFonts w:eastAsia="Times New Roman" w:cs="Times New Roman"/>
                 <w:kern w:val="0"/>
-                <w:sz w:val="22"/>
+                <w:szCs w:val="26"/>
                 <w14:ligatures w14:val="none"/>
               </w:rPr>
             </w:pPr>
@@ -6417,7 +7645,7 @@
               <w:rPr>
                 <w:rFonts w:eastAsia="Times New Roman" w:cs="Times New Roman"/>
                 <w:kern w:val="0"/>
-                <w:sz w:val="22"/>
+                <w:szCs w:val="26"/>
                 <w14:ligatures w14:val="none"/>
               </w:rPr>
               <w:t>Giáo viên điểm danh học viên, chấm bài viết và phản hồi kết quả</w:t>
@@ -6449,7 +7677,7 @@
               <w:rPr>
                 <w:rFonts w:eastAsia="Times New Roman" w:cs="Times New Roman"/>
                 <w:kern w:val="0"/>
-                <w:sz w:val="22"/>
+                <w:szCs w:val="26"/>
                 <w14:ligatures w14:val="none"/>
               </w:rPr>
             </w:pPr>
@@ -6457,7 +7685,7 @@
               <w:rPr>
                 <w:rFonts w:eastAsia="Times New Roman" w:cs="Times New Roman"/>
                 <w:kern w:val="0"/>
-                <w:sz w:val="22"/>
+                <w:szCs w:val="26"/>
                 <w14:ligatures w14:val="none"/>
               </w:rPr>
               <w:t>Điểm danh lưu đúng trạng thái hiện diện; giáo viên chấm điểm và ghi nhận xét được; học viên xem lại kết quả sau khi chấm</w:t>
@@ -6494,7 +7722,7 @@
               <w:rPr>
                 <w:rFonts w:eastAsia="Times New Roman" w:cs="Times New Roman"/>
                 <w:kern w:val="0"/>
-                <w:sz w:val="22"/>
+                <w:szCs w:val="26"/>
                 <w14:ligatures w14:val="none"/>
               </w:rPr>
             </w:pPr>
@@ -6502,7 +7730,7 @@
               <w:rPr>
                 <w:rFonts w:eastAsia="Times New Roman" w:cs="Times New Roman"/>
                 <w:kern w:val="0"/>
-                <w:sz w:val="22"/>
+                <w:szCs w:val="26"/>
                 <w14:ligatures w14:val="none"/>
               </w:rPr>
               <w:t>10</w:t>
@@ -6534,7 +7762,7 @@
               <w:rPr>
                 <w:rFonts w:eastAsia="Times New Roman" w:cs="Times New Roman"/>
                 <w:kern w:val="0"/>
-                <w:sz w:val="22"/>
+                <w:szCs w:val="26"/>
                 <w14:ligatures w14:val="none"/>
               </w:rPr>
             </w:pPr>
@@ -6542,7 +7770,7 @@
               <w:rPr>
                 <w:rFonts w:eastAsia="Times New Roman" w:cs="Times New Roman"/>
                 <w:kern w:val="0"/>
-                <w:sz w:val="22"/>
+                <w:szCs w:val="26"/>
                 <w14:ligatures w14:val="none"/>
               </w:rPr>
               <w:t>Nghỉ học và học bù</w:t>
@@ -6574,7 +7802,7 @@
               <w:rPr>
                 <w:rFonts w:eastAsia="Times New Roman" w:cs="Times New Roman"/>
                 <w:kern w:val="0"/>
-                <w:sz w:val="22"/>
+                <w:szCs w:val="26"/>
                 <w14:ligatures w14:val="none"/>
               </w:rPr>
             </w:pPr>
@@ -6582,7 +7810,7 @@
               <w:rPr>
                 <w:rFonts w:eastAsia="Times New Roman" w:cs="Times New Roman"/>
                 <w:kern w:val="0"/>
-                <w:sz w:val="22"/>
+                <w:szCs w:val="26"/>
                 <w14:ligatures w14:val="none"/>
               </w:rPr>
               <w:t>Học viên gửi đơn xin nghỉ, đăng ký học bù; quản trị viên duyệt hoặc từ chối yêu cầu</w:t>
@@ -6614,7 +7842,7 @@
               <w:rPr>
                 <w:rFonts w:eastAsia="Times New Roman" w:cs="Times New Roman"/>
                 <w:kern w:val="0"/>
-                <w:sz w:val="22"/>
+                <w:szCs w:val="26"/>
                 <w14:ligatures w14:val="none"/>
               </w:rPr>
             </w:pPr>
@@ -6622,7 +7850,7 @@
               <w:rPr>
                 <w:rFonts w:eastAsia="Times New Roman" w:cs="Times New Roman"/>
                 <w:kern w:val="0"/>
-                <w:sz w:val="22"/>
+                <w:szCs w:val="26"/>
                 <w14:ligatures w14:val="none"/>
               </w:rPr>
               <w:t>Tạo được yêu cầu nghỉ học/học bù; quản trị viên xử lý được yêu cầu; trạng thái cập nhật đúng; dữ liệu liên quan được đồng bộ</w:t>
@@ -6659,7 +7887,7 @@
               <w:rPr>
                 <w:rFonts w:eastAsia="Times New Roman" w:cs="Times New Roman"/>
                 <w:kern w:val="0"/>
-                <w:sz w:val="22"/>
+                <w:szCs w:val="26"/>
                 <w14:ligatures w14:val="none"/>
               </w:rPr>
             </w:pPr>
@@ -6667,7 +7895,7 @@
               <w:rPr>
                 <w:rFonts w:eastAsia="Times New Roman" w:cs="Times New Roman"/>
                 <w:kern w:val="0"/>
-                <w:sz w:val="22"/>
+                <w:szCs w:val="26"/>
                 <w14:ligatures w14:val="none"/>
               </w:rPr>
               <w:t>11</w:t>
@@ -6699,7 +7927,7 @@
               <w:rPr>
                 <w:rFonts w:eastAsia="Times New Roman" w:cs="Times New Roman"/>
                 <w:kern w:val="0"/>
-                <w:sz w:val="22"/>
+                <w:szCs w:val="26"/>
                 <w14:ligatures w14:val="none"/>
               </w:rPr>
             </w:pPr>
@@ -6707,7 +7935,7 @@
               <w:rPr>
                 <w:rFonts w:eastAsia="Times New Roman" w:cs="Times New Roman"/>
                 <w:kern w:val="0"/>
-                <w:sz w:val="22"/>
+                <w:szCs w:val="26"/>
                 <w14:ligatures w14:val="none"/>
               </w:rPr>
               <w:t>Quản lý nội dung website</w:t>
@@ -6739,7 +7967,7 @@
               <w:rPr>
                 <w:rFonts w:eastAsia="Times New Roman" w:cs="Times New Roman"/>
                 <w:kern w:val="0"/>
-                <w:sz w:val="22"/>
+                <w:szCs w:val="26"/>
                 <w14:ligatures w14:val="none"/>
               </w:rPr>
             </w:pPr>
@@ -6747,7 +7975,7 @@
               <w:rPr>
                 <w:rFonts w:eastAsia="Times New Roman" w:cs="Times New Roman"/>
                 <w:kern w:val="0"/>
-                <w:sz w:val="22"/>
+                <w:szCs w:val="26"/>
                 <w14:ligatures w14:val="none"/>
               </w:rPr>
               <w:t>Quản trị viên chỉnh sửa được một số nội dung hiển thị trên website</w:t>
@@ -6779,7 +8007,7 @@
               <w:rPr>
                 <w:rFonts w:eastAsia="Times New Roman" w:cs="Times New Roman"/>
                 <w:kern w:val="0"/>
-                <w:sz w:val="22"/>
+                <w:szCs w:val="26"/>
                 <w14:ligatures w14:val="none"/>
               </w:rPr>
             </w:pPr>
@@ -6787,7 +8015,7 @@
               <w:rPr>
                 <w:rFonts w:eastAsia="Times New Roman" w:cs="Times New Roman"/>
                 <w:kern w:val="0"/>
-                <w:sz w:val="22"/>
+                <w:szCs w:val="26"/>
                 <w14:ligatures w14:val="none"/>
               </w:rPr>
               <w:t>Nội dung sau khi cập nhật hiển thị đúng trên giao diện công khai</w:t>
@@ -6824,7 +8052,7 @@
               <w:rPr>
                 <w:rFonts w:eastAsia="Times New Roman" w:cs="Times New Roman"/>
                 <w:kern w:val="0"/>
-                <w:sz w:val="22"/>
+                <w:szCs w:val="26"/>
                 <w14:ligatures w14:val="none"/>
               </w:rPr>
             </w:pPr>
@@ -6832,7 +8060,7 @@
               <w:rPr>
                 <w:rFonts w:eastAsia="Times New Roman" w:cs="Times New Roman"/>
                 <w:kern w:val="0"/>
-                <w:sz w:val="22"/>
+                <w:szCs w:val="26"/>
                 <w14:ligatures w14:val="none"/>
               </w:rPr>
               <w:t>12</w:t>
@@ -6864,7 +8092,7 @@
               <w:rPr>
                 <w:rFonts w:eastAsia="Times New Roman" w:cs="Times New Roman"/>
                 <w:kern w:val="0"/>
-                <w:sz w:val="22"/>
+                <w:szCs w:val="26"/>
                 <w14:ligatures w14:val="none"/>
               </w:rPr>
             </w:pPr>
@@ -6872,7 +8100,7 @@
               <w:rPr>
                 <w:rFonts w:eastAsia="Times New Roman" w:cs="Times New Roman"/>
                 <w:kern w:val="0"/>
-                <w:sz w:val="22"/>
+                <w:szCs w:val="26"/>
                 <w14:ligatures w14:val="none"/>
               </w:rPr>
               <w:t>Dashboard và thống kê</w:t>
@@ -6904,7 +8132,7 @@
               <w:rPr>
                 <w:rFonts w:eastAsia="Times New Roman" w:cs="Times New Roman"/>
                 <w:kern w:val="0"/>
-                <w:sz w:val="22"/>
+                <w:szCs w:val="26"/>
                 <w14:ligatures w14:val="none"/>
               </w:rPr>
             </w:pPr>
@@ -6912,7 +8140,7 @@
               <w:rPr>
                 <w:rFonts w:eastAsia="Times New Roman" w:cs="Times New Roman"/>
                 <w:kern w:val="0"/>
-                <w:sz w:val="22"/>
+                <w:szCs w:val="26"/>
                 <w14:ligatures w14:val="none"/>
               </w:rPr>
               <w:t>Hệ thống cung cấp dashboard tổng quan cho từng vai trò người dùng</w:t>
@@ -6944,7 +8172,7 @@
               <w:rPr>
                 <w:rFonts w:eastAsia="Times New Roman" w:cs="Times New Roman"/>
                 <w:kern w:val="0"/>
-                <w:sz w:val="22"/>
+                <w:szCs w:val="26"/>
                 <w14:ligatures w14:val="none"/>
               </w:rPr>
             </w:pPr>
@@ -6952,7 +8180,7 @@
               <w:rPr>
                 <w:rFonts w:eastAsia="Times New Roman" w:cs="Times New Roman"/>
                 <w:kern w:val="0"/>
-                <w:sz w:val="22"/>
+                <w:szCs w:val="26"/>
                 <w14:ligatures w14:val="none"/>
               </w:rPr>
               <w:t>Dashboard hiển thị đúng số liệu cơ bản như số lớp, số học viên, bài chờ chấm, tiến độ học tập, yêu cầu cần xử lý</w:t>
@@ -6974,7 +8202,7 @@
         </w:rPr>
         <w:br w:type="page"/>
       </w:r>
-      <w:bookmarkStart w:id="13" w:name="_Toc227451148"/>
+      <w:bookmarkStart w:id="13" w:name="_Toc227645835"/>
       <w:r>
         <w:rPr>
           <w:rFonts w:eastAsia="Times New Roman"/>
@@ -7081,10 +8309,10 @@
         <w:tblLook w:val="04A0" w:firstRow="1" w:lastRow="0" w:firstColumn="1" w:lastColumn="0" w:noHBand="0" w:noVBand="1"/>
       </w:tblPr>
       <w:tblGrid>
-        <w:gridCol w:w="499"/>
-        <w:gridCol w:w="1340"/>
-        <w:gridCol w:w="2699"/>
-        <w:gridCol w:w="4574"/>
+        <w:gridCol w:w="612"/>
+        <w:gridCol w:w="1200"/>
+        <w:gridCol w:w="2758"/>
+        <w:gridCol w:w="4542"/>
       </w:tblGrid>
       <w:tr>
         <w:trPr>
@@ -7119,8 +8347,7 @@
                 <w:bCs/>
                 <w:color w:val="1A1C1F"/>
                 <w:kern w:val="0"/>
-                <w:sz w:val="20"/>
-                <w:szCs w:val="20"/>
+                <w:szCs w:val="26"/>
                 <w14:ligatures w14:val="none"/>
               </w:rPr>
             </w:pPr>
@@ -7131,8 +8358,7 @@
                 <w:bCs/>
                 <w:color w:val="1A1C1F"/>
                 <w:kern w:val="0"/>
-                <w:sz w:val="20"/>
-                <w:szCs w:val="20"/>
+                <w:szCs w:val="26"/>
                 <w14:ligatures w14:val="none"/>
               </w:rPr>
               <w:t>STT</w:t>
@@ -7167,8 +8393,7 @@
                 <w:bCs/>
                 <w:color w:val="1A1C1F"/>
                 <w:kern w:val="0"/>
-                <w:sz w:val="20"/>
-                <w:szCs w:val="20"/>
+                <w:szCs w:val="26"/>
                 <w14:ligatures w14:val="none"/>
               </w:rPr>
             </w:pPr>
@@ -7179,8 +8404,7 @@
                 <w:bCs/>
                 <w:color w:val="1A1C1F"/>
                 <w:kern w:val="0"/>
-                <w:sz w:val="20"/>
-                <w:szCs w:val="20"/>
+                <w:szCs w:val="26"/>
                 <w14:ligatures w14:val="none"/>
               </w:rPr>
               <w:t>Thuộc tính phi chức năng</w:t>
@@ -7215,8 +8439,7 @@
                 <w:bCs/>
                 <w:color w:val="1A1C1F"/>
                 <w:kern w:val="0"/>
-                <w:sz w:val="20"/>
-                <w:szCs w:val="20"/>
+                <w:szCs w:val="26"/>
                 <w14:ligatures w14:val="none"/>
               </w:rPr>
             </w:pPr>
@@ -7227,8 +8450,7 @@
                 <w:bCs/>
                 <w:color w:val="1A1C1F"/>
                 <w:kern w:val="0"/>
-                <w:sz w:val="20"/>
-                <w:szCs w:val="20"/>
+                <w:szCs w:val="26"/>
                 <w14:ligatures w14:val="none"/>
               </w:rPr>
               <w:t>Kết quả cần đạt</w:t>
@@ -7263,8 +8485,7 @@
                 <w:bCs/>
                 <w:color w:val="1A1C1F"/>
                 <w:kern w:val="0"/>
-                <w:sz w:val="20"/>
-                <w:szCs w:val="20"/>
+                <w:szCs w:val="26"/>
                 <w14:ligatures w14:val="none"/>
               </w:rPr>
             </w:pPr>
@@ -7275,8 +8496,7 @@
                 <w:bCs/>
                 <w:color w:val="1A1C1F"/>
                 <w:kern w:val="0"/>
-                <w:sz w:val="20"/>
-                <w:szCs w:val="20"/>
+                <w:szCs w:val="26"/>
                 <w14:ligatures w14:val="none"/>
               </w:rPr>
               <w:t>Tiêu chí đánh giá</w:t>
@@ -7313,8 +8533,7 @@
               <w:rPr>
                 <w:rFonts w:eastAsia="Times New Roman" w:cs="Times New Roman"/>
                 <w:kern w:val="0"/>
-                <w:sz w:val="20"/>
-                <w:szCs w:val="20"/>
+                <w:szCs w:val="26"/>
                 <w14:ligatures w14:val="none"/>
               </w:rPr>
             </w:pPr>
@@ -7322,8 +8541,7 @@
               <w:rPr>
                 <w:rFonts w:eastAsia="Times New Roman" w:cs="Times New Roman"/>
                 <w:kern w:val="0"/>
-                <w:sz w:val="20"/>
-                <w:szCs w:val="20"/>
+                <w:szCs w:val="26"/>
                 <w14:ligatures w14:val="none"/>
               </w:rPr>
               <w:t>1</w:t>
@@ -7355,8 +8573,7 @@
               <w:rPr>
                 <w:rFonts w:eastAsia="Times New Roman" w:cs="Times New Roman"/>
                 <w:kern w:val="0"/>
-                <w:sz w:val="20"/>
-                <w:szCs w:val="20"/>
+                <w:szCs w:val="26"/>
                 <w14:ligatures w14:val="none"/>
               </w:rPr>
             </w:pPr>
@@ -7364,8 +8581,7 @@
               <w:rPr>
                 <w:rFonts w:eastAsia="Times New Roman" w:cs="Times New Roman"/>
                 <w:kern w:val="0"/>
-                <w:sz w:val="20"/>
-                <w:szCs w:val="20"/>
+                <w:szCs w:val="26"/>
                 <w14:ligatures w14:val="none"/>
               </w:rPr>
               <w:t>Tính đúng đắn dữ liệu</w:t>
@@ -7397,8 +8613,7 @@
               <w:rPr>
                 <w:rFonts w:eastAsia="Times New Roman" w:cs="Times New Roman"/>
                 <w:kern w:val="0"/>
-                <w:sz w:val="20"/>
-                <w:szCs w:val="20"/>
+                <w:szCs w:val="26"/>
                 <w14:ligatures w14:val="none"/>
               </w:rPr>
             </w:pPr>
@@ -7406,8 +8621,7 @@
               <w:rPr>
                 <w:rFonts w:eastAsia="Times New Roman" w:cs="Times New Roman"/>
                 <w:kern w:val="0"/>
-                <w:sz w:val="20"/>
-                <w:szCs w:val="20"/>
+                <w:szCs w:val="26"/>
                 <w14:ligatures w14:val="none"/>
               </w:rPr>
               <w:t>Dữ liệu được lưu trữ nhất quán, đúng quan hệ và hạn chế sai lệch</w:t>
@@ -7439,8 +8653,7 @@
               <w:rPr>
                 <w:rFonts w:eastAsia="Times New Roman" w:cs="Times New Roman"/>
                 <w:kern w:val="0"/>
-                <w:sz w:val="20"/>
-                <w:szCs w:val="20"/>
+                <w:szCs w:val="26"/>
                 <w14:ligatures w14:val="none"/>
               </w:rPr>
             </w:pPr>
@@ -7448,8 +8661,7 @@
               <w:rPr>
                 <w:rFonts w:eastAsia="Times New Roman" w:cs="Times New Roman"/>
                 <w:kern w:val="0"/>
-                <w:sz w:val="20"/>
-                <w:szCs w:val="20"/>
+                <w:szCs w:val="26"/>
                 <w14:ligatures w14:val="none"/>
               </w:rPr>
               <w:t>Các thao tác thêm, sửa, xóa phản ánh đúng trên cơ sở dữ liệu; không phát sinh ghi danh trùng, sai liên kết lớp học hoặc sai vai trò người dùng</w:t>
@@ -7486,8 +8698,7 @@
               <w:rPr>
                 <w:rFonts w:eastAsia="Times New Roman" w:cs="Times New Roman"/>
                 <w:kern w:val="0"/>
-                <w:sz w:val="20"/>
-                <w:szCs w:val="20"/>
+                <w:szCs w:val="26"/>
                 <w14:ligatures w14:val="none"/>
               </w:rPr>
             </w:pPr>
@@ -7495,8 +8706,7 @@
               <w:rPr>
                 <w:rFonts w:eastAsia="Times New Roman" w:cs="Times New Roman"/>
                 <w:kern w:val="0"/>
-                <w:sz w:val="20"/>
-                <w:szCs w:val="20"/>
+                <w:szCs w:val="26"/>
                 <w14:ligatures w14:val="none"/>
               </w:rPr>
               <w:t>2</w:t>
@@ -7528,8 +8738,7 @@
               <w:rPr>
                 <w:rFonts w:eastAsia="Times New Roman" w:cs="Times New Roman"/>
                 <w:kern w:val="0"/>
-                <w:sz w:val="20"/>
-                <w:szCs w:val="20"/>
+                <w:szCs w:val="26"/>
                 <w14:ligatures w14:val="none"/>
               </w:rPr>
             </w:pPr>
@@ -7537,8 +8746,7 @@
               <w:rPr>
                 <w:rFonts w:eastAsia="Times New Roman" w:cs="Times New Roman"/>
                 <w:kern w:val="0"/>
-                <w:sz w:val="20"/>
-                <w:szCs w:val="20"/>
+                <w:szCs w:val="26"/>
                 <w14:ligatures w14:val="none"/>
               </w:rPr>
               <w:t>Hiệu năng phản hồi</w:t>
@@ -7570,8 +8778,7 @@
               <w:rPr>
                 <w:rFonts w:eastAsia="Times New Roman" w:cs="Times New Roman"/>
                 <w:kern w:val="0"/>
-                <w:sz w:val="20"/>
-                <w:szCs w:val="20"/>
+                <w:szCs w:val="26"/>
                 <w14:ligatures w14:val="none"/>
               </w:rPr>
             </w:pPr>
@@ -7579,8 +8786,7 @@
               <w:rPr>
                 <w:rFonts w:eastAsia="Times New Roman" w:cs="Times New Roman"/>
                 <w:kern w:val="0"/>
-                <w:sz w:val="20"/>
-                <w:szCs w:val="20"/>
+                <w:szCs w:val="26"/>
                 <w14:ligatures w14:val="none"/>
               </w:rPr>
               <w:t>Hệ thống phản hồi đủ nhanh với các thao tác thông thường</w:t>
@@ -7612,8 +8818,7 @@
               <w:rPr>
                 <w:rFonts w:eastAsia="Times New Roman" w:cs="Times New Roman"/>
                 <w:kern w:val="0"/>
-                <w:sz w:val="20"/>
-                <w:szCs w:val="20"/>
+                <w:szCs w:val="26"/>
                 <w14:ligatures w14:val="none"/>
               </w:rPr>
             </w:pPr>
@@ -7621,8 +8826,7 @@
               <w:rPr>
                 <w:rFonts w:eastAsia="Times New Roman" w:cs="Times New Roman"/>
                 <w:kern w:val="0"/>
-                <w:sz w:val="20"/>
-                <w:szCs w:val="20"/>
+                <w:szCs w:val="26"/>
                 <w14:ligatures w14:val="none"/>
               </w:rPr>
               <w:t>Các chức năng tra cứu, đăng nhập, xem danh sách, xem dashboard phản hồi trong khoảng chấp nhận được, thông thường không quá 2 đến 3 giây trong môi trường thử nghiệm</w:t>
@@ -7659,8 +8863,7 @@
               <w:rPr>
                 <w:rFonts w:eastAsia="Times New Roman" w:cs="Times New Roman"/>
                 <w:kern w:val="0"/>
-                <w:sz w:val="20"/>
-                <w:szCs w:val="20"/>
+                <w:szCs w:val="26"/>
                 <w14:ligatures w14:val="none"/>
               </w:rPr>
             </w:pPr>
@@ -7668,8 +8871,7 @@
               <w:rPr>
                 <w:rFonts w:eastAsia="Times New Roman" w:cs="Times New Roman"/>
                 <w:kern w:val="0"/>
-                <w:sz w:val="20"/>
-                <w:szCs w:val="20"/>
+                <w:szCs w:val="26"/>
                 <w14:ligatures w14:val="none"/>
               </w:rPr>
               <w:t>3</w:t>
@@ -7701,8 +8903,7 @@
               <w:rPr>
                 <w:rFonts w:eastAsia="Times New Roman" w:cs="Times New Roman"/>
                 <w:kern w:val="0"/>
-                <w:sz w:val="20"/>
-                <w:szCs w:val="20"/>
+                <w:szCs w:val="26"/>
                 <w14:ligatures w14:val="none"/>
               </w:rPr>
             </w:pPr>
@@ -7710,8 +8911,7 @@
               <w:rPr>
                 <w:rFonts w:eastAsia="Times New Roman" w:cs="Times New Roman"/>
                 <w:kern w:val="0"/>
-                <w:sz w:val="20"/>
-                <w:szCs w:val="20"/>
+                <w:szCs w:val="26"/>
                 <w14:ligatures w14:val="none"/>
               </w:rPr>
               <w:t>Khả năng chịu tải</w:t>
@@ -7743,8 +8943,7 @@
               <w:rPr>
                 <w:rFonts w:eastAsia="Times New Roman" w:cs="Times New Roman"/>
                 <w:kern w:val="0"/>
-                <w:sz w:val="20"/>
-                <w:szCs w:val="20"/>
+                <w:szCs w:val="26"/>
                 <w14:ligatures w14:val="none"/>
               </w:rPr>
             </w:pPr>
@@ -7752,11 +8951,10 @@
               <w:rPr>
                 <w:rFonts w:eastAsia="Times New Roman" w:cs="Times New Roman"/>
                 <w:kern w:val="0"/>
-                <w:sz w:val="20"/>
-                <w:szCs w:val="20"/>
-                <w14:ligatures w14:val="none"/>
-              </w:rPr>
-              <w:t>Hệ thống hoạt động ổn định với số lượng người dùng đồng thời ở mức phù hợp với phạm vi đề tài</w:t>
+                <w:szCs w:val="26"/>
+                <w14:ligatures w14:val="none"/>
+              </w:rPr>
+              <w:t>Hệ thống hoạt động ổn định với số lượng người dùng đồng thời ở mức độ mô phỏng quy mô của 1-2 cơ sở tập trung (khoảng 100 - 200 truy cập đồng thời).</w:t>
             </w:r>
           </w:p>
         </w:tc>
@@ -7785,8 +8983,7 @@
               <w:rPr>
                 <w:rFonts w:eastAsia="Times New Roman" w:cs="Times New Roman"/>
                 <w:kern w:val="0"/>
-                <w:sz w:val="20"/>
-                <w:szCs w:val="20"/>
+                <w:szCs w:val="26"/>
                 <w14:ligatures w14:val="none"/>
               </w:rPr>
             </w:pPr>
@@ -7794,11 +8991,10 @@
               <w:rPr>
                 <w:rFonts w:eastAsia="Times New Roman" w:cs="Times New Roman"/>
                 <w:kern w:val="0"/>
-                <w:sz w:val="20"/>
-                <w:szCs w:val="20"/>
-                <w14:ligatures w14:val="none"/>
-              </w:rPr>
-              <w:t>Hệ thống vẫn sử dụng ổn định khi có nhiều người dùng truy cập đồng thời ở mức thử nghiệm; không xảy ra lỗi nghiêm trọng hoặc treo hệ thống</w:t>
+                <w:szCs w:val="26"/>
+                <w14:ligatures w14:val="none"/>
+              </w:rPr>
+              <w:t>Khi sử dụng công cụ kiểm thử tải (ví dụ: Apache JMeter) giả lập 100 - 200 Concurrent Users (CCU) truy cập cùng lúc thực hiện các tác vụ như xem lịch học hoặc nộp bài, hệ thống không bị gián đoạn (crash), tỷ lệ lỗi (error rate) &lt; 1% và thời gian phản hồi trung bình dưới 3 giây.</w:t>
             </w:r>
           </w:p>
         </w:tc>
@@ -7832,8 +9028,7 @@
               <w:rPr>
                 <w:rFonts w:eastAsia="Times New Roman" w:cs="Times New Roman"/>
                 <w:kern w:val="0"/>
-                <w:sz w:val="20"/>
-                <w:szCs w:val="20"/>
+                <w:szCs w:val="26"/>
                 <w14:ligatures w14:val="none"/>
               </w:rPr>
             </w:pPr>
@@ -7841,8 +9036,7 @@
               <w:rPr>
                 <w:rFonts w:eastAsia="Times New Roman" w:cs="Times New Roman"/>
                 <w:kern w:val="0"/>
-                <w:sz w:val="20"/>
-                <w:szCs w:val="20"/>
+                <w:szCs w:val="26"/>
                 <w14:ligatures w14:val="none"/>
               </w:rPr>
               <w:t>4</w:t>
@@ -7874,8 +9068,7 @@
               <w:rPr>
                 <w:rFonts w:eastAsia="Times New Roman" w:cs="Times New Roman"/>
                 <w:kern w:val="0"/>
-                <w:sz w:val="20"/>
-                <w:szCs w:val="20"/>
+                <w:szCs w:val="26"/>
                 <w14:ligatures w14:val="none"/>
               </w:rPr>
             </w:pPr>
@@ -7883,8 +9076,7 @@
               <w:rPr>
                 <w:rFonts w:eastAsia="Times New Roman" w:cs="Times New Roman"/>
                 <w:kern w:val="0"/>
-                <w:sz w:val="20"/>
-                <w:szCs w:val="20"/>
+                <w:szCs w:val="26"/>
                 <w14:ligatures w14:val="none"/>
               </w:rPr>
               <w:t>Bảo mật</w:t>
@@ -7916,8 +9108,7 @@
               <w:rPr>
                 <w:rFonts w:eastAsia="Times New Roman" w:cs="Times New Roman"/>
                 <w:kern w:val="0"/>
-                <w:sz w:val="20"/>
-                <w:szCs w:val="20"/>
+                <w:szCs w:val="26"/>
                 <w14:ligatures w14:val="none"/>
               </w:rPr>
             </w:pPr>
@@ -7925,8 +9116,7 @@
               <w:rPr>
                 <w:rFonts w:eastAsia="Times New Roman" w:cs="Times New Roman"/>
                 <w:kern w:val="0"/>
-                <w:sz w:val="20"/>
-                <w:szCs w:val="20"/>
+                <w:szCs w:val="26"/>
                 <w14:ligatures w14:val="none"/>
               </w:rPr>
               <w:t>Đảm bảo an toàn cho tài khoản và dữ liệu truy cập</w:t>
@@ -7958,8 +9148,7 @@
               <w:rPr>
                 <w:rFonts w:eastAsia="Times New Roman" w:cs="Times New Roman"/>
                 <w:kern w:val="0"/>
-                <w:sz w:val="20"/>
-                <w:szCs w:val="20"/>
+                <w:szCs w:val="26"/>
                 <w14:ligatures w14:val="none"/>
               </w:rPr>
             </w:pPr>
@@ -7967,8 +9156,7 @@
               <w:rPr>
                 <w:rFonts w:eastAsia="Times New Roman" w:cs="Times New Roman"/>
                 <w:kern w:val="0"/>
-                <w:sz w:val="20"/>
-                <w:szCs w:val="20"/>
+                <w:szCs w:val="26"/>
                 <w14:ligatures w14:val="none"/>
               </w:rPr>
               <w:t>Mật khẩu được mã hóa; có cơ chế xác thực đăng nhập; API yêu cầu quyền truy cập phù hợp; các trường nhập liệu được kiểm tra để hạn chế truy vấn độc hại</w:t>
@@ -8005,8 +9193,7 @@
               <w:rPr>
                 <w:rFonts w:eastAsia="Times New Roman" w:cs="Times New Roman"/>
                 <w:kern w:val="0"/>
-                <w:sz w:val="20"/>
-                <w:szCs w:val="20"/>
+                <w:szCs w:val="26"/>
                 <w14:ligatures w14:val="none"/>
               </w:rPr>
             </w:pPr>
@@ -8014,8 +9201,7 @@
               <w:rPr>
                 <w:rFonts w:eastAsia="Times New Roman" w:cs="Times New Roman"/>
                 <w:kern w:val="0"/>
-                <w:sz w:val="20"/>
-                <w:szCs w:val="20"/>
+                <w:szCs w:val="26"/>
                 <w14:ligatures w14:val="none"/>
               </w:rPr>
               <w:t>5</w:t>
@@ -8047,8 +9233,7 @@
               <w:rPr>
                 <w:rFonts w:eastAsia="Times New Roman" w:cs="Times New Roman"/>
                 <w:kern w:val="0"/>
-                <w:sz w:val="20"/>
-                <w:szCs w:val="20"/>
+                <w:szCs w:val="26"/>
                 <w14:ligatures w14:val="none"/>
               </w:rPr>
             </w:pPr>
@@ -8056,8 +9241,7 @@
               <w:rPr>
                 <w:rFonts w:eastAsia="Times New Roman" w:cs="Times New Roman"/>
                 <w:kern w:val="0"/>
-                <w:sz w:val="20"/>
-                <w:szCs w:val="20"/>
+                <w:szCs w:val="26"/>
                 <w14:ligatures w14:val="none"/>
               </w:rPr>
               <w:t>Tính ổn định</w:t>
@@ -8089,8 +9273,7 @@
               <w:rPr>
                 <w:rFonts w:eastAsia="Times New Roman" w:cs="Times New Roman"/>
                 <w:kern w:val="0"/>
-                <w:sz w:val="20"/>
-                <w:szCs w:val="20"/>
+                <w:szCs w:val="26"/>
                 <w14:ligatures w14:val="none"/>
               </w:rPr>
             </w:pPr>
@@ -8098,8 +9281,7 @@
               <w:rPr>
                 <w:rFonts w:eastAsia="Times New Roman" w:cs="Times New Roman"/>
                 <w:kern w:val="0"/>
-                <w:sz w:val="20"/>
-                <w:szCs w:val="20"/>
+                <w:szCs w:val="26"/>
                 <w14:ligatures w14:val="none"/>
               </w:rPr>
               <w:t>Hệ thống hoạt động liên tục, hạn chế lỗi trong quá trình sử dụng</w:t>
@@ -8131,8 +9313,7 @@
               <w:rPr>
                 <w:rFonts w:eastAsia="Times New Roman" w:cs="Times New Roman"/>
                 <w:kern w:val="0"/>
-                <w:sz w:val="20"/>
-                <w:szCs w:val="20"/>
+                <w:szCs w:val="26"/>
                 <w14:ligatures w14:val="none"/>
               </w:rPr>
             </w:pPr>
@@ -8140,8 +9321,7 @@
               <w:rPr>
                 <w:rFonts w:eastAsia="Times New Roman" w:cs="Times New Roman"/>
                 <w:kern w:val="0"/>
-                <w:sz w:val="20"/>
-                <w:szCs w:val="20"/>
+                <w:szCs w:val="26"/>
                 <w14:ligatures w14:val="none"/>
               </w:rPr>
               <w:t>Các chức năng chính hoạt động ổn định trong quá trình kiểm thử lặp lại; khi có lỗi, hệ thống trả về thông báo phù hợp thay vì dừng đột ngột</w:t>
@@ -8178,8 +9358,7 @@
               <w:rPr>
                 <w:rFonts w:eastAsia="Times New Roman" w:cs="Times New Roman"/>
                 <w:kern w:val="0"/>
-                <w:sz w:val="20"/>
-                <w:szCs w:val="20"/>
+                <w:szCs w:val="26"/>
                 <w14:ligatures w14:val="none"/>
               </w:rPr>
             </w:pPr>
@@ -8187,8 +9366,7 @@
               <w:rPr>
                 <w:rFonts w:eastAsia="Times New Roman" w:cs="Times New Roman"/>
                 <w:kern w:val="0"/>
-                <w:sz w:val="20"/>
-                <w:szCs w:val="20"/>
+                <w:szCs w:val="26"/>
                 <w14:ligatures w14:val="none"/>
               </w:rPr>
               <w:t>6</w:t>
@@ -8220,8 +9398,7 @@
               <w:rPr>
                 <w:rFonts w:eastAsia="Times New Roman" w:cs="Times New Roman"/>
                 <w:kern w:val="0"/>
-                <w:sz w:val="20"/>
-                <w:szCs w:val="20"/>
+                <w:szCs w:val="26"/>
                 <w14:ligatures w14:val="none"/>
               </w:rPr>
             </w:pPr>
@@ -8229,8 +9406,7 @@
               <w:rPr>
                 <w:rFonts w:eastAsia="Times New Roman" w:cs="Times New Roman"/>
                 <w:kern w:val="0"/>
-                <w:sz w:val="20"/>
-                <w:szCs w:val="20"/>
+                <w:szCs w:val="26"/>
                 <w14:ligatures w14:val="none"/>
               </w:rPr>
               <w:t>Tính dễ sử dụng</w:t>
@@ -8262,8 +9438,7 @@
               <w:rPr>
                 <w:rFonts w:eastAsia="Times New Roman" w:cs="Times New Roman"/>
                 <w:kern w:val="0"/>
-                <w:sz w:val="20"/>
-                <w:szCs w:val="20"/>
+                <w:szCs w:val="26"/>
                 <w14:ligatures w14:val="none"/>
               </w:rPr>
             </w:pPr>
@@ -8271,8 +9446,7 @@
               <w:rPr>
                 <w:rFonts w:eastAsia="Times New Roman" w:cs="Times New Roman"/>
                 <w:kern w:val="0"/>
-                <w:sz w:val="20"/>
-                <w:szCs w:val="20"/>
+                <w:szCs w:val="26"/>
                 <w14:ligatures w14:val="none"/>
               </w:rPr>
               <w:t>Giao diện rõ ràng, dễ thao tác đối với từng vai trò</w:t>
@@ -8304,8 +9478,7 @@
               <w:rPr>
                 <w:rFonts w:eastAsia="Times New Roman" w:cs="Times New Roman"/>
                 <w:kern w:val="0"/>
-                <w:sz w:val="20"/>
-                <w:szCs w:val="20"/>
+                <w:szCs w:val="26"/>
                 <w14:ligatures w14:val="none"/>
               </w:rPr>
             </w:pPr>
@@ -8313,8 +9486,7 @@
               <w:rPr>
                 <w:rFonts w:eastAsia="Times New Roman" w:cs="Times New Roman"/>
                 <w:kern w:val="0"/>
-                <w:sz w:val="20"/>
-                <w:szCs w:val="20"/>
+                <w:szCs w:val="26"/>
                 <w14:ligatures w14:val="none"/>
               </w:rPr>
               <w:t>Người dùng có thể thực hiện các tác vụ chính mà không cần thao tác phức tạp; bố cục màn hình hợp lý; menu phân theo vai trò dễ hiểu</w:t>
@@ -8351,8 +9523,7 @@
               <w:rPr>
                 <w:rFonts w:eastAsia="Times New Roman" w:cs="Times New Roman"/>
                 <w:kern w:val="0"/>
-                <w:sz w:val="20"/>
-                <w:szCs w:val="20"/>
+                <w:szCs w:val="26"/>
                 <w14:ligatures w14:val="none"/>
               </w:rPr>
             </w:pPr>
@@ -8360,8 +9531,7 @@
               <w:rPr>
                 <w:rFonts w:eastAsia="Times New Roman" w:cs="Times New Roman"/>
                 <w:kern w:val="0"/>
-                <w:sz w:val="20"/>
-                <w:szCs w:val="20"/>
+                <w:szCs w:val="26"/>
                 <w14:ligatures w14:val="none"/>
               </w:rPr>
               <w:t>7</w:t>
@@ -8393,8 +9563,7 @@
               <w:rPr>
                 <w:rFonts w:eastAsia="Times New Roman" w:cs="Times New Roman"/>
                 <w:kern w:val="0"/>
-                <w:sz w:val="20"/>
-                <w:szCs w:val="20"/>
+                <w:szCs w:val="26"/>
                 <w14:ligatures w14:val="none"/>
               </w:rPr>
             </w:pPr>
@@ -8402,8 +9571,7 @@
               <w:rPr>
                 <w:rFonts w:eastAsia="Times New Roman" w:cs="Times New Roman"/>
                 <w:kern w:val="0"/>
-                <w:sz w:val="20"/>
-                <w:szCs w:val="20"/>
+                <w:szCs w:val="26"/>
                 <w14:ligatures w14:val="none"/>
               </w:rPr>
               <w:t>Tính tương thích</w:t>
@@ -8435,8 +9603,7 @@
               <w:rPr>
                 <w:rFonts w:eastAsia="Times New Roman" w:cs="Times New Roman"/>
                 <w:kern w:val="0"/>
-                <w:sz w:val="20"/>
-                <w:szCs w:val="20"/>
+                <w:szCs w:val="26"/>
                 <w14:ligatures w14:val="none"/>
               </w:rPr>
             </w:pPr>
@@ -8444,8 +9611,7 @@
               <w:rPr>
                 <w:rFonts w:eastAsia="Times New Roman" w:cs="Times New Roman"/>
                 <w:kern w:val="0"/>
-                <w:sz w:val="20"/>
-                <w:szCs w:val="20"/>
+                <w:szCs w:val="26"/>
                 <w14:ligatures w14:val="none"/>
               </w:rPr>
               <w:t>Hệ thống hoạt động tốt trên các trình duyệt phổ biến và nhiều kích thước màn hình</w:t>
@@ -8477,8 +9643,7 @@
               <w:rPr>
                 <w:rFonts w:eastAsia="Times New Roman" w:cs="Times New Roman"/>
                 <w:kern w:val="0"/>
-                <w:sz w:val="20"/>
-                <w:szCs w:val="20"/>
+                <w:szCs w:val="26"/>
                 <w14:ligatures w14:val="none"/>
               </w:rPr>
             </w:pPr>
@@ -8486,8 +9651,7 @@
               <w:rPr>
                 <w:rFonts w:eastAsia="Times New Roman" w:cs="Times New Roman"/>
                 <w:kern w:val="0"/>
-                <w:sz w:val="20"/>
-                <w:szCs w:val="20"/>
+                <w:szCs w:val="26"/>
                 <w14:ligatures w14:val="none"/>
               </w:rPr>
               <w:t>Giao diện sử dụng tốt trên Chrome, Edge; các trang công khai hiển thị tốt trên desktop và thiết bị di động</w:t>
@@ -8524,8 +9688,7 @@
               <w:rPr>
                 <w:rFonts w:eastAsia="Times New Roman" w:cs="Times New Roman"/>
                 <w:kern w:val="0"/>
-                <w:sz w:val="20"/>
-                <w:szCs w:val="20"/>
+                <w:szCs w:val="26"/>
                 <w14:ligatures w14:val="none"/>
               </w:rPr>
             </w:pPr>
@@ -8533,8 +9696,7 @@
               <w:rPr>
                 <w:rFonts w:eastAsia="Times New Roman" w:cs="Times New Roman"/>
                 <w:kern w:val="0"/>
-                <w:sz w:val="20"/>
-                <w:szCs w:val="20"/>
+                <w:szCs w:val="26"/>
                 <w14:ligatures w14:val="none"/>
               </w:rPr>
               <w:t>8</w:t>
@@ -8566,8 +9728,7 @@
               <w:rPr>
                 <w:rFonts w:eastAsia="Times New Roman" w:cs="Times New Roman"/>
                 <w:kern w:val="0"/>
-                <w:sz w:val="20"/>
-                <w:szCs w:val="20"/>
+                <w:szCs w:val="26"/>
                 <w14:ligatures w14:val="none"/>
               </w:rPr>
             </w:pPr>
@@ -8575,8 +9736,7 @@
               <w:rPr>
                 <w:rFonts w:eastAsia="Times New Roman" w:cs="Times New Roman"/>
                 <w:kern w:val="0"/>
-                <w:sz w:val="20"/>
-                <w:szCs w:val="20"/>
+                <w:szCs w:val="26"/>
                 <w14:ligatures w14:val="none"/>
               </w:rPr>
               <w:t>Tính bảo trì và mở rộng</w:t>
@@ -8608,8 +9768,7 @@
               <w:rPr>
                 <w:rFonts w:eastAsia="Times New Roman" w:cs="Times New Roman"/>
                 <w:kern w:val="0"/>
-                <w:sz w:val="20"/>
-                <w:szCs w:val="20"/>
+                <w:szCs w:val="26"/>
                 <w14:ligatures w14:val="none"/>
               </w:rPr>
             </w:pPr>
@@ -8617,8 +9776,7 @@
               <w:rPr>
                 <w:rFonts w:eastAsia="Times New Roman" w:cs="Times New Roman"/>
                 <w:kern w:val="0"/>
-                <w:sz w:val="20"/>
-                <w:szCs w:val="20"/>
+                <w:szCs w:val="26"/>
                 <w14:ligatures w14:val="none"/>
               </w:rPr>
               <w:t>Mã nguồn và dữ liệu được tổ chức theo cấu trúc rõ ràng, thuận lợi cho nâng cấp</w:t>
@@ -8650,8 +9808,7 @@
               <w:rPr>
                 <w:rFonts w:eastAsia="Times New Roman" w:cs="Times New Roman"/>
                 <w:kern w:val="0"/>
-                <w:sz w:val="20"/>
-                <w:szCs w:val="20"/>
+                <w:szCs w:val="26"/>
                 <w14:ligatures w14:val="none"/>
               </w:rPr>
             </w:pPr>
@@ -8659,8 +9816,7 @@
               <w:rPr>
                 <w:rFonts w:eastAsia="Times New Roman" w:cs="Times New Roman"/>
                 <w:kern w:val="0"/>
-                <w:sz w:val="20"/>
-                <w:szCs w:val="20"/>
+                <w:szCs w:val="26"/>
                 <w14:ligatures w14:val="none"/>
               </w:rPr>
               <w:t>Frontend, backend, cơ sở dữ liệu được tách thành các phần riêng; dễ bổ sung thêm chức năng mới như loại bài tập mới hoặc báo cáo mới</w:t>
@@ -8697,8 +9853,7 @@
               <w:rPr>
                 <w:rFonts w:eastAsia="Times New Roman" w:cs="Times New Roman"/>
                 <w:kern w:val="0"/>
-                <w:sz w:val="20"/>
-                <w:szCs w:val="20"/>
+                <w:szCs w:val="26"/>
                 <w14:ligatures w14:val="none"/>
               </w:rPr>
             </w:pPr>
@@ -8706,10 +9861,10 @@
               <w:rPr>
                 <w:rFonts w:eastAsia="Times New Roman" w:cs="Times New Roman"/>
                 <w:kern w:val="0"/>
-                <w:sz w:val="20"/>
-                <w:szCs w:val="20"/>
-                <w14:ligatures w14:val="none"/>
-              </w:rPr>
+                <w:szCs w:val="26"/>
+                <w14:ligatures w14:val="none"/>
+              </w:rPr>
+              <w:lastRenderedPageBreak/>
               <w:t>9</w:t>
             </w:r>
           </w:p>
@@ -8739,8 +9894,7 @@
               <w:rPr>
                 <w:rFonts w:eastAsia="Times New Roman" w:cs="Times New Roman"/>
                 <w:kern w:val="0"/>
-                <w:sz w:val="20"/>
-                <w:szCs w:val="20"/>
+                <w:szCs w:val="26"/>
                 <w14:ligatures w14:val="none"/>
               </w:rPr>
             </w:pPr>
@@ -8748,8 +9902,7 @@
               <w:rPr>
                 <w:rFonts w:eastAsia="Times New Roman" w:cs="Times New Roman"/>
                 <w:kern w:val="0"/>
-                <w:sz w:val="20"/>
-                <w:szCs w:val="20"/>
+                <w:szCs w:val="26"/>
                 <w14:ligatures w14:val="none"/>
               </w:rPr>
               <w:t>Khả năng triển khai</w:t>
@@ -8781,8 +9934,7 @@
               <w:rPr>
                 <w:rFonts w:eastAsia="Times New Roman" w:cs="Times New Roman"/>
                 <w:kern w:val="0"/>
-                <w:sz w:val="20"/>
-                <w:szCs w:val="20"/>
+                <w:szCs w:val="26"/>
                 <w14:ligatures w14:val="none"/>
               </w:rPr>
             </w:pPr>
@@ -8790,8 +9942,7 @@
               <w:rPr>
                 <w:rFonts w:eastAsia="Times New Roman" w:cs="Times New Roman"/>
                 <w:kern w:val="0"/>
-                <w:sz w:val="20"/>
-                <w:szCs w:val="20"/>
+                <w:szCs w:val="26"/>
                 <w14:ligatures w14:val="none"/>
               </w:rPr>
               <w:t>Hệ thống có thể chạy ở môi trường phát triển và môi trường triển khai thực tế</w:t>
@@ -8823,8 +9974,7 @@
               <w:rPr>
                 <w:rFonts w:eastAsia="Times New Roman" w:cs="Times New Roman"/>
                 <w:kern w:val="0"/>
-                <w:sz w:val="20"/>
-                <w:szCs w:val="20"/>
+                <w:szCs w:val="26"/>
                 <w14:ligatures w14:val="none"/>
               </w:rPr>
             </w:pPr>
@@ -8832,8 +9982,7 @@
               <w:rPr>
                 <w:rFonts w:eastAsia="Times New Roman" w:cs="Times New Roman"/>
                 <w:kern w:val="0"/>
-                <w:sz w:val="20"/>
-                <w:szCs w:val="20"/>
+                <w:szCs w:val="26"/>
                 <w14:ligatures w14:val="none"/>
               </w:rPr>
               <w:t>Chạy được ở môi trường cục bộ và máy chủ triển khai; cấu hình môi trường phát triển và môi trường thật được tách riêng</w:t>
@@ -8870,8 +10019,7 @@
               <w:rPr>
                 <w:rFonts w:eastAsia="Times New Roman" w:cs="Times New Roman"/>
                 <w:kern w:val="0"/>
-                <w:sz w:val="20"/>
-                <w:szCs w:val="20"/>
+                <w:szCs w:val="26"/>
                 <w14:ligatures w14:val="none"/>
               </w:rPr>
             </w:pPr>
@@ -8879,8 +10027,7 @@
               <w:rPr>
                 <w:rFonts w:eastAsia="Times New Roman" w:cs="Times New Roman"/>
                 <w:kern w:val="0"/>
-                <w:sz w:val="20"/>
-                <w:szCs w:val="20"/>
+                <w:szCs w:val="26"/>
                 <w14:ligatures w14:val="none"/>
               </w:rPr>
               <w:t>10</w:t>
@@ -8912,8 +10059,7 @@
               <w:rPr>
                 <w:rFonts w:eastAsia="Times New Roman" w:cs="Times New Roman"/>
                 <w:kern w:val="0"/>
-                <w:sz w:val="20"/>
-                <w:szCs w:val="20"/>
+                <w:szCs w:val="26"/>
                 <w14:ligatures w14:val="none"/>
               </w:rPr>
             </w:pPr>
@@ -8921,8 +10067,7 @@
               <w:rPr>
                 <w:rFonts w:eastAsia="Times New Roman" w:cs="Times New Roman"/>
                 <w:kern w:val="0"/>
-                <w:sz w:val="20"/>
-                <w:szCs w:val="20"/>
+                <w:szCs w:val="26"/>
                 <w14:ligatures w14:val="none"/>
               </w:rPr>
               <w:t>Khả năng sao lưu và phục hồi dữ liệu</w:t>
@@ -8954,8 +10099,7 @@
               <w:rPr>
                 <w:rFonts w:eastAsia="Times New Roman" w:cs="Times New Roman"/>
                 <w:kern w:val="0"/>
-                <w:sz w:val="20"/>
-                <w:szCs w:val="20"/>
+                <w:szCs w:val="26"/>
                 <w14:ligatures w14:val="none"/>
               </w:rPr>
             </w:pPr>
@@ -8963,8 +10107,7 @@
               <w:rPr>
                 <w:rFonts w:eastAsia="Times New Roman" w:cs="Times New Roman"/>
                 <w:kern w:val="0"/>
-                <w:sz w:val="20"/>
-                <w:szCs w:val="20"/>
+                <w:szCs w:val="26"/>
                 <w14:ligatures w14:val="none"/>
               </w:rPr>
               <w:t>Dữ liệu có thể được xuất, lưu và phục hồi khi cần thiết</w:t>
@@ -8996,8 +10139,7 @@
               <w:rPr>
                 <w:rFonts w:eastAsia="Times New Roman" w:cs="Times New Roman"/>
                 <w:kern w:val="0"/>
-                <w:sz w:val="20"/>
-                <w:szCs w:val="20"/>
+                <w:szCs w:val="26"/>
                 <w14:ligatures w14:val="none"/>
               </w:rPr>
             </w:pPr>
@@ -9005,8 +10147,7 @@
               <w:rPr>
                 <w:rFonts w:eastAsia="Times New Roman" w:cs="Times New Roman"/>
                 <w:kern w:val="0"/>
-                <w:sz w:val="20"/>
-                <w:szCs w:val="20"/>
+                <w:szCs w:val="26"/>
                 <w14:ligatures w14:val="none"/>
               </w:rPr>
               <w:t>Cơ sở dữ liệu có thể sao lưu; khi phục hồi từ bản sao lưu, các bảng và dữ liệu chính vẫn hoạt động bình thường</w:t>
@@ -9016,198 +10157,1543 @@
       </w:tr>
     </w:tbl>
     <w:p>
-      <w:r>
-        <w:t>Có thể đánh giá các tiêu chí trên thông qua các phương pháp như kiểm thử chức năng theo kịch bản sử dụng, kiểm thử API bằng Postman, đối chiếu dữ liệu trong cơ sở dữ liệu, kiểm thử giao diện trên nhiều trình duyệt và thực hiện thử nghiệm tải ở mức phù hợp với phạm vi luận văn. Trong phạm vi đề tài, các tiêu chí phi chức năng được xem xét trên môi trường thử nghiệm của hệ thống, nhằm đánh giá tính khả thi và mức độ hoàn thiện của sản phẩm.</w:t>
-      </w:r>
-    </w:p>
-    <w:p>
       <w:pPr>
         <w:sectPr>
-          <w:type w:val="continuous"/>
+          <w:headerReference w:type="default" r:id="rId13"/>
+          <w:footerReference w:type="default" r:id="rId14"/>
+          <w:headerReference w:type="first" r:id="rId15"/>
+          <w:footerReference w:type="first" r:id="rId16"/>
+          <w:pgSz w:w="11906" w:h="16838" w:code="9"/>
+          <w:pgMar w:top="1134" w:right="1134" w:bottom="1134" w:left="1701" w:header="720" w:footer="720" w:gutter="0"/>
+          <w:pgNumType w:start="1"/>
+          <w:cols w:space="720"/>
+          <w:titlePg/>
+          <w:docGrid w:linePitch="360"/>
+        </w:sectPr>
+      </w:pPr>
+      <w:r>
+        <w:t>Có thể đánh giá các tiêu chí trên thông qua các phương pháp như kiểm thử chức năng theo kịch bản sử dụng, kiểm thử API bằng Postman, đối chiếu dữ liệu trong cơ sở dữ liệu, kiểm thử giao diện trên nhiều trình duyệt và thực hiện thử nghiệm tải ở mức phù hợp với phạm vi luận văn. Trong phạm vi đề tài, các tiêu chí phi chức năng được xem xét trên môi trường thử nghiệm của hệ thống, nhằm đánh giá tính khả thi và mức độ hoàn thiện của sản phẩ</w:t>
+      </w:r>
+      <w:r>
+        <w:t>m</w:t>
+      </w:r>
+    </w:p>
+    <w:p>
+      <w:pPr>
+        <w:pStyle w:val="Heading1"/>
+      </w:pPr>
+      <w:bookmarkStart w:id="15" w:name="_Toc227645836"/>
+      <w:r>
+        <w:lastRenderedPageBreak/>
+        <w:t>Phương pháp thực hiện</w:t>
+      </w:r>
+      <w:bookmarkEnd w:id="15"/>
+    </w:p>
+    <w:p>
+      <w:pPr>
+        <w:pStyle w:val="Heading2"/>
+        <w:rPr>
+          <w:rFonts w:eastAsia="Times New Roman"/>
+        </w:rPr>
+      </w:pPr>
+      <w:bookmarkStart w:id="16" w:name="_Toc227645837"/>
+      <w:r>
+        <w:rPr>
+          <w:rFonts w:eastAsia="Times New Roman"/>
+        </w:rPr>
+        <w:t>Các hệ thống tương tự</w:t>
+      </w:r>
+      <w:bookmarkEnd w:id="16"/>
+      <w:r>
+        <w:rPr>
+          <w:rFonts w:eastAsia="Times New Roman"/>
+        </w:rPr>
+        <w:t xml:space="preserve"> </w:t>
+      </w:r>
+    </w:p>
+    <w:p>
+      <w:pPr>
+        <w:ind w:firstLine="720"/>
+      </w:pPr>
+      <w:r>
+        <w:t>Để xây dựng một hệ thống quản lý và hỗ trợ học tập tiếng Anh hiệu quả, việc khảo sát và đánh giá các giải pháp công nghệ hiện có trên thị trường là bước vô cùng cần thiết. Hiện nay, các phần mềm phục vụ mảng giáo dục thường được chia thành hai nhóm chính: Hệ thống quản lý trung tâm (EMS) và Hệ thống quản lý học tập trực tuyến (LMS). Quá trình khảo sát được thực hiện trên ba nền tảng tiêu biểu đại diện cho các phương pháp tiếp cận khác nhau.</w:t>
+      </w:r>
+    </w:p>
+    <w:p>
+      <w:pPr>
+        <w:pStyle w:val="Heading3"/>
+      </w:pPr>
+      <w:bookmarkStart w:id="17" w:name="_Toc227645838"/>
+      <w:r>
+        <w:t>Khảo sát nền tảng nội bộ của DOL English</w:t>
+      </w:r>
+      <w:bookmarkEnd w:id="17"/>
+    </w:p>
+    <w:p>
+      <w:pPr>
+        <w:pStyle w:val="Heading4"/>
+      </w:pPr>
+      <w:bookmarkStart w:id="18" w:name="_Toc227645839"/>
+      <w:r>
+        <w:t>Mô tả sơ lược</w:t>
+      </w:r>
+      <w:bookmarkEnd w:id="18"/>
+      <w:r>
+        <w:t xml:space="preserve"> </w:t>
+      </w:r>
+    </w:p>
+    <w:p>
+      <w:pPr>
+        <w:ind w:firstLine="720"/>
+      </w:pPr>
+      <w:r>
+        <w:t>DOL English (DOL IELTS Đình Lực) là hệ thống trung tâm Anh ngữ lớn triển khai nền tảng công nghệ riêng biệt (gồm nền tảng Web và ứng dụng di động) để phục vụ học viên. Nền tảng này số hóa phương pháp giảng dạy độc quyền, cung cấp hệ sinh thái luyện thi trực tuyến đồng bộ với chương trình học trực tiếp tại lớp.</w:t>
+      </w:r>
+    </w:p>
+    <w:p>
+      <w:pPr>
+        <w:pStyle w:val="Heading4"/>
+      </w:pPr>
+      <w:bookmarkStart w:id="19" w:name="_Toc227645840"/>
+      <w:r>
+        <w:t>Ưu điểm</w:t>
+      </w:r>
+      <w:bookmarkEnd w:id="19"/>
+    </w:p>
+    <w:p>
+      <w:pPr>
+        <w:ind w:firstLine="720"/>
+      </w:pPr>
+      <w:r>
+        <w:t>Trải nghiệm người dùng (UI/UX) tối ưu: Giao diện trực quan, hiện đại, giúp học viên dễ dàng thao tác, theo dõi lộ trình học tập và kết quả đánh giá cá nhân.</w:t>
+      </w:r>
+    </w:p>
+    <w:p>
+      <w:pPr>
+        <w:ind w:firstLine="720"/>
+      </w:pPr>
+      <w:r>
+        <w:t>Kho học liệu tương tác cao: Tích hợp đa dạng các định dạng bài tập thực hành (trắc nghiệm, điền từ, chép chính tả) và hỗ trợ hệ thống tự động chấm điểm nhanh chóng.</w:t>
+      </w:r>
+    </w:p>
+    <w:p>
+      <w:pPr>
+        <w:pStyle w:val="Heading4"/>
+      </w:pPr>
+      <w:bookmarkStart w:id="20" w:name="_Toc227645841"/>
+      <w:r>
+        <w:t>Nhược điểm</w:t>
+      </w:r>
+      <w:bookmarkEnd w:id="20"/>
+    </w:p>
+    <w:p>
+      <w:pPr>
+        <w:ind w:firstLine="720"/>
+      </w:pPr>
+      <w:r>
+        <w:t>Thiếu tự động hóa trong quản lý hành chính: Các nghiệp vụ vận hành như xin phép nghỉ học, đăng ký học bù hay bảo lưu chưa được thiết kế thành luồng xử lý tự động trên nền tảng.</w:t>
+      </w:r>
+    </w:p>
+    <w:p>
+      <w:pPr>
+        <w:ind w:firstLine="720"/>
+      </w:pPr>
+      <w:r>
+        <w:t>Phân mảnh giao tiếp: Học viên thường phải liên hệ qua các kênh mạng xã hội thứ ba (Zalo, Facebook) để làm việc với bộ phận quản lý lớp, dẫn đến khó khăn trong việc đối soát dữ liệu chuyên cần và gia tăng khối lượng công việc thủ công.</w:t>
+      </w:r>
+    </w:p>
+    <w:p>
+      <w:pPr>
+        <w:pStyle w:val="Heading3"/>
+      </w:pPr>
+      <w:bookmarkStart w:id="21" w:name="_Toc227645842"/>
+      <w:r>
+        <w:lastRenderedPageBreak/>
+        <w:t>Khảo sát phần mềm VnResource EBM Pro</w:t>
+      </w:r>
+      <w:bookmarkEnd w:id="21"/>
+    </w:p>
+    <w:p>
+      <w:pPr>
+        <w:pStyle w:val="Heading4"/>
+      </w:pPr>
+      <w:bookmarkStart w:id="22" w:name="_Toc227645843"/>
+      <w:r>
+        <w:t>Mô tả sơ lược</w:t>
+      </w:r>
+      <w:bookmarkEnd w:id="22"/>
+      <w:r>
+        <w:t xml:space="preserve"> </w:t>
+      </w:r>
+    </w:p>
+    <w:p>
+      <w:pPr>
+        <w:ind w:firstLine="720"/>
+      </w:pPr>
+      <w:r>
+        <w:t>VnResource EBM Pro là giải pháp phần mềm quản lý đào tạo (EMS) chuyên dụng được nhiều hệ thống ngoại ngữ lớn tại Việt Nam áp dụng, tập trung giải quyết bài toán vận hành nội bộ của trung tâm.</w:t>
+      </w:r>
+    </w:p>
+    <w:p>
+      <w:pPr>
+        <w:pStyle w:val="Heading4"/>
+      </w:pPr>
+      <w:bookmarkStart w:id="23" w:name="_Toc227645844"/>
+      <w:r>
+        <w:t>Ưu điểm</w:t>
+      </w:r>
+      <w:bookmarkEnd w:id="23"/>
+    </w:p>
+    <w:p>
+      <w:pPr>
+        <w:ind w:firstLine="720"/>
+      </w:pPr>
+      <w:r>
+        <w:t>Nghiệp vụ quản lý chặt chẽ: Tối ưu hóa việc xếp lịch giảng dạy, kiểm soát phòng học, quản lý danh sách học viên và tránh tình trạng trùng lặp ca dạy của giảng viên.</w:t>
+      </w:r>
+    </w:p>
+    <w:p>
+      <w:pPr>
+        <w:ind w:firstLine="720"/>
+      </w:pPr>
+      <w:r>
+        <w:t>Báo cáo đa chiều: Cung cấp hệ thống báo cáo thống kê chi tiết, giúp ban quản trị dễ dàng nắm bắt tình hình hoạt động của từng cơ sở.</w:t>
+      </w:r>
+    </w:p>
+    <w:p>
+      <w:pPr>
+        <w:pStyle w:val="Heading4"/>
+      </w:pPr>
+      <w:bookmarkStart w:id="24" w:name="_Toc227645845"/>
+      <w:r>
+        <w:t>Nhược điểm</w:t>
+      </w:r>
+      <w:bookmarkEnd w:id="24"/>
+    </w:p>
+    <w:p>
+      <w:pPr>
+        <w:ind w:firstLine="720"/>
+      </w:pPr>
+      <w:r>
+        <w:t>Hạn chế không gian học tập trực tuyến: Khả năng hỗ trợ học viên và giáo viên trong quá trình học thuật (như làm bài tập trực tuyến, tương tác bài giảng, chấm bài chi tiết) chưa được chú trọng phát triển sâu, chủ yếu phục vụ nhu cầu của bộ phận quản trị.</w:t>
+      </w:r>
+    </w:p>
+    <w:p>
+      <w:pPr>
+        <w:pStyle w:val="Heading3"/>
+      </w:pPr>
+      <w:bookmarkStart w:id="25" w:name="_Toc227645846"/>
+      <w:r>
+        <w:t>Khảo sát hệ thống Moodle</w:t>
+      </w:r>
+      <w:bookmarkEnd w:id="25"/>
+      <w:r>
+        <w:t xml:space="preserve"> </w:t>
+      </w:r>
+    </w:p>
+    <w:p>
+      <w:pPr>
+        <w:pStyle w:val="Heading4"/>
+      </w:pPr>
+      <w:bookmarkStart w:id="26" w:name="_Toc227645847"/>
+      <w:r>
+        <w:t>Mô tả sơ lược</w:t>
+      </w:r>
+      <w:bookmarkEnd w:id="26"/>
+      <w:r>
+        <w:t xml:space="preserve"> </w:t>
+      </w:r>
+    </w:p>
+    <w:p>
+      <w:pPr>
+        <w:ind w:firstLine="720"/>
+      </w:pPr>
+      <w:r>
+        <w:t>Moodle là nền tảng quản lý học tập (LMS) mã nguồn mở phổ biến nhất toàn cầu, được thiết kế chuyên biệt để xây dựng các khóa học trực tuyến cho trường học và các tổ chức giáo dục.</w:t>
+      </w:r>
+    </w:p>
+    <w:p>
+      <w:pPr>
+        <w:pStyle w:val="Heading4"/>
+      </w:pPr>
+      <w:bookmarkStart w:id="27" w:name="_Toc227645848"/>
+      <w:r>
+        <w:t>Ưu điểm</w:t>
+      </w:r>
+      <w:bookmarkEnd w:id="27"/>
+    </w:p>
+    <w:p>
+      <w:pPr>
+        <w:ind w:firstLine="720"/>
+      </w:pPr>
+      <w:r>
+        <w:t>Công cụ kiểm tra chuyên sâu: Cung cấp ngân hàng câu hỏi mạnh mẽ, hỗ trợ thiết lập nhiều kịch bản bài kiểm tra phức tạp và đánh giá năng lực chi tiết.</w:t>
+      </w:r>
+    </w:p>
+    <w:p>
+      <w:pPr>
+        <w:ind w:firstLine="720"/>
+      </w:pPr>
+      <w:r>
+        <w:t>Quản lý lộ trình học tập: Cho phép thiết lập các điều kiện ràng buộc chặt chẽ để học viên hoàn thành từng học phần theo đúng tiến độ.</w:t>
+      </w:r>
+    </w:p>
+    <w:p>
+      <w:pPr>
+        <w:pStyle w:val="Heading4"/>
+      </w:pPr>
+      <w:bookmarkStart w:id="28" w:name="_Toc227645849"/>
+      <w:r>
+        <w:t>Nhược điểm</w:t>
+      </w:r>
+      <w:bookmarkEnd w:id="28"/>
+    </w:p>
+    <w:p>
+      <w:pPr>
+        <w:ind w:firstLine="720"/>
+      </w:pPr>
+      <w:r>
+        <w:t>Trải nghiệm người dùng cồng kềnh: Giao diện mặc định khá phức tạp, đòi hỏi nhiều thời gian đào tạo để giáo viên và học viên có thể thao tác thuần thục.</w:t>
+      </w:r>
+    </w:p>
+    <w:p>
+      <w:pPr>
+        <w:ind w:firstLine="720"/>
+      </w:pPr>
+      <w:r>
+        <w:t>Thiếu nghiệp vụ quản lý offline: Vắng bóng các chức năng cốt lõi của việc quản lý vận hành trung tâm thực tế như quản lý đơn từ xin nghỉ, điểm danh trực tiếp tại lớp hay sắp xếp lịch học bù.</w:t>
+      </w:r>
+    </w:p>
+    <w:p>
+      <w:pPr>
+        <w:pStyle w:val="Heading3"/>
+      </w:pPr>
+      <w:bookmarkStart w:id="29" w:name="_Toc227645850"/>
+      <w:r>
+        <w:lastRenderedPageBreak/>
+        <w:t>Đánh giá chung và hướng tiếp cận của đề tài</w:t>
+      </w:r>
+      <w:bookmarkEnd w:id="29"/>
+      <w:r>
+        <w:t xml:space="preserve"> </w:t>
+      </w:r>
+    </w:p>
+    <w:p>
+      <w:pPr>
+        <w:ind w:firstLine="720"/>
+      </w:pPr>
+      <w:r>
+        <w:t>Từ kết quả khảo sát ba hệ thống trên, có thể nhận thấy các giải pháp hiện tại thường thiên lệch về một khía cạnh. VnResource quá tập trung vào quản trị vận hành, Moodle thuần túy phục vụ học thuật, trong khi nền tảng của DOL English chưa khép kín được luồng xử lý hành chính. Sự phân mảnh này đòi hỏi các trung tâm phải sử dụng song song nhiều nền tảng, gây rủi ro sai sót và khó khăn trong việc đồng bộ dữ liệu.</w:t>
+      </w:r>
+    </w:p>
+    <w:p>
+      <w:pPr>
+        <w:ind w:firstLine="720"/>
+      </w:pPr>
+      <w:r>
+        <w:t>Do đó, luận văn này đề xuất xây dựng một hệ thống web tích hợp, kết hợp hài hòa giữa tính năng hỗ trợ học tập trực tuyến (làm bài, chấm bài) và nghiệp vụ quản lý trung tâm (xếp lịch, điểm danh, duyệt đơn nghỉ/học bù). Hướng tiếp cận này mang lại một công cụ quản lý tập trung, hiện đại và nâng cao trải nghiệm xuyên suốt cho cả quản trị viên, giáo viên và học viên.</w:t>
+      </w:r>
+    </w:p>
+    <w:p>
+      <w:pPr>
+        <w:pStyle w:val="Heading2"/>
+        <w:rPr>
+          <w:rFonts w:eastAsia="Times New Roman"/>
+        </w:rPr>
+      </w:pPr>
+      <w:bookmarkStart w:id="30" w:name="_Toc227645851"/>
+      <w:r>
+        <w:rPr>
+          <w:rFonts w:eastAsia="Times New Roman"/>
+        </w:rPr>
+        <w:t>Cơ sở lý thuyết</w:t>
+      </w:r>
+      <w:bookmarkEnd w:id="30"/>
+      <w:r>
+        <w:rPr>
+          <w:rFonts w:eastAsia="Times New Roman"/>
+        </w:rPr>
+        <w:t xml:space="preserve"> </w:t>
+      </w:r>
+    </w:p>
+    <w:p>
+      <w:r>
+        <w:t>(Đề tài tập trung vào việc phân tích, thiết kế và xây dựng hệ thống phần mềm ứng dụng thực tiễn, do đó phần cơ sở lý thuyết nghiên cứu học thuật được lược bỏ theo hướng dẫn của biểu mẫu quy định).</w:t>
+      </w:r>
+    </w:p>
+    <w:p>
+      <w:pPr>
+        <w:pStyle w:val="Heading2"/>
+        <w:rPr>
+          <w:rFonts w:eastAsia="Times New Roman"/>
+        </w:rPr>
+      </w:pPr>
+      <w:bookmarkStart w:id="31" w:name="_Toc227645852"/>
+      <w:r>
+        <w:rPr>
+          <w:rFonts w:eastAsia="Times New Roman"/>
+        </w:rPr>
+        <w:t>Công nghệ sử dụng (liệt kê có kèm mô tả sơ lược các công nghệ sử dụng trong luận văn)</w:t>
+      </w:r>
+      <w:bookmarkEnd w:id="31"/>
+    </w:p>
+    <w:p>
+      <w:pPr>
+        <w:ind w:firstLine="720"/>
+      </w:pPr>
+      <w:r>
+        <w:t>Hệ thống quản lý và hỗ trợ học tiếng Anh trực tuyến được thiết kế dựa trên mô hình kiến trúc Client-Server, phân tách rõ ràng giữa phân hệ giao diện người dùng (Frontend) và phân hệ xử lý nghiệp vụ máy chủ (Backend). Cách tiếp cận này giúp hệ thống dễ dàng nâng cấp, bảo trì và mở rộng trong tương lai. Dưới đây là các công nghệ và công cụ cốt lõi được lựa chọn để triển khai dự án.</w:t>
+      </w:r>
+    </w:p>
+    <w:p>
+      <w:pPr>
+        <w:pStyle w:val="Heading3"/>
+      </w:pPr>
+      <w:bookmarkStart w:id="32" w:name="_Toc227645853"/>
+      <w:r>
+        <w:t>Công nghệ phía máy khách (Frontend)</w:t>
+      </w:r>
+      <w:bookmarkEnd w:id="32"/>
+    </w:p>
+    <w:p>
+      <w:pPr>
+        <w:ind w:firstLine="720"/>
+      </w:pPr>
+      <w:r>
+        <w:rPr>
+          <w:b/>
+          <w:bCs/>
+        </w:rPr>
+        <w:t>Vue 3</w:t>
+      </w:r>
+      <w:r>
+        <w:t>: Vue 3 là framework JavaScript hiện đại được sử dụng để xây dựng giao diện người dùng của hệ thống theo hướng thành phần (component-based). Việc ứng dụng Vue 3 giúp tổ chức mã nguồn một cách rõ ràng, tăng khả năng tái sử dụng các thành phần giao diện và hỗ trợ thuận lợi cho việc mở rộng chức năng trong tương lai. Trong đề tài này, Vue 3 được sử dụng để phát triển các giao diện dành cho khách truy cập, học viên, giáo viên và quản trị viên, bảo đảm tính trực quan, linh hoạt và dễ sử dụng.</w:t>
+      </w:r>
+    </w:p>
+    <w:p>
+      <w:pPr>
+        <w:ind w:firstLine="720"/>
+      </w:pPr>
+      <w:r>
+        <w:rPr>
+          <w:b/>
+          <w:bCs/>
+        </w:rPr>
+        <w:t>Vue Router 4</w:t>
+      </w:r>
+      <w:r>
+        <w:t xml:space="preserve">: Vue Router 4 được sử dụng để quản lý điều hướng trong ứng dụng web theo mô hình Single Page Application (SPA). Nhờ cơ chế định tuyến phía máy </w:t>
+      </w:r>
+      <w:r>
+        <w:lastRenderedPageBreak/>
+        <w:t>khách, hệ thống có thể chuyển đổi giữa các màn hình chức năng như đăng nhập, xem khóa học, làm bài tập, điểm danh, quản lý lớp học và quản trị hệ thống mà không cần tải lại toàn bộ trang. Điều này góp phần nâng cao tốc độ phản hồi và cải thiện trải nghiệm người dùng.</w:t>
+      </w:r>
+    </w:p>
+    <w:p>
+      <w:pPr>
+        <w:ind w:firstLine="720"/>
+      </w:pPr>
+      <w:r>
+        <w:rPr>
+          <w:b/>
+          <w:bCs/>
+        </w:rPr>
+        <w:t>Vite</w:t>
+      </w:r>
+      <w:r>
+        <w:t>: Vite là công cụ hỗ trợ phát triển và đóng gói ứng dụng frontend với hiệu năng cao. Trong phạm vi đề tài, Vite được sử dụng để khởi tạo môi trường phát triển, hỗ trợ biên dịch mã nguồn nhanh trong quá trình lập trình và tối ưu hóa ứng dụng trước khi triển khai lên máy chủ thực tế.</w:t>
+      </w:r>
+    </w:p>
+    <w:p>
+      <w:pPr>
+        <w:ind w:firstLine="720"/>
+      </w:pPr>
+      <w:r>
+        <w:rPr>
+          <w:b/>
+          <w:bCs/>
+        </w:rPr>
+        <w:t>Tailwind CSS</w:t>
+      </w:r>
+      <w:r>
+        <w:t>: Tailwind CSS là framework CSS dạng utility-first được sử dụng để xây dựng giao diện người dùng. Việc sử dụng Tailwind CSS giúp quá trình thiết kế giao diện trở nên nhanh chóng, nhất quán và thuận tiện trong việc triển khai khả năng hiển thị đáp ứng trên nhiều thiết bị khác nhau, từ máy tính để bàn đến thiết bị di động.</w:t>
+      </w:r>
+    </w:p>
+    <w:p>
+      <w:pPr>
+        <w:ind w:firstLine="720"/>
+      </w:pPr>
+      <w:r>
+        <w:rPr>
+          <w:b/>
+          <w:bCs/>
+        </w:rPr>
+        <w:t>HTML5, CSS3 và JavaScript</w:t>
+      </w:r>
+      <w:r>
+        <w:t>: Đây là ba công nghệ nền tảng của phát triển ứng dụng web. HTML5 được sử dụng để xây dựng cấu trúc nội dung của các trang giao diện; CSS3 đảm nhiệm việc trình bày, định dạng và tối ưu hiển thị; trong khi JavaScript được sử dụng để xử lý các tương tác động trên trình duyệt, góp phần tạo nên tính linh hoạt cho hệ thống.</w:t>
+      </w:r>
+    </w:p>
+    <w:p>
+      <w:pPr>
+        <w:ind w:firstLine="720"/>
+      </w:pPr>
+      <w:r>
+        <w:rPr>
+          <w:b/>
+          <w:bCs/>
+        </w:rPr>
+        <w:t>ExcelJS và FileSaver</w:t>
+      </w:r>
+      <w:r>
+        <w:t>: Đây là các thư viện hỗ trợ phía frontend, được sử dụng trong một số chức năng xuất dữ liệu và tải tệp. Việc tích hợp các thư viện này giúp hệ thống hỗ trợ tốt hơn cho nhu cầu thống kê, báo cáo và khai thác dữ liệu trong quá trình quản lý.</w:t>
+      </w:r>
+    </w:p>
+    <w:p>
+      <w:pPr>
+        <w:pStyle w:val="Heading3"/>
+      </w:pPr>
+      <w:bookmarkStart w:id="33" w:name="_Toc227645854"/>
+      <w:r>
+        <w:t>Công nghệ phía máy chủ (Backend)</w:t>
+      </w:r>
+      <w:bookmarkEnd w:id="33"/>
+    </w:p>
+    <w:p>
+      <w:pPr>
+        <w:ind w:firstLine="720"/>
+      </w:pPr>
+      <w:r>
+        <w:rPr>
+          <w:b/>
+          <w:bCs/>
+        </w:rPr>
+        <w:t>PHP</w:t>
+      </w:r>
+      <w:r>
+        <w:t>: Phía máy chủ của hệ thống được xây dựng bằng ngôn ngữ lập trình PHP. PHP đảm nhiệm vai trò xử lý nghiệp vụ, tiếp nhận yêu cầu từ phía giao diện người dùng, kiểm tra dữ liệu đầu vào, thực hiện các thao tác với cơ sở dữ liệu và trả kết quả về cho frontend dưới định dạng JSON. Việc lựa chọn PHP phù hợp với định hướng xây dựng một hệ thống web có tính thực tiễn, dễ triển khai và tương thích tốt với môi trường máy chủ phổ biến.</w:t>
+      </w:r>
+    </w:p>
+    <w:p>
+      <w:pPr>
+        <w:ind w:firstLine="720"/>
+      </w:pPr>
+      <w:r>
+        <w:rPr>
+          <w:b/>
+          <w:bCs/>
+        </w:rPr>
+        <w:t>RESTful API</w:t>
+      </w:r>
+      <w:r>
+        <w:t>: Hệ thống backend được tổ chức theo mô hình cung cấp các API phục vụ cho frontend. Các API này chịu trách nhiệm xử lý những chức năng cốt lõi của hệ thống như xác thực người dùng, quản lý tài khoản, quản lý khóa học, lớp học, lịch học, bài tập, bài kiểm tra, điểm danh, nghỉ học và học bù. Việc sử dụng mô hình RESTful API giúp chuẩn hóa quá trình trao đổi dữ liệu giữa frontend và backend, đồng thời tạo điều kiện thuận lợi cho việc bảo trì và mở rộng hệ thống.</w:t>
+      </w:r>
+    </w:p>
+    <w:p>
+      <w:r>
+        <w:lastRenderedPageBreak/>
+        <w:t>PDO (PHP Data Objects): PDO được sử dụng để kết nối và thao tác với cơ sở dữ liệu MySQL. Thông qua cơ chế prepared statements, PDO góp phần nâng cao tính an toàn trong quá trình truy vấn, hạn chế nguy cơ tấn công SQL Injection và hỗ trợ xử lý dữ liệu một cách linh hoạt, hiệu quả.</w:t>
+      </w:r>
+    </w:p>
+    <w:p>
+      <w:pPr>
+        <w:ind w:firstLine="720"/>
+      </w:pPr>
+      <w:r>
+        <w:rPr>
+          <w:b/>
+          <w:bCs/>
+        </w:rPr>
+        <w:t>JWT (JSON Web Token)</w:t>
+      </w:r>
+      <w:r>
+        <w:t>: JWT được sử dụng làm cơ chế xác thực và kiểm soát truy cập trong hệ thống. Sau khi người dùng đăng nhập thành công, hệ thống cấp phát token để sử dụng trong các lần gọi API tiếp theo. Giải pháp này giúp quản lý phiên đăng nhập hiệu quả, đồng thời hỗ trợ phân quyền truy cập theo từng vai trò cụ thể như học viên, giáo viên và quản trị viên.</w:t>
+      </w:r>
+    </w:p>
+    <w:p>
+      <w:pPr>
+        <w:pStyle w:val="Heading3"/>
+      </w:pPr>
+      <w:bookmarkStart w:id="34" w:name="_Toc227645855"/>
+      <w:r>
+        <w:t>Hệ quản trị cơ sở dữ liệu</w:t>
+      </w:r>
+      <w:bookmarkEnd w:id="34"/>
+    </w:p>
+    <w:p>
+      <w:pPr>
+        <w:ind w:firstLine="720"/>
+      </w:pPr>
+      <w:r>
+        <w:rPr>
+          <w:b/>
+          <w:bCs/>
+        </w:rPr>
+        <w:t>MySQL</w:t>
+      </w:r>
+      <w:r>
+        <w:t>: Hệ thống sử dụng MySQL làm hệ quản trị cơ sở dữ liệu quan hệ để lưu trữ và quản lý toàn bộ dữ liệu nghiệp vụ. Các bảng dữ liệu trong hệ thống bao gồm người dùng, khóa học, bài học, lớp học, lịch học, ghi danh, bài tập, bài kiểm tra, bài nộp, điểm danh, đơn nghỉ học, đăng ký học bù và nội dung website. Với đặc điểm dữ liệu có nhiều mối quan hệ ràng buộc, MySQL là lựa chọn phù hợp nhằm bảo đảm tính toàn vẹn, nhất quán và hiệu quả trong quá trình truy vấn, cập nhật và khai thác dữ liệu.</w:t>
+      </w:r>
+    </w:p>
+    <w:p>
+      <w:pPr>
+        <w:pStyle w:val="Heading3"/>
+      </w:pPr>
+      <w:bookmarkStart w:id="35" w:name="_Toc227645856"/>
+      <w:r>
+        <w:t>Các công cụ hỗ trợ phát triển khác</w:t>
+      </w:r>
+      <w:bookmarkEnd w:id="35"/>
+    </w:p>
+    <w:p>
+      <w:pPr>
+        <w:ind w:firstLine="720"/>
+      </w:pPr>
+      <w:r>
+        <w:rPr>
+          <w:b/>
+          <w:bCs/>
+        </w:rPr>
+        <w:t>Visual Studio Code</w:t>
+      </w:r>
+      <w:r>
+        <w:t>: Visual Studio Code là môi trường phát triển tích hợp được sử dụng trong suốt quá trình xây dựng đề tài. Công cụ này hỗ trợ lập trình frontend và backend, cung cấp các tính năng như gợi ý cú pháp, quản lý tệp, mở rộng tiện ích và hỗ trợ kiểm tra mã nguồn, từ đó nâng cao hiệu quả phát triển hệ thống.</w:t>
+      </w:r>
+    </w:p>
+    <w:p>
+      <w:pPr>
+        <w:ind w:firstLine="720"/>
+      </w:pPr>
+      <w:r>
+        <w:rPr>
+          <w:b/>
+          <w:bCs/>
+        </w:rPr>
+        <w:t>Postman</w:t>
+      </w:r>
+      <w:r>
+        <w:t>: Postman được sử dụng để kiểm thử các API phía backend trước khi tích hợp với giao diện người dùng. Thông qua Postman, có thể kiểm tra tính đúng đắn của request, response, token xác thực và cấu trúc dữ liệu JSON, góp phần bảo đảm sự ổn định của hệ thống trong quá trình triển khai.</w:t>
+      </w:r>
+    </w:p>
+    <w:p>
+      <w:pPr>
+        <w:ind w:firstLine="720"/>
+      </w:pPr>
+      <w:r>
+        <w:rPr>
+          <w:b/>
+          <w:bCs/>
+        </w:rPr>
+        <w:t>Git</w:t>
+      </w:r>
+      <w:r>
+        <w:t>: Git là công cụ quản lý phiên bản được sử dụng để theo dõi lịch sử thay đổi mã nguồn, hỗ trợ sao lưu và quản lý quá trình phát triển hệ thống theo từng giai đoạn. Việc sử dụng Git giúp nâng cao tính an toàn cho mã nguồn và thuận tiện hơn trong quá trình chỉnh sửa, cập nhật.</w:t>
+      </w:r>
+    </w:p>
+    <w:p>
+      <w:pPr>
+        <w:ind w:firstLine="720"/>
+      </w:pPr>
+      <w:r>
+        <w:rPr>
+          <w:b/>
+          <w:bCs/>
+        </w:rPr>
+        <w:t>WAMP</w:t>
+      </w:r>
+      <w:r>
+        <w:t>: WAMP là môi trường phát triển cục bộ được sử dụng để vận hành và kiểm thử hệ thống trên máy cá nhân. Công cụ này tích hợp các thành phần cần thiết như Apache, PHP và MySQL, từ đó tạo điều kiện thuận lợi cho việc xây dựng, chạy thử và hiệu chỉnh hệ thống trước khi triển khai thực tế.</w:t>
+      </w:r>
+    </w:p>
+    <w:p>
+      <w:pPr>
+        <w:ind w:firstLine="720"/>
+      </w:pPr>
+      <w:r>
+        <w:rPr>
+          <w:b/>
+          <w:bCs/>
+        </w:rPr>
+        <w:lastRenderedPageBreak/>
+        <w:t>GitHub Actions và cPanel/FTP Deploy</w:t>
+      </w:r>
+      <w:r>
+        <w:t>: Trong giai đoạn triển khai, hệ thống sử dụng GitHub Actions để tự động hóa quá trình build frontend. Sau khi hoàn tất quá trình build, mã nguồn được triển khai lên máy chủ thực tế thông qua cơ chế truyền tệp bằng FTP lên cPanel. Giải pháp này giúp giảm thao tác thủ công, nâng cao tính nhất quán và hiệu quả trong quá trình cập nhật hệ thống.</w:t>
+      </w:r>
+    </w:p>
+    <w:p>
+      <w:pPr>
+        <w:pStyle w:val="Heading2"/>
+        <w:rPr>
+          <w:rFonts w:eastAsia="Times New Roman"/>
+        </w:rPr>
+      </w:pPr>
+      <w:bookmarkStart w:id="36" w:name="_Toc227645857"/>
+      <w:r>
+        <w:rPr>
+          <w:rFonts w:eastAsia="Times New Roman"/>
+        </w:rPr>
+        <w:t>Phân tích yêu cầu</w:t>
+      </w:r>
+      <w:bookmarkEnd w:id="36"/>
+    </w:p>
+    <w:p>
+      <w:pPr>
+        <w:ind w:firstLine="720"/>
+      </w:pPr>
+      <w:r>
+        <w:t>Qua khảo sát mô hình dữ liệu, tuyến điều hướng giao diện và các API backend của hệ thống, có thể xác định các đối tượng nghiệp vụ cốt lõi gồm: người dùng, danh mục khóa học, lộ trình học, khóa học, bài học, lớp học, nhóm lịch học, buổi học, bài kiểm tra, câu hỏi, lựa chọn đáp án, ghi danh, điểm danh, bài nộp, đơn nghỉ học, đăng ký học bù, nội dung website, yêu cầu tư vấn và liên hệ. Về mặt quan hệ nghiệp vụ, một khóa học gồm nhiều bài học; một lớp học triển khai một khóa học; một lớp có thể chia thành nhiều nhóm lịch học; mỗi buổi học gắn với lớp, nhóm lịch và giáo viên; học viên được ghi danh theo lớp và nhóm lịch; bài kiểm tra gắn với bài học; các nghiệp vụ nghỉ học, học bù và điểm danh đều phát sinh trên từng buổi học cụ thể. Từ đó, hệ thống được phân tích theo bốn nhóm yêu cầu lớn: công khai, học viên, giáo viên và quản trị viên.</w:t>
+      </w:r>
+    </w:p>
+    <w:p>
+      <w:pPr>
+        <w:pStyle w:val="Heading3"/>
+        <w:rPr>
+          <w:rFonts w:eastAsia="Times New Roman"/>
+        </w:rPr>
+      </w:pPr>
+      <w:bookmarkStart w:id="37" w:name="_Toc227645858"/>
+      <w:r>
+        <w:rPr>
+          <w:rFonts w:eastAsia="Times New Roman"/>
+        </w:rPr>
+        <w:t>Các quy trình, nghiệp vụ (nên mô tả cụ thể các quy trình, nghiệp vụ trong ứng dụng,</w:t>
+      </w:r>
+      <w:r>
+        <w:rPr>
+          <w:rFonts w:eastAsia="Times New Roman"/>
+        </w:rPr>
+        <w:t>nên kèm theo các sơ đồ minh họa)</w:t>
+      </w:r>
+      <w:bookmarkEnd w:id="37"/>
+    </w:p>
+    <w:p>
+      <w:pPr>
+        <w:pStyle w:val="Heading4"/>
+      </w:pPr>
+      <w:bookmarkStart w:id="38" w:name="_Toc227645859"/>
+      <w:r>
+        <w:t>Nhóm nghiệp vụ công khai</w:t>
+      </w:r>
+      <w:bookmarkEnd w:id="38"/>
+    </w:p>
+    <w:p>
+      <w:r>
+        <w:t xml:space="preserve">- </w:t>
+      </w:r>
+      <w:r>
+        <w:t>Quy trình khai thác nội dung trang chủ và trang giới thiệu</w:t>
+      </w:r>
+    </w:p>
+    <w:p>
+      <w:pPr>
+        <w:ind w:firstLine="720"/>
+      </w:pPr>
+      <w:r>
+        <w:t>Người dùng chưa đăng nhập truy cập website để xem thông tin tổng quan về trung tâm. Hệ thống tải dữ liệu nội dung từ kho nội dung website, bao gồm các khối banner, phần giới thiệu, hình ảnh, nội dung giá trị cốt lõi, đội ngũ và lời kêu gọi hành động. Đồng thời hệ thống tổng hợp thêm các thống kê như số lượng học viên và số lượng khóa học đang có. Trong trường hợp quản trị viên chưa cấu hình nội dung cho một số khu vực, hệ thống sử dụng dữ liệu mặc định để bảo đảm trang vẫn hiển thị đầy đủ. Nghiệp vụ này giúp website hoạt động như một cổng thông tin truyền thông và giới thiệu dịch vụ.</w:t>
+      </w:r>
+    </w:p>
+    <w:p>
+      <w:r>
+        <w:t xml:space="preserve">- </w:t>
+      </w:r>
+      <w:r>
+        <w:t>Quy trình xem danh sách khóa học và chi tiết khóa học</w:t>
+      </w:r>
+    </w:p>
+    <w:p>
+      <w:pPr>
+        <w:ind w:firstLine="720"/>
+      </w:pPr>
+      <w:r>
+        <w:t xml:space="preserve">Người dùng truy cập danh sách khóa học để xem toàn bộ các khóa hiện có. Hệ thống trả về các thông tin mô tả cơ bản như tên khóa học, cấp độ, học phí, ảnh đại diện, số lượng học viên đã tham gia và trạng thái khóa nổi bật. Khi người dùng chọn một khóa học cụ thể, hệ thống hiển thị thêm mô tả chi tiết, danh mục khóa học, số lượng bài học </w:t>
+      </w:r>
+      <w:r>
+        <w:lastRenderedPageBreak/>
+        <w:t>và danh sách bài học theo thứ tự. Nghiệp vụ này giúp người học tiềm năng nắm được cấu trúc chương trình đào tạo trước khi đăng ký hoặc liên hệ tư vấn.</w:t>
+      </w:r>
+    </w:p>
+    <w:p>
+      <w:r>
+        <w:t xml:space="preserve">- </w:t>
+      </w:r>
+      <w:r>
+        <w:t>Quy trình đăng ký tư vấn</w:t>
+      </w:r>
+    </w:p>
+    <w:p>
+      <w:pPr>
+        <w:ind w:firstLine="720"/>
+      </w:pPr>
+      <w:r>
+        <w:t>Khách truy cập nhập họ tên, số điện thoại, email và nhu cầu tư vấn. Hệ thống kiểm tra độ dài họ tên, định dạng số điện thoại, định dạng email nếu có và giới hạn độ dài nội dung nhu cầu. Nếu dữ liệu hợp lệ, hệ thống lưu bản ghi vào danh sách yêu cầu tư vấn với trạng thái ban đầu là chờ xử lý. Kết quả của quy trình là trung tâm có một đầu mối liên hệ để bộ phận quản trị tiếp nhận và chăm sóc khách hàng.</w:t>
+      </w:r>
+    </w:p>
+    <w:p>
+      <w:r>
+        <w:t xml:space="preserve">- </w:t>
+      </w:r>
+      <w:r>
+        <w:t>Quy trình gửi liên hệ</w:t>
+      </w:r>
+    </w:p>
+    <w:p>
+      <w:pPr>
+        <w:ind w:firstLine="720"/>
+      </w:pPr>
+      <w:r>
+        <w:t>Khách truy cập gửi phản hồi hoặc yêu cầu hỗ trợ qua biểu mẫu liên hệ. Hệ thống kiểm tra họ tên, email và độ dài nội dung trước khi lưu dữ liệu vào danh sách liên hệ. Thông tin này được quản trị viên tiếp nhận, cập nhật trạng thái phản hồi và xử lý nội dung liên hệ. Đây là quy trình hỗ trợ giao tiếp hai chiều giữa website và người dùng ngoài hệ thống.</w:t>
+      </w:r>
+    </w:p>
+    <w:p>
+      <w:r>
+        <w:t xml:space="preserve">- </w:t>
+      </w:r>
+      <w:r>
+        <w:t>Quy trình đăng ký tài khoản</w:t>
+      </w:r>
+    </w:p>
+    <w:p>
+      <w:pPr>
+        <w:ind w:firstLine="720"/>
+      </w:pPr>
+      <w:r>
+        <w:t>Người dùng mới nhập họ tên, email, mật khẩu và xác nhận mật khẩu để tạo tài khoản. Hệ thống kiểm tra tính hợp lệ của email, độ dài họ tên, độ dài mật khẩu, sự trùng khớp giữa mật khẩu và xác nhận mật khẩu, đồng thời kiểm tra email đã tồn tại hay chưa. Nếu hợp lệ, hệ thống mã hóa mật khẩu và tạo tài khoản mới với vai trò mặc định là học viên. Quy trình này tạo tiền đề cho toàn bộ các chức năng học tập và quản lý cá nhân sau khi người dùng đăng nhập.</w:t>
+      </w:r>
+    </w:p>
+    <w:p>
+      <w:r>
+        <w:t xml:space="preserve">- </w:t>
+      </w:r>
+      <w:r>
+        <w:t>Quy trình đăng nhập và phân quyền điều hướng</w:t>
+      </w:r>
+    </w:p>
+    <w:p>
+      <w:pPr>
+        <w:ind w:firstLine="720"/>
+      </w:pPr>
+      <w:r>
+        <w:t>Người dùng nhập email và mật khẩu. Hệ thống tra cứu tài khoản theo email, so khớp mật khẩu đã mã hóa, kiểm tra trạng thái tài khoản còn hoạt động hay không, sau đó phát sinh mã xác thực để duy trì phiên làm việc. Sau khi xác thực thành công, hệ thống căn cứ vào vai trò để điều hướng đúng khu vực chức năng: học viên vào khu vực học viên, giáo viên vào khu vực giáo viên, quản trị viên vào khu vực quản trị. Nếu thông tin đăng nhập sai hoặc tài khoản bị khóa, hệ thống từ chối truy cập và trả thông báo phù hợp.</w:t>
+      </w:r>
+    </w:p>
+    <w:p>
+      <w:pPr>
+        <w:pStyle w:val="Heading4"/>
+      </w:pPr>
+      <w:bookmarkStart w:id="39" w:name="_Toc227645860"/>
+      <w:r>
+        <w:t>Nhóm nghiệp vụ học viên</w:t>
+      </w:r>
+      <w:bookmarkEnd w:id="39"/>
+    </w:p>
+    <w:p>
+      <w:r>
+        <w:t xml:space="preserve">- </w:t>
+      </w:r>
+      <w:r>
+        <w:t>Quy trình xem bảng điều khiển học viên</w:t>
+      </w:r>
+    </w:p>
+    <w:p>
+      <w:pPr>
+        <w:ind w:firstLine="720"/>
+      </w:pPr>
+      <w:r>
+        <w:t xml:space="preserve">Sau khi đăng nhập, học viên truy cập trang tổng quan cá nhân. Hệ thống tổng hợp số khóa học đang học, số khóa đã hoàn thành, số bài đã nộp, điểm trung bình, số bài học </w:t>
+      </w:r>
+      <w:r>
+        <w:lastRenderedPageBreak/>
+        <w:t>đã hoàn tất, tiến độ chung, lịch học sắp tới và bảng xếp hạng điểm số. Đồng thời, hệ thống lấy danh sách các lớp mà học viên đã được ghi danh để hiển thị tiến độ theo từng khóa. Nghiệp vụ này giúp học viên nhanh chóng nắm bắt tình trạng học tập của bản thân trên một màn hình duy nhất.</w:t>
+      </w:r>
+    </w:p>
+    <w:p>
+      <w:r>
+        <w:t xml:space="preserve">- </w:t>
+      </w:r>
+      <w:r>
+        <w:t>Quy trình theo dõi khóa học, bài học và bài tập</w:t>
+      </w:r>
+    </w:p>
+    <w:p>
+      <w:pPr>
+        <w:ind w:firstLine="720"/>
+      </w:pPr>
+      <w:r>
+        <w:t>Học viên truy cập khu vực bài tập để chọn khóa học đang theo học. Hệ thống nạp danh sách các bài học thuộc khóa học đó, sắp xếp theo thứ tự bài học và tổng hợp bài tập gắn với từng bài. Mỗi bài học có thể chứa quiz trắc nghiệm hoặc bài kiểm tra theo nhiều dạng câu hỏi; đồng thời hệ thống còn xác định trạng thái hoàn thành, trạng thái chờ chấm, điểm số đạt được và tỷ lệ hoàn thành của từng bài. Một quy tắc nghiệp vụ quan trọng là bài học sau có thể bị khóa nếu bài học trước chưa hoàn thành, qua đó bảo đảm người học đi theo đúng trình tự học tập. Hạn nộp của bài tập được tính dựa trên lịch học của lớp và thứ tự bài học trong khóa.</w:t>
+      </w:r>
+    </w:p>
+    <w:p>
+      <w:r>
+        <w:t xml:space="preserve">- </w:t>
+      </w:r>
+      <w:r>
+        <w:t>Quy trình làm bài kiểm tra trực tuyến</w:t>
+      </w:r>
+    </w:p>
+    <w:p>
+      <w:pPr>
+        <w:ind w:firstLine="720"/>
+      </w:pPr>
+      <w:r>
+        <w:t>Khi chọn một bài kiểm tra, học viên được tải đề gồm danh sách câu hỏi theo thứ tự. Hệ thống chỉ cho phép học viên truy cập những quiz thuộc khóa học và lớp mà học viên đang được ghi danh, từ đó bảo đảm mỗi người chỉ làm bài trong phạm vi lớp của mình. Các dạng câu hỏi đã triển khai gồm trắc nghiệm chọn đáp án, điền chỗ trống, nối ghép, chép chính tả và tự luận. Trong quá trình làm bài, học viên có thể chuyển câu, đánh dấu câu cần xem lại và nộp bài khi hoàn tất hoặc khi hết thời gian. Sau khi nộp, hệ thống tự động chấm các câu hỏi khách quan; với câu hỏi tự luận, hệ thống chuyển trạng thái sang chờ giáo viên chấm. Đối với bài có câu tự luận, hệ thống khóa nộp lại sau lần nộp đầu tiên; đối với bài khách quan, hệ thống có thể ghi nhận lần nộp mới theo ngữ cảnh lớp học hiện tại.</w:t>
+      </w:r>
+    </w:p>
+    <w:p>
+      <w:r>
+        <w:t xml:space="preserve">- </w:t>
+      </w:r>
+      <w:r>
+        <w:t>Quy trình xem lại kết quả làm bài</w:t>
+      </w:r>
+    </w:p>
+    <w:p>
+      <w:pPr>
+        <w:ind w:firstLine="720"/>
+      </w:pPr>
+      <w:r>
+        <w:t>Sau khi nộp bài, học viên có thể mở lại bài kiểm tra để xem câu trả lời đã nộp, điểm số, trạng thái và trong trường hợp đã được chấm hoàn tất thì có thể xem thêm nhận xét cùng tiêu chí chấm của giáo viên. Với các bài chỉ có câu khách quan, kết quả xuất hiện ngay sau khi nộp. Với các bài có tự luận, học viên phải chờ cho đến khi giáo viên chấm xong thì hệ thống mới hiển thị điểm và phản hồi chi tiết.</w:t>
+      </w:r>
+    </w:p>
+    <w:p>
+      <w:r>
+        <w:t xml:space="preserve">- </w:t>
+      </w:r>
+      <w:r>
+        <w:t>Quy trình xin nghỉ học</w:t>
+      </w:r>
+    </w:p>
+    <w:p>
+      <w:pPr>
+        <w:ind w:firstLine="720"/>
+      </w:pPr>
+      <w:r>
+        <w:t xml:space="preserve">Học viên vào màn hình nghỉ học và chọn lớp đang học, buổi học cụ thể trong tương lai cùng lý do nghỉ. Hệ thống chỉ cho phép tạo đơn nghỉ đối với các buổi học thuộc lớp mà học viên đang ghi danh, đồng thời kiểm tra xem buổi đó đã có đơn nghỉ </w:t>
+      </w:r>
+      <w:r>
+        <w:lastRenderedPageBreak/>
+        <w:t>đang chờ hoặc đã được duyệt hay chưa. Nếu hợp lệ, hệ thống tạo đơn nghỉ với trạng thái chờ duyệt, gắn ngày nghỉ với đúng buổi học cần xin phép. Sau khi quản trị viên duyệt, hệ thống cập nhật điểm danh của buổi học đó thành vắng có phép.</w:t>
+      </w:r>
+    </w:p>
+    <w:p>
+      <w:r>
+        <w:t xml:space="preserve">- </w:t>
+      </w:r>
+      <w:r>
+        <w:t>Quy trình đăng ký học bù</w:t>
+      </w:r>
+    </w:p>
+    <w:p>
+      <w:pPr>
+        <w:ind w:firstLine="720"/>
+      </w:pPr>
+      <w:r>
+        <w:t>Học viên vào màn hình học bù để xem các buổi đã nghỉ hợp lệ và danh sách buổi học bù có thể đăng ký. Hệ thống chỉ hiển thị các buổi học bù nằm trong cùng khóa học nhưng khác nhóm lịch học hiện tại, nhằm tránh trùng với ca học chính của học viên. Trong trường hợp học bù được tạo từ một buổi nghỉ đã được duyệt, hệ thống so khớp chỉ số buổi học giữa buổi nghỉ và buổi học bù để bảo đảm học viên bù đúng nội dung bài học tương ứng. Hệ thống cũng ngăn đăng ký trùng cùng một buổi học bù hoặc trùng theo cùng một đơn nghỉ. Sau khi gửi đăng ký, yêu cầu chuyển sang trạng thái chờ quản trị viên phê duyệt.</w:t>
+      </w:r>
+    </w:p>
+    <w:p>
+      <w:pPr>
+        <w:pStyle w:val="Heading4"/>
+      </w:pPr>
+      <w:bookmarkStart w:id="40" w:name="_Toc227645861"/>
+      <w:r>
+        <w:rPr>
+          <w:rStyle w:val="Heading4Char"/>
+        </w:rPr>
+        <w:t>Nhóm nghiệp vụ giáo viên</w:t>
+      </w:r>
+      <w:bookmarkEnd w:id="40"/>
+    </w:p>
+    <w:p>
+      <w:r>
+        <w:t xml:space="preserve">- </w:t>
+      </w:r>
+      <w:r>
+        <w:t>Quy trình xem bảng điều khiển giáo viên</w:t>
+      </w:r>
+    </w:p>
+    <w:p>
+      <w:pPr>
+        <w:ind w:firstLine="720"/>
+      </w:pPr>
+      <w:r>
+        <w:t>Khi giáo viên đăng nhập, hệ thống tổng hợp số lớp đang phụ trách, tổng số học viên, số bài đang chờ chấm và danh sách các ca dạy trong ngày. Bên cạnh đó, hệ thống còn tính tiến độ giảng dạy của từng lớp dựa trên số buổi đã diễn ra so với tổng số buổi đã lập lịch. Chức năng này hỗ trợ giáo viên nắm nhanh khối lượng giảng dạy và các việc cần xử lý ngay.</w:t>
+      </w:r>
+    </w:p>
+    <w:p>
+      <w:r>
+        <w:t xml:space="preserve">- </w:t>
+      </w:r>
+      <w:r>
+        <w:t>Quy trình xem lịch dạy theo tuần hoặc theo ngày</w:t>
+      </w:r>
+    </w:p>
+    <w:p>
+      <w:pPr>
+        <w:ind w:firstLine="720"/>
+      </w:pPr>
+      <w:r>
+        <w:t>Giáo viên truy cập màn hình lịch dạy để xem các buổi học được phân công. Hệ thống lọc các buổi theo giáo viên chính của lớp hoặc giáo viên được phân công trực tiếp trên buổi học, sau đó hiển thị thời gian, lớp, khóa học, hình thức học, phòng học hoặc thông tin học trực tuyến. Ngoài lịch dạy chính, hệ thống còn hiển thị các học viên học bù dự kiến vào lớp trong thời gian tới để giáo viên chủ động chuẩn bị.</w:t>
+      </w:r>
+    </w:p>
+    <w:p>
+      <w:r>
+        <w:t xml:space="preserve">- </w:t>
+      </w:r>
+      <w:r>
+        <w:t>Quy trình xem danh sách lớp và chi tiết lớp</w:t>
+      </w:r>
+    </w:p>
+    <w:p>
+      <w:pPr>
+        <w:ind w:firstLine="720"/>
+      </w:pPr>
+      <w:r>
+        <w:t>Giáo viên mở danh sách các lớp đang phụ trách. Hệ thống hiển thị tên lớp, tên khóa học, trình độ, sĩ số, trạng thái lớp, tỷ lệ điểm danh trung bình và số bài chờ chấm. Khi giáo viên chọn vào một lớp, hệ thống trả về danh sách học viên đang học, tỷ lệ chuyên cần của từng người, điểm trung bình, tình trạng theo dõi và một số buổi học gần nhất của lớp. Nghiệp vụ này hỗ trợ giáo viên theo dõi chất lượng học tập và phát hiện sớm các học viên có dấu hiệu cần hỗ trợ.</w:t>
+      </w:r>
+    </w:p>
+    <w:p/>
+    <w:p>
+      <w:r>
+        <w:lastRenderedPageBreak/>
+        <w:t xml:space="preserve">- </w:t>
+      </w:r>
+      <w:r>
+        <w:t>Quy trình điểm danh buổi học</w:t>
+      </w:r>
+    </w:p>
+    <w:p>
+      <w:pPr>
+        <w:ind w:firstLine="720"/>
+      </w:pPr>
+      <w:r>
+        <w:t>Giáo viên chọn một buổi học theo ngày hoặc theo lịch dạy. Hệ thống nạp danh sách học viên chính thức của lớp và bổ sung thêm học viên học bù đã được đăng ký vào buổi đó. Nếu học viên đã có đơn nghỉ được duyệt trùng ngày học, hệ thống gợi ý trạng thái vắng có phép. Giáo viên cập nhật trạng thái điểm danh cho từng học viên theo các giá trị có mặt, vắng, đi trễ hoặc có phép; đồng thời có thể nhập ghi chú cho từng trường hợp và ghi chú chung cho buổi học. Khi lưu, hệ thống đánh dấu buổi học đã điểm danh, chuyển trạng thái buổi học sang hoàn thành và cập nhật bản ghi điểm danh tương ứng. Một quy tắc nghiệp vụ bổ sung là nếu học viên chính thức vắng mặt nhiều lần, hệ thống phát sinh cảnh báo học vụ để phục vụ công tác theo dõi.</w:t>
+      </w:r>
+    </w:p>
+    <w:p>
+      <w:r>
+        <w:t xml:space="preserve">- </w:t>
+      </w:r>
+      <w:r>
+        <w:t>Quy trình chấm bài</w:t>
+      </w:r>
+    </w:p>
+    <w:p>
+      <w:pPr>
+        <w:ind w:firstLine="720"/>
+      </w:pPr>
+      <w:r>
+        <w:t>Giáo viên truy cập màn hình chấm bài để xem hàng chờ chấm hoặc lịch sử chấm. Hệ thống tổng hợp hai loại bài: bài nộp thông thường và bài tự luận phát sinh trong quiz. Giáo viên có thể lọc theo lớp, mở chi tiết từng bài, xem nội dung học viên đã nộp, xem đề bài, sau đó nhập điểm, nhận xét và rubric theo tiêu chí đánh giá. Sau khi lưu, hệ thống cập nhật trạng thái bài đã chấm, đồng thời kết quả trở nên khả dụng cho học viên ở phần xem lại bài làm.</w:t>
+      </w:r>
+    </w:p>
+    <w:p>
+      <w:r>
+        <w:t xml:space="preserve">- </w:t>
+      </w:r>
+      <w:r>
+        <w:t>Quy trình xem tài liệu giảng dạy</w:t>
+      </w:r>
+    </w:p>
+    <w:p>
+      <w:pPr>
+        <w:ind w:firstLine="720"/>
+      </w:pPr>
+      <w:r>
+        <w:t>Giáo viên truy cập khu vực tài liệu để xem các tài liệu đã được gắn theo khóa học, bài học hoặc buổi học. Hệ thống nhóm tài liệu theo khóa học rồi theo bài học, cho phép giáo viên tra cứu file, thời điểm tạo, loại file, tên file gốc và thông tin buổi học liên quan nếu có. Chức năng này giúp giáo viên chuẩn bị nội dung giảng dạy nhất quán theo kế hoạch đào tạo của trung tâm.</w:t>
+      </w:r>
+    </w:p>
+    <w:p>
+      <w:pPr>
+        <w:pStyle w:val="Heading4"/>
+      </w:pPr>
+      <w:bookmarkStart w:id="41" w:name="_Toc227645862"/>
+      <w:r>
+        <w:t>Nhóm nghiệp vụ quản trị</w:t>
+      </w:r>
+      <w:bookmarkEnd w:id="41"/>
+    </w:p>
+    <w:p>
+      <w:r>
+        <w:t xml:space="preserve">- </w:t>
+      </w:r>
+      <w:r>
+        <w:t>Quy trình quản lý tài khoản người dùng</w:t>
+      </w:r>
+    </w:p>
+    <w:p>
+      <w:pPr>
+        <w:ind w:firstLine="720"/>
+      </w:pPr>
+      <w:r>
+        <w:t>Quản trị viên tạo mới, cập nhật, khóa hoặc xóa tài khoản học viên, giáo viên và quản trị viên. Hệ thống kiểm tra họ tên, email, vai trò, trạng thái hoạt động, trùng email và mật khẩu trong trường hợp tạo mới hoặc thay đổi mật khẩu. Một số ràng buộc nghiệp vụ đặc biệt được áp dụng như không cho phép quản trị viên tự hạ quyền hoặc tự khóa tài khoản đang đăng nhập, đồng thời hệ thống luôn phải duy trì ít nhất một quản trị viên đang hoạt động.</w:t>
+      </w:r>
+    </w:p>
+    <w:p>
+      <w:r>
+        <w:t xml:space="preserve">- </w:t>
+      </w:r>
+      <w:r>
+        <w:t>Quy trình quản lý danh mục và lộ trình học</w:t>
+      </w:r>
+    </w:p>
+    <w:p>
+      <w:pPr>
+        <w:ind w:firstLine="720"/>
+      </w:pPr>
+      <w:r>
+        <w:lastRenderedPageBreak/>
+        <w:t>Quản trị viên tạo, sửa, xóa danh mục khóa học và lộ trình học để chuẩn hóa cấu trúc học thuật. Hệ thống kiểm tra tên, mô tả, đối tượng mục tiêu và ngăn xóa trong trường hợp dữ liệu đang được khóa học khác sử dụng. Nghiệp vụ này bảo đảm khóa học được phân loại rõ ràng và dễ quản lý.</w:t>
+      </w:r>
+    </w:p>
+    <w:p>
+      <w:r>
+        <w:t xml:space="preserve">- </w:t>
+      </w:r>
+      <w:r>
+        <w:t>Quy trình quản lý khóa học và bài học</w:t>
+      </w:r>
+    </w:p>
+    <w:p>
+      <w:pPr>
+        <w:ind w:firstLine="720"/>
+      </w:pPr>
+      <w:r>
+        <w:t>Quản trị viên tạo khóa học mới với các thông tin như tên khóa học, mô tả, hình ảnh, trình độ, học phí, danh mục, lộ trình và trạng thái khóa nổi bật. Trên mỗi khóa học, quản trị viên có thể bổ sung các bài học theo thứ tự, cập nhật tiêu đề bài học và liên kết video nếu cần. Khóa học là đơn vị học thuật gốc để từ đó triển khai lớp học, quiz và buổi học.</w:t>
+      </w:r>
+    </w:p>
+    <w:p>
+      <w:r>
+        <w:t xml:space="preserve">- </w:t>
+      </w:r>
+      <w:r>
+        <w:t>Quy trình quản lý quiz và ngân hàng câu hỏi</w:t>
+      </w:r>
+    </w:p>
+    <w:p>
+      <w:pPr>
+        <w:ind w:firstLine="720"/>
+      </w:pPr>
+      <w:r>
+        <w:t>Quản trị viên tạo quiz gắn với từng bài học, định nghĩa tiêu đề, mô tả, nhóm nội dung và tổng điểm. Trong mỗi quiz, quản trị viên thêm danh sách câu hỏi và lựa chọn kiểu câu hỏi phù hợp. Hệ thống áp dụng các ràng buộc riêng cho từng loại câu hỏi: trắc nghiệm phải có ít nhất hai lựa chọn và có đáp án đúng; nối ghép phải có các cặp ghép; điền chỗ trống và chép chính tả phải có đáp án; câu tự luận không cần lựa chọn. Nghiệp vụ này là trung tâm của phân hệ học tập trực tuyến.</w:t>
+      </w:r>
+    </w:p>
+    <w:p>
+      <w:r>
+        <w:t xml:space="preserve">- </w:t>
+      </w:r>
+      <w:r>
+        <w:t>Quy trình quản lý lớp học và nhóm lịch học</w:t>
+      </w:r>
+    </w:p>
+    <w:p>
+      <w:pPr>
+        <w:ind w:firstLine="720"/>
+      </w:pPr>
+      <w:r>
+        <w:t>Quản trị viên tạo lớp học cho một khóa học cụ thể, gán giáo viên phụ trách, xác định tên lớp và khoảng thời gian bắt đầu, kết thúc. Sau khi tạo lớp, quản trị viên tạo thêm các nhóm lịch học cho lớp đó, ví dụ nhóm tối hoặc nhóm theo lịch 2-4-6, 3-5-7, đồng thời quy định sĩ số tối đa cho từng nhóm. Hệ thống kiểm tra không cho phép giảm sĩ số thấp hơn số học viên đang có trong nhóm.</w:t>
+      </w:r>
+    </w:p>
+    <w:p>
+      <w:r>
+        <w:t xml:space="preserve">- </w:t>
+      </w:r>
+      <w:r>
+        <w:t>Quy trình lập lịch giảng dạy</w:t>
+      </w:r>
+    </w:p>
+    <w:p>
+      <w:pPr>
+        <w:ind w:firstLine="720"/>
+      </w:pPr>
+      <w:r>
+        <w:t>Quản trị viên chọn lớp học, nhóm lịch học, giáo viên, ngày học, giờ bắt đầu, giờ kết thúc, hình thức học và phòng học hoặc link học. Hệ thống kiểm tra ngày học phải nằm trong khoảng thời gian của lớp, giờ kết thúc phải lớn hơn giờ bắt đầu, nhóm lịch phải thuộc đúng lớp, giáo viên phải là tài khoản hợp lệ, và không được trùng lịch theo lớp hoặc theo giáo viên trong cùng khung giờ. Ngoài lập lịch đơn lẻ, hệ thống còn hỗ trợ lập lịch lặp theo mẫu 2-4-6 hoặc 3-5-7 đến một ngày kết thúc xác định trước. Đây là nghiệp vụ cốt lõi để hình thành toàn bộ trục đào tạo của hệ thống.</w:t>
+      </w:r>
+    </w:p>
+    <w:p>
+      <w:r>
+        <w:t xml:space="preserve">- </w:t>
+      </w:r>
+      <w:r>
+        <w:t>Quy trình ghi danh và xếp lớp học viên</w:t>
+      </w:r>
+    </w:p>
+    <w:p>
+      <w:pPr>
+        <w:ind w:firstLine="720"/>
+      </w:pPr>
+      <w:r>
+        <w:t xml:space="preserve">Quản trị viên chọn học viên, lớp học và nhóm lịch học để thực hiện ghi danh. Hệ thống xác minh học viên thuộc vai trò học viên, đang hoạt động, nhóm lịch được chọn </w:t>
+      </w:r>
+      <w:r>
+        <w:lastRenderedPageBreak/>
+        <w:t>thuộc đúng lớp, học viên chưa ghi danh vào lớp đó trước đó và nhóm lịch chưa vượt sĩ số tối đa. Hệ thống cũng hỗ trợ chuyển học viên sang nhóm lịch khác hoặc lớp khác nếu còn chỗ, đồng thời cho phép hủy ghi danh khi cần. Quy trình này quyết định quyền học tập, quyền truy cập quiz và lịch học của học viên trong hệ thống.</w:t>
+      </w:r>
+    </w:p>
+    <w:p>
+      <w:r>
+        <w:t xml:space="preserve">- </w:t>
+      </w:r>
+      <w:r>
+        <w:t>Quy trình quản lý yêu cầu tư vấn và liên hệ</w:t>
+      </w:r>
+    </w:p>
+    <w:p>
+      <w:pPr>
+        <w:ind w:firstLine="720"/>
+      </w:pPr>
+      <w:r>
+        <w:t>Quản trị viên xem danh sách yêu cầu tư vấn và danh sách liên hệ do người dùng gửi từ website công khai. Trên từng bản ghi, quản trị viên có thể cập nhật trạng thái như chờ xử lý, đã liên hệ, đã giải quyết hoặc đánh dấu đã phản hồi. Quy trình này hỗ trợ công tác vận hành dịch vụ, chăm sóc khách hàng và truyền thông.</w:t>
+      </w:r>
+    </w:p>
+    <w:p>
+      <w:r>
+        <w:t xml:space="preserve">- </w:t>
+      </w:r>
+      <w:r>
+        <w:t>Quy trình quản lý nội dung website</w:t>
+      </w:r>
+    </w:p>
+    <w:p>
+      <w:pPr>
+        <w:ind w:firstLine="720"/>
+      </w:pPr>
+      <w:r>
+        <w:t>Quản trị viên quản lý các mục nội dung theo khóa section_key, loại nội dung và giá trị nội dung. Hệ thống hỗ trợ nội dung dạng văn bản, hình ảnh hoặc HTML. Khi quản trị viên cập nhật dữ liệu, các trang công khai như trang chủ và trang giới thiệu sẽ sử dụng nội dung mới ở lần tải tiếp theo. Đây là nghiệp vụ CMS nội bộ giúp website linh hoạt mà không cần sửa mã nguồn giao diện.</w:t>
+      </w:r>
+    </w:p>
+    <w:p>
+      <w:r>
+        <w:t xml:space="preserve">- </w:t>
+      </w:r>
+      <w:r>
+        <w:t>Quy trình quản lý chi tiết buổi học</w:t>
+      </w:r>
+    </w:p>
+    <w:p>
+      <w:pPr>
+        <w:ind w:firstLine="720"/>
+      </w:pPr>
+      <w:r>
+        <w:t>Từ một buổi học đã lập lịch, quản trị viên có thể đi vào màn hình chi tiết buổi học để gắn thêm tài liệu hoặc bài tập phục vụ đúng nội dung của buổi đó. Điều này tạo mối liên kết trực tiếp giữa lịch giảng dạy, tài liệu học tập và bài kiểm tra, giúp quản lý đào tạo bám sát từng phiên học cụ thể.</w:t>
+      </w:r>
+    </w:p>
+    <w:p>
+      <w:r>
+        <w:t xml:space="preserve">- </w:t>
+      </w:r>
+      <w:r>
+        <w:t>Quy trình xử lý đơn nghỉ học và học bù</w:t>
+      </w:r>
+    </w:p>
+    <w:p>
+      <w:pPr>
+        <w:ind w:firstLine="720"/>
+      </w:pPr>
+      <w:r>
+        <w:t>Quản trị viên truy cập danh sách yêu cầu tổng hợp, nơi hệ thống gộp cả đơn nghỉ học và đăng ký học bù theo thứ tự thời gian tạo. Khi duyệt đơn nghỉ học, hệ thống cập nhật trạng thái đơn và đồng thời ghi nhận điểm danh vắng có phép cho buổi học tương ứng. Khi duyệt đăng ký học bù, hệ thống cập nhật trạng thái yêu cầu để buổi học đích chấp nhận học viên học bù trong khâu điểm danh. Quy trình này bảo đảm mối liên hệ giữa quản lý học vụ và dữ liệu điểm danh được đồng bộ.</w:t>
+      </w:r>
+    </w:p>
+    <w:p>
+      <w:r>
+        <w:t xml:space="preserve">- </w:t>
+      </w:r>
+      <w:r>
+        <w:t>Quy trình theo dõi dashboard quản trị</w:t>
+      </w:r>
+    </w:p>
+    <w:p>
+      <w:pPr>
+        <w:ind w:firstLine="720"/>
+      </w:pPr>
+      <w:r>
+        <w:t>Quản trị viên xem bảng điều khiển tổng quan để theo dõi số lượng học viên, giáo viên, khóa học, lớp học, ghi danh, bài nộp, số yêu cầu tư vấn đang chờ, số liên hệ chưa phản hồi, số đơn nghỉ đang chờ duyệt và số đăng ký học bù đang chờ xử lý. Dashboard còn đóng vai trò bảng cảnh báo vận hành, giúp quản trị viên xác định nhanh các đầu việc ưu tiên.</w:t>
+      </w:r>
+    </w:p>
+    <w:p/>
+    <w:p>
+      <w:pPr>
+        <w:pStyle w:val="Heading3"/>
+      </w:pPr>
+      <w:bookmarkStart w:id="42" w:name="_Toc227645863"/>
+      <w:r>
+        <w:t>Sơ đồ chức năng</w:t>
+      </w:r>
+      <w:bookmarkEnd w:id="42"/>
+    </w:p>
+    <w:p>
+      <w:r>
+        <w:t>Để vẽ sơ đồ chức năng cho hệ thống, có thể tổ chức cây chức năng theo cấu trúc sau:</w:t>
+      </w:r>
+    </w:p>
+    <w:p>
+      <w:r>
+        <w:t>Hệ thống quản lý và hỗ trợ học tiếng Anh</w:t>
+      </w:r>
+    </w:p>
+    <w:p>
+      <w:r>
+        <w:t>1. Quản lý truy cập và phân quyền</w:t>
+      </w:r>
+    </w:p>
+    <w:p>
+      <w:r>
+        <w:t xml:space="preserve">   1.1 Đăng ký tài khoản</w:t>
+      </w:r>
+    </w:p>
+    <w:p>
+      <w:r>
+        <w:t xml:space="preserve">   1.2 Đăng nhập</w:t>
+      </w:r>
+    </w:p>
+    <w:p>
+      <w:r>
+        <w:t xml:space="preserve">   1.3 Xác thực phiên làm việc</w:t>
+      </w:r>
+    </w:p>
+    <w:p>
+      <w:r>
+        <w:t xml:space="preserve">   1.4 Điều hướng theo vai trò</w:t>
+      </w:r>
+    </w:p>
+    <w:p>
+      <w:r>
+        <w:t>2. Cổng thông tin công khai</w:t>
+      </w:r>
+    </w:p>
+    <w:p>
+      <w:r>
+        <w:t xml:space="preserve">   2.1 Xem trang chủ</w:t>
+      </w:r>
+    </w:p>
+    <w:p>
+      <w:r>
+        <w:t xml:space="preserve">   2.2 Xem trang giới thiệu</w:t>
+      </w:r>
+    </w:p>
+    <w:p>
+      <w:r>
+        <w:t xml:space="preserve">   2.3 Xem danh sách khóa học</w:t>
+      </w:r>
+    </w:p>
+    <w:p>
+      <w:r>
+        <w:t xml:space="preserve">   2.4 Xem chi tiết khóa học</w:t>
+      </w:r>
+    </w:p>
+    <w:p>
+      <w:r>
+        <w:t xml:space="preserve">   2.5 Gửi đăng ký tư vấn</w:t>
+      </w:r>
+    </w:p>
+    <w:p>
+      <w:r>
+        <w:t xml:space="preserve">   2.6 Gửi liên hệ</w:t>
+      </w:r>
+    </w:p>
+    <w:p>
+      <w:r>
+        <w:t>3. Phân hệ học viên</w:t>
+      </w:r>
+    </w:p>
+    <w:p>
+      <w:r>
+        <w:t xml:space="preserve">   3.1 Xem dashboard học tập</w:t>
+      </w:r>
+    </w:p>
+    <w:p>
+      <w:r>
+        <w:t xml:space="preserve">   3.2 Xem khóa học đã ghi danh</w:t>
+      </w:r>
+    </w:p>
+    <w:p>
+      <w:r>
+        <w:t xml:space="preserve">   3.3 Xem bài học và bài tập</w:t>
+      </w:r>
+    </w:p>
+    <w:p>
+      <w:r>
+        <w:t xml:space="preserve">   3.4 Làm quiz trực tuyến</w:t>
+      </w:r>
+    </w:p>
+    <w:p>
+      <w:r>
+        <w:t xml:space="preserve">   3.5 Xem kết quả và phản hồi</w:t>
+      </w:r>
+    </w:p>
+    <w:p>
+      <w:r>
+        <w:t xml:space="preserve">   3.6 Xin nghỉ học</w:t>
+      </w:r>
+    </w:p>
+    <w:p>
+      <w:r>
+        <w:t xml:space="preserve">   3.7 Đăng ký học bù</w:t>
+      </w:r>
+    </w:p>
+    <w:p>
+      <w:r>
+        <w:t>4. Phân hệ giáo viên</w:t>
+      </w:r>
+    </w:p>
+    <w:p>
+      <w:r>
+        <w:t xml:space="preserve">   4.1 Xem dashboard giảng dạy</w:t>
+      </w:r>
+    </w:p>
+    <w:p>
+      <w:r>
+        <w:t xml:space="preserve">   4.2 Xem lịch dạy</w:t>
+      </w:r>
+    </w:p>
+    <w:p>
+      <w:r>
+        <w:t xml:space="preserve">   4.3 Xem danh sách lớp</w:t>
+      </w:r>
+    </w:p>
+    <w:p>
+      <w:r>
+        <w:lastRenderedPageBreak/>
+        <w:t xml:space="preserve">   4.4 Xem chi tiết lớp</w:t>
+      </w:r>
+    </w:p>
+    <w:p>
+      <w:r>
+        <w:t xml:space="preserve">   4.5 Điểm danh buổi học</w:t>
+      </w:r>
+    </w:p>
+    <w:p>
+      <w:r>
+        <w:t xml:space="preserve">   4.6 Chấm bài</w:t>
+      </w:r>
+    </w:p>
+    <w:p>
+      <w:r>
+        <w:t xml:space="preserve">   4.7 Xem tài liệu giảng dạy</w:t>
+      </w:r>
+    </w:p>
+    <w:p>
+      <w:r>
+        <w:t>5. Phân hệ quản trị</w:t>
+      </w:r>
+    </w:p>
+    <w:p>
+      <w:r>
+        <w:t xml:space="preserve">   5.1 Quản lý tài khoản</w:t>
+      </w:r>
+    </w:p>
+    <w:p>
+      <w:r>
+        <w:t xml:space="preserve">   5.2 Quản lý danh mục</w:t>
+      </w:r>
+    </w:p>
+    <w:p>
+      <w:r>
+        <w:t xml:space="preserve">   5.3 Quản lý lộ trình học</w:t>
+      </w:r>
+    </w:p>
+    <w:p>
+      <w:r>
+        <w:t xml:space="preserve">   5.4 Quản lý khóa học</w:t>
+      </w:r>
+    </w:p>
+    <w:p>
+      <w:r>
+        <w:t xml:space="preserve">   5.5 Quản lý bài học</w:t>
+      </w:r>
+    </w:p>
+    <w:p>
+      <w:r>
+        <w:t xml:space="preserve">   5.6 Quản lý quiz và câu hỏi</w:t>
+      </w:r>
+    </w:p>
+    <w:p>
+      <w:r>
+        <w:t xml:space="preserve">   5.7 Quản lý lớp học</w:t>
+      </w:r>
+    </w:p>
+    <w:p>
+      <w:r>
+        <w:t xml:space="preserve">   5.8 Quản lý nhóm lịch học</w:t>
+      </w:r>
+    </w:p>
+    <w:p>
+      <w:r>
+        <w:t xml:space="preserve">   5.9 Lập lịch giảng dạy</w:t>
+      </w:r>
+    </w:p>
+    <w:p>
+      <w:r>
+        <w:t xml:space="preserve">   5.10 Quản lý chi tiết buổi học</w:t>
+      </w:r>
+    </w:p>
+    <w:p>
+      <w:r>
+        <w:t xml:space="preserve">   5.11 Ghi danh và xếp lớp</w:t>
+      </w:r>
+    </w:p>
+    <w:p>
+      <w:r>
+        <w:t xml:space="preserve">   5.12 Quản lý tư vấn</w:t>
+      </w:r>
+    </w:p>
+    <w:p>
+      <w:r>
+        <w:t xml:space="preserve">   5.13 Quản lý liên hệ</w:t>
+      </w:r>
+    </w:p>
+    <w:p>
+      <w:r>
+        <w:t xml:space="preserve">   5.14 Quản lý nội dung website</w:t>
+      </w:r>
+    </w:p>
+    <w:p>
+      <w:r>
+        <w:t xml:space="preserve">   5.15 Duyệt đơn nghỉ học</w:t>
+      </w:r>
+    </w:p>
+    <w:p>
+      <w:r>
+        <w:t xml:space="preserve">   5.16 Duyệt đăng ký học bù</w:t>
+      </w:r>
+    </w:p>
+    <w:p>
+      <w:r>
+        <w:t xml:space="preserve">   5.17 Xem dashboard tổng quan</w:t>
+      </w:r>
+    </w:p>
+    <w:p>
+      <w:pPr>
+        <w:pStyle w:val="Heading3"/>
+        <w:rPr>
+          <w:rFonts w:eastAsia="Times New Roman"/>
+        </w:rPr>
+        <w:sectPr>
+          <w:headerReference w:type="default" r:id="rId17"/>
+          <w:headerReference w:type="first" r:id="rId18"/>
           <w:pgSz w:w="11906" w:h="16838" w:code="9"/>
           <w:pgMar w:top="1134" w:right="1134" w:bottom="1134" w:left="1701" w:header="720" w:footer="720" w:gutter="0"/>
           <w:cols w:space="720"/>
+          <w:titlePg/>
           <w:docGrid w:linePitch="360"/>
         </w:sectPr>
       </w:pPr>
-    </w:p>
-    <w:p/>
-    <w:p>
-      <w:pPr>
-        <w:pStyle w:val="Heading1"/>
-      </w:pPr>
-      <w:bookmarkStart w:id="15" w:name="_Toc227451149"/>
-      <w:r>
-        <w:t>Phương pháp thực hiện</w:t>
-      </w:r>
-      <w:bookmarkEnd w:id="15"/>
-    </w:p>
-    <w:p>
-      <w:pPr>
-        <w:pStyle w:val="Heading2"/>
+      <w:bookmarkStart w:id="43" w:name="_Toc227645864"/>
+      <w:r>
         <w:rPr>
           <w:rFonts w:eastAsia="Times New Roman"/>
-          <w:lang/>
-        </w:rPr>
-      </w:pPr>
-      <w:bookmarkStart w:id="16" w:name="_Toc227451150"/>
+        </w:rPr>
+        <w:t>Sơ đồ Use case tổng quát (nhớ kèm theo mô tả các Actor, mô tả sơ lược các Use</w:t>
+      </w:r>
+      <w:r>
+        <w:t xml:space="preserve"> </w:t>
+      </w:r>
       <w:r>
         <w:rPr>
           <w:rFonts w:eastAsia="Times New Roman"/>
-          <w:lang/>
-        </w:rPr>
-        <w:t>Các hệ thống tương tự (khảo sát vài hệ thống có sẵn, đánh giá ưu/nhược điểm)</w:t>
-      </w:r>
-      <w:bookmarkEnd w:id="16"/>
-    </w:p>
-    <w:p>
-      <w:pPr>
-        <w:pStyle w:val="Heading2"/>
-        <w:rPr>
-          <w:rFonts w:eastAsia="Times New Roman"/>
-          <w:lang/>
-        </w:rPr>
-      </w:pPr>
-      <w:bookmarkStart w:id="17" w:name="_Toc227451151"/>
-      <w:r>
-        <w:rPr>
-          <w:rFonts w:eastAsia="Times New Roman"/>
-          <w:lang/>
-        </w:rPr>
-        <w:t>Cơ sở lý thuyết (nếu làm nghiên cứu, còn làm ứng dụng thì bỏ phần này)</w:t>
-      </w:r>
-      <w:bookmarkEnd w:id="17"/>
-    </w:p>
-    <w:p>
-      <w:pPr>
-        <w:pStyle w:val="Heading2"/>
-        <w:rPr>
-          <w:rFonts w:eastAsia="Times New Roman"/>
-          <w:lang/>
-        </w:rPr>
-      </w:pPr>
-      <w:bookmarkStart w:id="18" w:name="_Toc227451152"/>
-      <w:r>
-        <w:rPr>
-          <w:rFonts w:eastAsia="Times New Roman"/>
-          <w:lang/>
-        </w:rPr>
-        <w:t>Công nghệ sử dụng (liệt kê có kèm mô tả sơ lược các công nghệ sử dụng trong luận văn)</w:t>
-      </w:r>
-      <w:bookmarkEnd w:id="18"/>
-    </w:p>
-    <w:p>
-      <w:pPr>
-        <w:pStyle w:val="Heading2"/>
-        <w:rPr>
-          <w:rFonts w:eastAsia="Times New Roman"/>
-          <w:lang/>
-        </w:rPr>
-      </w:pPr>
-      <w:bookmarkStart w:id="19" w:name="_Toc227451153"/>
-      <w:r>
-        <w:rPr>
-          <w:rFonts w:eastAsia="Times New Roman"/>
-          <w:lang/>
-        </w:rPr>
-        <w:t>Phân tích yêu cầu</w:t>
-      </w:r>
-      <w:bookmarkEnd w:id="19"/>
-    </w:p>
-    <w:p>
-      <w:pPr>
-        <w:pStyle w:val="Heading3"/>
-        <w:rPr>
-          <w:rFonts w:eastAsia="Times New Roman"/>
-          <w:lang/>
-        </w:rPr>
-      </w:pPr>
-      <w:bookmarkStart w:id="20" w:name="_Toc227451154"/>
-      <w:r>
-        <w:rPr>
-          <w:rFonts w:eastAsia="Times New Roman"/>
-          <w:lang/>
-        </w:rPr>
-        <w:t>Các quy trình, nghiệp vụ (nên mô tả cụ thể các quy trình, nghiệp vụ trong ứng dụng,</w:t>
-      </w:r>
-      <w:r>
-        <w:rPr>
-          <w:rFonts w:eastAsia="Times New Roman"/>
-          <w:lang/>
-        </w:rPr>
-        <w:t>nên kèm theo các sơ đồ minh họa)</w:t>
-      </w:r>
-      <w:bookmarkEnd w:id="20"/>
-    </w:p>
-    <w:p>
-      <w:pPr>
-        <w:pStyle w:val="Heading3"/>
-        <w:rPr>
-          <w:rFonts w:eastAsia="Times New Roman"/>
-          <w:lang/>
-        </w:rPr>
-      </w:pPr>
-      <w:bookmarkStart w:id="21" w:name="_Toc227451155"/>
-      <w:r>
-        <w:rPr>
-          <w:rFonts w:eastAsia="Times New Roman"/>
-          <w:lang/>
-        </w:rPr>
-        <w:t>Sơ đồ chức năng</w:t>
-      </w:r>
-      <w:bookmarkEnd w:id="21"/>
-    </w:p>
-    <w:p>
-      <w:pPr>
-        <w:pStyle w:val="Heading3"/>
-        <w:rPr>
-          <w:rFonts w:eastAsia="Times New Roman"/>
-        </w:rPr>
-      </w:pPr>
-      <w:bookmarkStart w:id="22" w:name="_Toc227451156"/>
-      <w:r>
-        <w:rPr>
-          <w:rFonts w:eastAsia="Times New Roman"/>
-          <w:lang/>
-        </w:rPr>
-        <w:t>Sơ đồ Use case tổng quát (nhớ kèm theo mô tả các Actor, mô tả sơ lược các Use</w:t>
-      </w:r>
-      <w:r>
-        <w:t xml:space="preserve"> </w:t>
-      </w:r>
-      <w:r>
-        <w:rPr>
-          <w:rFonts w:eastAsia="Times New Roman"/>
-          <w:lang/>
-        </w:rPr>
-        <w:t>case)</w:t>
-      </w:r>
-      <w:bookmarkEnd w:id="22"/>
-    </w:p>
-    <w:p>
-      <w:pPr>
-        <w:pStyle w:val="Heading4"/>
-        <w:numPr>
-          <w:ilvl w:val="0"/>
-          <w:numId w:val="0"/>
-        </w:numPr>
-        <w:sectPr>
-          <w:headerReference w:type="default" r:id="rId17"/>
-          <w:pgSz w:w="11906" w:h="16838" w:code="9"/>
-          <w:pgMar w:top="1134" w:right="1134" w:bottom="1134" w:left="1701" w:header="720" w:footer="720" w:gutter="0"/>
-          <w:cols w:space="720"/>
-          <w:docGrid w:linePitch="360"/>
-        </w:sectPr>
-      </w:pPr>
-    </w:p>
-    <w:p>
-      <w:pPr>
-        <w:pStyle w:val="Heading4"/>
-        <w:numPr>
-          <w:ilvl w:val="0"/>
-          <w:numId w:val="0"/>
-        </w:numPr>
-      </w:pPr>
+        </w:rPr>
+        <w:t>cas</w:t>
+      </w:r>
+      <w:bookmarkEnd w:id="43"/>
     </w:p>
     <w:p>
       <w:pPr>
@@ -9218,122 +11704,104 @@
     <w:p>
       <w:pPr>
         <w:pStyle w:val="Heading1"/>
-        <w:rPr>
-          <w:lang/>
-        </w:rPr>
-      </w:pPr>
-      <w:bookmarkStart w:id="23" w:name="_Toc227451157"/>
-      <w:r>
-        <w:rPr>
-          <w:lang/>
-        </w:rPr>
+      </w:pPr>
+      <w:bookmarkStart w:id="44" w:name="_Toc227645865"/>
+      <w:r>
         <w:t>Thiết kế</w:t>
       </w:r>
-      <w:bookmarkEnd w:id="23"/>
+      <w:bookmarkEnd w:id="44"/>
     </w:p>
     <w:p>
       <w:pPr>
         <w:pStyle w:val="Heading2"/>
         <w:rPr>
           <w:rFonts w:eastAsia="Times New Roman"/>
-          <w:lang/>
-        </w:rPr>
-      </w:pPr>
-      <w:bookmarkStart w:id="24" w:name="_Toc227451158"/>
+        </w:rPr>
+      </w:pPr>
+      <w:bookmarkStart w:id="45" w:name="_Toc227645866"/>
       <w:r>
         <w:rPr>
           <w:rFonts w:eastAsia="Times New Roman"/>
-          <w:lang/>
         </w:rPr>
         <w:t>Mô hình dữ liệu (mức ý niệm, mức luận lý, mức vật lý)</w:t>
       </w:r>
-      <w:bookmarkEnd w:id="24"/>
+      <w:bookmarkEnd w:id="45"/>
     </w:p>
     <w:p>
       <w:pPr>
         <w:pStyle w:val="Heading2"/>
         <w:rPr>
           <w:rFonts w:eastAsia="Times New Roman"/>
-          <w:lang/>
-        </w:rPr>
-      </w:pPr>
-      <w:bookmarkStart w:id="25" w:name="_Toc227451159"/>
+        </w:rPr>
+      </w:pPr>
+      <w:bookmarkStart w:id="46" w:name="_Toc227645867"/>
       <w:r>
         <w:rPr>
           <w:rFonts w:eastAsia="Times New Roman"/>
-          <w:lang/>
         </w:rPr>
         <w:t>Mô hình xử lý</w:t>
       </w:r>
-      <w:bookmarkEnd w:id="25"/>
+      <w:bookmarkEnd w:id="46"/>
     </w:p>
     <w:p>
       <w:pPr>
         <w:pStyle w:val="Heading3"/>
         <w:rPr>
           <w:rFonts w:eastAsia="Times New Roman"/>
-          <w:lang/>
-        </w:rPr>
-      </w:pPr>
-      <w:bookmarkStart w:id="26" w:name="_Toc227451160"/>
+        </w:rPr>
+      </w:pPr>
+      <w:bookmarkStart w:id="47" w:name="_Toc227645868"/>
       <w:r>
         <w:rPr>
           <w:rFonts w:eastAsia="Times New Roman"/>
-          <w:lang/>
         </w:rPr>
         <w:t>Use case chi tiết (kèm các bảng mô tả)</w:t>
       </w:r>
-      <w:bookmarkEnd w:id="26"/>
+      <w:bookmarkEnd w:id="47"/>
     </w:p>
     <w:p>
       <w:pPr>
         <w:pStyle w:val="Heading3"/>
         <w:rPr>
           <w:rFonts w:eastAsia="Times New Roman"/>
-          <w:lang/>
-        </w:rPr>
-      </w:pPr>
-      <w:bookmarkStart w:id="27" w:name="_Toc227451161"/>
+        </w:rPr>
+      </w:pPr>
+      <w:bookmarkStart w:id="48" w:name="_Toc227645869"/>
       <w:r>
         <w:rPr>
           <w:rFonts w:eastAsia="Times New Roman"/>
-          <w:lang/>
         </w:rPr>
         <w:t>Sơ đồ tuần tự</w:t>
       </w:r>
-      <w:bookmarkEnd w:id="27"/>
+      <w:bookmarkEnd w:id="48"/>
     </w:p>
     <w:p>
       <w:pPr>
         <w:pStyle w:val="Heading3"/>
         <w:rPr>
           <w:rFonts w:eastAsia="Times New Roman"/>
-          <w:lang/>
-        </w:rPr>
-      </w:pPr>
-      <w:bookmarkStart w:id="28" w:name="_Toc227451162"/>
+        </w:rPr>
+      </w:pPr>
+      <w:bookmarkStart w:id="49" w:name="_Toc227645870"/>
       <w:r>
         <w:rPr>
           <w:rFonts w:eastAsia="Times New Roman"/>
-          <w:lang/>
         </w:rPr>
         <w:t>Sơ đồ hoạt động (activity)</w:t>
       </w:r>
-      <w:bookmarkEnd w:id="28"/>
+      <w:bookmarkEnd w:id="49"/>
     </w:p>
     <w:p>
       <w:pPr>
         <w:pStyle w:val="Heading2"/>
         <w:rPr>
           <w:rFonts w:eastAsia="Times New Roman"/>
-          <w:lang/>
-        </w:rPr>
-      </w:pPr>
-      <w:bookmarkStart w:id="29" w:name="_Toc227451163"/>
+        </w:rPr>
+      </w:pPr>
+      <w:bookmarkStart w:id="50" w:name="_Toc227645871"/>
       <w:r>
         <w:rPr>
           <w:rFonts w:eastAsia="Times New Roman"/>
-          <w:lang/>
         </w:rPr>
         <w:t>Hệ thống màn hình (thiết kế giao diện, yêu cầu sử dụng công cụ để thiết kế chứ không vẽ</w:t>
       </w:r>
@@ -9346,29 +11814,26 @@
       <w:r>
         <w:rPr>
           <w:rFonts w:eastAsia="Times New Roman"/>
-          <w:lang/>
         </w:rPr>
         <w:t>tay hay chụp màn hình)</w:t>
       </w:r>
-      <w:bookmarkEnd w:id="29"/>
+      <w:bookmarkEnd w:id="50"/>
     </w:p>
     <w:p>
       <w:pPr>
         <w:pStyle w:val="Heading2"/>
         <w:rPr>
           <w:rFonts w:eastAsia="Times New Roman"/>
-          <w:lang/>
-        </w:rPr>
-      </w:pPr>
-      <w:bookmarkStart w:id="30" w:name="_Toc227451164"/>
+        </w:rPr>
+      </w:pPr>
+      <w:bookmarkStart w:id="51" w:name="_Toc227645872"/>
       <w:r>
         <w:rPr>
           <w:rFonts w:eastAsia="Times New Roman"/>
-          <w:lang/>
         </w:rPr>
         <w:t>Hệ thống báo biểu (có thể có ở một số ứng dụng quản lý, nếu không có thì thôi)</w:t>
       </w:r>
-      <w:bookmarkEnd w:id="30"/>
+      <w:bookmarkEnd w:id="51"/>
     </w:p>
     <w:p>
       <w:pPr>
@@ -9385,7 +11850,6 @@
       <w:r>
         <w:rPr>
           <w:rFonts w:eastAsia="Times New Roman"/>
-          <w:lang/>
         </w:rPr>
         <w:br w:type="page"/>
       </w:r>
@@ -9393,15 +11857,9 @@
     <w:p>
       <w:pPr>
         <w:pStyle w:val="Heading1"/>
-        <w:rPr>
-          <w:lang/>
-        </w:rPr>
-      </w:pPr>
-      <w:bookmarkStart w:id="31" w:name="_Toc227451165"/>
-      <w:r>
-        <w:rPr>
-          <w:lang/>
-        </w:rPr>
+      </w:pPr>
+      <w:bookmarkStart w:id="52" w:name="_Toc227645873"/>
+      <w:r>
         <w:lastRenderedPageBreak/>
         <w:t>Thử nghiệm (khuyến khích sinh viên làm thêm phần này nếu có thời gian, sẽ là</w:t>
       </w:r>
@@ -9409,66 +11867,57 @@
         <w:t xml:space="preserve"> </w:t>
       </w:r>
       <w:r>
-        <w:rPr>
-          <w:lang/>
-        </w:rPr>
         <w:t>điểm cộng)</w:t>
       </w:r>
-      <w:bookmarkEnd w:id="31"/>
+      <w:bookmarkEnd w:id="52"/>
     </w:p>
     <w:p>
       <w:pPr>
         <w:pStyle w:val="Heading2"/>
         <w:rPr>
           <w:rFonts w:eastAsia="Times New Roman"/>
-          <w:lang/>
-        </w:rPr>
-      </w:pPr>
-      <w:bookmarkStart w:id="32" w:name="_Toc227451166"/>
+        </w:rPr>
+      </w:pPr>
+      <w:bookmarkStart w:id="53" w:name="_Toc227645874"/>
       <w:r>
         <w:rPr>
           <w:rFonts w:eastAsia="Times New Roman"/>
-          <w:lang/>
         </w:rPr>
         <w:t>Các kịch bản thử nghiệm</w:t>
       </w:r>
-      <w:bookmarkEnd w:id="32"/>
+      <w:bookmarkEnd w:id="53"/>
     </w:p>
     <w:p>
       <w:pPr>
         <w:pStyle w:val="Heading2"/>
         <w:rPr>
           <w:rFonts w:eastAsia="Times New Roman"/>
-          <w:lang/>
-        </w:rPr>
-      </w:pPr>
-      <w:bookmarkStart w:id="33" w:name="_Toc227451167"/>
+        </w:rPr>
+      </w:pPr>
+      <w:bookmarkStart w:id="54" w:name="_Toc227645875"/>
       <w:r>
         <w:rPr>
           <w:rFonts w:eastAsia="Times New Roman"/>
-          <w:lang/>
         </w:rPr>
         <w:t>Kết quả thử nghiệm các kịch bản</w:t>
       </w:r>
-      <w:bookmarkEnd w:id="33"/>
+      <w:bookmarkEnd w:id="54"/>
     </w:p>
     <w:p>
       <w:pPr>
         <w:pStyle w:val="Heading2"/>
         <w:rPr>
           <w:rFonts w:eastAsia="Times New Roman"/>
-          <w:lang/>
-        </w:rPr>
-      </w:pPr>
-      <w:bookmarkStart w:id="34" w:name="_Toc227451168"/>
+        </w:rPr>
+      </w:pPr>
+      <w:bookmarkStart w:id="55" w:name="_Toc227645876"/>
       <w:r>
         <w:rPr>
           <w:rFonts w:eastAsia="Times New Roman"/>
-          <w:lang/>
         </w:rPr>
         <w:t>Xử lý các trường hợp ngoại lệ</w:t>
       </w:r>
-      <w:bookmarkEnd w:id="34"/>
+      <w:bookmarkEnd w:id="55"/>
     </w:p>
     <w:p>
       <w:pPr>
@@ -9485,7 +11934,6 @@
       <w:r>
         <w:rPr>
           <w:rFonts w:eastAsia="Times New Roman"/>
-          <w:lang/>
         </w:rPr>
         <w:br w:type="page"/>
       </w:r>
@@ -9493,33 +11941,25 @@
     <w:p>
       <w:pPr>
         <w:pStyle w:val="Heading1"/>
-        <w:rPr>
-          <w:lang/>
-        </w:rPr>
-      </w:pPr>
-      <w:bookmarkStart w:id="35" w:name="_Toc227451169"/>
-      <w:r>
-        <w:rPr>
-          <w:lang/>
-        </w:rPr>
+      </w:pPr>
+      <w:bookmarkStart w:id="56" w:name="_Toc227645877"/>
+      <w:r>
         <w:lastRenderedPageBreak/>
         <w:t>Kết luận</w:t>
       </w:r>
-      <w:bookmarkEnd w:id="35"/>
+      <w:bookmarkEnd w:id="56"/>
     </w:p>
     <w:p>
       <w:pPr>
         <w:pStyle w:val="Heading2"/>
         <w:rPr>
           <w:rFonts w:eastAsia="Times New Roman"/>
-          <w:lang/>
-        </w:rPr>
-      </w:pPr>
-      <w:bookmarkStart w:id="36" w:name="_Toc227451170"/>
+        </w:rPr>
+      </w:pPr>
+      <w:bookmarkStart w:id="57" w:name="_Toc227645878"/>
       <w:r>
         <w:rPr>
           <w:rFonts w:eastAsia="Times New Roman"/>
-          <w:lang/>
         </w:rPr>
         <w:t>Kết quả đối chiếu với mục tiêu (lập bảng dựa theo mục 1.4 và có thêm kết quả đánh giá</w:t>
       </w:r>
@@ -9532,78 +11972,56 @@
       <w:r>
         <w:rPr>
           <w:rFonts w:eastAsia="Times New Roman"/>
-          <w:lang/>
         </w:rPr>
         <w:t>đạt/không đạt, giải thích nếu không đạt)</w:t>
       </w:r>
-      <w:bookmarkEnd w:id="36"/>
+      <w:bookmarkEnd w:id="57"/>
     </w:p>
     <w:p>
       <w:pPr>
         <w:pStyle w:val="Heading2"/>
         <w:rPr>
           <w:rFonts w:eastAsia="Times New Roman"/>
-          <w:lang/>
-        </w:rPr>
-      </w:pPr>
-      <w:bookmarkStart w:id="37" w:name="_Toc227451171"/>
+        </w:rPr>
+      </w:pPr>
+      <w:bookmarkStart w:id="58" w:name="_Toc227645879"/>
       <w:r>
         <w:rPr>
           <w:rFonts w:eastAsia="Times New Roman"/>
-          <w:lang/>
         </w:rPr>
         <w:t>Các vấn đề còn tồn đọng</w:t>
       </w:r>
-      <w:bookmarkEnd w:id="37"/>
+      <w:bookmarkEnd w:id="58"/>
     </w:p>
     <w:p>
       <w:pPr>
         <w:pStyle w:val="Heading2"/>
         <w:rPr>
           <w:rFonts w:eastAsia="Times New Roman"/>
-          <w:lang/>
-        </w:rPr>
-      </w:pPr>
-      <w:bookmarkStart w:id="38" w:name="_Toc227451172"/>
+        </w:rPr>
+      </w:pPr>
+      <w:bookmarkStart w:id="59" w:name="_Toc227645880"/>
       <w:r>
         <w:rPr>
           <w:rFonts w:eastAsia="Times New Roman"/>
-          <w:lang/>
         </w:rPr>
         <w:t>Mở rộng (hướng phát triển)</w:t>
       </w:r>
-      <w:bookmarkEnd w:id="38"/>
-    </w:p>
-    <w:p>
-      <w:pPr>
-        <w:rPr>
-          <w:lang/>
-        </w:rPr>
-      </w:pPr>
-      <w:r>
-        <w:rPr>
-          <w:lang/>
-        </w:rPr>
+      <w:bookmarkEnd w:id="59"/>
+    </w:p>
+    <w:p>
+      <w:r>
         <w:t>Phụ lục: Hướng dẫn sử dụng (Yêu sinh viên làm hướng dẫn sử dụng cho tối thiểu 1 quy</w:t>
       </w:r>
     </w:p>
     <w:p>
       <w:pPr>
         <w:jc w:val="left"/>
-        <w:rPr>
-          <w:lang/>
-        </w:rPr>
-      </w:pPr>
-      <w:r>
-        <w:rPr>
-          <w:lang/>
-        </w:rPr>
+      </w:pPr>
+      <w:r>
         <w:t>trình chính của ứng dụng)</w:t>
       </w:r>
       <w:r>
-        <w:rPr>
-          <w:lang/>
-        </w:rPr>
         <w:br w:type="textWrapping" w:clear="all"/>
       </w:r>
     </w:p>
@@ -9623,10 +12041,11 @@
           <w:szCs w:val="26"/>
         </w:rPr>
       </w:pPr>
-      <w:bookmarkStart w:id="39" w:name="_bookmark0"/>
-      <w:bookmarkEnd w:id="39"/>
+      <w:bookmarkStart w:id="60" w:name="_bookmark0"/>
+      <w:bookmarkEnd w:id="60"/>
     </w:p>
     <w:sectPr>
+      <w:headerReference w:type="default" r:id="rId19"/>
       <w:pgSz w:w="11906" w:h="16838" w:code="9"/>
       <w:pgMar w:top="1134" w:right="1134" w:bottom="1134" w:left="1701" w:header="720" w:footer="720" w:gutter="0"/>
       <w:cols w:space="720"/>
@@ -9875,7 +12294,7 @@
         <w:i/>
         <w:iCs/>
       </w:rPr>
-      <w:t>1</w:t>
+      <w:t>8</w:t>
     </w:r>
     <w:r>
       <w:rPr>
@@ -9932,21 +12351,7 @@
         <w:i/>
         <w:iCs/>
       </w:rPr>
-      <w:t>C</w:t>
-    </w:r>
-    <w:r>
-      <w:rPr>
-        <w:i/>
-        <w:iCs/>
-      </w:rPr>
-      <w:t>hương</w:t>
-    </w:r>
-    <w:r>
-      <w:rPr>
-        <w:i/>
-        <w:iCs/>
-      </w:rPr>
-      <w:t xml:space="preserve"> 1. GIỚI THIỆU</w:t>
+      <w:t>Chương 1. GIỚI THIỆU</w:t>
     </w:r>
     <w:r>
       <w:rPr>
@@ -9978,20 +12383,6 @@
   <w:p>
     <w:pPr>
       <w:pStyle w:val="Header"/>
-      <w:rPr>
-        <w:i/>
-        <w:iCs/>
-      </w:rPr>
-    </w:pPr>
-  </w:p>
-</w:hdr>
-</file>
-
-<file path=word/header4.xml><?xml version="1.0" encoding="utf-8"?>
-<w:hdr xmlns:wpc="http://schemas.microsoft.com/office/word/2010/wordprocessingCanvas" xmlns:cx="http://schemas.microsoft.com/office/drawing/2014/chartex" xmlns:cx1="http://schemas.microsoft.com/office/drawing/2015/9/8/chartex" xmlns:cx2="http://schemas.microsoft.com/office/drawing/2015/10/21/chartex" xmlns:cx3="http://schemas.microsoft.com/office/drawing/2016/5/9/chartex" xmlns:cx4="http://schemas.microsoft.com/office/drawing/2016/5/10/chartex" xmlns:cx5="http://schemas.microsoft.com/office/drawing/2016/5/11/chartex" xmlns:cx6="http://schemas.microsoft.com/office/drawing/2016/5/12/chartex" xmlns:cx7="http://schemas.microsoft.com/office/drawing/2016/5/13/chartex" xmlns:cx8="http://schemas.microsoft.com/office/drawing/2016/5/14/chartex" xmlns:mc="http://schemas.openxmlformats.org/markup-compatibility/2006" xmlns:aink="http://schemas.microsoft.com/office/drawing/2016/ink" xmlns:am3d="http://schemas.microsoft.com/office/drawing/2017/model3d" xmlns:o="urn:schemas-microsoft-com:office:office" xmlns:oel="http://schemas.microsoft.com/office/2019/extlst" xmlns:r="http://schemas.openxmlformats.org/officeDocument/2006/relationships" xmlns:m="http://schemas.openxmlformats.org/officeDocument/2006/math" xmlns:v="urn:schemas-microsoft-com:vml" xmlns:wp14="http://schemas.microsoft.com/office/word/2010/wordprocessingDrawing" xmlns:wp="http://schemas.openxmlformats.org/drawingml/2006/wordprocessingDrawing" xmlns:w10="urn:schemas-microsoft-com:office:word" xmlns:w="http://schemas.openxmlformats.org/wordprocessingml/2006/main" xmlns:w14="http://schemas.microsoft.com/office/word/2010/wordml" xmlns:w15="http://schemas.microsoft.com/office/word/2012/wordml" xmlns:w16cex="http://schemas.microsoft.com/office/word/2018/wordml/cex" xmlns:w16cid="http://schemas.microsoft.com/office/word/2016/wordml/cid" xmlns:w16="http://schemas.microsoft.com/office/word/2018/wordml" xmlns:w16du="http://schemas.microsoft.com/office/word/2023/wordml/word16du" xmlns:w16sdtdh="http://schemas.microsoft.com/office/word/2020/wordml/sdtdatahash" xmlns:w16sdtfl="http://schemas.microsoft.com/office/word/2024/wordml/sdtformatlock" xmlns:w16se="http://schemas.microsoft.com/office/word/2015/wordml/symex" xmlns:wpg="http://schemas.microsoft.com/office/word/2010/wordprocessingGroup" xmlns:wpi="http://schemas.microsoft.com/office/word/2010/wordprocessingInk" xmlns:wne="http://schemas.microsoft.com/office/word/2006/wordml" xmlns:wps="http://schemas.microsoft.com/office/word/2010/wordprocessingShape" mc:Ignorable="w14 w15 w16se w16cid w16 w16cex w16sdtdh w16sdtfl w16du wp14">
-  <w:p>
-    <w:pPr>
-      <w:pStyle w:val="Header"/>
       <w:pBdr>
         <w:bottom w:val="single" w:sz="4" w:space="1" w:color="auto"/>
       </w:pBdr>
@@ -10011,7 +12402,51 @@
 </w:hdr>
 </file>
 
+<file path=word/header4.xml><?xml version="1.0" encoding="utf-8"?>
+<w:hdr xmlns:wpc="http://schemas.microsoft.com/office/word/2010/wordprocessingCanvas" xmlns:cx="http://schemas.microsoft.com/office/drawing/2014/chartex" xmlns:cx1="http://schemas.microsoft.com/office/drawing/2015/9/8/chartex" xmlns:cx2="http://schemas.microsoft.com/office/drawing/2015/10/21/chartex" xmlns:cx3="http://schemas.microsoft.com/office/drawing/2016/5/9/chartex" xmlns:cx4="http://schemas.microsoft.com/office/drawing/2016/5/10/chartex" xmlns:cx5="http://schemas.microsoft.com/office/drawing/2016/5/11/chartex" xmlns:cx6="http://schemas.microsoft.com/office/drawing/2016/5/12/chartex" xmlns:cx7="http://schemas.microsoft.com/office/drawing/2016/5/13/chartex" xmlns:cx8="http://schemas.microsoft.com/office/drawing/2016/5/14/chartex" xmlns:mc="http://schemas.openxmlformats.org/markup-compatibility/2006" xmlns:aink="http://schemas.microsoft.com/office/drawing/2016/ink" xmlns:am3d="http://schemas.microsoft.com/office/drawing/2017/model3d" xmlns:o="urn:schemas-microsoft-com:office:office" xmlns:oel="http://schemas.microsoft.com/office/2019/extlst" xmlns:r="http://schemas.openxmlformats.org/officeDocument/2006/relationships" xmlns:m="http://schemas.openxmlformats.org/officeDocument/2006/math" xmlns:v="urn:schemas-microsoft-com:vml" xmlns:wp14="http://schemas.microsoft.com/office/word/2010/wordprocessingDrawing" xmlns:wp="http://schemas.openxmlformats.org/drawingml/2006/wordprocessingDrawing" xmlns:w10="urn:schemas-microsoft-com:office:word" xmlns:w="http://schemas.openxmlformats.org/wordprocessingml/2006/main" xmlns:w14="http://schemas.microsoft.com/office/word/2010/wordml" xmlns:w15="http://schemas.microsoft.com/office/word/2012/wordml" xmlns:w16cex="http://schemas.microsoft.com/office/word/2018/wordml/cex" xmlns:w16cid="http://schemas.microsoft.com/office/word/2016/wordml/cid" xmlns:w16="http://schemas.microsoft.com/office/word/2018/wordml" xmlns:w16du="http://schemas.microsoft.com/office/word/2023/wordml/word16du" xmlns:w16sdtdh="http://schemas.microsoft.com/office/word/2020/wordml/sdtdatahash" xmlns:w16sdtfl="http://schemas.microsoft.com/office/word/2024/wordml/sdtformatlock" xmlns:w16se="http://schemas.microsoft.com/office/word/2015/wordml/symex" xmlns:wpg="http://schemas.microsoft.com/office/word/2010/wordprocessingGroup" xmlns:wpi="http://schemas.microsoft.com/office/word/2010/wordprocessingInk" xmlns:wne="http://schemas.microsoft.com/office/word/2006/wordml" xmlns:wps="http://schemas.microsoft.com/office/word/2010/wordprocessingShape" mc:Ignorable="w14 w15 w16se w16cid w16 w16cex w16sdtdh w16sdtfl w16du wp14">
+  <w:p>
+    <w:pPr>
+      <w:pStyle w:val="Header"/>
+    </w:pPr>
+  </w:p>
+</w:hdr>
+</file>
+
 <file path=word/header5.xml><?xml version="1.0" encoding="utf-8"?>
+<w:hdr xmlns:wpc="http://schemas.microsoft.com/office/word/2010/wordprocessingCanvas" xmlns:cx="http://schemas.microsoft.com/office/drawing/2014/chartex" xmlns:cx1="http://schemas.microsoft.com/office/drawing/2015/9/8/chartex" xmlns:cx2="http://schemas.microsoft.com/office/drawing/2015/10/21/chartex" xmlns:cx3="http://schemas.microsoft.com/office/drawing/2016/5/9/chartex" xmlns:cx4="http://schemas.microsoft.com/office/drawing/2016/5/10/chartex" xmlns:cx5="http://schemas.microsoft.com/office/drawing/2016/5/11/chartex" xmlns:cx6="http://schemas.microsoft.com/office/drawing/2016/5/12/chartex" xmlns:cx7="http://schemas.microsoft.com/office/drawing/2016/5/13/chartex" xmlns:cx8="http://schemas.microsoft.com/office/drawing/2016/5/14/chartex" xmlns:mc="http://schemas.openxmlformats.org/markup-compatibility/2006" xmlns:aink="http://schemas.microsoft.com/office/drawing/2016/ink" xmlns:am3d="http://schemas.microsoft.com/office/drawing/2017/model3d" xmlns:o="urn:schemas-microsoft-com:office:office" xmlns:oel="http://schemas.microsoft.com/office/2019/extlst" xmlns:r="http://schemas.openxmlformats.org/officeDocument/2006/relationships" xmlns:m="http://schemas.openxmlformats.org/officeDocument/2006/math" xmlns:v="urn:schemas-microsoft-com:vml" xmlns:wp14="http://schemas.microsoft.com/office/word/2010/wordprocessingDrawing" xmlns:wp="http://schemas.openxmlformats.org/drawingml/2006/wordprocessingDrawing" xmlns:w10="urn:schemas-microsoft-com:office:word" xmlns:w="http://schemas.openxmlformats.org/wordprocessingml/2006/main" xmlns:w14="http://schemas.microsoft.com/office/word/2010/wordml" xmlns:w15="http://schemas.microsoft.com/office/word/2012/wordml" xmlns:w16cex="http://schemas.microsoft.com/office/word/2018/wordml/cex" xmlns:w16cid="http://schemas.microsoft.com/office/word/2016/wordml/cid" xmlns:w16="http://schemas.microsoft.com/office/word/2018/wordml" xmlns:w16du="http://schemas.microsoft.com/office/word/2023/wordml/word16du" xmlns:w16sdtdh="http://schemas.microsoft.com/office/word/2020/wordml/sdtdatahash" xmlns:w16sdtfl="http://schemas.microsoft.com/office/word/2024/wordml/sdtformatlock" xmlns:w16se="http://schemas.microsoft.com/office/word/2015/wordml/symex" xmlns:wpg="http://schemas.microsoft.com/office/word/2010/wordprocessingGroup" xmlns:wpi="http://schemas.microsoft.com/office/word/2010/wordprocessingInk" xmlns:wne="http://schemas.microsoft.com/office/word/2006/wordml" xmlns:wps="http://schemas.microsoft.com/office/word/2010/wordprocessingShape" mc:Ignorable="w14 w15 w16se w16cid w16 w16cex w16sdtdh w16sdtfl w16du wp14">
+  <w:p>
+    <w:pPr>
+      <w:pStyle w:val="Header"/>
+      <w:pBdr>
+        <w:bottom w:val="single" w:sz="4" w:space="1" w:color="auto"/>
+      </w:pBdr>
+      <w:rPr>
+        <w:i/>
+        <w:iCs/>
+      </w:rPr>
+    </w:pPr>
+    <w:r>
+      <w:rPr>
+        <w:i/>
+        <w:iCs/>
+      </w:rPr>
+      <w:t>Chương 2: PHƯƠNG PHÁP THỰC HIỆN</w:t>
+    </w:r>
+  </w:p>
+</w:hdr>
+</file>
+
+<file path=word/header6.xml><?xml version="1.0" encoding="utf-8"?>
+<w:hdr xmlns:wpc="http://schemas.microsoft.com/office/word/2010/wordprocessingCanvas" xmlns:cx="http://schemas.microsoft.com/office/drawing/2014/chartex" xmlns:cx1="http://schemas.microsoft.com/office/drawing/2015/9/8/chartex" xmlns:cx2="http://schemas.microsoft.com/office/drawing/2015/10/21/chartex" xmlns:cx3="http://schemas.microsoft.com/office/drawing/2016/5/9/chartex" xmlns:cx4="http://schemas.microsoft.com/office/drawing/2016/5/10/chartex" xmlns:cx5="http://schemas.microsoft.com/office/drawing/2016/5/11/chartex" xmlns:cx6="http://schemas.microsoft.com/office/drawing/2016/5/12/chartex" xmlns:cx7="http://schemas.microsoft.com/office/drawing/2016/5/13/chartex" xmlns:cx8="http://schemas.microsoft.com/office/drawing/2016/5/14/chartex" xmlns:mc="http://schemas.openxmlformats.org/markup-compatibility/2006" xmlns:aink="http://schemas.microsoft.com/office/drawing/2016/ink" xmlns:am3d="http://schemas.microsoft.com/office/drawing/2017/model3d" xmlns:o="urn:schemas-microsoft-com:office:office" xmlns:oel="http://schemas.microsoft.com/office/2019/extlst" xmlns:r="http://schemas.openxmlformats.org/officeDocument/2006/relationships" xmlns:m="http://schemas.openxmlformats.org/officeDocument/2006/math" xmlns:v="urn:schemas-microsoft-com:vml" xmlns:wp14="http://schemas.microsoft.com/office/word/2010/wordprocessingDrawing" xmlns:wp="http://schemas.openxmlformats.org/drawingml/2006/wordprocessingDrawing" xmlns:w10="urn:schemas-microsoft-com:office:word" xmlns:w="http://schemas.openxmlformats.org/wordprocessingml/2006/main" xmlns:w14="http://schemas.microsoft.com/office/word/2010/wordml" xmlns:w15="http://schemas.microsoft.com/office/word/2012/wordml" xmlns:w16cex="http://schemas.microsoft.com/office/word/2018/wordml/cex" xmlns:w16cid="http://schemas.microsoft.com/office/word/2016/wordml/cid" xmlns:w16="http://schemas.microsoft.com/office/word/2018/wordml" xmlns:w16du="http://schemas.microsoft.com/office/word/2023/wordml/word16du" xmlns:w16sdtdh="http://schemas.microsoft.com/office/word/2020/wordml/sdtdatahash" xmlns:w16sdtfl="http://schemas.microsoft.com/office/word/2024/wordml/sdtformatlock" xmlns:w16se="http://schemas.microsoft.com/office/word/2015/wordml/symex" xmlns:wpg="http://schemas.microsoft.com/office/word/2010/wordprocessingGroup" xmlns:wpi="http://schemas.microsoft.com/office/word/2010/wordprocessingInk" xmlns:wne="http://schemas.microsoft.com/office/word/2006/wordml" xmlns:wps="http://schemas.microsoft.com/office/word/2010/wordprocessingShape" mc:Ignorable="w14 w15 w16se w16cid w16 w16cex w16sdtdh w16sdtfl w16du wp14">
+  <w:p>
+    <w:pPr>
+      <w:pStyle w:val="Header"/>
+    </w:pPr>
+  </w:p>
+</w:hdr>
+</file>
+
+<file path=word/header7.xml><?xml version="1.0" encoding="utf-8"?>
 <w:hdr xmlns:wpc="http://schemas.microsoft.com/office/word/2010/wordprocessingCanvas" xmlns:cx="http://schemas.microsoft.com/office/drawing/2014/chartex" xmlns:cx1="http://schemas.microsoft.com/office/drawing/2015/9/8/chartex" xmlns:cx2="http://schemas.microsoft.com/office/drawing/2015/10/21/chartex" xmlns:cx3="http://schemas.microsoft.com/office/drawing/2016/5/9/chartex" xmlns:cx4="http://schemas.microsoft.com/office/drawing/2016/5/10/chartex" xmlns:cx5="http://schemas.microsoft.com/office/drawing/2016/5/11/chartex" xmlns:cx6="http://schemas.microsoft.com/office/drawing/2016/5/12/chartex" xmlns:cx7="http://schemas.microsoft.com/office/drawing/2016/5/13/chartex" xmlns:cx8="http://schemas.microsoft.com/office/drawing/2016/5/14/chartex" xmlns:mc="http://schemas.openxmlformats.org/markup-compatibility/2006" xmlns:aink="http://schemas.microsoft.com/office/drawing/2016/ink" xmlns:am3d="http://schemas.microsoft.com/office/drawing/2017/model3d" xmlns:o="urn:schemas-microsoft-com:office:office" xmlns:oel="http://schemas.microsoft.com/office/2019/extlst" xmlns:r="http://schemas.openxmlformats.org/officeDocument/2006/relationships" xmlns:m="http://schemas.openxmlformats.org/officeDocument/2006/math" xmlns:v="urn:schemas-microsoft-com:vml" xmlns:wp14="http://schemas.microsoft.com/office/word/2010/wordprocessingDrawing" xmlns:wp="http://schemas.openxmlformats.org/drawingml/2006/wordprocessingDrawing" xmlns:w10="urn:schemas-microsoft-com:office:word" xmlns:w="http://schemas.openxmlformats.org/wordprocessingml/2006/main" xmlns:w14="http://schemas.microsoft.com/office/word/2010/wordml" xmlns:w15="http://schemas.microsoft.com/office/word/2012/wordml" xmlns:w16cex="http://schemas.microsoft.com/office/word/2018/wordml/cex" xmlns:w16cid="http://schemas.microsoft.com/office/word/2016/wordml/cid" xmlns:w16="http://schemas.microsoft.com/office/word/2018/wordml" xmlns:w16du="http://schemas.microsoft.com/office/word/2023/wordml/word16du" xmlns:w16sdtdh="http://schemas.microsoft.com/office/word/2020/wordml/sdtdatahash" xmlns:w16sdtfl="http://schemas.microsoft.com/office/word/2024/wordml/sdtformatlock" xmlns:w16se="http://schemas.microsoft.com/office/word/2015/wordml/symex" xmlns:wpg="http://schemas.microsoft.com/office/word/2010/wordprocessingGroup" xmlns:wpi="http://schemas.microsoft.com/office/word/2010/wordprocessingInk" xmlns:wne="http://schemas.microsoft.com/office/word/2006/wordml" xmlns:wps="http://schemas.microsoft.com/office/word/2010/wordprocessingShape" mc:Ignorable="w14 w15 w16se w16cid w16 w16cex w16sdtdh w16sdtfl w16du wp14">
   <w:p>
     <w:pPr>
@@ -10141,6 +12576,155 @@
     </w:lvl>
   </w:abstractNum>
   <w:abstractNum w:abstractNumId="1" w15:restartNumberingAfterBreak="0">
+    <w:nsid w:val="15AE6F0A"/>
+    <w:multiLevelType w:val="multilevel"/>
+    <w:tmpl w:val="285803E2"/>
+    <w:lvl w:ilvl="0">
+      <w:start w:val="1"/>
+      <w:numFmt w:val="bullet"/>
+      <w:lvlText w:val=""/>
+      <w:lvlJc w:val="left"/>
+      <w:pPr>
+        <w:tabs>
+          <w:tab w:val="num" w:pos="720"/>
+        </w:tabs>
+        <w:ind w:left="720" w:hanging="360"/>
+      </w:pPr>
+      <w:rPr>
+        <w:rFonts w:ascii="Symbol" w:hAnsi="Symbol" w:hint="default"/>
+        <w:sz w:val="20"/>
+      </w:rPr>
+    </w:lvl>
+    <w:lvl w:ilvl="1" w:tentative="1">
+      <w:start w:val="1"/>
+      <w:numFmt w:val="bullet"/>
+      <w:lvlText w:val="o"/>
+      <w:lvlJc w:val="left"/>
+      <w:pPr>
+        <w:tabs>
+          <w:tab w:val="num" w:pos="1440"/>
+        </w:tabs>
+        <w:ind w:left="1440" w:hanging="360"/>
+      </w:pPr>
+      <w:rPr>
+        <w:rFonts w:ascii="Courier New" w:hAnsi="Courier New" w:hint="default"/>
+        <w:sz w:val="20"/>
+      </w:rPr>
+    </w:lvl>
+    <w:lvl w:ilvl="2" w:tentative="1">
+      <w:start w:val="1"/>
+      <w:numFmt w:val="bullet"/>
+      <w:lvlText w:val=""/>
+      <w:lvlJc w:val="left"/>
+      <w:pPr>
+        <w:tabs>
+          <w:tab w:val="num" w:pos="2160"/>
+        </w:tabs>
+        <w:ind w:left="2160" w:hanging="360"/>
+      </w:pPr>
+      <w:rPr>
+        <w:rFonts w:ascii="Wingdings" w:hAnsi="Wingdings" w:hint="default"/>
+        <w:sz w:val="20"/>
+      </w:rPr>
+    </w:lvl>
+    <w:lvl w:ilvl="3" w:tentative="1">
+      <w:start w:val="1"/>
+      <w:numFmt w:val="bullet"/>
+      <w:lvlText w:val=""/>
+      <w:lvlJc w:val="left"/>
+      <w:pPr>
+        <w:tabs>
+          <w:tab w:val="num" w:pos="2880"/>
+        </w:tabs>
+        <w:ind w:left="2880" w:hanging="360"/>
+      </w:pPr>
+      <w:rPr>
+        <w:rFonts w:ascii="Wingdings" w:hAnsi="Wingdings" w:hint="default"/>
+        <w:sz w:val="20"/>
+      </w:rPr>
+    </w:lvl>
+    <w:lvl w:ilvl="4" w:tentative="1">
+      <w:start w:val="1"/>
+      <w:numFmt w:val="bullet"/>
+      <w:lvlText w:val=""/>
+      <w:lvlJc w:val="left"/>
+      <w:pPr>
+        <w:tabs>
+          <w:tab w:val="num" w:pos="3600"/>
+        </w:tabs>
+        <w:ind w:left="3600" w:hanging="360"/>
+      </w:pPr>
+      <w:rPr>
+        <w:rFonts w:ascii="Wingdings" w:hAnsi="Wingdings" w:hint="default"/>
+        <w:sz w:val="20"/>
+      </w:rPr>
+    </w:lvl>
+    <w:lvl w:ilvl="5" w:tentative="1">
+      <w:start w:val="1"/>
+      <w:numFmt w:val="bullet"/>
+      <w:lvlText w:val=""/>
+      <w:lvlJc w:val="left"/>
+      <w:pPr>
+        <w:tabs>
+          <w:tab w:val="num" w:pos="4320"/>
+        </w:tabs>
+        <w:ind w:left="4320" w:hanging="360"/>
+      </w:pPr>
+      <w:rPr>
+        <w:rFonts w:ascii="Wingdings" w:hAnsi="Wingdings" w:hint="default"/>
+        <w:sz w:val="20"/>
+      </w:rPr>
+    </w:lvl>
+    <w:lvl w:ilvl="6" w:tentative="1">
+      <w:start w:val="1"/>
+      <w:numFmt w:val="bullet"/>
+      <w:lvlText w:val=""/>
+      <w:lvlJc w:val="left"/>
+      <w:pPr>
+        <w:tabs>
+          <w:tab w:val="num" w:pos="5040"/>
+        </w:tabs>
+        <w:ind w:left="5040" w:hanging="360"/>
+      </w:pPr>
+      <w:rPr>
+        <w:rFonts w:ascii="Wingdings" w:hAnsi="Wingdings" w:hint="default"/>
+        <w:sz w:val="20"/>
+      </w:rPr>
+    </w:lvl>
+    <w:lvl w:ilvl="7" w:tentative="1">
+      <w:start w:val="1"/>
+      <w:numFmt w:val="bullet"/>
+      <w:lvlText w:val=""/>
+      <w:lvlJc w:val="left"/>
+      <w:pPr>
+        <w:tabs>
+          <w:tab w:val="num" w:pos="5760"/>
+        </w:tabs>
+        <w:ind w:left="5760" w:hanging="360"/>
+      </w:pPr>
+      <w:rPr>
+        <w:rFonts w:ascii="Wingdings" w:hAnsi="Wingdings" w:hint="default"/>
+        <w:sz w:val="20"/>
+      </w:rPr>
+    </w:lvl>
+    <w:lvl w:ilvl="8" w:tentative="1">
+      <w:start w:val="1"/>
+      <w:numFmt w:val="bullet"/>
+      <w:lvlText w:val=""/>
+      <w:lvlJc w:val="left"/>
+      <w:pPr>
+        <w:tabs>
+          <w:tab w:val="num" w:pos="6480"/>
+        </w:tabs>
+        <w:ind w:left="6480" w:hanging="360"/>
+      </w:pPr>
+      <w:rPr>
+        <w:rFonts w:ascii="Wingdings" w:hAnsi="Wingdings" w:hint="default"/>
+        <w:sz w:val="20"/>
+      </w:rPr>
+    </w:lvl>
+  </w:abstractNum>
+  <w:abstractNum w:abstractNumId="2" w15:restartNumberingAfterBreak="0">
     <w:nsid w:val="15F457D6"/>
     <w:multiLevelType w:val="multilevel"/>
     <w:tmpl w:val="EE061684"/>
@@ -10253,7 +12837,7 @@
       </w:pPr>
     </w:lvl>
   </w:abstractNum>
-  <w:abstractNum w:abstractNumId="2" w15:restartNumberingAfterBreak="0">
+  <w:abstractNum w:abstractNumId="3" w15:restartNumberingAfterBreak="0">
     <w:nsid w:val="22AC545C"/>
     <w:multiLevelType w:val="multilevel"/>
     <w:tmpl w:val="1A5C7E9A"/>
@@ -10366,7 +12950,7 @@
       </w:pPr>
     </w:lvl>
   </w:abstractNum>
-  <w:abstractNum w:abstractNumId="3" w15:restartNumberingAfterBreak="0">
+  <w:abstractNum w:abstractNumId="4" w15:restartNumberingAfterBreak="0">
     <w:nsid w:val="2C696D21"/>
     <w:multiLevelType w:val="multilevel"/>
     <w:tmpl w:val="91E44084"/>
@@ -10479,7 +13063,454 @@
       </w:pPr>
     </w:lvl>
   </w:abstractNum>
-  <w:abstractNum w:abstractNumId="4" w15:restartNumberingAfterBreak="0">
+  <w:abstractNum w:abstractNumId="5" w15:restartNumberingAfterBreak="0">
+    <w:nsid w:val="30DF1A08"/>
+    <w:multiLevelType w:val="multilevel"/>
+    <w:tmpl w:val="A7668ACA"/>
+    <w:lvl w:ilvl="0">
+      <w:start w:val="1"/>
+      <w:numFmt w:val="bullet"/>
+      <w:lvlText w:val=""/>
+      <w:lvlJc w:val="left"/>
+      <w:pPr>
+        <w:tabs>
+          <w:tab w:val="num" w:pos="720"/>
+        </w:tabs>
+        <w:ind w:left="720" w:hanging="360"/>
+      </w:pPr>
+      <w:rPr>
+        <w:rFonts w:ascii="Symbol" w:hAnsi="Symbol" w:hint="default"/>
+        <w:sz w:val="20"/>
+      </w:rPr>
+    </w:lvl>
+    <w:lvl w:ilvl="1" w:tentative="1">
+      <w:start w:val="1"/>
+      <w:numFmt w:val="bullet"/>
+      <w:lvlText w:val="o"/>
+      <w:lvlJc w:val="left"/>
+      <w:pPr>
+        <w:tabs>
+          <w:tab w:val="num" w:pos="1440"/>
+        </w:tabs>
+        <w:ind w:left="1440" w:hanging="360"/>
+      </w:pPr>
+      <w:rPr>
+        <w:rFonts w:ascii="Courier New" w:hAnsi="Courier New" w:hint="default"/>
+        <w:sz w:val="20"/>
+      </w:rPr>
+    </w:lvl>
+    <w:lvl w:ilvl="2" w:tentative="1">
+      <w:start w:val="1"/>
+      <w:numFmt w:val="bullet"/>
+      <w:lvlText w:val=""/>
+      <w:lvlJc w:val="left"/>
+      <w:pPr>
+        <w:tabs>
+          <w:tab w:val="num" w:pos="2160"/>
+        </w:tabs>
+        <w:ind w:left="2160" w:hanging="360"/>
+      </w:pPr>
+      <w:rPr>
+        <w:rFonts w:ascii="Wingdings" w:hAnsi="Wingdings" w:hint="default"/>
+        <w:sz w:val="20"/>
+      </w:rPr>
+    </w:lvl>
+    <w:lvl w:ilvl="3" w:tentative="1">
+      <w:start w:val="1"/>
+      <w:numFmt w:val="bullet"/>
+      <w:lvlText w:val=""/>
+      <w:lvlJc w:val="left"/>
+      <w:pPr>
+        <w:tabs>
+          <w:tab w:val="num" w:pos="2880"/>
+        </w:tabs>
+        <w:ind w:left="2880" w:hanging="360"/>
+      </w:pPr>
+      <w:rPr>
+        <w:rFonts w:ascii="Wingdings" w:hAnsi="Wingdings" w:hint="default"/>
+        <w:sz w:val="20"/>
+      </w:rPr>
+    </w:lvl>
+    <w:lvl w:ilvl="4" w:tentative="1">
+      <w:start w:val="1"/>
+      <w:numFmt w:val="bullet"/>
+      <w:lvlText w:val=""/>
+      <w:lvlJc w:val="left"/>
+      <w:pPr>
+        <w:tabs>
+          <w:tab w:val="num" w:pos="3600"/>
+        </w:tabs>
+        <w:ind w:left="3600" w:hanging="360"/>
+      </w:pPr>
+      <w:rPr>
+        <w:rFonts w:ascii="Wingdings" w:hAnsi="Wingdings" w:hint="default"/>
+        <w:sz w:val="20"/>
+      </w:rPr>
+    </w:lvl>
+    <w:lvl w:ilvl="5" w:tentative="1">
+      <w:start w:val="1"/>
+      <w:numFmt w:val="bullet"/>
+      <w:lvlText w:val=""/>
+      <w:lvlJc w:val="left"/>
+      <w:pPr>
+        <w:tabs>
+          <w:tab w:val="num" w:pos="4320"/>
+        </w:tabs>
+        <w:ind w:left="4320" w:hanging="360"/>
+      </w:pPr>
+      <w:rPr>
+        <w:rFonts w:ascii="Wingdings" w:hAnsi="Wingdings" w:hint="default"/>
+        <w:sz w:val="20"/>
+      </w:rPr>
+    </w:lvl>
+    <w:lvl w:ilvl="6" w:tentative="1">
+      <w:start w:val="1"/>
+      <w:numFmt w:val="bullet"/>
+      <w:lvlText w:val=""/>
+      <w:lvlJc w:val="left"/>
+      <w:pPr>
+        <w:tabs>
+          <w:tab w:val="num" w:pos="5040"/>
+        </w:tabs>
+        <w:ind w:left="5040" w:hanging="360"/>
+      </w:pPr>
+      <w:rPr>
+        <w:rFonts w:ascii="Wingdings" w:hAnsi="Wingdings" w:hint="default"/>
+        <w:sz w:val="20"/>
+      </w:rPr>
+    </w:lvl>
+    <w:lvl w:ilvl="7" w:tentative="1">
+      <w:start w:val="1"/>
+      <w:numFmt w:val="bullet"/>
+      <w:lvlText w:val=""/>
+      <w:lvlJc w:val="left"/>
+      <w:pPr>
+        <w:tabs>
+          <w:tab w:val="num" w:pos="5760"/>
+        </w:tabs>
+        <w:ind w:left="5760" w:hanging="360"/>
+      </w:pPr>
+      <w:rPr>
+        <w:rFonts w:ascii="Wingdings" w:hAnsi="Wingdings" w:hint="default"/>
+        <w:sz w:val="20"/>
+      </w:rPr>
+    </w:lvl>
+    <w:lvl w:ilvl="8" w:tentative="1">
+      <w:start w:val="1"/>
+      <w:numFmt w:val="bullet"/>
+      <w:lvlText w:val=""/>
+      <w:lvlJc w:val="left"/>
+      <w:pPr>
+        <w:tabs>
+          <w:tab w:val="num" w:pos="6480"/>
+        </w:tabs>
+        <w:ind w:left="6480" w:hanging="360"/>
+      </w:pPr>
+      <w:rPr>
+        <w:rFonts w:ascii="Wingdings" w:hAnsi="Wingdings" w:hint="default"/>
+        <w:sz w:val="20"/>
+      </w:rPr>
+    </w:lvl>
+  </w:abstractNum>
+  <w:abstractNum w:abstractNumId="6" w15:restartNumberingAfterBreak="0">
+    <w:nsid w:val="31FB1A4C"/>
+    <w:multiLevelType w:val="multilevel"/>
+    <w:tmpl w:val="2736CD02"/>
+    <w:lvl w:ilvl="0">
+      <w:start w:val="1"/>
+      <w:numFmt w:val="bullet"/>
+      <w:lvlText w:val=""/>
+      <w:lvlJc w:val="left"/>
+      <w:pPr>
+        <w:tabs>
+          <w:tab w:val="num" w:pos="720"/>
+        </w:tabs>
+        <w:ind w:left="720" w:hanging="360"/>
+      </w:pPr>
+      <w:rPr>
+        <w:rFonts w:ascii="Symbol" w:hAnsi="Symbol" w:hint="default"/>
+        <w:sz w:val="20"/>
+      </w:rPr>
+    </w:lvl>
+    <w:lvl w:ilvl="1" w:tentative="1">
+      <w:start w:val="1"/>
+      <w:numFmt w:val="bullet"/>
+      <w:lvlText w:val="o"/>
+      <w:lvlJc w:val="left"/>
+      <w:pPr>
+        <w:tabs>
+          <w:tab w:val="num" w:pos="1440"/>
+        </w:tabs>
+        <w:ind w:left="1440" w:hanging="360"/>
+      </w:pPr>
+      <w:rPr>
+        <w:rFonts w:ascii="Courier New" w:hAnsi="Courier New" w:hint="default"/>
+        <w:sz w:val="20"/>
+      </w:rPr>
+    </w:lvl>
+    <w:lvl w:ilvl="2" w:tentative="1">
+      <w:start w:val="1"/>
+      <w:numFmt w:val="bullet"/>
+      <w:lvlText w:val=""/>
+      <w:lvlJc w:val="left"/>
+      <w:pPr>
+        <w:tabs>
+          <w:tab w:val="num" w:pos="2160"/>
+        </w:tabs>
+        <w:ind w:left="2160" w:hanging="360"/>
+      </w:pPr>
+      <w:rPr>
+        <w:rFonts w:ascii="Wingdings" w:hAnsi="Wingdings" w:hint="default"/>
+        <w:sz w:val="20"/>
+      </w:rPr>
+    </w:lvl>
+    <w:lvl w:ilvl="3" w:tentative="1">
+      <w:start w:val="1"/>
+      <w:numFmt w:val="bullet"/>
+      <w:lvlText w:val=""/>
+      <w:lvlJc w:val="left"/>
+      <w:pPr>
+        <w:tabs>
+          <w:tab w:val="num" w:pos="2880"/>
+        </w:tabs>
+        <w:ind w:left="2880" w:hanging="360"/>
+      </w:pPr>
+      <w:rPr>
+        <w:rFonts w:ascii="Wingdings" w:hAnsi="Wingdings" w:hint="default"/>
+        <w:sz w:val="20"/>
+      </w:rPr>
+    </w:lvl>
+    <w:lvl w:ilvl="4" w:tentative="1">
+      <w:start w:val="1"/>
+      <w:numFmt w:val="bullet"/>
+      <w:lvlText w:val=""/>
+      <w:lvlJc w:val="left"/>
+      <w:pPr>
+        <w:tabs>
+          <w:tab w:val="num" w:pos="3600"/>
+        </w:tabs>
+        <w:ind w:left="3600" w:hanging="360"/>
+      </w:pPr>
+      <w:rPr>
+        <w:rFonts w:ascii="Wingdings" w:hAnsi="Wingdings" w:hint="default"/>
+        <w:sz w:val="20"/>
+      </w:rPr>
+    </w:lvl>
+    <w:lvl w:ilvl="5" w:tentative="1">
+      <w:start w:val="1"/>
+      <w:numFmt w:val="bullet"/>
+      <w:lvlText w:val=""/>
+      <w:lvlJc w:val="left"/>
+      <w:pPr>
+        <w:tabs>
+          <w:tab w:val="num" w:pos="4320"/>
+        </w:tabs>
+        <w:ind w:left="4320" w:hanging="360"/>
+      </w:pPr>
+      <w:rPr>
+        <w:rFonts w:ascii="Wingdings" w:hAnsi="Wingdings" w:hint="default"/>
+        <w:sz w:val="20"/>
+      </w:rPr>
+    </w:lvl>
+    <w:lvl w:ilvl="6" w:tentative="1">
+      <w:start w:val="1"/>
+      <w:numFmt w:val="bullet"/>
+      <w:lvlText w:val=""/>
+      <w:lvlJc w:val="left"/>
+      <w:pPr>
+        <w:tabs>
+          <w:tab w:val="num" w:pos="5040"/>
+        </w:tabs>
+        <w:ind w:left="5040" w:hanging="360"/>
+      </w:pPr>
+      <w:rPr>
+        <w:rFonts w:ascii="Wingdings" w:hAnsi="Wingdings" w:hint="default"/>
+        <w:sz w:val="20"/>
+      </w:rPr>
+    </w:lvl>
+    <w:lvl w:ilvl="7" w:tentative="1">
+      <w:start w:val="1"/>
+      <w:numFmt w:val="bullet"/>
+      <w:lvlText w:val=""/>
+      <w:lvlJc w:val="left"/>
+      <w:pPr>
+        <w:tabs>
+          <w:tab w:val="num" w:pos="5760"/>
+        </w:tabs>
+        <w:ind w:left="5760" w:hanging="360"/>
+      </w:pPr>
+      <w:rPr>
+        <w:rFonts w:ascii="Wingdings" w:hAnsi="Wingdings" w:hint="default"/>
+        <w:sz w:val="20"/>
+      </w:rPr>
+    </w:lvl>
+    <w:lvl w:ilvl="8" w:tentative="1">
+      <w:start w:val="1"/>
+      <w:numFmt w:val="bullet"/>
+      <w:lvlText w:val=""/>
+      <w:lvlJc w:val="left"/>
+      <w:pPr>
+        <w:tabs>
+          <w:tab w:val="num" w:pos="6480"/>
+        </w:tabs>
+        <w:ind w:left="6480" w:hanging="360"/>
+      </w:pPr>
+      <w:rPr>
+        <w:rFonts w:ascii="Wingdings" w:hAnsi="Wingdings" w:hint="default"/>
+        <w:sz w:val="20"/>
+      </w:rPr>
+    </w:lvl>
+  </w:abstractNum>
+  <w:abstractNum w:abstractNumId="7" w15:restartNumberingAfterBreak="0">
+    <w:nsid w:val="333F473D"/>
+    <w:multiLevelType w:val="multilevel"/>
+    <w:tmpl w:val="7ADA9980"/>
+    <w:lvl w:ilvl="0">
+      <w:start w:val="1"/>
+      <w:numFmt w:val="bullet"/>
+      <w:lvlText w:val=""/>
+      <w:lvlJc w:val="left"/>
+      <w:pPr>
+        <w:tabs>
+          <w:tab w:val="num" w:pos="720"/>
+        </w:tabs>
+        <w:ind w:left="720" w:hanging="360"/>
+      </w:pPr>
+      <w:rPr>
+        <w:rFonts w:ascii="Symbol" w:hAnsi="Symbol" w:hint="default"/>
+        <w:sz w:val="20"/>
+      </w:rPr>
+    </w:lvl>
+    <w:lvl w:ilvl="1" w:tentative="1">
+      <w:start w:val="1"/>
+      <w:numFmt w:val="bullet"/>
+      <w:lvlText w:val="o"/>
+      <w:lvlJc w:val="left"/>
+      <w:pPr>
+        <w:tabs>
+          <w:tab w:val="num" w:pos="1440"/>
+        </w:tabs>
+        <w:ind w:left="1440" w:hanging="360"/>
+      </w:pPr>
+      <w:rPr>
+        <w:rFonts w:ascii="Courier New" w:hAnsi="Courier New" w:hint="default"/>
+        <w:sz w:val="20"/>
+      </w:rPr>
+    </w:lvl>
+    <w:lvl w:ilvl="2" w:tentative="1">
+      <w:start w:val="1"/>
+      <w:numFmt w:val="bullet"/>
+      <w:lvlText w:val=""/>
+      <w:lvlJc w:val="left"/>
+      <w:pPr>
+        <w:tabs>
+          <w:tab w:val="num" w:pos="2160"/>
+        </w:tabs>
+        <w:ind w:left="2160" w:hanging="360"/>
+      </w:pPr>
+      <w:rPr>
+        <w:rFonts w:ascii="Wingdings" w:hAnsi="Wingdings" w:hint="default"/>
+        <w:sz w:val="20"/>
+      </w:rPr>
+    </w:lvl>
+    <w:lvl w:ilvl="3" w:tentative="1">
+      <w:start w:val="1"/>
+      <w:numFmt w:val="bullet"/>
+      <w:lvlText w:val=""/>
+      <w:lvlJc w:val="left"/>
+      <w:pPr>
+        <w:tabs>
+          <w:tab w:val="num" w:pos="2880"/>
+        </w:tabs>
+        <w:ind w:left="2880" w:hanging="360"/>
+      </w:pPr>
+      <w:rPr>
+        <w:rFonts w:ascii="Wingdings" w:hAnsi="Wingdings" w:hint="default"/>
+        <w:sz w:val="20"/>
+      </w:rPr>
+    </w:lvl>
+    <w:lvl w:ilvl="4" w:tentative="1">
+      <w:start w:val="1"/>
+      <w:numFmt w:val="bullet"/>
+      <w:lvlText w:val=""/>
+      <w:lvlJc w:val="left"/>
+      <w:pPr>
+        <w:tabs>
+          <w:tab w:val="num" w:pos="3600"/>
+        </w:tabs>
+        <w:ind w:left="3600" w:hanging="360"/>
+      </w:pPr>
+      <w:rPr>
+        <w:rFonts w:ascii="Wingdings" w:hAnsi="Wingdings" w:hint="default"/>
+        <w:sz w:val="20"/>
+      </w:rPr>
+    </w:lvl>
+    <w:lvl w:ilvl="5" w:tentative="1">
+      <w:start w:val="1"/>
+      <w:numFmt w:val="bullet"/>
+      <w:lvlText w:val=""/>
+      <w:lvlJc w:val="left"/>
+      <w:pPr>
+        <w:tabs>
+          <w:tab w:val="num" w:pos="4320"/>
+        </w:tabs>
+        <w:ind w:left="4320" w:hanging="360"/>
+      </w:pPr>
+      <w:rPr>
+        <w:rFonts w:ascii="Wingdings" w:hAnsi="Wingdings" w:hint="default"/>
+        <w:sz w:val="20"/>
+      </w:rPr>
+    </w:lvl>
+    <w:lvl w:ilvl="6" w:tentative="1">
+      <w:start w:val="1"/>
+      <w:numFmt w:val="bullet"/>
+      <w:lvlText w:val=""/>
+      <w:lvlJc w:val="left"/>
+      <w:pPr>
+        <w:tabs>
+          <w:tab w:val="num" w:pos="5040"/>
+        </w:tabs>
+        <w:ind w:left="5040" w:hanging="360"/>
+      </w:pPr>
+      <w:rPr>
+        <w:rFonts w:ascii="Wingdings" w:hAnsi="Wingdings" w:hint="default"/>
+        <w:sz w:val="20"/>
+      </w:rPr>
+    </w:lvl>
+    <w:lvl w:ilvl="7" w:tentative="1">
+      <w:start w:val="1"/>
+      <w:numFmt w:val="bullet"/>
+      <w:lvlText w:val=""/>
+      <w:lvlJc w:val="left"/>
+      <w:pPr>
+        <w:tabs>
+          <w:tab w:val="num" w:pos="5760"/>
+        </w:tabs>
+        <w:ind w:left="5760" w:hanging="360"/>
+      </w:pPr>
+      <w:rPr>
+        <w:rFonts w:ascii="Wingdings" w:hAnsi="Wingdings" w:hint="default"/>
+        <w:sz w:val="20"/>
+      </w:rPr>
+    </w:lvl>
+    <w:lvl w:ilvl="8" w:tentative="1">
+      <w:start w:val="1"/>
+      <w:numFmt w:val="bullet"/>
+      <w:lvlText w:val=""/>
+      <w:lvlJc w:val="left"/>
+      <w:pPr>
+        <w:tabs>
+          <w:tab w:val="num" w:pos="6480"/>
+        </w:tabs>
+        <w:ind w:left="6480" w:hanging="360"/>
+      </w:pPr>
+      <w:rPr>
+        <w:rFonts w:ascii="Wingdings" w:hAnsi="Wingdings" w:hint="default"/>
+        <w:sz w:val="20"/>
+      </w:rPr>
+    </w:lvl>
+  </w:abstractNum>
+  <w:abstractNum w:abstractNumId="8" w15:restartNumberingAfterBreak="0">
     <w:nsid w:val="34864958"/>
     <w:multiLevelType w:val="hybridMultilevel"/>
     <w:tmpl w:val="F87662FA"/>
@@ -10565,7 +13596,7 @@
       </w:pPr>
     </w:lvl>
   </w:abstractNum>
-  <w:abstractNum w:abstractNumId="5" w15:restartNumberingAfterBreak="0">
+  <w:abstractNum w:abstractNumId="9" w15:restartNumberingAfterBreak="0">
     <w:nsid w:val="3F2414C1"/>
     <w:multiLevelType w:val="multilevel"/>
     <w:tmpl w:val="AF166C44"/>
@@ -10678,7 +13709,156 @@
       </w:pPr>
     </w:lvl>
   </w:abstractNum>
-  <w:abstractNum w:abstractNumId="6" w15:restartNumberingAfterBreak="0">
+  <w:abstractNum w:abstractNumId="10" w15:restartNumberingAfterBreak="0">
+    <w:nsid w:val="4948080A"/>
+    <w:multiLevelType w:val="multilevel"/>
+    <w:tmpl w:val="36CE055E"/>
+    <w:lvl w:ilvl="0">
+      <w:start w:val="1"/>
+      <w:numFmt w:val="bullet"/>
+      <w:lvlText w:val=""/>
+      <w:lvlJc w:val="left"/>
+      <w:pPr>
+        <w:tabs>
+          <w:tab w:val="num" w:pos="720"/>
+        </w:tabs>
+        <w:ind w:left="720" w:hanging="360"/>
+      </w:pPr>
+      <w:rPr>
+        <w:rFonts w:ascii="Symbol" w:hAnsi="Symbol" w:hint="default"/>
+        <w:sz w:val="20"/>
+      </w:rPr>
+    </w:lvl>
+    <w:lvl w:ilvl="1" w:tentative="1">
+      <w:start w:val="1"/>
+      <w:numFmt w:val="bullet"/>
+      <w:lvlText w:val="o"/>
+      <w:lvlJc w:val="left"/>
+      <w:pPr>
+        <w:tabs>
+          <w:tab w:val="num" w:pos="1440"/>
+        </w:tabs>
+        <w:ind w:left="1440" w:hanging="360"/>
+      </w:pPr>
+      <w:rPr>
+        <w:rFonts w:ascii="Courier New" w:hAnsi="Courier New" w:hint="default"/>
+        <w:sz w:val="20"/>
+      </w:rPr>
+    </w:lvl>
+    <w:lvl w:ilvl="2" w:tentative="1">
+      <w:start w:val="1"/>
+      <w:numFmt w:val="bullet"/>
+      <w:lvlText w:val=""/>
+      <w:lvlJc w:val="left"/>
+      <w:pPr>
+        <w:tabs>
+          <w:tab w:val="num" w:pos="2160"/>
+        </w:tabs>
+        <w:ind w:left="2160" w:hanging="360"/>
+      </w:pPr>
+      <w:rPr>
+        <w:rFonts w:ascii="Wingdings" w:hAnsi="Wingdings" w:hint="default"/>
+        <w:sz w:val="20"/>
+      </w:rPr>
+    </w:lvl>
+    <w:lvl w:ilvl="3" w:tentative="1">
+      <w:start w:val="1"/>
+      <w:numFmt w:val="bullet"/>
+      <w:lvlText w:val=""/>
+      <w:lvlJc w:val="left"/>
+      <w:pPr>
+        <w:tabs>
+          <w:tab w:val="num" w:pos="2880"/>
+        </w:tabs>
+        <w:ind w:left="2880" w:hanging="360"/>
+      </w:pPr>
+      <w:rPr>
+        <w:rFonts w:ascii="Wingdings" w:hAnsi="Wingdings" w:hint="default"/>
+        <w:sz w:val="20"/>
+      </w:rPr>
+    </w:lvl>
+    <w:lvl w:ilvl="4" w:tentative="1">
+      <w:start w:val="1"/>
+      <w:numFmt w:val="bullet"/>
+      <w:lvlText w:val=""/>
+      <w:lvlJc w:val="left"/>
+      <w:pPr>
+        <w:tabs>
+          <w:tab w:val="num" w:pos="3600"/>
+        </w:tabs>
+        <w:ind w:left="3600" w:hanging="360"/>
+      </w:pPr>
+      <w:rPr>
+        <w:rFonts w:ascii="Wingdings" w:hAnsi="Wingdings" w:hint="default"/>
+        <w:sz w:val="20"/>
+      </w:rPr>
+    </w:lvl>
+    <w:lvl w:ilvl="5" w:tentative="1">
+      <w:start w:val="1"/>
+      <w:numFmt w:val="bullet"/>
+      <w:lvlText w:val=""/>
+      <w:lvlJc w:val="left"/>
+      <w:pPr>
+        <w:tabs>
+          <w:tab w:val="num" w:pos="4320"/>
+        </w:tabs>
+        <w:ind w:left="4320" w:hanging="360"/>
+      </w:pPr>
+      <w:rPr>
+        <w:rFonts w:ascii="Wingdings" w:hAnsi="Wingdings" w:hint="default"/>
+        <w:sz w:val="20"/>
+      </w:rPr>
+    </w:lvl>
+    <w:lvl w:ilvl="6" w:tentative="1">
+      <w:start w:val="1"/>
+      <w:numFmt w:val="bullet"/>
+      <w:lvlText w:val=""/>
+      <w:lvlJc w:val="left"/>
+      <w:pPr>
+        <w:tabs>
+          <w:tab w:val="num" w:pos="5040"/>
+        </w:tabs>
+        <w:ind w:left="5040" w:hanging="360"/>
+      </w:pPr>
+      <w:rPr>
+        <w:rFonts w:ascii="Wingdings" w:hAnsi="Wingdings" w:hint="default"/>
+        <w:sz w:val="20"/>
+      </w:rPr>
+    </w:lvl>
+    <w:lvl w:ilvl="7" w:tentative="1">
+      <w:start w:val="1"/>
+      <w:numFmt w:val="bullet"/>
+      <w:lvlText w:val=""/>
+      <w:lvlJc w:val="left"/>
+      <w:pPr>
+        <w:tabs>
+          <w:tab w:val="num" w:pos="5760"/>
+        </w:tabs>
+        <w:ind w:left="5760" w:hanging="360"/>
+      </w:pPr>
+      <w:rPr>
+        <w:rFonts w:ascii="Wingdings" w:hAnsi="Wingdings" w:hint="default"/>
+        <w:sz w:val="20"/>
+      </w:rPr>
+    </w:lvl>
+    <w:lvl w:ilvl="8" w:tentative="1">
+      <w:start w:val="1"/>
+      <w:numFmt w:val="bullet"/>
+      <w:lvlText w:val=""/>
+      <w:lvlJc w:val="left"/>
+      <w:pPr>
+        <w:tabs>
+          <w:tab w:val="num" w:pos="6480"/>
+        </w:tabs>
+        <w:ind w:left="6480" w:hanging="360"/>
+      </w:pPr>
+      <w:rPr>
+        <w:rFonts w:ascii="Wingdings" w:hAnsi="Wingdings" w:hint="default"/>
+        <w:sz w:val="20"/>
+      </w:rPr>
+    </w:lvl>
+  </w:abstractNum>
+  <w:abstractNum w:abstractNumId="11" w15:restartNumberingAfterBreak="0">
     <w:nsid w:val="4A7361BD"/>
     <w:multiLevelType w:val="multilevel"/>
     <w:tmpl w:val="96E4437C"/>
@@ -10802,7 +13982,454 @@
       </w:rPr>
     </w:lvl>
   </w:abstractNum>
-  <w:abstractNum w:abstractNumId="7" w15:restartNumberingAfterBreak="0">
+  <w:abstractNum w:abstractNumId="12" w15:restartNumberingAfterBreak="0">
+    <w:nsid w:val="54114849"/>
+    <w:multiLevelType w:val="multilevel"/>
+    <w:tmpl w:val="AA3AF9AE"/>
+    <w:lvl w:ilvl="0">
+      <w:start w:val="1"/>
+      <w:numFmt w:val="bullet"/>
+      <w:lvlText w:val=""/>
+      <w:lvlJc w:val="left"/>
+      <w:pPr>
+        <w:tabs>
+          <w:tab w:val="num" w:pos="720"/>
+        </w:tabs>
+        <w:ind w:left="720" w:hanging="360"/>
+      </w:pPr>
+      <w:rPr>
+        <w:rFonts w:ascii="Symbol" w:hAnsi="Symbol" w:hint="default"/>
+        <w:sz w:val="20"/>
+      </w:rPr>
+    </w:lvl>
+    <w:lvl w:ilvl="1" w:tentative="1">
+      <w:start w:val="1"/>
+      <w:numFmt w:val="bullet"/>
+      <w:lvlText w:val="o"/>
+      <w:lvlJc w:val="left"/>
+      <w:pPr>
+        <w:tabs>
+          <w:tab w:val="num" w:pos="1440"/>
+        </w:tabs>
+        <w:ind w:left="1440" w:hanging="360"/>
+      </w:pPr>
+      <w:rPr>
+        <w:rFonts w:ascii="Courier New" w:hAnsi="Courier New" w:hint="default"/>
+        <w:sz w:val="20"/>
+      </w:rPr>
+    </w:lvl>
+    <w:lvl w:ilvl="2" w:tentative="1">
+      <w:start w:val="1"/>
+      <w:numFmt w:val="bullet"/>
+      <w:lvlText w:val=""/>
+      <w:lvlJc w:val="left"/>
+      <w:pPr>
+        <w:tabs>
+          <w:tab w:val="num" w:pos="2160"/>
+        </w:tabs>
+        <w:ind w:left="2160" w:hanging="360"/>
+      </w:pPr>
+      <w:rPr>
+        <w:rFonts w:ascii="Wingdings" w:hAnsi="Wingdings" w:hint="default"/>
+        <w:sz w:val="20"/>
+      </w:rPr>
+    </w:lvl>
+    <w:lvl w:ilvl="3" w:tentative="1">
+      <w:start w:val="1"/>
+      <w:numFmt w:val="bullet"/>
+      <w:lvlText w:val=""/>
+      <w:lvlJc w:val="left"/>
+      <w:pPr>
+        <w:tabs>
+          <w:tab w:val="num" w:pos="2880"/>
+        </w:tabs>
+        <w:ind w:left="2880" w:hanging="360"/>
+      </w:pPr>
+      <w:rPr>
+        <w:rFonts w:ascii="Wingdings" w:hAnsi="Wingdings" w:hint="default"/>
+        <w:sz w:val="20"/>
+      </w:rPr>
+    </w:lvl>
+    <w:lvl w:ilvl="4" w:tentative="1">
+      <w:start w:val="1"/>
+      <w:numFmt w:val="bullet"/>
+      <w:lvlText w:val=""/>
+      <w:lvlJc w:val="left"/>
+      <w:pPr>
+        <w:tabs>
+          <w:tab w:val="num" w:pos="3600"/>
+        </w:tabs>
+        <w:ind w:left="3600" w:hanging="360"/>
+      </w:pPr>
+      <w:rPr>
+        <w:rFonts w:ascii="Wingdings" w:hAnsi="Wingdings" w:hint="default"/>
+        <w:sz w:val="20"/>
+      </w:rPr>
+    </w:lvl>
+    <w:lvl w:ilvl="5" w:tentative="1">
+      <w:start w:val="1"/>
+      <w:numFmt w:val="bullet"/>
+      <w:lvlText w:val=""/>
+      <w:lvlJc w:val="left"/>
+      <w:pPr>
+        <w:tabs>
+          <w:tab w:val="num" w:pos="4320"/>
+        </w:tabs>
+        <w:ind w:left="4320" w:hanging="360"/>
+      </w:pPr>
+      <w:rPr>
+        <w:rFonts w:ascii="Wingdings" w:hAnsi="Wingdings" w:hint="default"/>
+        <w:sz w:val="20"/>
+      </w:rPr>
+    </w:lvl>
+    <w:lvl w:ilvl="6" w:tentative="1">
+      <w:start w:val="1"/>
+      <w:numFmt w:val="bullet"/>
+      <w:lvlText w:val=""/>
+      <w:lvlJc w:val="left"/>
+      <w:pPr>
+        <w:tabs>
+          <w:tab w:val="num" w:pos="5040"/>
+        </w:tabs>
+        <w:ind w:left="5040" w:hanging="360"/>
+      </w:pPr>
+      <w:rPr>
+        <w:rFonts w:ascii="Wingdings" w:hAnsi="Wingdings" w:hint="default"/>
+        <w:sz w:val="20"/>
+      </w:rPr>
+    </w:lvl>
+    <w:lvl w:ilvl="7" w:tentative="1">
+      <w:start w:val="1"/>
+      <w:numFmt w:val="bullet"/>
+      <w:lvlText w:val=""/>
+      <w:lvlJc w:val="left"/>
+      <w:pPr>
+        <w:tabs>
+          <w:tab w:val="num" w:pos="5760"/>
+        </w:tabs>
+        <w:ind w:left="5760" w:hanging="360"/>
+      </w:pPr>
+      <w:rPr>
+        <w:rFonts w:ascii="Wingdings" w:hAnsi="Wingdings" w:hint="default"/>
+        <w:sz w:val="20"/>
+      </w:rPr>
+    </w:lvl>
+    <w:lvl w:ilvl="8" w:tentative="1">
+      <w:start w:val="1"/>
+      <w:numFmt w:val="bullet"/>
+      <w:lvlText w:val=""/>
+      <w:lvlJc w:val="left"/>
+      <w:pPr>
+        <w:tabs>
+          <w:tab w:val="num" w:pos="6480"/>
+        </w:tabs>
+        <w:ind w:left="6480" w:hanging="360"/>
+      </w:pPr>
+      <w:rPr>
+        <w:rFonts w:ascii="Wingdings" w:hAnsi="Wingdings" w:hint="default"/>
+        <w:sz w:val="20"/>
+      </w:rPr>
+    </w:lvl>
+  </w:abstractNum>
+  <w:abstractNum w:abstractNumId="13" w15:restartNumberingAfterBreak="0">
+    <w:nsid w:val="56D73846"/>
+    <w:multiLevelType w:val="multilevel"/>
+    <w:tmpl w:val="04467082"/>
+    <w:lvl w:ilvl="0">
+      <w:start w:val="1"/>
+      <w:numFmt w:val="bullet"/>
+      <w:lvlText w:val=""/>
+      <w:lvlJc w:val="left"/>
+      <w:pPr>
+        <w:tabs>
+          <w:tab w:val="num" w:pos="720"/>
+        </w:tabs>
+        <w:ind w:left="720" w:hanging="360"/>
+      </w:pPr>
+      <w:rPr>
+        <w:rFonts w:ascii="Symbol" w:hAnsi="Symbol" w:hint="default"/>
+        <w:sz w:val="20"/>
+      </w:rPr>
+    </w:lvl>
+    <w:lvl w:ilvl="1" w:tentative="1">
+      <w:start w:val="1"/>
+      <w:numFmt w:val="bullet"/>
+      <w:lvlText w:val="o"/>
+      <w:lvlJc w:val="left"/>
+      <w:pPr>
+        <w:tabs>
+          <w:tab w:val="num" w:pos="1440"/>
+        </w:tabs>
+        <w:ind w:left="1440" w:hanging="360"/>
+      </w:pPr>
+      <w:rPr>
+        <w:rFonts w:ascii="Courier New" w:hAnsi="Courier New" w:hint="default"/>
+        <w:sz w:val="20"/>
+      </w:rPr>
+    </w:lvl>
+    <w:lvl w:ilvl="2" w:tentative="1">
+      <w:start w:val="1"/>
+      <w:numFmt w:val="bullet"/>
+      <w:lvlText w:val=""/>
+      <w:lvlJc w:val="left"/>
+      <w:pPr>
+        <w:tabs>
+          <w:tab w:val="num" w:pos="2160"/>
+        </w:tabs>
+        <w:ind w:left="2160" w:hanging="360"/>
+      </w:pPr>
+      <w:rPr>
+        <w:rFonts w:ascii="Wingdings" w:hAnsi="Wingdings" w:hint="default"/>
+        <w:sz w:val="20"/>
+      </w:rPr>
+    </w:lvl>
+    <w:lvl w:ilvl="3" w:tentative="1">
+      <w:start w:val="1"/>
+      <w:numFmt w:val="bullet"/>
+      <w:lvlText w:val=""/>
+      <w:lvlJc w:val="left"/>
+      <w:pPr>
+        <w:tabs>
+          <w:tab w:val="num" w:pos="2880"/>
+        </w:tabs>
+        <w:ind w:left="2880" w:hanging="360"/>
+      </w:pPr>
+      <w:rPr>
+        <w:rFonts w:ascii="Wingdings" w:hAnsi="Wingdings" w:hint="default"/>
+        <w:sz w:val="20"/>
+      </w:rPr>
+    </w:lvl>
+    <w:lvl w:ilvl="4" w:tentative="1">
+      <w:start w:val="1"/>
+      <w:numFmt w:val="bullet"/>
+      <w:lvlText w:val=""/>
+      <w:lvlJc w:val="left"/>
+      <w:pPr>
+        <w:tabs>
+          <w:tab w:val="num" w:pos="3600"/>
+        </w:tabs>
+        <w:ind w:left="3600" w:hanging="360"/>
+      </w:pPr>
+      <w:rPr>
+        <w:rFonts w:ascii="Wingdings" w:hAnsi="Wingdings" w:hint="default"/>
+        <w:sz w:val="20"/>
+      </w:rPr>
+    </w:lvl>
+    <w:lvl w:ilvl="5" w:tentative="1">
+      <w:start w:val="1"/>
+      <w:numFmt w:val="bullet"/>
+      <w:lvlText w:val=""/>
+      <w:lvlJc w:val="left"/>
+      <w:pPr>
+        <w:tabs>
+          <w:tab w:val="num" w:pos="4320"/>
+        </w:tabs>
+        <w:ind w:left="4320" w:hanging="360"/>
+      </w:pPr>
+      <w:rPr>
+        <w:rFonts w:ascii="Wingdings" w:hAnsi="Wingdings" w:hint="default"/>
+        <w:sz w:val="20"/>
+      </w:rPr>
+    </w:lvl>
+    <w:lvl w:ilvl="6" w:tentative="1">
+      <w:start w:val="1"/>
+      <w:numFmt w:val="bullet"/>
+      <w:lvlText w:val=""/>
+      <w:lvlJc w:val="left"/>
+      <w:pPr>
+        <w:tabs>
+          <w:tab w:val="num" w:pos="5040"/>
+        </w:tabs>
+        <w:ind w:left="5040" w:hanging="360"/>
+      </w:pPr>
+      <w:rPr>
+        <w:rFonts w:ascii="Wingdings" w:hAnsi="Wingdings" w:hint="default"/>
+        <w:sz w:val="20"/>
+      </w:rPr>
+    </w:lvl>
+    <w:lvl w:ilvl="7" w:tentative="1">
+      <w:start w:val="1"/>
+      <w:numFmt w:val="bullet"/>
+      <w:lvlText w:val=""/>
+      <w:lvlJc w:val="left"/>
+      <w:pPr>
+        <w:tabs>
+          <w:tab w:val="num" w:pos="5760"/>
+        </w:tabs>
+        <w:ind w:left="5760" w:hanging="360"/>
+      </w:pPr>
+      <w:rPr>
+        <w:rFonts w:ascii="Wingdings" w:hAnsi="Wingdings" w:hint="default"/>
+        <w:sz w:val="20"/>
+      </w:rPr>
+    </w:lvl>
+    <w:lvl w:ilvl="8" w:tentative="1">
+      <w:start w:val="1"/>
+      <w:numFmt w:val="bullet"/>
+      <w:lvlText w:val=""/>
+      <w:lvlJc w:val="left"/>
+      <w:pPr>
+        <w:tabs>
+          <w:tab w:val="num" w:pos="6480"/>
+        </w:tabs>
+        <w:ind w:left="6480" w:hanging="360"/>
+      </w:pPr>
+      <w:rPr>
+        <w:rFonts w:ascii="Wingdings" w:hAnsi="Wingdings" w:hint="default"/>
+        <w:sz w:val="20"/>
+      </w:rPr>
+    </w:lvl>
+  </w:abstractNum>
+  <w:abstractNum w:abstractNumId="14" w15:restartNumberingAfterBreak="0">
+    <w:nsid w:val="5E1B79F4"/>
+    <w:multiLevelType w:val="multilevel"/>
+    <w:tmpl w:val="B08A4530"/>
+    <w:lvl w:ilvl="0">
+      <w:start w:val="1"/>
+      <w:numFmt w:val="bullet"/>
+      <w:lvlText w:val=""/>
+      <w:lvlJc w:val="left"/>
+      <w:pPr>
+        <w:tabs>
+          <w:tab w:val="num" w:pos="720"/>
+        </w:tabs>
+        <w:ind w:left="720" w:hanging="360"/>
+      </w:pPr>
+      <w:rPr>
+        <w:rFonts w:ascii="Symbol" w:hAnsi="Symbol" w:hint="default"/>
+        <w:sz w:val="20"/>
+      </w:rPr>
+    </w:lvl>
+    <w:lvl w:ilvl="1" w:tentative="1">
+      <w:start w:val="1"/>
+      <w:numFmt w:val="bullet"/>
+      <w:lvlText w:val="o"/>
+      <w:lvlJc w:val="left"/>
+      <w:pPr>
+        <w:tabs>
+          <w:tab w:val="num" w:pos="1440"/>
+        </w:tabs>
+        <w:ind w:left="1440" w:hanging="360"/>
+      </w:pPr>
+      <w:rPr>
+        <w:rFonts w:ascii="Courier New" w:hAnsi="Courier New" w:hint="default"/>
+        <w:sz w:val="20"/>
+      </w:rPr>
+    </w:lvl>
+    <w:lvl w:ilvl="2" w:tentative="1">
+      <w:start w:val="1"/>
+      <w:numFmt w:val="bullet"/>
+      <w:lvlText w:val=""/>
+      <w:lvlJc w:val="left"/>
+      <w:pPr>
+        <w:tabs>
+          <w:tab w:val="num" w:pos="2160"/>
+        </w:tabs>
+        <w:ind w:left="2160" w:hanging="360"/>
+      </w:pPr>
+      <w:rPr>
+        <w:rFonts w:ascii="Wingdings" w:hAnsi="Wingdings" w:hint="default"/>
+        <w:sz w:val="20"/>
+      </w:rPr>
+    </w:lvl>
+    <w:lvl w:ilvl="3" w:tentative="1">
+      <w:start w:val="1"/>
+      <w:numFmt w:val="bullet"/>
+      <w:lvlText w:val=""/>
+      <w:lvlJc w:val="left"/>
+      <w:pPr>
+        <w:tabs>
+          <w:tab w:val="num" w:pos="2880"/>
+        </w:tabs>
+        <w:ind w:left="2880" w:hanging="360"/>
+      </w:pPr>
+      <w:rPr>
+        <w:rFonts w:ascii="Wingdings" w:hAnsi="Wingdings" w:hint="default"/>
+        <w:sz w:val="20"/>
+      </w:rPr>
+    </w:lvl>
+    <w:lvl w:ilvl="4" w:tentative="1">
+      <w:start w:val="1"/>
+      <w:numFmt w:val="bullet"/>
+      <w:lvlText w:val=""/>
+      <w:lvlJc w:val="left"/>
+      <w:pPr>
+        <w:tabs>
+          <w:tab w:val="num" w:pos="3600"/>
+        </w:tabs>
+        <w:ind w:left="3600" w:hanging="360"/>
+      </w:pPr>
+      <w:rPr>
+        <w:rFonts w:ascii="Wingdings" w:hAnsi="Wingdings" w:hint="default"/>
+        <w:sz w:val="20"/>
+      </w:rPr>
+    </w:lvl>
+    <w:lvl w:ilvl="5" w:tentative="1">
+      <w:start w:val="1"/>
+      <w:numFmt w:val="bullet"/>
+      <w:lvlText w:val=""/>
+      <w:lvlJc w:val="left"/>
+      <w:pPr>
+        <w:tabs>
+          <w:tab w:val="num" w:pos="4320"/>
+        </w:tabs>
+        <w:ind w:left="4320" w:hanging="360"/>
+      </w:pPr>
+      <w:rPr>
+        <w:rFonts w:ascii="Wingdings" w:hAnsi="Wingdings" w:hint="default"/>
+        <w:sz w:val="20"/>
+      </w:rPr>
+    </w:lvl>
+    <w:lvl w:ilvl="6" w:tentative="1">
+      <w:start w:val="1"/>
+      <w:numFmt w:val="bullet"/>
+      <w:lvlText w:val=""/>
+      <w:lvlJc w:val="left"/>
+      <w:pPr>
+        <w:tabs>
+          <w:tab w:val="num" w:pos="5040"/>
+        </w:tabs>
+        <w:ind w:left="5040" w:hanging="360"/>
+      </w:pPr>
+      <w:rPr>
+        <w:rFonts w:ascii="Wingdings" w:hAnsi="Wingdings" w:hint="default"/>
+        <w:sz w:val="20"/>
+      </w:rPr>
+    </w:lvl>
+    <w:lvl w:ilvl="7" w:tentative="1">
+      <w:start w:val="1"/>
+      <w:numFmt w:val="bullet"/>
+      <w:lvlText w:val=""/>
+      <w:lvlJc w:val="left"/>
+      <w:pPr>
+        <w:tabs>
+          <w:tab w:val="num" w:pos="5760"/>
+        </w:tabs>
+        <w:ind w:left="5760" w:hanging="360"/>
+      </w:pPr>
+      <w:rPr>
+        <w:rFonts w:ascii="Wingdings" w:hAnsi="Wingdings" w:hint="default"/>
+        <w:sz w:val="20"/>
+      </w:rPr>
+    </w:lvl>
+    <w:lvl w:ilvl="8" w:tentative="1">
+      <w:start w:val="1"/>
+      <w:numFmt w:val="bullet"/>
+      <w:lvlText w:val=""/>
+      <w:lvlJc w:val="left"/>
+      <w:pPr>
+        <w:tabs>
+          <w:tab w:val="num" w:pos="6480"/>
+        </w:tabs>
+        <w:ind w:left="6480" w:hanging="360"/>
+      </w:pPr>
+      <w:rPr>
+        <w:rFonts w:ascii="Wingdings" w:hAnsi="Wingdings" w:hint="default"/>
+        <w:sz w:val="20"/>
+      </w:rPr>
+    </w:lvl>
+  </w:abstractNum>
+  <w:abstractNum w:abstractNumId="15" w15:restartNumberingAfterBreak="0">
     <w:nsid w:val="5EF471D5"/>
     <w:multiLevelType w:val="multilevel"/>
     <w:tmpl w:val="AD0896C8"/>
@@ -10915,7 +14542,7 @@
       </w:pPr>
     </w:lvl>
   </w:abstractNum>
-  <w:abstractNum w:abstractNumId="8" w15:restartNumberingAfterBreak="0">
+  <w:abstractNum w:abstractNumId="16" w15:restartNumberingAfterBreak="0">
     <w:nsid w:val="637538F5"/>
     <w:multiLevelType w:val="hybridMultilevel"/>
     <w:tmpl w:val="0CAA21E6"/>
@@ -11001,7 +14628,7 @@
       </w:pPr>
     </w:lvl>
   </w:abstractNum>
-  <w:abstractNum w:abstractNumId="9" w15:restartNumberingAfterBreak="0">
+  <w:abstractNum w:abstractNumId="17" w15:restartNumberingAfterBreak="0">
     <w:nsid w:val="65A37252"/>
     <w:multiLevelType w:val="multilevel"/>
     <w:tmpl w:val="1A5C7E9A"/>
@@ -11114,7 +14741,156 @@
       </w:pPr>
     </w:lvl>
   </w:abstractNum>
-  <w:abstractNum w:abstractNumId="10" w15:restartNumberingAfterBreak="0">
+  <w:abstractNum w:abstractNumId="18" w15:restartNumberingAfterBreak="0">
+    <w:nsid w:val="6719740D"/>
+    <w:multiLevelType w:val="multilevel"/>
+    <w:tmpl w:val="E7CE6FC6"/>
+    <w:lvl w:ilvl="0">
+      <w:start w:val="1"/>
+      <w:numFmt w:val="bullet"/>
+      <w:lvlText w:val=""/>
+      <w:lvlJc w:val="left"/>
+      <w:pPr>
+        <w:tabs>
+          <w:tab w:val="num" w:pos="720"/>
+        </w:tabs>
+        <w:ind w:left="720" w:hanging="360"/>
+      </w:pPr>
+      <w:rPr>
+        <w:rFonts w:ascii="Symbol" w:hAnsi="Symbol" w:hint="default"/>
+        <w:sz w:val="20"/>
+      </w:rPr>
+    </w:lvl>
+    <w:lvl w:ilvl="1" w:tentative="1">
+      <w:start w:val="1"/>
+      <w:numFmt w:val="bullet"/>
+      <w:lvlText w:val="o"/>
+      <w:lvlJc w:val="left"/>
+      <w:pPr>
+        <w:tabs>
+          <w:tab w:val="num" w:pos="1440"/>
+        </w:tabs>
+        <w:ind w:left="1440" w:hanging="360"/>
+      </w:pPr>
+      <w:rPr>
+        <w:rFonts w:ascii="Courier New" w:hAnsi="Courier New" w:hint="default"/>
+        <w:sz w:val="20"/>
+      </w:rPr>
+    </w:lvl>
+    <w:lvl w:ilvl="2" w:tentative="1">
+      <w:start w:val="1"/>
+      <w:numFmt w:val="bullet"/>
+      <w:lvlText w:val=""/>
+      <w:lvlJc w:val="left"/>
+      <w:pPr>
+        <w:tabs>
+          <w:tab w:val="num" w:pos="2160"/>
+        </w:tabs>
+        <w:ind w:left="2160" w:hanging="360"/>
+      </w:pPr>
+      <w:rPr>
+        <w:rFonts w:ascii="Wingdings" w:hAnsi="Wingdings" w:hint="default"/>
+        <w:sz w:val="20"/>
+      </w:rPr>
+    </w:lvl>
+    <w:lvl w:ilvl="3" w:tentative="1">
+      <w:start w:val="1"/>
+      <w:numFmt w:val="bullet"/>
+      <w:lvlText w:val=""/>
+      <w:lvlJc w:val="left"/>
+      <w:pPr>
+        <w:tabs>
+          <w:tab w:val="num" w:pos="2880"/>
+        </w:tabs>
+        <w:ind w:left="2880" w:hanging="360"/>
+      </w:pPr>
+      <w:rPr>
+        <w:rFonts w:ascii="Wingdings" w:hAnsi="Wingdings" w:hint="default"/>
+        <w:sz w:val="20"/>
+      </w:rPr>
+    </w:lvl>
+    <w:lvl w:ilvl="4" w:tentative="1">
+      <w:start w:val="1"/>
+      <w:numFmt w:val="bullet"/>
+      <w:lvlText w:val=""/>
+      <w:lvlJc w:val="left"/>
+      <w:pPr>
+        <w:tabs>
+          <w:tab w:val="num" w:pos="3600"/>
+        </w:tabs>
+        <w:ind w:left="3600" w:hanging="360"/>
+      </w:pPr>
+      <w:rPr>
+        <w:rFonts w:ascii="Wingdings" w:hAnsi="Wingdings" w:hint="default"/>
+        <w:sz w:val="20"/>
+      </w:rPr>
+    </w:lvl>
+    <w:lvl w:ilvl="5" w:tentative="1">
+      <w:start w:val="1"/>
+      <w:numFmt w:val="bullet"/>
+      <w:lvlText w:val=""/>
+      <w:lvlJc w:val="left"/>
+      <w:pPr>
+        <w:tabs>
+          <w:tab w:val="num" w:pos="4320"/>
+        </w:tabs>
+        <w:ind w:left="4320" w:hanging="360"/>
+      </w:pPr>
+      <w:rPr>
+        <w:rFonts w:ascii="Wingdings" w:hAnsi="Wingdings" w:hint="default"/>
+        <w:sz w:val="20"/>
+      </w:rPr>
+    </w:lvl>
+    <w:lvl w:ilvl="6" w:tentative="1">
+      <w:start w:val="1"/>
+      <w:numFmt w:val="bullet"/>
+      <w:lvlText w:val=""/>
+      <w:lvlJc w:val="left"/>
+      <w:pPr>
+        <w:tabs>
+          <w:tab w:val="num" w:pos="5040"/>
+        </w:tabs>
+        <w:ind w:left="5040" w:hanging="360"/>
+      </w:pPr>
+      <w:rPr>
+        <w:rFonts w:ascii="Wingdings" w:hAnsi="Wingdings" w:hint="default"/>
+        <w:sz w:val="20"/>
+      </w:rPr>
+    </w:lvl>
+    <w:lvl w:ilvl="7" w:tentative="1">
+      <w:start w:val="1"/>
+      <w:numFmt w:val="bullet"/>
+      <w:lvlText w:val=""/>
+      <w:lvlJc w:val="left"/>
+      <w:pPr>
+        <w:tabs>
+          <w:tab w:val="num" w:pos="5760"/>
+        </w:tabs>
+        <w:ind w:left="5760" w:hanging="360"/>
+      </w:pPr>
+      <w:rPr>
+        <w:rFonts w:ascii="Wingdings" w:hAnsi="Wingdings" w:hint="default"/>
+        <w:sz w:val="20"/>
+      </w:rPr>
+    </w:lvl>
+    <w:lvl w:ilvl="8" w:tentative="1">
+      <w:start w:val="1"/>
+      <w:numFmt w:val="bullet"/>
+      <w:lvlText w:val=""/>
+      <w:lvlJc w:val="left"/>
+      <w:pPr>
+        <w:tabs>
+          <w:tab w:val="num" w:pos="6480"/>
+        </w:tabs>
+        <w:ind w:left="6480" w:hanging="360"/>
+      </w:pPr>
+      <w:rPr>
+        <w:rFonts w:ascii="Wingdings" w:hAnsi="Wingdings" w:hint="default"/>
+        <w:sz w:val="20"/>
+      </w:rPr>
+    </w:lvl>
+  </w:abstractNum>
+  <w:abstractNum w:abstractNumId="19" w15:restartNumberingAfterBreak="0">
     <w:nsid w:val="6BB0104B"/>
     <w:multiLevelType w:val="multilevel"/>
     <w:tmpl w:val="66F2D0CA"/>
@@ -11227,7 +15003,156 @@
       </w:pPr>
     </w:lvl>
   </w:abstractNum>
-  <w:abstractNum w:abstractNumId="11" w15:restartNumberingAfterBreak="0">
+  <w:abstractNum w:abstractNumId="20" w15:restartNumberingAfterBreak="0">
+    <w:nsid w:val="71FF08DE"/>
+    <w:multiLevelType w:val="multilevel"/>
+    <w:tmpl w:val="B524C314"/>
+    <w:lvl w:ilvl="0">
+      <w:start w:val="1"/>
+      <w:numFmt w:val="bullet"/>
+      <w:lvlText w:val=""/>
+      <w:lvlJc w:val="left"/>
+      <w:pPr>
+        <w:tabs>
+          <w:tab w:val="num" w:pos="720"/>
+        </w:tabs>
+        <w:ind w:left="720" w:hanging="360"/>
+      </w:pPr>
+      <w:rPr>
+        <w:rFonts w:ascii="Symbol" w:hAnsi="Symbol" w:hint="default"/>
+        <w:sz w:val="20"/>
+      </w:rPr>
+    </w:lvl>
+    <w:lvl w:ilvl="1" w:tentative="1">
+      <w:start w:val="1"/>
+      <w:numFmt w:val="bullet"/>
+      <w:lvlText w:val="o"/>
+      <w:lvlJc w:val="left"/>
+      <w:pPr>
+        <w:tabs>
+          <w:tab w:val="num" w:pos="1440"/>
+        </w:tabs>
+        <w:ind w:left="1440" w:hanging="360"/>
+      </w:pPr>
+      <w:rPr>
+        <w:rFonts w:ascii="Courier New" w:hAnsi="Courier New" w:hint="default"/>
+        <w:sz w:val="20"/>
+      </w:rPr>
+    </w:lvl>
+    <w:lvl w:ilvl="2" w:tentative="1">
+      <w:start w:val="1"/>
+      <w:numFmt w:val="bullet"/>
+      <w:lvlText w:val=""/>
+      <w:lvlJc w:val="left"/>
+      <w:pPr>
+        <w:tabs>
+          <w:tab w:val="num" w:pos="2160"/>
+        </w:tabs>
+        <w:ind w:left="2160" w:hanging="360"/>
+      </w:pPr>
+      <w:rPr>
+        <w:rFonts w:ascii="Wingdings" w:hAnsi="Wingdings" w:hint="default"/>
+        <w:sz w:val="20"/>
+      </w:rPr>
+    </w:lvl>
+    <w:lvl w:ilvl="3" w:tentative="1">
+      <w:start w:val="1"/>
+      <w:numFmt w:val="bullet"/>
+      <w:lvlText w:val=""/>
+      <w:lvlJc w:val="left"/>
+      <w:pPr>
+        <w:tabs>
+          <w:tab w:val="num" w:pos="2880"/>
+        </w:tabs>
+        <w:ind w:left="2880" w:hanging="360"/>
+      </w:pPr>
+      <w:rPr>
+        <w:rFonts w:ascii="Wingdings" w:hAnsi="Wingdings" w:hint="default"/>
+        <w:sz w:val="20"/>
+      </w:rPr>
+    </w:lvl>
+    <w:lvl w:ilvl="4" w:tentative="1">
+      <w:start w:val="1"/>
+      <w:numFmt w:val="bullet"/>
+      <w:lvlText w:val=""/>
+      <w:lvlJc w:val="left"/>
+      <w:pPr>
+        <w:tabs>
+          <w:tab w:val="num" w:pos="3600"/>
+        </w:tabs>
+        <w:ind w:left="3600" w:hanging="360"/>
+      </w:pPr>
+      <w:rPr>
+        <w:rFonts w:ascii="Wingdings" w:hAnsi="Wingdings" w:hint="default"/>
+        <w:sz w:val="20"/>
+      </w:rPr>
+    </w:lvl>
+    <w:lvl w:ilvl="5" w:tentative="1">
+      <w:start w:val="1"/>
+      <w:numFmt w:val="bullet"/>
+      <w:lvlText w:val=""/>
+      <w:lvlJc w:val="left"/>
+      <w:pPr>
+        <w:tabs>
+          <w:tab w:val="num" w:pos="4320"/>
+        </w:tabs>
+        <w:ind w:left="4320" w:hanging="360"/>
+      </w:pPr>
+      <w:rPr>
+        <w:rFonts w:ascii="Wingdings" w:hAnsi="Wingdings" w:hint="default"/>
+        <w:sz w:val="20"/>
+      </w:rPr>
+    </w:lvl>
+    <w:lvl w:ilvl="6" w:tentative="1">
+      <w:start w:val="1"/>
+      <w:numFmt w:val="bullet"/>
+      <w:lvlText w:val=""/>
+      <w:lvlJc w:val="left"/>
+      <w:pPr>
+        <w:tabs>
+          <w:tab w:val="num" w:pos="5040"/>
+        </w:tabs>
+        <w:ind w:left="5040" w:hanging="360"/>
+      </w:pPr>
+      <w:rPr>
+        <w:rFonts w:ascii="Wingdings" w:hAnsi="Wingdings" w:hint="default"/>
+        <w:sz w:val="20"/>
+      </w:rPr>
+    </w:lvl>
+    <w:lvl w:ilvl="7" w:tentative="1">
+      <w:start w:val="1"/>
+      <w:numFmt w:val="bullet"/>
+      <w:lvlText w:val=""/>
+      <w:lvlJc w:val="left"/>
+      <w:pPr>
+        <w:tabs>
+          <w:tab w:val="num" w:pos="5760"/>
+        </w:tabs>
+        <w:ind w:left="5760" w:hanging="360"/>
+      </w:pPr>
+      <w:rPr>
+        <w:rFonts w:ascii="Wingdings" w:hAnsi="Wingdings" w:hint="default"/>
+        <w:sz w:val="20"/>
+      </w:rPr>
+    </w:lvl>
+    <w:lvl w:ilvl="8" w:tentative="1">
+      <w:start w:val="1"/>
+      <w:numFmt w:val="bullet"/>
+      <w:lvlText w:val=""/>
+      <w:lvlJc w:val="left"/>
+      <w:pPr>
+        <w:tabs>
+          <w:tab w:val="num" w:pos="6480"/>
+        </w:tabs>
+        <w:ind w:left="6480" w:hanging="360"/>
+      </w:pPr>
+      <w:rPr>
+        <w:rFonts w:ascii="Wingdings" w:hAnsi="Wingdings" w:hint="default"/>
+        <w:sz w:val="20"/>
+      </w:rPr>
+    </w:lvl>
+  </w:abstractNum>
+  <w:abstractNum w:abstractNumId="21" w15:restartNumberingAfterBreak="0">
     <w:nsid w:val="76CB1BAD"/>
     <w:multiLevelType w:val="multilevel"/>
     <w:tmpl w:val="CCF8C184"/>
@@ -11341,40 +15266,70 @@
     </w:lvl>
   </w:abstractNum>
   <w:num w:numId="1" w16cid:durableId="1662079780">
+    <w:abstractNumId w:val="16"/>
+  </w:num>
+  <w:num w:numId="2" w16cid:durableId="588730521">
     <w:abstractNumId w:val="8"/>
   </w:num>
-  <w:num w:numId="2" w16cid:durableId="588730521">
-    <w:abstractNumId w:val="4"/>
-  </w:num>
   <w:num w:numId="3" w16cid:durableId="999307280">
-    <w:abstractNumId w:val="10"/>
+    <w:abstractNumId w:val="19"/>
   </w:num>
   <w:num w:numId="4" w16cid:durableId="800265396">
-    <w:abstractNumId w:val="9"/>
+    <w:abstractNumId w:val="17"/>
   </w:num>
   <w:num w:numId="5" w16cid:durableId="1084185644">
+    <w:abstractNumId w:val="21"/>
+  </w:num>
+  <w:num w:numId="6" w16cid:durableId="1783940">
+    <w:abstractNumId w:val="15"/>
+  </w:num>
+  <w:num w:numId="7" w16cid:durableId="1638098681">
+    <w:abstractNumId w:val="3"/>
+  </w:num>
+  <w:num w:numId="8" w16cid:durableId="816872067">
     <w:abstractNumId w:val="11"/>
   </w:num>
-  <w:num w:numId="6" w16cid:durableId="1783940">
-    <w:abstractNumId w:val="7"/>
-  </w:num>
-  <w:num w:numId="7" w16cid:durableId="1638098681">
-    <w:abstractNumId w:val="2"/>
-  </w:num>
-  <w:num w:numId="8" w16cid:durableId="816872067">
-    <w:abstractNumId w:val="6"/>
-  </w:num>
   <w:num w:numId="9" w16cid:durableId="1232498899">
-    <w:abstractNumId w:val="3"/>
+    <w:abstractNumId w:val="4"/>
   </w:num>
   <w:num w:numId="10" w16cid:durableId="549390636">
     <w:abstractNumId w:val="0"/>
   </w:num>
   <w:num w:numId="11" w16cid:durableId="566501339">
+    <w:abstractNumId w:val="2"/>
+  </w:num>
+  <w:num w:numId="12" w16cid:durableId="5062840">
+    <w:abstractNumId w:val="9"/>
+  </w:num>
+  <w:num w:numId="13" w16cid:durableId="1683438689">
+    <w:abstractNumId w:val="13"/>
+  </w:num>
+  <w:num w:numId="14" w16cid:durableId="1323585299">
+    <w:abstractNumId w:val="14"/>
+  </w:num>
+  <w:num w:numId="15" w16cid:durableId="428893864">
+    <w:abstractNumId w:val="10"/>
+  </w:num>
+  <w:num w:numId="16" w16cid:durableId="613754880">
     <w:abstractNumId w:val="1"/>
   </w:num>
-  <w:num w:numId="12" w16cid:durableId="5062840">
+  <w:num w:numId="17" w16cid:durableId="1067074220">
+    <w:abstractNumId w:val="6"/>
+  </w:num>
+  <w:num w:numId="18" w16cid:durableId="756748107">
+    <w:abstractNumId w:val="20"/>
+  </w:num>
+  <w:num w:numId="19" w16cid:durableId="775907820">
+    <w:abstractNumId w:val="7"/>
+  </w:num>
+  <w:num w:numId="20" w16cid:durableId="369191700">
+    <w:abstractNumId w:val="12"/>
+  </w:num>
+  <w:num w:numId="21" w16cid:durableId="64035964">
     <w:abstractNumId w:val="5"/>
+  </w:num>
+  <w:num w:numId="22" w16cid:durableId="1151017021">
+    <w:abstractNumId w:val="18"/>
   </w:num>
   <w:numIdMacAtCleanup w:val="2"/>
 </w:numbering>
@@ -11876,7 +15831,6 @@
     <w:next w:val="Normal"/>
     <w:link w:val="Heading4Char"/>
     <w:uiPriority w:val="9"/>
-    <w:semiHidden/>
     <w:unhideWhenUsed/>
     <w:qFormat/>
     <w:rsid w:val="006C5D7B"/>
@@ -12078,7 +16032,6 @@
     <w:basedOn w:val="DefaultParagraphFont"/>
     <w:link w:val="Heading4"/>
     <w:uiPriority w:val="9"/>
-    <w:semiHidden/>
     <w:rsid w:val="006C5D7B"/>
     <w:rPr>
       <w:rFonts w:ascii="Times New Roman" w:eastAsiaTheme="majorEastAsia" w:hAnsi="Times New Roman" w:cstheme="majorBidi"/>
@@ -12642,6 +16595,22 @@
       <w:spacing w:after="0"/>
     </w:pPr>
   </w:style>
+  <w:style w:type="paragraph" w:styleId="TOC4">
+    <w:name w:val="toc 4"/>
+    <w:basedOn w:val="Normal"/>
+    <w:next w:val="Normal"/>
+    <w:autoRedefine/>
+    <w:uiPriority w:val="39"/>
+    <w:unhideWhenUsed/>
+    <w:rsid w:val="00983FDA"/>
+    <w:pPr>
+      <w:tabs>
+        <w:tab w:val="right" w:leader="dot" w:pos="9061"/>
+      </w:tabs>
+      <w:spacing w:after="100"/>
+      <w:ind w:left="2127"/>
+    </w:pPr>
+  </w:style>
 </w:styles>
 </file>
 
